--- a/6-过程管理/流程制度规范类文件/060102-服务级别管理程序.docx
+++ b/6-过程管理/流程制度规范类文件/060102-服务级别管理程序.docx
@@ -1,46 +1,45 @@
 
 <file path=word/document.xml><?xml version="1.0" encoding="utf-8"?>
-<w:document xmlns:wpc="http://schemas.microsoft.com/office/word/2010/wordprocessingCanvas" xmlns:mc="http://schemas.openxmlformats.org/markup-compatibility/2006" xmlns:o="urn:schemas-microsoft-com:office:office" xmlns:r="http://schemas.openxmlformats.org/officeDocument/2006/relationships" xmlns:m="http://schemas.openxmlformats.org/officeDocument/2006/math" xmlns:v="urn:schemas-microsoft-com:vml" xmlns:wp14="http://schemas.microsoft.com/office/word/2010/wordprocessingDrawing" xmlns:wp="http://schemas.openxmlformats.org/drawingml/2006/wordprocessingDrawing" xmlns:w10="urn:schemas-microsoft-com:office:word" xmlns:w="http://schemas.openxmlformats.org/wordprocessingml/2006/main" xmlns:w14="http://schemas.microsoft.com/office/word/2010/wordml" xmlns:w15="http://schemas.microsoft.com/office/word/2012/wordml" xmlns:wne="http://schemas.microsoft.com/office/word/2006/wordml" xmlns:wpg="http://schemas.microsoft.com/office/word/2010/wordprocessingGroup" xmlns:wpi="http://schemas.microsoft.com/office/word/2010/wordprocessingInk" xmlns:wps="http://schemas.microsoft.com/office/word/2010/wordprocessingShape" mc:Ignorable="w14 w15 wp14">
-  <!-- Generated by Aspose.Words for .NET 13.3.0.1 -->
+<w:document xmlns:wpc="http://schemas.microsoft.com/office/word/2010/wordprocessingCanvas" xmlns:mc="http://schemas.openxmlformats.org/markup-compatibility/2006" xmlns:o="urn:schemas-microsoft-com:office:office" xmlns:r="http://schemas.openxmlformats.org/officeDocument/2006/relationships" xmlns:m="http://schemas.openxmlformats.org/officeDocument/2006/math" xmlns:v="urn:schemas-microsoft-com:vml" xmlns:wp14="http://schemas.microsoft.com/office/word/2010/wordprocessingDrawing" xmlns:wp="http://schemas.openxmlformats.org/drawingml/2006/wordprocessingDrawing" xmlns:w="http://schemas.openxmlformats.org/wordprocessingml/2006/main" xmlns:w14="http://schemas.microsoft.com/office/word/2010/wordml" xmlns:w10="urn:schemas-microsoft-com:office:word" xmlns:w15="http://schemas.microsoft.com/office/word/2012/wordml" xmlns:wpg="http://schemas.microsoft.com/office/word/2010/wordprocessingGroup" xmlns:wpi="http://schemas.microsoft.com/office/word/2010/wordprocessingInk" xmlns:wne="http://schemas.microsoft.com/office/word/2006/wordml" xmlns:wps="http://schemas.microsoft.com/office/word/2010/wordprocessingShape" xmlns:wpsCustomData="http://www.wps.cn/officeDocument/2013/wpsCustomData" mc:Ignorable="w14 w15 wp14">
   <w:body>
     <w:p>
       <w:pPr>
-        <w:pStyle w:val="a1"/>
-        <w:keepNext w:val="0"/>
-        <w:keepLines w:val="0"/>
-        <w:pageBreakBefore w:val="0"/>
-        <w:widowControl w:val="0"/>
-        <w:kinsoku w:val="0"/>
-        <w:wordWrap/>
-        <w:overflowPunct/>
-        <w:topLinePunct w:val="0"/>
-        <w:autoSpaceDE w:val="0"/>
-        <w:autoSpaceDN w:val="0"/>
-        <w:bidi w:val="0"/>
-        <w:adjustRightInd w:val="0"/>
-        <w:snapToGrid w:val="0"/>
-        <w:textAlignment w:val="baseline"/>
-      </w:pPr>
-      <w:bookmarkStart w:id="0" w:name="_Toc6763"/>
-    </w:p>
-    <w:p>
-      <w:pPr>
-        <w:pStyle w:val="a1"/>
-        <w:keepNext w:val="0"/>
-        <w:keepLines w:val="0"/>
-        <w:pageBreakBefore w:val="0"/>
-        <w:widowControl w:val="0"/>
-        <w:kinsoku w:val="0"/>
-        <w:wordWrap/>
-        <w:overflowPunct/>
-        <w:topLinePunct w:val="0"/>
-        <w:autoSpaceDE w:val="0"/>
-        <w:autoSpaceDN w:val="0"/>
-        <w:bidi w:val="0"/>
-        <w:adjustRightInd w:val="0"/>
-        <w:snapToGrid w:val="0"/>
-        <w:textAlignment w:val="baseline"/>
-      </w:pPr>
+        <w:pStyle w:val="31"/>
+        <w:keepNext w:val="0"/>
+        <w:keepLines w:val="0"/>
+        <w:pageBreakBefore w:val="0"/>
+        <w:widowControl w:val="0"/>
+        <w:kinsoku w:val="0"/>
+        <w:wordWrap/>
+        <w:overflowPunct/>
+        <w:topLinePunct w:val="0"/>
+        <w:autoSpaceDE w:val="0"/>
+        <w:autoSpaceDN w:val="0"/>
+        <w:bidi w:val="0"/>
+        <w:adjustRightInd w:val="0"/>
+        <w:snapToGrid w:val="0"/>
+        <w:textAlignment w:val="baseline"/>
+      </w:pPr>
+    </w:p>
+    <w:p>
+      <w:pPr>
+        <w:pStyle w:val="31"/>
+        <w:keepNext w:val="0"/>
+        <w:keepLines w:val="0"/>
+        <w:pageBreakBefore w:val="0"/>
+        <w:widowControl w:val="0"/>
+        <w:kinsoku w:val="0"/>
+        <w:wordWrap/>
+        <w:overflowPunct/>
+        <w:topLinePunct w:val="0"/>
+        <w:autoSpaceDE w:val="0"/>
+        <w:autoSpaceDN w:val="0"/>
+        <w:bidi w:val="0"/>
+        <w:adjustRightInd w:val="0"/>
+        <w:snapToGrid w:val="0"/>
+        <w:textAlignment w:val="baseline"/>
+      </w:pPr>
+      <w:bookmarkStart w:id="0" w:name="_Toc27950"/>
       <w:r>
         <w:t>服务级别管理程序</w:t>
       </w:r>
@@ -48,23 +47,23 @@
     </w:p>
     <w:p>
       <w:pPr>
-        <w:pStyle w:val="a2"/>
-        <w:keepNext w:val="0"/>
-        <w:keepLines w:val="0"/>
-        <w:pageBreakBefore w:val="0"/>
-        <w:widowControl w:val="0"/>
-        <w:kinsoku w:val="0"/>
-        <w:wordWrap/>
-        <w:overflowPunct/>
-        <w:topLinePunct w:val="0"/>
-        <w:autoSpaceDE w:val="0"/>
-        <w:autoSpaceDN w:val="0"/>
-        <w:bidi w:val="0"/>
-        <w:adjustRightInd w:val="0"/>
-        <w:snapToGrid w:val="0"/>
-        <w:textAlignment w:val="baseline"/>
-      </w:pPr>
-      <w:bookmarkStart w:id="1" w:name="_Toc22990"/>
+        <w:pStyle w:val="32"/>
+        <w:keepNext w:val="0"/>
+        <w:keepLines w:val="0"/>
+        <w:pageBreakBefore w:val="0"/>
+        <w:widowControl w:val="0"/>
+        <w:kinsoku w:val="0"/>
+        <w:wordWrap/>
+        <w:overflowPunct/>
+        <w:topLinePunct w:val="0"/>
+        <w:autoSpaceDE w:val="0"/>
+        <w:autoSpaceDN w:val="0"/>
+        <w:bidi w:val="0"/>
+        <w:adjustRightInd w:val="0"/>
+        <w:snapToGrid w:val="0"/>
+        <w:textAlignment w:val="baseline"/>
+      </w:pPr>
+      <w:bookmarkStart w:id="1" w:name="_Toc8577"/>
       <w:r>
         <w:t>江苏云储智能科技有限公司</w:t>
       </w:r>
@@ -89,14 +88,14 @@
         <w:ind w:left="3285"/>
         <w:textAlignment w:val="baseline"/>
         <w:rPr>
-          <w:rFonts w:ascii="宋体" w:eastAsia="宋体" w:hAnsi="宋体" w:cs="宋体"/>
+          <w:rFonts w:ascii="宋体" w:hAnsi="宋体" w:eastAsia="宋体" w:cs="宋体"/>
           <w:sz w:val="36"/>
           <w:szCs w:val="36"/>
         </w:rPr>
       </w:pPr>
       <w:r>
         <w:rPr>
-          <w:rFonts w:ascii="宋体" w:eastAsia="宋体" w:hAnsi="宋体" w:cs="宋体"/>
+          <w:rFonts w:ascii="宋体" w:hAnsi="宋体" w:eastAsia="宋体" w:cs="宋体"/>
           <w:spacing w:val="-2"/>
           <w:sz w:val="36"/>
           <w:szCs w:val="36"/>
@@ -121,20 +120,20 @@
         <w:snapToGrid w:val="0"/>
         <w:textAlignment w:val="baseline"/>
         <w:rPr>
-          <w:rFonts w:ascii="宋体" w:eastAsia="宋体" w:hAnsi="宋体" w:cs="宋体"/>
+          <w:rFonts w:ascii="宋体" w:hAnsi="宋体" w:eastAsia="宋体" w:cs="宋体"/>
           <w:sz w:val="36"/>
           <w:szCs w:val="36"/>
         </w:rPr>
         <w:sectPr>
           <w:pgSz w:w="11906" w:h="16839"/>
           <w:pgMar w:top="1431" w:right="1785" w:bottom="0" w:left="1785" w:header="0" w:footer="0" w:gutter="0"/>
-          <w:cols w:num="1" w:space="720"/>
+          <w:cols w:space="720" w:num="1"/>
         </w:sectPr>
       </w:pPr>
     </w:p>
     <w:p>
       <w:pPr>
-        <w:pStyle w:val="BodyText"/>
+        <w:pStyle w:val="12"/>
         <w:keepNext w:val="0"/>
         <w:keepLines w:val="0"/>
         <w:pageBreakBefore w:val="0"/>
@@ -172,15 +171,15 @@
         <w:textAlignment w:val="baseline"/>
         <w:outlineLvl w:val="0"/>
         <w:rPr>
-          <w:rFonts w:ascii="宋体" w:eastAsia="宋体" w:hAnsi="宋体" w:cs="宋体"/>
+          <w:rFonts w:ascii="宋体" w:hAnsi="宋体" w:eastAsia="宋体" w:cs="宋体"/>
           <w:sz w:val="21"/>
           <w:szCs w:val="21"/>
         </w:rPr>
       </w:pPr>
-      <w:bookmarkStart w:id="2" w:name="_Toc9955"/>
+      <w:bookmarkStart w:id="2" w:name="_Toc2002"/>
       <w:r>
         <w:rPr>
-          <w:rFonts w:ascii="宋体" w:eastAsia="宋体" w:hAnsi="宋体" w:cs="宋体"/>
+          <w:rFonts w:ascii="宋体" w:hAnsi="宋体" w:eastAsia="宋体" w:cs="宋体"/>
           <w:spacing w:val="-2"/>
           <w:sz w:val="21"/>
           <w:szCs w:val="21"/>
@@ -210,16 +209,16 @@
     </w:p>
     <w:tbl>
       <w:tblPr>
-        <w:tblStyle w:val="TableNormal0"/>
+        <w:tblStyle w:val="24"/>
         <w:tblW w:w="9071" w:type="dxa"/>
         <w:tblInd w:w="5" w:type="dxa"/>
         <w:tblBorders>
-          <w:top w:val="single" w:sz="4" w:space="0" w:color="000000"/>
-          <w:left w:val="single" w:sz="4" w:space="0" w:color="000000"/>
-          <w:bottom w:val="single" w:sz="4" w:space="0" w:color="000000"/>
-          <w:right w:val="single" w:sz="4" w:space="0" w:color="000000"/>
-          <w:insideH w:val="single" w:sz="4" w:space="0" w:color="000000"/>
-          <w:insideV w:val="single" w:sz="4" w:space="0" w:color="000000"/>
+          <w:top w:val="single" w:color="000000" w:sz="4" w:space="0"/>
+          <w:left w:val="single" w:color="000000" w:sz="4" w:space="0"/>
+          <w:bottom w:val="single" w:color="000000" w:sz="4" w:space="0"/>
+          <w:right w:val="single" w:color="000000" w:sz="4" w:space="0"/>
+          <w:insideH w:val="single" w:color="000000" w:sz="4" w:space="0"/>
+          <w:insideV w:val="single" w:color="000000" w:sz="4" w:space="0"/>
         </w:tblBorders>
         <w:tblLayout w:type="fixed"/>
         <w:tblCellMar>
@@ -238,17 +237,108 @@
       </w:tblGrid>
       <w:tr>
         <w:tblPrEx>
-          <w:tblW w:w="9071" w:type="dxa"/>
-          <w:tblInd w:w="5" w:type="dxa"/>
           <w:tblBorders>
-            <w:top w:val="single" w:sz="4" w:space="0" w:color="000000"/>
-            <w:left w:val="single" w:sz="4" w:space="0" w:color="000000"/>
-            <w:bottom w:val="single" w:sz="4" w:space="0" w:color="000000"/>
-            <w:right w:val="single" w:sz="4" w:space="0" w:color="000000"/>
-            <w:insideH w:val="single" w:sz="4" w:space="0" w:color="000000"/>
-            <w:insideV w:val="single" w:sz="4" w:space="0" w:color="000000"/>
+            <w:top w:val="single" w:color="000000" w:sz="4" w:space="0"/>
+            <w:left w:val="single" w:color="000000" w:sz="4" w:space="0"/>
+            <w:bottom w:val="single" w:color="000000" w:sz="4" w:space="0"/>
+            <w:right w:val="single" w:color="000000" w:sz="4" w:space="0"/>
+            <w:insideH w:val="single" w:color="000000" w:sz="4" w:space="0"/>
+            <w:insideV w:val="single" w:color="000000" w:sz="4" w:space="0"/>
           </w:tblBorders>
-          <w:tblLayout w:type="fixed"/>
+        </w:tblPrEx>
+        <w:trPr>
+          <w:trHeight w:val="611" w:hRule="atLeast"/>
+        </w:trPr>
+        <w:tc>
+          <w:tcPr>
+            <w:tcW w:w="1704" w:type="dxa"/>
+          </w:tcPr>
+          <w:p>
+            <w:pPr>
+              <w:keepNext w:val="0"/>
+              <w:keepLines w:val="0"/>
+              <w:pageBreakBefore w:val="0"/>
+              <w:widowControl w:val="0"/>
+              <w:kinsoku w:val="0"/>
+              <w:wordWrap/>
+              <w:overflowPunct/>
+              <w:topLinePunct w:val="0"/>
+              <w:autoSpaceDE w:val="0"/>
+              <w:autoSpaceDN w:val="0"/>
+              <w:bidi w:val="0"/>
+              <w:adjustRightInd w:val="0"/>
+              <w:snapToGrid w:val="0"/>
+              <w:spacing w:before="199" w:line="220" w:lineRule="auto"/>
+              <w:ind w:left="225"/>
+              <w:textAlignment w:val="baseline"/>
+              <w:rPr>
+                <w:rFonts w:ascii="宋体" w:hAnsi="宋体" w:eastAsia="宋体" w:cs="宋体"/>
+                <w:sz w:val="21"/>
+                <w:szCs w:val="21"/>
+              </w:rPr>
+            </w:pPr>
+            <w:r>
+              <w:rPr>
+                <w:rFonts w:ascii="宋体" w:hAnsi="宋体" w:eastAsia="宋体" w:cs="宋体"/>
+                <w:spacing w:val="-2"/>
+                <w:sz w:val="21"/>
+                <w:szCs w:val="21"/>
+              </w:rPr>
+              <w:t>文档名称编号</w:t>
+            </w:r>
+          </w:p>
+        </w:tc>
+        <w:tc>
+          <w:tcPr>
+            <w:tcW w:w="7367" w:type="dxa"/>
+            <w:gridSpan w:val="4"/>
+          </w:tcPr>
+          <w:p>
+            <w:pPr>
+              <w:keepNext w:val="0"/>
+              <w:keepLines w:val="0"/>
+              <w:pageBreakBefore w:val="0"/>
+              <w:widowControl w:val="0"/>
+              <w:kinsoku w:val="0"/>
+              <w:wordWrap/>
+              <w:overflowPunct/>
+              <w:topLinePunct w:val="0"/>
+              <w:autoSpaceDE w:val="0"/>
+              <w:autoSpaceDN w:val="0"/>
+              <w:bidi w:val="0"/>
+              <w:adjustRightInd w:val="0"/>
+              <w:snapToGrid w:val="0"/>
+              <w:spacing w:before="200" w:line="218" w:lineRule="auto"/>
+              <w:ind w:left="108"/>
+              <w:textAlignment w:val="baseline"/>
+              <w:rPr>
+                <w:rFonts w:ascii="宋体" w:hAnsi="宋体" w:eastAsia="宋体" w:cs="宋体"/>
+                <w:sz w:val="21"/>
+                <w:szCs w:val="21"/>
+              </w:rPr>
+            </w:pPr>
+            <w:r>
+              <w:rPr>
+                <w:rFonts w:ascii="宋体" w:hAnsi="宋体" w:eastAsia="宋体" w:cs="宋体"/>
+                <w:spacing w:val="-1"/>
+                <w:sz w:val="21"/>
+                <w:szCs w:val="21"/>
+              </w:rPr>
+              <w:t>服务级别管理程序（JSYC-ITSS-FWJBGL）</w:t>
+            </w:r>
+          </w:p>
+        </w:tc>
+      </w:tr>
+      <w:tr>
+        <w:tblPrEx>
+          <w:tblBorders>
+            <w:top w:val="single" w:color="000000" w:sz="4" w:space="0"/>
+            <w:left w:val="single" w:color="000000" w:sz="4" w:space="0"/>
+            <w:bottom w:val="single" w:color="000000" w:sz="4" w:space="0"/>
+            <w:right w:val="single" w:color="000000" w:sz="4" w:space="0"/>
+            <w:insideH w:val="single" w:color="000000" w:sz="4" w:space="0"/>
+            <w:insideV w:val="single" w:color="000000" w:sz="4" w:space="0"/>
+          </w:tblBorders>
           <w:tblCellMar>
             <w:top w:w="0" w:type="dxa"/>
             <w:left w:w="0" w:type="dxa"/>
@@ -257,7 +347,7 @@
           </w:tblCellMar>
         </w:tblPrEx>
         <w:trPr>
-          <w:trHeight w:val="611"/>
+          <w:trHeight w:val="606" w:hRule="atLeast"/>
         </w:trPr>
         <w:tc>
           <w:tcPr>
@@ -278,23 +368,23 @@
               <w:bidi w:val="0"/>
               <w:adjustRightInd w:val="0"/>
               <w:snapToGrid w:val="0"/>
-              <w:spacing w:before="199" w:line="220" w:lineRule="auto"/>
-              <w:ind w:left="225"/>
-              <w:textAlignment w:val="baseline"/>
-              <w:rPr>
-                <w:rFonts w:ascii="宋体" w:eastAsia="宋体" w:hAnsi="宋体" w:cs="宋体"/>
+              <w:spacing w:before="196" w:line="220" w:lineRule="auto"/>
+              <w:ind w:left="435"/>
+              <w:textAlignment w:val="baseline"/>
+              <w:rPr>
+                <w:rFonts w:ascii="宋体" w:hAnsi="宋体" w:eastAsia="宋体" w:cs="宋体"/>
                 <w:sz w:val="21"/>
                 <w:szCs w:val="21"/>
               </w:rPr>
             </w:pPr>
             <w:r>
               <w:rPr>
-                <w:rFonts w:ascii="宋体" w:eastAsia="宋体" w:hAnsi="宋体" w:cs="宋体"/>
+                <w:rFonts w:ascii="宋体" w:hAnsi="宋体" w:eastAsia="宋体" w:cs="宋体"/>
                 <w:spacing w:val="-2"/>
                 <w:sz w:val="21"/>
                 <w:szCs w:val="21"/>
               </w:rPr>
-              <w:t>文档名称编号</w:t>
+              <w:t>编制单位</w:t>
             </w:r>
           </w:p>
         </w:tc>
@@ -318,32 +408,37 @@
               <w:bidi w:val="0"/>
               <w:adjustRightInd w:val="0"/>
               <w:snapToGrid w:val="0"/>
-              <w:spacing w:before="200" w:line="218" w:lineRule="auto"/>
+              <w:spacing w:before="197" w:line="219" w:lineRule="auto"/>
               <w:ind w:left="108"/>
               <w:textAlignment w:val="baseline"/>
               <w:rPr>
-                <w:rFonts w:ascii="宋体" w:eastAsia="宋体" w:hAnsi="宋体" w:cs="宋体"/>
+                <w:rFonts w:ascii="宋体" w:hAnsi="宋体" w:eastAsia="宋体" w:cs="宋体"/>
                 <w:sz w:val="21"/>
                 <w:szCs w:val="21"/>
               </w:rPr>
             </w:pPr>
             <w:r>
               <w:rPr>
-                <w:rFonts w:ascii="宋体" w:eastAsia="宋体" w:hAnsi="宋体" w:cs="宋体"/>
+                <w:rFonts w:ascii="宋体" w:hAnsi="宋体" w:eastAsia="宋体" w:cs="宋体"/>
                 <w:spacing w:val="-1"/>
                 <w:sz w:val="21"/>
                 <w:szCs w:val="21"/>
               </w:rPr>
-              <w:t>服务级别管理程序（JSYC-ITSS-FWJBGL）</w:t>
+              <w:t>江苏云储智能科技有限公司</w:t>
             </w:r>
           </w:p>
         </w:tc>
       </w:tr>
       <w:tr>
         <w:tblPrEx>
-          <w:tblW w:w="9071" w:type="dxa"/>
-          <w:tblInd w:w="5" w:type="dxa"/>
-          <w:tblLayout w:type="fixed"/>
+          <w:tblBorders>
+            <w:top w:val="single" w:color="000000" w:sz="4" w:space="0"/>
+            <w:left w:val="single" w:color="000000" w:sz="4" w:space="0"/>
+            <w:bottom w:val="single" w:color="000000" w:sz="4" w:space="0"/>
+            <w:right w:val="single" w:color="000000" w:sz="4" w:space="0"/>
+            <w:insideH w:val="single" w:color="000000" w:sz="4" w:space="0"/>
+            <w:insideV w:val="single" w:color="000000" w:sz="4" w:space="0"/>
+          </w:tblBorders>
           <w:tblCellMar>
             <w:top w:w="0" w:type="dxa"/>
             <w:left w:w="0" w:type="dxa"/>
@@ -352,7 +447,7 @@
           </w:tblCellMar>
         </w:tblPrEx>
         <w:trPr>
-          <w:trHeight w:val="606"/>
+          <w:trHeight w:val="607" w:hRule="atLeast"/>
         </w:trPr>
         <w:tc>
           <w:tcPr>
@@ -373,30 +468,29 @@
               <w:bidi w:val="0"/>
               <w:adjustRightInd w:val="0"/>
               <w:snapToGrid w:val="0"/>
-              <w:spacing w:before="196" w:line="220" w:lineRule="auto"/>
+              <w:spacing w:before="199" w:line="219" w:lineRule="auto"/>
               <w:ind w:left="435"/>
               <w:textAlignment w:val="baseline"/>
               <w:rPr>
-                <w:rFonts w:ascii="宋体" w:eastAsia="宋体" w:hAnsi="宋体" w:cs="宋体"/>
+                <w:rFonts w:ascii="宋体" w:hAnsi="宋体" w:eastAsia="宋体" w:cs="宋体"/>
                 <w:sz w:val="21"/>
                 <w:szCs w:val="21"/>
               </w:rPr>
             </w:pPr>
             <w:r>
               <w:rPr>
-                <w:rFonts w:ascii="宋体" w:eastAsia="宋体" w:hAnsi="宋体" w:cs="宋体"/>
+                <w:rFonts w:ascii="宋体" w:hAnsi="宋体" w:eastAsia="宋体" w:cs="宋体"/>
                 <w:spacing w:val="-2"/>
                 <w:sz w:val="21"/>
                 <w:szCs w:val="21"/>
               </w:rPr>
-              <w:t>编制单位</w:t>
+              <w:t>文档版本</w:t>
             </w:r>
           </w:p>
         </w:tc>
         <w:tc>
           <w:tcPr>
-            <w:tcW w:w="7367" w:type="dxa"/>
-            <w:gridSpan w:val="4"/>
+            <w:tcW w:w="1555" w:type="dxa"/>
           </w:tcPr>
           <w:p>
             <w:pPr>
@@ -413,32 +507,154 @@
               <w:bidi w:val="0"/>
               <w:adjustRightInd w:val="0"/>
               <w:snapToGrid w:val="0"/>
-              <w:spacing w:before="197" w:line="219" w:lineRule="auto"/>
-              <w:ind w:left="108"/>
-              <w:textAlignment w:val="baseline"/>
-              <w:rPr>
-                <w:rFonts w:ascii="宋体" w:eastAsia="宋体" w:hAnsi="宋体" w:cs="宋体"/>
+              <w:spacing w:before="199" w:line="219" w:lineRule="auto"/>
+              <w:ind w:left="359"/>
+              <w:textAlignment w:val="baseline"/>
+              <w:rPr>
+                <w:rFonts w:ascii="宋体" w:hAnsi="宋体" w:eastAsia="宋体" w:cs="宋体"/>
                 <w:sz w:val="21"/>
                 <w:szCs w:val="21"/>
               </w:rPr>
             </w:pPr>
             <w:r>
               <w:rPr>
-                <w:rFonts w:ascii="宋体" w:eastAsia="宋体" w:hAnsi="宋体" w:cs="宋体"/>
-                <w:spacing w:val="-1"/>
+                <w:rFonts w:ascii="宋体" w:hAnsi="宋体" w:eastAsia="宋体" w:cs="宋体"/>
+                <w:spacing w:val="-2"/>
                 <w:sz w:val="21"/>
                 <w:szCs w:val="21"/>
               </w:rPr>
-              <w:t>江苏云储智能科技有限公司</w:t>
+              <w:t>版本日期</w:t>
+            </w:r>
+          </w:p>
+        </w:tc>
+        <w:tc>
+          <w:tcPr>
+            <w:tcW w:w="2302" w:type="dxa"/>
+          </w:tcPr>
+          <w:p>
+            <w:pPr>
+              <w:keepNext w:val="0"/>
+              <w:keepLines w:val="0"/>
+              <w:pageBreakBefore w:val="0"/>
+              <w:widowControl w:val="0"/>
+              <w:kinsoku w:val="0"/>
+              <w:wordWrap/>
+              <w:overflowPunct/>
+              <w:topLinePunct w:val="0"/>
+              <w:autoSpaceDE w:val="0"/>
+              <w:autoSpaceDN w:val="0"/>
+              <w:bidi w:val="0"/>
+              <w:adjustRightInd w:val="0"/>
+              <w:snapToGrid w:val="0"/>
+              <w:spacing w:before="199" w:line="219" w:lineRule="auto"/>
+              <w:ind w:left="735"/>
+              <w:textAlignment w:val="baseline"/>
+              <w:rPr>
+                <w:rFonts w:ascii="宋体" w:hAnsi="宋体" w:eastAsia="宋体" w:cs="宋体"/>
+                <w:sz w:val="21"/>
+                <w:szCs w:val="21"/>
+              </w:rPr>
+            </w:pPr>
+            <w:r>
+              <w:rPr>
+                <w:rFonts w:ascii="宋体" w:hAnsi="宋体" w:eastAsia="宋体" w:cs="宋体"/>
+                <w:spacing w:val="-2"/>
+                <w:sz w:val="21"/>
+                <w:szCs w:val="21"/>
+              </w:rPr>
+              <w:t>版本说明</w:t>
+            </w:r>
+          </w:p>
+        </w:tc>
+        <w:tc>
+          <w:tcPr>
+            <w:tcW w:w="1557" w:type="dxa"/>
+          </w:tcPr>
+          <w:p>
+            <w:pPr>
+              <w:keepNext w:val="0"/>
+              <w:keepLines w:val="0"/>
+              <w:pageBreakBefore w:val="0"/>
+              <w:widowControl w:val="0"/>
+              <w:kinsoku w:val="0"/>
+              <w:wordWrap/>
+              <w:overflowPunct/>
+              <w:topLinePunct w:val="0"/>
+              <w:autoSpaceDE w:val="0"/>
+              <w:autoSpaceDN w:val="0"/>
+              <w:bidi w:val="0"/>
+              <w:adjustRightInd w:val="0"/>
+              <w:snapToGrid w:val="0"/>
+              <w:spacing w:before="199" w:line="220" w:lineRule="auto"/>
+              <w:ind w:left="575"/>
+              <w:textAlignment w:val="baseline"/>
+              <w:rPr>
+                <w:rFonts w:ascii="宋体" w:hAnsi="宋体" w:eastAsia="宋体" w:cs="宋体"/>
+                <w:sz w:val="21"/>
+                <w:szCs w:val="21"/>
+              </w:rPr>
+            </w:pPr>
+            <w:r>
+              <w:rPr>
+                <w:rFonts w:ascii="宋体" w:hAnsi="宋体" w:eastAsia="宋体" w:cs="宋体"/>
+                <w:spacing w:val="-3"/>
+                <w:sz w:val="21"/>
+                <w:szCs w:val="21"/>
+              </w:rPr>
+              <w:t>作者</w:t>
+            </w:r>
+          </w:p>
+        </w:tc>
+        <w:tc>
+          <w:tcPr>
+            <w:tcW w:w="1953" w:type="dxa"/>
+          </w:tcPr>
+          <w:p>
+            <w:pPr>
+              <w:keepNext w:val="0"/>
+              <w:keepLines w:val="0"/>
+              <w:pageBreakBefore w:val="0"/>
+              <w:widowControl w:val="0"/>
+              <w:kinsoku w:val="0"/>
+              <w:wordWrap/>
+              <w:overflowPunct/>
+              <w:topLinePunct w:val="0"/>
+              <w:autoSpaceDE w:val="0"/>
+              <w:autoSpaceDN w:val="0"/>
+              <w:bidi w:val="0"/>
+              <w:adjustRightInd w:val="0"/>
+              <w:snapToGrid w:val="0"/>
+              <w:spacing w:before="199" w:line="220" w:lineRule="auto"/>
+              <w:ind w:left="782"/>
+              <w:textAlignment w:val="baseline"/>
+              <w:rPr>
+                <w:rFonts w:ascii="宋体" w:hAnsi="宋体" w:eastAsia="宋体" w:cs="宋体"/>
+                <w:sz w:val="21"/>
+                <w:szCs w:val="21"/>
+              </w:rPr>
+            </w:pPr>
+            <w:r>
+              <w:rPr>
+                <w:rFonts w:ascii="宋体" w:hAnsi="宋体" w:eastAsia="宋体" w:cs="宋体"/>
+                <w:spacing w:val="-5"/>
+                <w:sz w:val="21"/>
+                <w:szCs w:val="21"/>
+              </w:rPr>
+              <w:t>审核</w:t>
             </w:r>
           </w:p>
         </w:tc>
       </w:tr>
       <w:tr>
         <w:tblPrEx>
-          <w:tblW w:w="9071" w:type="dxa"/>
-          <w:tblInd w:w="5" w:type="dxa"/>
-          <w:tblLayout w:type="fixed"/>
+          <w:tblBorders>
+            <w:top w:val="single" w:color="000000" w:sz="4" w:space="0"/>
+            <w:left w:val="single" w:color="000000" w:sz="4" w:space="0"/>
+            <w:bottom w:val="single" w:color="000000" w:sz="4" w:space="0"/>
+            <w:right w:val="single" w:color="000000" w:sz="4" w:space="0"/>
+            <w:insideH w:val="single" w:color="000000" w:sz="4" w:space="0"/>
+            <w:insideV w:val="single" w:color="000000" w:sz="4" w:space="0"/>
+          </w:tblBorders>
           <w:tblCellMar>
             <w:top w:w="0" w:type="dxa"/>
             <w:left w:w="0" w:type="dxa"/>
@@ -447,7 +663,7 @@
           </w:tblCellMar>
         </w:tblPrEx>
         <w:trPr>
-          <w:trHeight w:val="607"/>
+          <w:trHeight w:val="474" w:hRule="atLeast"/>
         </w:trPr>
         <w:tc>
           <w:tcPr>
@@ -468,23 +684,23 @@
               <w:bidi w:val="0"/>
               <w:adjustRightInd w:val="0"/>
               <w:snapToGrid w:val="0"/>
-              <w:spacing w:before="199" w:line="219" w:lineRule="auto"/>
-              <w:ind w:left="435"/>
-              <w:textAlignment w:val="baseline"/>
-              <w:rPr>
-                <w:rFonts w:ascii="宋体" w:eastAsia="宋体" w:hAnsi="宋体" w:cs="宋体"/>
+              <w:spacing w:before="163" w:line="239" w:lineRule="auto"/>
+              <w:ind w:left="638"/>
+              <w:textAlignment w:val="baseline"/>
+              <w:rPr>
+                <w:rFonts w:ascii="宋体" w:hAnsi="宋体" w:eastAsia="宋体" w:cs="宋体"/>
                 <w:sz w:val="21"/>
                 <w:szCs w:val="21"/>
               </w:rPr>
             </w:pPr>
             <w:r>
               <w:rPr>
-                <w:rFonts w:ascii="宋体" w:eastAsia="宋体" w:hAnsi="宋体" w:cs="宋体"/>
-                <w:spacing w:val="-2"/>
+                <w:rFonts w:ascii="宋体" w:hAnsi="宋体" w:eastAsia="宋体" w:cs="宋体"/>
+                <w:spacing w:val="-1"/>
                 <w:sz w:val="21"/>
                 <w:szCs w:val="21"/>
               </w:rPr>
-              <w:t>文档版本</w:t>
+              <w:t>V1.0</w:t>
             </w:r>
           </w:p>
         </w:tc>
@@ -507,23 +723,23 @@
               <w:bidi w:val="0"/>
               <w:adjustRightInd w:val="0"/>
               <w:snapToGrid w:val="0"/>
-              <w:spacing w:before="199" w:line="219" w:lineRule="auto"/>
-              <w:ind w:left="359"/>
-              <w:textAlignment w:val="baseline"/>
-              <w:rPr>
-                <w:rFonts w:ascii="宋体" w:eastAsia="宋体" w:hAnsi="宋体" w:cs="宋体"/>
+              <w:spacing w:before="163"/>
+              <w:ind w:left="361"/>
+              <w:textAlignment w:val="baseline"/>
+              <w:rPr>
+                <w:rFonts w:ascii="宋体" w:hAnsi="宋体" w:eastAsia="宋体" w:cs="宋体"/>
                 <w:sz w:val="21"/>
                 <w:szCs w:val="21"/>
               </w:rPr>
             </w:pPr>
             <w:r>
               <w:rPr>
-                <w:rFonts w:ascii="宋体" w:eastAsia="宋体" w:hAnsi="宋体" w:cs="宋体"/>
+                <w:rFonts w:ascii="宋体" w:hAnsi="宋体" w:eastAsia="宋体" w:cs="宋体"/>
                 <w:spacing w:val="-2"/>
                 <w:sz w:val="21"/>
                 <w:szCs w:val="21"/>
               </w:rPr>
-              <w:t>版本日期</w:t>
+              <w:t>2025-1-4</w:t>
             </w:r>
           </w:p>
         </w:tc>
@@ -546,23 +762,23 @@
               <w:bidi w:val="0"/>
               <w:adjustRightInd w:val="0"/>
               <w:snapToGrid w:val="0"/>
-              <w:spacing w:before="199" w:line="219" w:lineRule="auto"/>
-              <w:ind w:left="735"/>
-              <w:textAlignment w:val="baseline"/>
-              <w:rPr>
-                <w:rFonts w:ascii="宋体" w:eastAsia="宋体" w:hAnsi="宋体" w:cs="宋体"/>
+              <w:spacing w:before="133" w:line="219" w:lineRule="auto"/>
+              <w:ind w:left="738"/>
+              <w:textAlignment w:val="baseline"/>
+              <w:rPr>
+                <w:rFonts w:ascii="宋体" w:hAnsi="宋体" w:eastAsia="宋体" w:cs="宋体"/>
                 <w:sz w:val="21"/>
                 <w:szCs w:val="21"/>
               </w:rPr>
             </w:pPr>
             <w:r>
               <w:rPr>
-                <w:rFonts w:ascii="宋体" w:eastAsia="宋体" w:hAnsi="宋体" w:cs="宋体"/>
-                <w:spacing w:val="-2"/>
+                <w:rFonts w:ascii="宋体" w:hAnsi="宋体" w:eastAsia="宋体" w:cs="宋体"/>
+                <w:spacing w:val="-3"/>
                 <w:sz w:val="21"/>
                 <w:szCs w:val="21"/>
               </w:rPr>
-              <w:t>版本说明</w:t>
+              <w:t>发布版本</w:t>
             </w:r>
           </w:p>
         </w:tc>
@@ -585,23 +801,24 @@
               <w:bidi w:val="0"/>
               <w:adjustRightInd w:val="0"/>
               <w:snapToGrid w:val="0"/>
-              <w:spacing w:before="199" w:line="220" w:lineRule="auto"/>
-              <w:ind w:left="575"/>
-              <w:textAlignment w:val="baseline"/>
-              <w:rPr>
-                <w:rFonts w:ascii="宋体" w:eastAsia="宋体" w:hAnsi="宋体" w:cs="宋体"/>
+              <w:spacing w:before="134" w:line="220" w:lineRule="auto"/>
+              <w:ind w:left="480"/>
+              <w:textAlignment w:val="baseline"/>
+              <w:rPr>
+                <w:rFonts w:hint="eastAsia" w:ascii="宋体" w:hAnsi="宋体" w:eastAsia="宋体" w:cs="宋体"/>
                 <w:sz w:val="21"/>
                 <w:szCs w:val="21"/>
+                <w:lang w:val="en-US" w:eastAsia="zh-CN"/>
               </w:rPr>
             </w:pPr>
             <w:r>
               <w:rPr>
-                <w:rFonts w:ascii="宋体" w:eastAsia="宋体" w:hAnsi="宋体" w:cs="宋体"/>
-                <w:spacing w:val="-3"/>
+                <w:rFonts w:hint="eastAsia" w:ascii="宋体" w:hAnsi="宋体" w:eastAsia="宋体" w:cs="宋体"/>
                 <w:sz w:val="21"/>
                 <w:szCs w:val="21"/>
-              </w:rPr>
-              <w:t>作者</w:t>
+                <w:lang w:val="en-US" w:eastAsia="zh-CN"/>
+              </w:rPr>
+              <w:t>王朋</w:t>
             </w:r>
           </w:p>
         </w:tc>
@@ -624,32 +841,37 @@
               <w:bidi w:val="0"/>
               <w:adjustRightInd w:val="0"/>
               <w:snapToGrid w:val="0"/>
-              <w:spacing w:before="199" w:line="220" w:lineRule="auto"/>
-              <w:ind w:left="782"/>
-              <w:textAlignment w:val="baseline"/>
-              <w:rPr>
-                <w:rFonts w:ascii="宋体" w:eastAsia="宋体" w:hAnsi="宋体" w:cs="宋体"/>
+              <w:spacing w:before="133" w:line="220" w:lineRule="auto"/>
+              <w:ind w:left="672"/>
+              <w:textAlignment w:val="baseline"/>
+              <w:rPr>
+                <w:rFonts w:ascii="宋体" w:hAnsi="宋体" w:eastAsia="宋体" w:cs="宋体"/>
                 <w:sz w:val="21"/>
                 <w:szCs w:val="21"/>
               </w:rPr>
             </w:pPr>
             <w:r>
               <w:rPr>
-                <w:rFonts w:ascii="宋体" w:eastAsia="宋体" w:hAnsi="宋体" w:cs="宋体"/>
-                <w:spacing w:val="-5"/>
+                <w:rFonts w:ascii="宋体" w:hAnsi="宋体" w:eastAsia="宋体" w:cs="宋体"/>
+                <w:spacing w:val="-3"/>
                 <w:sz w:val="21"/>
                 <w:szCs w:val="21"/>
               </w:rPr>
-              <w:t>审核</w:t>
+              <w:t>史晓玲</w:t>
             </w:r>
           </w:p>
         </w:tc>
       </w:tr>
       <w:tr>
         <w:tblPrEx>
-          <w:tblW w:w="9071" w:type="dxa"/>
-          <w:tblInd w:w="5" w:type="dxa"/>
-          <w:tblLayout w:type="fixed"/>
+          <w:tblBorders>
+            <w:top w:val="single" w:color="000000" w:sz="4" w:space="0"/>
+            <w:left w:val="single" w:color="000000" w:sz="4" w:space="0"/>
+            <w:bottom w:val="single" w:color="000000" w:sz="4" w:space="0"/>
+            <w:right w:val="single" w:color="000000" w:sz="4" w:space="0"/>
+            <w:insideH w:val="single" w:color="000000" w:sz="4" w:space="0"/>
+            <w:insideV w:val="single" w:color="000000" w:sz="4" w:space="0"/>
+          </w:tblBorders>
           <w:tblCellMar>
             <w:top w:w="0" w:type="dxa"/>
             <w:left w:w="0" w:type="dxa"/>
@@ -658,7 +880,7 @@
           </w:tblCellMar>
         </w:tblPrEx>
         <w:trPr>
-          <w:trHeight w:val="474"/>
+          <w:trHeight w:val="474" w:hRule="atLeast"/>
         </w:trPr>
         <w:tc>
           <w:tcPr>
@@ -666,37 +888,22 @@
           </w:tcPr>
           <w:p>
             <w:pPr>
-              <w:keepNext w:val="0"/>
-              <w:keepLines w:val="0"/>
-              <w:pageBreakBefore w:val="0"/>
-              <w:widowControl w:val="0"/>
-              <w:kinsoku w:val="0"/>
-              <w:wordWrap/>
-              <w:overflowPunct/>
-              <w:topLinePunct w:val="0"/>
-              <w:autoSpaceDE w:val="0"/>
-              <w:autoSpaceDN w:val="0"/>
-              <w:bidi w:val="0"/>
-              <w:adjustRightInd w:val="0"/>
-              <w:snapToGrid w:val="0"/>
-              <w:spacing w:before="163" w:line="239" w:lineRule="auto"/>
-              <w:ind w:left="638"/>
-              <w:textAlignment w:val="baseline"/>
-              <w:rPr>
-                <w:rFonts w:ascii="宋体" w:eastAsia="宋体" w:hAnsi="宋体" w:cs="宋体"/>
-                <w:sz w:val="21"/>
-                <w:szCs w:val="21"/>
-              </w:rPr>
-            </w:pPr>
-            <w:r>
-              <w:rPr>
-                <w:rFonts w:ascii="宋体" w:eastAsia="宋体" w:hAnsi="宋体" w:cs="宋体"/>
-                <w:spacing w:val="-1"/>
-                <w:sz w:val="21"/>
-                <w:szCs w:val="21"/>
-              </w:rPr>
-              <w:t>V1.0</w:t>
-            </w:r>
+              <w:pStyle w:val="25"/>
+              <w:keepNext w:val="0"/>
+              <w:keepLines w:val="0"/>
+              <w:pageBreakBefore w:val="0"/>
+              <w:widowControl w:val="0"/>
+              <w:kinsoku w:val="0"/>
+              <w:wordWrap/>
+              <w:overflowPunct/>
+              <w:topLinePunct w:val="0"/>
+              <w:autoSpaceDE w:val="0"/>
+              <w:autoSpaceDN w:val="0"/>
+              <w:bidi w:val="0"/>
+              <w:adjustRightInd w:val="0"/>
+              <w:snapToGrid w:val="0"/>
+              <w:textAlignment w:val="baseline"/>
+            </w:pPr>
           </w:p>
         </w:tc>
         <w:tc>
@@ -705,37 +912,22 @@
           </w:tcPr>
           <w:p>
             <w:pPr>
-              <w:keepNext w:val="0"/>
-              <w:keepLines w:val="0"/>
-              <w:pageBreakBefore w:val="0"/>
-              <w:widowControl w:val="0"/>
-              <w:kinsoku w:val="0"/>
-              <w:wordWrap/>
-              <w:overflowPunct/>
-              <w:topLinePunct w:val="0"/>
-              <w:autoSpaceDE w:val="0"/>
-              <w:autoSpaceDN w:val="0"/>
-              <w:bidi w:val="0"/>
-              <w:adjustRightInd w:val="0"/>
-              <w:snapToGrid w:val="0"/>
-              <w:spacing w:before="163"/>
-              <w:ind w:left="361"/>
-              <w:textAlignment w:val="baseline"/>
-              <w:rPr>
-                <w:rFonts w:ascii="宋体" w:eastAsia="宋体" w:hAnsi="宋体" w:cs="宋体"/>
-                <w:sz w:val="21"/>
-                <w:szCs w:val="21"/>
-              </w:rPr>
-            </w:pPr>
-            <w:r>
-              <w:rPr>
-                <w:rFonts w:ascii="宋体" w:eastAsia="宋体" w:hAnsi="宋体" w:cs="宋体"/>
-                <w:spacing w:val="-2"/>
-                <w:sz w:val="21"/>
-                <w:szCs w:val="21"/>
-              </w:rPr>
-              <w:t>2025-1-4</w:t>
-            </w:r>
+              <w:pStyle w:val="25"/>
+              <w:keepNext w:val="0"/>
+              <w:keepLines w:val="0"/>
+              <w:pageBreakBefore w:val="0"/>
+              <w:widowControl w:val="0"/>
+              <w:kinsoku w:val="0"/>
+              <w:wordWrap/>
+              <w:overflowPunct/>
+              <w:topLinePunct w:val="0"/>
+              <w:autoSpaceDE w:val="0"/>
+              <w:autoSpaceDN w:val="0"/>
+              <w:bidi w:val="0"/>
+              <w:adjustRightInd w:val="0"/>
+              <w:snapToGrid w:val="0"/>
+              <w:textAlignment w:val="baseline"/>
+            </w:pPr>
           </w:p>
         </w:tc>
         <w:tc>
@@ -744,37 +936,22 @@
           </w:tcPr>
           <w:p>
             <w:pPr>
-              <w:keepNext w:val="0"/>
-              <w:keepLines w:val="0"/>
-              <w:pageBreakBefore w:val="0"/>
-              <w:widowControl w:val="0"/>
-              <w:kinsoku w:val="0"/>
-              <w:wordWrap/>
-              <w:overflowPunct/>
-              <w:topLinePunct w:val="0"/>
-              <w:autoSpaceDE w:val="0"/>
-              <w:autoSpaceDN w:val="0"/>
-              <w:bidi w:val="0"/>
-              <w:adjustRightInd w:val="0"/>
-              <w:snapToGrid w:val="0"/>
-              <w:spacing w:before="133" w:line="219" w:lineRule="auto"/>
-              <w:ind w:left="738"/>
-              <w:textAlignment w:val="baseline"/>
-              <w:rPr>
-                <w:rFonts w:ascii="宋体" w:eastAsia="宋体" w:hAnsi="宋体" w:cs="宋体"/>
-                <w:sz w:val="21"/>
-                <w:szCs w:val="21"/>
-              </w:rPr>
-            </w:pPr>
-            <w:r>
-              <w:rPr>
-                <w:rFonts w:ascii="宋体" w:eastAsia="宋体" w:hAnsi="宋体" w:cs="宋体"/>
-                <w:spacing w:val="-3"/>
-                <w:sz w:val="21"/>
-                <w:szCs w:val="21"/>
-              </w:rPr>
-              <w:t>发布版本</w:t>
-            </w:r>
+              <w:pStyle w:val="25"/>
+              <w:keepNext w:val="0"/>
+              <w:keepLines w:val="0"/>
+              <w:pageBreakBefore w:val="0"/>
+              <w:widowControl w:val="0"/>
+              <w:kinsoku w:val="0"/>
+              <w:wordWrap/>
+              <w:overflowPunct/>
+              <w:topLinePunct w:val="0"/>
+              <w:autoSpaceDE w:val="0"/>
+              <w:autoSpaceDN w:val="0"/>
+              <w:bidi w:val="0"/>
+              <w:adjustRightInd w:val="0"/>
+              <w:snapToGrid w:val="0"/>
+              <w:textAlignment w:val="baseline"/>
+            </w:pPr>
           </w:p>
         </w:tc>
         <w:tc>
@@ -783,38 +960,22 @@
           </w:tcPr>
           <w:p>
             <w:pPr>
-              <w:keepNext w:val="0"/>
-              <w:keepLines w:val="0"/>
-              <w:pageBreakBefore w:val="0"/>
-              <w:widowControl w:val="0"/>
-              <w:kinsoku w:val="0"/>
-              <w:wordWrap/>
-              <w:overflowPunct/>
-              <w:topLinePunct w:val="0"/>
-              <w:autoSpaceDE w:val="0"/>
-              <w:autoSpaceDN w:val="0"/>
-              <w:bidi w:val="0"/>
-              <w:adjustRightInd w:val="0"/>
-              <w:snapToGrid w:val="0"/>
-              <w:spacing w:before="134" w:line="220" w:lineRule="auto"/>
-              <w:ind w:left="480"/>
-              <w:textAlignment w:val="baseline"/>
-              <w:rPr>
-                <w:rFonts w:ascii="宋体" w:eastAsia="宋体" w:hAnsi="宋体" w:cs="宋体" w:hint="eastAsia"/>
-                <w:sz w:val="21"/>
-                <w:szCs w:val="21"/>
-                <w:lang w:val="en-US" w:eastAsia="zh-CN"/>
-              </w:rPr>
-            </w:pPr>
-            <w:r>
-              <w:rPr>
-                <w:rFonts w:ascii="宋体" w:eastAsia="宋体" w:hAnsi="宋体" w:cs="宋体" w:hint="eastAsia"/>
-                <w:sz w:val="21"/>
-                <w:szCs w:val="21"/>
-                <w:lang w:val="en-US" w:eastAsia="zh-CN"/>
-              </w:rPr>
-              <w:t>王朋</w:t>
-            </w:r>
+              <w:pStyle w:val="25"/>
+              <w:keepNext w:val="0"/>
+              <w:keepLines w:val="0"/>
+              <w:pageBreakBefore w:val="0"/>
+              <w:widowControl w:val="0"/>
+              <w:kinsoku w:val="0"/>
+              <w:wordWrap/>
+              <w:overflowPunct/>
+              <w:topLinePunct w:val="0"/>
+              <w:autoSpaceDE w:val="0"/>
+              <w:autoSpaceDN w:val="0"/>
+              <w:bidi w:val="0"/>
+              <w:adjustRightInd w:val="0"/>
+              <w:snapToGrid w:val="0"/>
+              <w:textAlignment w:val="baseline"/>
+            </w:pPr>
           </w:p>
         </w:tc>
         <w:tc>
@@ -823,45 +984,35 @@
           </w:tcPr>
           <w:p>
             <w:pPr>
-              <w:keepNext w:val="0"/>
-              <w:keepLines w:val="0"/>
-              <w:pageBreakBefore w:val="0"/>
-              <w:widowControl w:val="0"/>
-              <w:kinsoku w:val="0"/>
-              <w:wordWrap/>
-              <w:overflowPunct/>
-              <w:topLinePunct w:val="0"/>
-              <w:autoSpaceDE w:val="0"/>
-              <w:autoSpaceDN w:val="0"/>
-              <w:bidi w:val="0"/>
-              <w:adjustRightInd w:val="0"/>
-              <w:snapToGrid w:val="0"/>
-              <w:spacing w:before="133" w:line="220" w:lineRule="auto"/>
-              <w:ind w:left="672"/>
-              <w:textAlignment w:val="baseline"/>
-              <w:rPr>
-                <w:rFonts w:ascii="宋体" w:eastAsia="宋体" w:hAnsi="宋体" w:cs="宋体"/>
-                <w:sz w:val="21"/>
-                <w:szCs w:val="21"/>
-              </w:rPr>
-            </w:pPr>
-            <w:r>
-              <w:rPr>
-                <w:rFonts w:ascii="宋体" w:eastAsia="宋体" w:hAnsi="宋体" w:cs="宋体"/>
-                <w:spacing w:val="-3"/>
-                <w:sz w:val="21"/>
-                <w:szCs w:val="21"/>
-              </w:rPr>
-              <w:t>史晓玲</w:t>
-            </w:r>
+              <w:pStyle w:val="25"/>
+              <w:keepNext w:val="0"/>
+              <w:keepLines w:val="0"/>
+              <w:pageBreakBefore w:val="0"/>
+              <w:widowControl w:val="0"/>
+              <w:kinsoku w:val="0"/>
+              <w:wordWrap/>
+              <w:overflowPunct/>
+              <w:topLinePunct w:val="0"/>
+              <w:autoSpaceDE w:val="0"/>
+              <w:autoSpaceDN w:val="0"/>
+              <w:bidi w:val="0"/>
+              <w:adjustRightInd w:val="0"/>
+              <w:snapToGrid w:val="0"/>
+              <w:textAlignment w:val="baseline"/>
+            </w:pPr>
           </w:p>
         </w:tc>
       </w:tr>
       <w:tr>
         <w:tblPrEx>
-          <w:tblW w:w="9071" w:type="dxa"/>
-          <w:tblInd w:w="5" w:type="dxa"/>
-          <w:tblLayout w:type="fixed"/>
+          <w:tblBorders>
+            <w:top w:val="single" w:color="000000" w:sz="4" w:space="0"/>
+            <w:left w:val="single" w:color="000000" w:sz="4" w:space="0"/>
+            <w:bottom w:val="single" w:color="000000" w:sz="4" w:space="0"/>
+            <w:right w:val="single" w:color="000000" w:sz="4" w:space="0"/>
+            <w:insideH w:val="single" w:color="000000" w:sz="4" w:space="0"/>
+            <w:insideV w:val="single" w:color="000000" w:sz="4" w:space="0"/>
+          </w:tblBorders>
           <w:tblCellMar>
             <w:top w:w="0" w:type="dxa"/>
             <w:left w:w="0" w:type="dxa"/>
@@ -870,7 +1021,7 @@
           </w:tblCellMar>
         </w:tblPrEx>
         <w:trPr>
-          <w:trHeight w:val="474"/>
+          <w:trHeight w:val="474" w:hRule="atLeast"/>
         </w:trPr>
         <w:tc>
           <w:tcPr>
@@ -878,7 +1029,7 @@
           </w:tcPr>
           <w:p>
             <w:pPr>
-              <w:pStyle w:val="TableText"/>
+              <w:pStyle w:val="25"/>
               <w:keepNext w:val="0"/>
               <w:keepLines w:val="0"/>
               <w:pageBreakBefore w:val="0"/>
@@ -902,7 +1053,7 @@
           </w:tcPr>
           <w:p>
             <w:pPr>
-              <w:pStyle w:val="TableText"/>
+              <w:pStyle w:val="25"/>
               <w:keepNext w:val="0"/>
               <w:keepLines w:val="0"/>
               <w:pageBreakBefore w:val="0"/>
@@ -926,7 +1077,7 @@
           </w:tcPr>
           <w:p>
             <w:pPr>
-              <w:pStyle w:val="TableText"/>
+              <w:pStyle w:val="25"/>
               <w:keepNext w:val="0"/>
               <w:keepLines w:val="0"/>
               <w:pageBreakBefore w:val="0"/>
@@ -950,7 +1101,7 @@
           </w:tcPr>
           <w:p>
             <w:pPr>
-              <w:pStyle w:val="TableText"/>
+              <w:pStyle w:val="25"/>
               <w:keepNext w:val="0"/>
               <w:keepLines w:val="0"/>
               <w:pageBreakBefore w:val="0"/>
@@ -974,7 +1125,7 @@
           </w:tcPr>
           <w:p>
             <w:pPr>
-              <w:pStyle w:val="TableText"/>
+              <w:pStyle w:val="25"/>
               <w:keepNext w:val="0"/>
               <w:keepLines w:val="0"/>
               <w:pageBreakBefore w:val="0"/>
@@ -995,9 +1146,14 @@
       </w:tr>
       <w:tr>
         <w:tblPrEx>
-          <w:tblW w:w="9071" w:type="dxa"/>
-          <w:tblInd w:w="5" w:type="dxa"/>
-          <w:tblLayout w:type="fixed"/>
+          <w:tblBorders>
+            <w:top w:val="single" w:color="000000" w:sz="4" w:space="0"/>
+            <w:left w:val="single" w:color="000000" w:sz="4" w:space="0"/>
+            <w:bottom w:val="single" w:color="000000" w:sz="4" w:space="0"/>
+            <w:right w:val="single" w:color="000000" w:sz="4" w:space="0"/>
+            <w:insideH w:val="single" w:color="000000" w:sz="4" w:space="0"/>
+            <w:insideV w:val="single" w:color="000000" w:sz="4" w:space="0"/>
+          </w:tblBorders>
           <w:tblCellMar>
             <w:top w:w="0" w:type="dxa"/>
             <w:left w:w="0" w:type="dxa"/>
@@ -1006,7 +1162,7 @@
           </w:tblCellMar>
         </w:tblPrEx>
         <w:trPr>
-          <w:trHeight w:val="474"/>
+          <w:trHeight w:val="474" w:hRule="atLeast"/>
         </w:trPr>
         <w:tc>
           <w:tcPr>
@@ -1014,7 +1170,7 @@
           </w:tcPr>
           <w:p>
             <w:pPr>
-              <w:pStyle w:val="TableText"/>
+              <w:pStyle w:val="25"/>
               <w:keepNext w:val="0"/>
               <w:keepLines w:val="0"/>
               <w:pageBreakBefore w:val="0"/>
@@ -1038,7 +1194,7 @@
           </w:tcPr>
           <w:p>
             <w:pPr>
-              <w:pStyle w:val="TableText"/>
+              <w:pStyle w:val="25"/>
               <w:keepNext w:val="0"/>
               <w:keepLines w:val="0"/>
               <w:pageBreakBefore w:val="0"/>
@@ -1062,7 +1218,7 @@
           </w:tcPr>
           <w:p>
             <w:pPr>
-              <w:pStyle w:val="TableText"/>
+              <w:pStyle w:val="25"/>
               <w:keepNext w:val="0"/>
               <w:keepLines w:val="0"/>
               <w:pageBreakBefore w:val="0"/>
@@ -1086,7 +1242,7 @@
           </w:tcPr>
           <w:p>
             <w:pPr>
-              <w:pStyle w:val="TableText"/>
+              <w:pStyle w:val="25"/>
               <w:keepNext w:val="0"/>
               <w:keepLines w:val="0"/>
               <w:pageBreakBefore w:val="0"/>
@@ -1110,7 +1266,7 @@
           </w:tcPr>
           <w:p>
             <w:pPr>
-              <w:pStyle w:val="TableText"/>
+              <w:pStyle w:val="25"/>
               <w:keepNext w:val="0"/>
               <w:keepLines w:val="0"/>
               <w:pageBreakBefore w:val="0"/>
@@ -1131,9 +1287,14 @@
       </w:tr>
       <w:tr>
         <w:tblPrEx>
-          <w:tblW w:w="9071" w:type="dxa"/>
-          <w:tblInd w:w="5" w:type="dxa"/>
-          <w:tblLayout w:type="fixed"/>
+          <w:tblBorders>
+            <w:top w:val="single" w:color="000000" w:sz="4" w:space="0"/>
+            <w:left w:val="single" w:color="000000" w:sz="4" w:space="0"/>
+            <w:bottom w:val="single" w:color="000000" w:sz="4" w:space="0"/>
+            <w:right w:val="single" w:color="000000" w:sz="4" w:space="0"/>
+            <w:insideH w:val="single" w:color="000000" w:sz="4" w:space="0"/>
+            <w:insideV w:val="single" w:color="000000" w:sz="4" w:space="0"/>
+          </w:tblBorders>
           <w:tblCellMar>
             <w:top w:w="0" w:type="dxa"/>
             <w:left w:w="0" w:type="dxa"/>
@@ -1142,7 +1303,7 @@
           </w:tblCellMar>
         </w:tblPrEx>
         <w:trPr>
-          <w:trHeight w:val="474"/>
+          <w:trHeight w:val="589" w:hRule="atLeast"/>
         </w:trPr>
         <w:tc>
           <w:tcPr>
@@ -1150,7 +1311,7 @@
           </w:tcPr>
           <w:p>
             <w:pPr>
-              <w:pStyle w:val="TableText"/>
+              <w:pStyle w:val="25"/>
               <w:keepNext w:val="0"/>
               <w:keepLines w:val="0"/>
               <w:pageBreakBefore w:val="0"/>
@@ -1174,7 +1335,7 @@
           </w:tcPr>
           <w:p>
             <w:pPr>
-              <w:pStyle w:val="TableText"/>
+              <w:pStyle w:val="25"/>
               <w:keepNext w:val="0"/>
               <w:keepLines w:val="0"/>
               <w:pageBreakBefore w:val="0"/>
@@ -1198,7 +1359,7 @@
           </w:tcPr>
           <w:p>
             <w:pPr>
-              <w:pStyle w:val="TableText"/>
+              <w:pStyle w:val="25"/>
               <w:keepNext w:val="0"/>
               <w:keepLines w:val="0"/>
               <w:pageBreakBefore w:val="0"/>
@@ -1222,7 +1383,7 @@
           </w:tcPr>
           <w:p>
             <w:pPr>
-              <w:pStyle w:val="TableText"/>
+              <w:pStyle w:val="25"/>
               <w:keepNext w:val="0"/>
               <w:keepLines w:val="0"/>
               <w:pageBreakBefore w:val="0"/>
@@ -1246,143 +1407,7 @@
           </w:tcPr>
           <w:p>
             <w:pPr>
-              <w:pStyle w:val="TableText"/>
-              <w:keepNext w:val="0"/>
-              <w:keepLines w:val="0"/>
-              <w:pageBreakBefore w:val="0"/>
-              <w:widowControl w:val="0"/>
-              <w:kinsoku w:val="0"/>
-              <w:wordWrap/>
-              <w:overflowPunct/>
-              <w:topLinePunct w:val="0"/>
-              <w:autoSpaceDE w:val="0"/>
-              <w:autoSpaceDN w:val="0"/>
-              <w:bidi w:val="0"/>
-              <w:adjustRightInd w:val="0"/>
-              <w:snapToGrid w:val="0"/>
-              <w:textAlignment w:val="baseline"/>
-            </w:pPr>
-          </w:p>
-        </w:tc>
-      </w:tr>
-      <w:tr>
-        <w:tblPrEx>
-          <w:tblW w:w="9071" w:type="dxa"/>
-          <w:tblInd w:w="5" w:type="dxa"/>
-          <w:tblLayout w:type="fixed"/>
-          <w:tblCellMar>
-            <w:top w:w="0" w:type="dxa"/>
-            <w:left w:w="0" w:type="dxa"/>
-            <w:bottom w:w="0" w:type="dxa"/>
-            <w:right w:w="0" w:type="dxa"/>
-          </w:tblCellMar>
-        </w:tblPrEx>
-        <w:trPr>
-          <w:trHeight w:val="589"/>
-        </w:trPr>
-        <w:tc>
-          <w:tcPr>
-            <w:tcW w:w="1704" w:type="dxa"/>
-          </w:tcPr>
-          <w:p>
-            <w:pPr>
-              <w:pStyle w:val="TableText"/>
-              <w:keepNext w:val="0"/>
-              <w:keepLines w:val="0"/>
-              <w:pageBreakBefore w:val="0"/>
-              <w:widowControl w:val="0"/>
-              <w:kinsoku w:val="0"/>
-              <w:wordWrap/>
-              <w:overflowPunct/>
-              <w:topLinePunct w:val="0"/>
-              <w:autoSpaceDE w:val="0"/>
-              <w:autoSpaceDN w:val="0"/>
-              <w:bidi w:val="0"/>
-              <w:adjustRightInd w:val="0"/>
-              <w:snapToGrid w:val="0"/>
-              <w:textAlignment w:val="baseline"/>
-            </w:pPr>
-          </w:p>
-        </w:tc>
-        <w:tc>
-          <w:tcPr>
-            <w:tcW w:w="1555" w:type="dxa"/>
-          </w:tcPr>
-          <w:p>
-            <w:pPr>
-              <w:pStyle w:val="TableText"/>
-              <w:keepNext w:val="0"/>
-              <w:keepLines w:val="0"/>
-              <w:pageBreakBefore w:val="0"/>
-              <w:widowControl w:val="0"/>
-              <w:kinsoku w:val="0"/>
-              <w:wordWrap/>
-              <w:overflowPunct/>
-              <w:topLinePunct w:val="0"/>
-              <w:autoSpaceDE w:val="0"/>
-              <w:autoSpaceDN w:val="0"/>
-              <w:bidi w:val="0"/>
-              <w:adjustRightInd w:val="0"/>
-              <w:snapToGrid w:val="0"/>
-              <w:textAlignment w:val="baseline"/>
-            </w:pPr>
-          </w:p>
-        </w:tc>
-        <w:tc>
-          <w:tcPr>
-            <w:tcW w:w="2302" w:type="dxa"/>
-          </w:tcPr>
-          <w:p>
-            <w:pPr>
-              <w:pStyle w:val="TableText"/>
-              <w:keepNext w:val="0"/>
-              <w:keepLines w:val="0"/>
-              <w:pageBreakBefore w:val="0"/>
-              <w:widowControl w:val="0"/>
-              <w:kinsoku w:val="0"/>
-              <w:wordWrap/>
-              <w:overflowPunct/>
-              <w:topLinePunct w:val="0"/>
-              <w:autoSpaceDE w:val="0"/>
-              <w:autoSpaceDN w:val="0"/>
-              <w:bidi w:val="0"/>
-              <w:adjustRightInd w:val="0"/>
-              <w:snapToGrid w:val="0"/>
-              <w:textAlignment w:val="baseline"/>
-            </w:pPr>
-          </w:p>
-        </w:tc>
-        <w:tc>
-          <w:tcPr>
-            <w:tcW w:w="1557" w:type="dxa"/>
-          </w:tcPr>
-          <w:p>
-            <w:pPr>
-              <w:pStyle w:val="TableText"/>
-              <w:keepNext w:val="0"/>
-              <w:keepLines w:val="0"/>
-              <w:pageBreakBefore w:val="0"/>
-              <w:widowControl w:val="0"/>
-              <w:kinsoku w:val="0"/>
-              <w:wordWrap/>
-              <w:overflowPunct/>
-              <w:topLinePunct w:val="0"/>
-              <w:autoSpaceDE w:val="0"/>
-              <w:autoSpaceDN w:val="0"/>
-              <w:bidi w:val="0"/>
-              <w:adjustRightInd w:val="0"/>
-              <w:snapToGrid w:val="0"/>
-              <w:textAlignment w:val="baseline"/>
-            </w:pPr>
-          </w:p>
-        </w:tc>
-        <w:tc>
-          <w:tcPr>
-            <w:tcW w:w="1953" w:type="dxa"/>
-          </w:tcPr>
-          <w:p>
-            <w:pPr>
-              <w:pStyle w:val="TableText"/>
+              <w:pStyle w:val="25"/>
               <w:keepNext w:val="0"/>
               <w:keepLines w:val="0"/>
               <w:pageBreakBefore w:val="0"/>
@@ -1404,7 +1429,7 @@
     </w:tbl>
     <w:p>
       <w:pPr>
-        <w:pStyle w:val="BodyText"/>
+        <w:pStyle w:val="12"/>
         <w:keepNext w:val="0"/>
         <w:keepLines w:val="0"/>
         <w:pageBreakBefore w:val="0"/>
@@ -1440,13 +1465,13 @@
         <w:sectPr>
           <w:pgSz w:w="11906" w:h="16839"/>
           <w:pgMar w:top="1431" w:right="1236" w:bottom="0" w:left="1588" w:header="0" w:footer="0" w:gutter="0"/>
-          <w:cols w:num="1" w:space="720"/>
+          <w:cols w:space="720" w:num="1"/>
         </w:sectPr>
       </w:pPr>
     </w:p>
     <w:p>
       <w:pPr>
-        <w:pStyle w:val="BodyText"/>
+        <w:pStyle w:val="12"/>
         <w:keepNext w:val="0"/>
         <w:keepLines w:val="0"/>
         <w:pageBreakBefore w:val="0"/>
@@ -1467,7 +1492,7 @@
     <w:sdt>
       <w:sdtPr>
         <w:rPr>
-          <w:rFonts w:ascii="宋体" w:eastAsia="宋体" w:hAnsi="宋体" w:cs="Arial"/>
+          <w:rFonts w:ascii="宋体" w:hAnsi="宋体" w:eastAsia="宋体" w:cs="Arial"/>
           <w:snapToGrid w:val="0"/>
           <w:color w:val="000000"/>
           <w:kern w:val="0"/>
@@ -1483,7 +1508,7 @@
       </w:sdtPr>
       <w:sdtEndPr>
         <w:rPr>
-          <w:rFonts w:ascii="Microsoft JhengHei" w:eastAsia="Microsoft JhengHei" w:hAnsi="Microsoft JhengHei" w:cs="Microsoft JhengHei" w:hint="eastAsia"/>
+          <w:rFonts w:hint="eastAsia" w:ascii="Microsoft JhengHei" w:hAnsi="Microsoft JhengHei" w:eastAsia="Microsoft JhengHei" w:cs="Microsoft JhengHei"/>
           <w:snapToGrid w:val="0"/>
           <w:color w:val="000000"/>
           <w:kern w:val="0"/>
@@ -1509,13 +1534,13 @@
             <w:adjustRightInd w:val="0"/>
             <w:snapToGrid w:val="0"/>
             <w:spacing w:before="0" w:beforeLines="0" w:after="0" w:afterLines="0" w:line="240" w:lineRule="auto"/>
-            <w:ind w:left="0" w:right="0" w:firstLine="0" w:leftChars="0" w:rightChars="0" w:firstLineChars="0"/>
+            <w:ind w:left="0" w:leftChars="0" w:right="0" w:rightChars="0" w:firstLine="0" w:firstLineChars="0"/>
             <w:jc w:val="center"/>
             <w:textAlignment w:val="baseline"/>
           </w:pPr>
           <w:r>
             <w:rPr>
-              <w:rFonts w:ascii="宋体" w:eastAsia="宋体" w:hAnsi="宋体"/>
+              <w:rFonts w:ascii="宋体" w:hAnsi="宋体" w:eastAsia="宋体"/>
               <w:sz w:val="21"/>
             </w:rPr>
             <w:t>目录</w:t>
@@ -1523,14 +1548,14 @@
         </w:p>
         <w:p>
           <w:pPr>
-            <w:pStyle w:val="TOC1"/>
+            <w:pStyle w:val="16"/>
             <w:tabs>
               <w:tab w:val="right" w:leader="dot" w:pos="8468"/>
             </w:tabs>
           </w:pPr>
           <w:r>
             <w:rPr>
-              <w:rFonts w:ascii="Microsoft JhengHei" w:eastAsia="Microsoft JhengHei" w:hAnsi="Microsoft JhengHei" w:cs="Microsoft JhengHei" w:hint="eastAsia"/>
+              <w:rFonts w:hint="eastAsia" w:ascii="Microsoft JhengHei" w:hAnsi="Microsoft JhengHei" w:eastAsia="Microsoft JhengHei" w:cs="Microsoft JhengHei"/>
               <w:sz w:val="24"/>
               <w:szCs w:val="24"/>
             </w:rPr>
@@ -1538,7 +1563,7 @@
           </w:r>
           <w:r>
             <w:rPr>
-              <w:rFonts w:ascii="Microsoft JhengHei" w:eastAsia="Microsoft JhengHei" w:hAnsi="Microsoft JhengHei" w:cs="Microsoft JhengHei" w:hint="eastAsia"/>
+              <w:rFonts w:hint="eastAsia" w:ascii="Microsoft JhengHei" w:hAnsi="Microsoft JhengHei" w:eastAsia="Microsoft JhengHei" w:cs="Microsoft JhengHei"/>
               <w:sz w:val="24"/>
               <w:szCs w:val="24"/>
             </w:rPr>
@@ -1546,7 +1571,7 @@
           </w:r>
           <w:r>
             <w:rPr>
-              <w:rFonts w:ascii="Microsoft JhengHei" w:eastAsia="Microsoft JhengHei" w:hAnsi="Microsoft JhengHei" w:cs="Microsoft JhengHei" w:hint="eastAsia"/>
+              <w:rFonts w:hint="eastAsia" w:ascii="Microsoft JhengHei" w:hAnsi="Microsoft JhengHei" w:eastAsia="Microsoft JhengHei" w:cs="Microsoft JhengHei"/>
               <w:sz w:val="24"/>
               <w:szCs w:val="24"/>
             </w:rPr>
@@ -1554,21 +1579,21 @@
           </w:r>
           <w:r>
             <w:rPr>
-              <w:rFonts w:ascii="Microsoft JhengHei" w:eastAsia="Microsoft JhengHei" w:hAnsi="Microsoft JhengHei" w:cs="Microsoft JhengHei" w:hint="eastAsia"/>
+              <w:rFonts w:hint="eastAsia" w:ascii="Microsoft JhengHei" w:hAnsi="Microsoft JhengHei" w:eastAsia="Microsoft JhengHei" w:cs="Microsoft JhengHei"/>
               <w:szCs w:val="24"/>
             </w:rPr>
             <w:fldChar w:fldCharType="begin"/>
           </w:r>
           <w:r>
             <w:rPr>
-              <w:rFonts w:ascii="Microsoft JhengHei" w:eastAsia="Microsoft JhengHei" w:hAnsi="Microsoft JhengHei" w:cs="Microsoft JhengHei" w:hint="eastAsia"/>
-              <w:szCs w:val="24"/>
-            </w:rPr>
-            <w:instrText xml:space="preserve"> HYPERLINK \l _Toc6763 </w:instrText>
-          </w:r>
-          <w:r>
-            <w:rPr>
-              <w:rFonts w:ascii="Microsoft JhengHei" w:eastAsia="Microsoft JhengHei" w:hAnsi="Microsoft JhengHei" w:cs="Microsoft JhengHei" w:hint="eastAsia"/>
+              <w:rFonts w:hint="eastAsia" w:ascii="Microsoft JhengHei" w:hAnsi="Microsoft JhengHei" w:eastAsia="Microsoft JhengHei" w:cs="Microsoft JhengHei"/>
+              <w:szCs w:val="24"/>
+            </w:rPr>
+            <w:instrText xml:space="preserve"> HYPERLINK \l _Toc27950 </w:instrText>
+          </w:r>
+          <w:r>
+            <w:rPr>
+              <w:rFonts w:hint="eastAsia" w:ascii="Microsoft JhengHei" w:hAnsi="Microsoft JhengHei" w:eastAsia="Microsoft JhengHei" w:cs="Microsoft JhengHei"/>
               <w:szCs w:val="24"/>
             </w:rPr>
             <w:fldChar w:fldCharType="separate"/>
@@ -1583,7 +1608,7 @@
             <w:fldChar w:fldCharType="begin"/>
           </w:r>
           <w:r>
-            <w:instrText xml:space="preserve"> PAGEREF _Toc6763 \h </w:instrText>
+            <w:instrText xml:space="preserve"> PAGEREF _Toc27950 \h </w:instrText>
           </w:r>
           <w:r>
             <w:fldChar w:fldCharType="separate"/>
@@ -1596,7 +1621,7 @@
           </w:r>
           <w:r>
             <w:rPr>
-              <w:rFonts w:ascii="Microsoft JhengHei" w:eastAsia="Microsoft JhengHei" w:hAnsi="Microsoft JhengHei" w:cs="Microsoft JhengHei" w:hint="eastAsia"/>
+              <w:rFonts w:hint="eastAsia" w:ascii="Microsoft JhengHei" w:hAnsi="Microsoft JhengHei" w:eastAsia="Microsoft JhengHei" w:cs="Microsoft JhengHei"/>
               <w:szCs w:val="24"/>
             </w:rPr>
             <w:fldChar w:fldCharType="end"/>
@@ -1604,28 +1629,28 @@
         </w:p>
         <w:p>
           <w:pPr>
-            <w:pStyle w:val="TOC1"/>
+            <w:pStyle w:val="16"/>
             <w:tabs>
               <w:tab w:val="right" w:leader="dot" w:pos="8468"/>
             </w:tabs>
           </w:pPr>
           <w:r>
             <w:rPr>
-              <w:rFonts w:ascii="Microsoft JhengHei" w:eastAsia="Microsoft JhengHei" w:hAnsi="Microsoft JhengHei" w:cs="Microsoft JhengHei" w:hint="eastAsia"/>
+              <w:rFonts w:hint="eastAsia" w:ascii="Microsoft JhengHei" w:hAnsi="Microsoft JhengHei" w:eastAsia="Microsoft JhengHei" w:cs="Microsoft JhengHei"/>
               <w:szCs w:val="24"/>
             </w:rPr>
             <w:fldChar w:fldCharType="begin"/>
           </w:r>
           <w:r>
             <w:rPr>
-              <w:rFonts w:ascii="Microsoft JhengHei" w:eastAsia="Microsoft JhengHei" w:hAnsi="Microsoft JhengHei" w:cs="Microsoft JhengHei" w:hint="eastAsia"/>
-              <w:szCs w:val="24"/>
-            </w:rPr>
-            <w:instrText xml:space="preserve"> HYPERLINK \l _Toc22990 </w:instrText>
-          </w:r>
-          <w:r>
-            <w:rPr>
-              <w:rFonts w:ascii="Microsoft JhengHei" w:eastAsia="Microsoft JhengHei" w:hAnsi="Microsoft JhengHei" w:cs="Microsoft JhengHei" w:hint="eastAsia"/>
+              <w:rFonts w:hint="eastAsia" w:ascii="Microsoft JhengHei" w:hAnsi="Microsoft JhengHei" w:eastAsia="Microsoft JhengHei" w:cs="Microsoft JhengHei"/>
+              <w:szCs w:val="24"/>
+            </w:rPr>
+            <w:instrText xml:space="preserve"> HYPERLINK \l _Toc8577 </w:instrText>
+          </w:r>
+          <w:r>
+            <w:rPr>
+              <w:rFonts w:hint="eastAsia" w:ascii="Microsoft JhengHei" w:hAnsi="Microsoft JhengHei" w:eastAsia="Microsoft JhengHei" w:cs="Microsoft JhengHei"/>
               <w:szCs w:val="24"/>
             </w:rPr>
             <w:fldChar w:fldCharType="separate"/>
@@ -1640,7 +1665,7 @@
             <w:fldChar w:fldCharType="begin"/>
           </w:r>
           <w:r>
-            <w:instrText xml:space="preserve"> PAGEREF _Toc22990 \h </w:instrText>
+            <w:instrText xml:space="preserve"> PAGEREF _Toc8577 \h </w:instrText>
           </w:r>
           <w:r>
             <w:fldChar w:fldCharType="separate"/>
@@ -1653,7 +1678,7 @@
           </w:r>
           <w:r>
             <w:rPr>
-              <w:rFonts w:ascii="Microsoft JhengHei" w:eastAsia="Microsoft JhengHei" w:hAnsi="Microsoft JhengHei" w:cs="Microsoft JhengHei" w:hint="eastAsia"/>
+              <w:rFonts w:hint="eastAsia" w:ascii="Microsoft JhengHei" w:hAnsi="Microsoft JhengHei" w:eastAsia="Microsoft JhengHei" w:cs="Microsoft JhengHei"/>
               <w:szCs w:val="24"/>
             </w:rPr>
             <w:fldChar w:fldCharType="end"/>
@@ -1661,35 +1686,35 @@
         </w:p>
         <w:p>
           <w:pPr>
-            <w:pStyle w:val="TOC1"/>
+            <w:pStyle w:val="16"/>
             <w:tabs>
               <w:tab w:val="right" w:leader="dot" w:pos="8468"/>
             </w:tabs>
           </w:pPr>
           <w:r>
             <w:rPr>
-              <w:rFonts w:ascii="Microsoft JhengHei" w:eastAsia="Microsoft JhengHei" w:hAnsi="Microsoft JhengHei" w:cs="Microsoft JhengHei" w:hint="eastAsia"/>
+              <w:rFonts w:hint="eastAsia" w:ascii="Microsoft JhengHei" w:hAnsi="Microsoft JhengHei" w:eastAsia="Microsoft JhengHei" w:cs="Microsoft JhengHei"/>
               <w:szCs w:val="24"/>
             </w:rPr>
             <w:fldChar w:fldCharType="begin"/>
           </w:r>
           <w:r>
             <w:rPr>
-              <w:rFonts w:ascii="Microsoft JhengHei" w:eastAsia="Microsoft JhengHei" w:hAnsi="Microsoft JhengHei" w:cs="Microsoft JhengHei" w:hint="eastAsia"/>
-              <w:szCs w:val="24"/>
-            </w:rPr>
-            <w:instrText xml:space="preserve"> HYPERLINK \l _Toc9955 </w:instrText>
-          </w:r>
-          <w:r>
-            <w:rPr>
-              <w:rFonts w:ascii="Microsoft JhengHei" w:eastAsia="Microsoft JhengHei" w:hAnsi="Microsoft JhengHei" w:cs="Microsoft JhengHei" w:hint="eastAsia"/>
+              <w:rFonts w:hint="eastAsia" w:ascii="Microsoft JhengHei" w:hAnsi="Microsoft JhengHei" w:eastAsia="Microsoft JhengHei" w:cs="Microsoft JhengHei"/>
+              <w:szCs w:val="24"/>
+            </w:rPr>
+            <w:instrText xml:space="preserve"> HYPERLINK \l _Toc2002 </w:instrText>
+          </w:r>
+          <w:r>
+            <w:rPr>
+              <w:rFonts w:hint="eastAsia" w:ascii="Microsoft JhengHei" w:hAnsi="Microsoft JhengHei" w:eastAsia="Microsoft JhengHei" w:cs="Microsoft JhengHei"/>
               <w:szCs w:val="24"/>
             </w:rPr>
             <w:fldChar w:fldCharType="separate"/>
           </w:r>
           <w:r>
             <w:rPr>
-              <w:rFonts w:ascii="宋体" w:eastAsia="宋体" w:hAnsi="宋体" w:cs="宋体"/>
+              <w:rFonts w:ascii="宋体" w:hAnsi="宋体" w:eastAsia="宋体" w:cs="宋体"/>
               <w:spacing w:val="-2"/>
               <w:szCs w:val="21"/>
             </w:rPr>
@@ -1702,7 +1727,7 @@
             <w:fldChar w:fldCharType="begin"/>
           </w:r>
           <w:r>
-            <w:instrText xml:space="preserve"> PAGEREF _Toc9955 \h </w:instrText>
+            <w:instrText xml:space="preserve"> PAGEREF _Toc2002 \h </w:instrText>
           </w:r>
           <w:r>
             <w:fldChar w:fldCharType="separate"/>
@@ -1715,7 +1740,7 @@
           </w:r>
           <w:r>
             <w:rPr>
-              <w:rFonts w:ascii="Microsoft JhengHei" w:eastAsia="Microsoft JhengHei" w:hAnsi="Microsoft JhengHei" w:cs="Microsoft JhengHei" w:hint="eastAsia"/>
+              <w:rFonts w:hint="eastAsia" w:ascii="Microsoft JhengHei" w:hAnsi="Microsoft JhengHei" w:eastAsia="Microsoft JhengHei" w:cs="Microsoft JhengHei"/>
               <w:szCs w:val="24"/>
             </w:rPr>
             <w:fldChar w:fldCharType="end"/>
@@ -1723,28 +1748,28 @@
         </w:p>
         <w:p>
           <w:pPr>
-            <w:pStyle w:val="TOC1"/>
+            <w:pStyle w:val="16"/>
             <w:tabs>
               <w:tab w:val="right" w:leader="dot" w:pos="8468"/>
             </w:tabs>
           </w:pPr>
           <w:r>
             <w:rPr>
-              <w:rFonts w:ascii="Microsoft JhengHei" w:eastAsia="Microsoft JhengHei" w:hAnsi="Microsoft JhengHei" w:cs="Microsoft JhengHei" w:hint="eastAsia"/>
+              <w:rFonts w:hint="eastAsia" w:ascii="Microsoft JhengHei" w:hAnsi="Microsoft JhengHei" w:eastAsia="Microsoft JhengHei" w:cs="Microsoft JhengHei"/>
               <w:szCs w:val="24"/>
             </w:rPr>
             <w:fldChar w:fldCharType="begin"/>
           </w:r>
           <w:r>
             <w:rPr>
-              <w:rFonts w:ascii="Microsoft JhengHei" w:eastAsia="Microsoft JhengHei" w:hAnsi="Microsoft JhengHei" w:cs="Microsoft JhengHei" w:hint="eastAsia"/>
-              <w:szCs w:val="24"/>
-            </w:rPr>
-            <w:instrText xml:space="preserve"> HYPERLINK \l _Toc1624 </w:instrText>
-          </w:r>
-          <w:r>
-            <w:rPr>
-              <w:rFonts w:ascii="Microsoft JhengHei" w:eastAsia="Microsoft JhengHei" w:hAnsi="Microsoft JhengHei" w:cs="Microsoft JhengHei" w:hint="eastAsia"/>
+              <w:rFonts w:hint="eastAsia" w:ascii="Microsoft JhengHei" w:hAnsi="Microsoft JhengHei" w:eastAsia="Microsoft JhengHei" w:cs="Microsoft JhengHei"/>
+              <w:szCs w:val="24"/>
+            </w:rPr>
+            <w:instrText xml:space="preserve"> HYPERLINK \l _Toc21368 </w:instrText>
+          </w:r>
+          <w:r>
+            <w:rPr>
+              <w:rFonts w:hint="eastAsia" w:ascii="Microsoft JhengHei" w:hAnsi="Microsoft JhengHei" w:eastAsia="Microsoft JhengHei" w:cs="Microsoft JhengHei"/>
               <w:szCs w:val="24"/>
             </w:rPr>
             <w:fldChar w:fldCharType="separate"/>
@@ -1765,7 +1790,7 @@
             <w:fldChar w:fldCharType="begin"/>
           </w:r>
           <w:r>
-            <w:instrText xml:space="preserve"> PAGEREF _Toc1624 \h </w:instrText>
+            <w:instrText xml:space="preserve"> PAGEREF _Toc21368 \h </w:instrText>
           </w:r>
           <w:r>
             <w:fldChar w:fldCharType="separate"/>
@@ -1778,7 +1803,7 @@
           </w:r>
           <w:r>
             <w:rPr>
-              <w:rFonts w:ascii="Microsoft JhengHei" w:eastAsia="Microsoft JhengHei" w:hAnsi="Microsoft JhengHei" w:cs="Microsoft JhengHei" w:hint="eastAsia"/>
+              <w:rFonts w:hint="eastAsia" w:ascii="Microsoft JhengHei" w:hAnsi="Microsoft JhengHei" w:eastAsia="Microsoft JhengHei" w:cs="Microsoft JhengHei"/>
               <w:szCs w:val="24"/>
             </w:rPr>
             <w:fldChar w:fldCharType="end"/>
@@ -1786,28 +1811,28 @@
         </w:p>
         <w:p>
           <w:pPr>
-            <w:pStyle w:val="TOC1"/>
+            <w:pStyle w:val="16"/>
             <w:tabs>
               <w:tab w:val="right" w:leader="dot" w:pos="8468"/>
             </w:tabs>
           </w:pPr>
           <w:r>
             <w:rPr>
-              <w:rFonts w:ascii="Microsoft JhengHei" w:eastAsia="Microsoft JhengHei" w:hAnsi="Microsoft JhengHei" w:cs="Microsoft JhengHei" w:hint="eastAsia"/>
+              <w:rFonts w:hint="eastAsia" w:ascii="Microsoft JhengHei" w:hAnsi="Microsoft JhengHei" w:eastAsia="Microsoft JhengHei" w:cs="Microsoft JhengHei"/>
               <w:szCs w:val="24"/>
             </w:rPr>
             <w:fldChar w:fldCharType="begin"/>
           </w:r>
           <w:r>
             <w:rPr>
-              <w:rFonts w:ascii="Microsoft JhengHei" w:eastAsia="Microsoft JhengHei" w:hAnsi="Microsoft JhengHei" w:cs="Microsoft JhengHei" w:hint="eastAsia"/>
-              <w:szCs w:val="24"/>
-            </w:rPr>
-            <w:instrText xml:space="preserve"> HYPERLINK \l _Toc6803 </w:instrText>
-          </w:r>
-          <w:r>
-            <w:rPr>
-              <w:rFonts w:ascii="Microsoft JhengHei" w:eastAsia="Microsoft JhengHei" w:hAnsi="Microsoft JhengHei" w:cs="Microsoft JhengHei" w:hint="eastAsia"/>
+              <w:rFonts w:hint="eastAsia" w:ascii="Microsoft JhengHei" w:hAnsi="Microsoft JhengHei" w:eastAsia="Microsoft JhengHei" w:cs="Microsoft JhengHei"/>
+              <w:szCs w:val="24"/>
+            </w:rPr>
+            <w:instrText xml:space="preserve"> HYPERLINK \l _Toc7015 </w:instrText>
+          </w:r>
+          <w:r>
+            <w:rPr>
+              <w:rFonts w:hint="eastAsia" w:ascii="Microsoft JhengHei" w:hAnsi="Microsoft JhengHei" w:eastAsia="Microsoft JhengHei" w:cs="Microsoft JhengHei"/>
               <w:szCs w:val="24"/>
             </w:rPr>
             <w:fldChar w:fldCharType="separate"/>
@@ -1828,7 +1853,7 @@
             <w:fldChar w:fldCharType="begin"/>
           </w:r>
           <w:r>
-            <w:instrText xml:space="preserve"> PAGEREF _Toc6803 \h </w:instrText>
+            <w:instrText xml:space="preserve"> PAGEREF _Toc7015 \h </w:instrText>
           </w:r>
           <w:r>
             <w:fldChar w:fldCharType="separate"/>
@@ -1841,7 +1866,7 @@
           </w:r>
           <w:r>
             <w:rPr>
-              <w:rFonts w:ascii="Microsoft JhengHei" w:eastAsia="Microsoft JhengHei" w:hAnsi="Microsoft JhengHei" w:cs="Microsoft JhengHei" w:hint="eastAsia"/>
+              <w:rFonts w:hint="eastAsia" w:ascii="Microsoft JhengHei" w:hAnsi="Microsoft JhengHei" w:eastAsia="Microsoft JhengHei" w:cs="Microsoft JhengHei"/>
               <w:szCs w:val="24"/>
             </w:rPr>
             <w:fldChar w:fldCharType="end"/>
@@ -1849,28 +1874,28 @@
         </w:p>
         <w:p>
           <w:pPr>
-            <w:pStyle w:val="TOC1"/>
+            <w:pStyle w:val="16"/>
             <w:tabs>
               <w:tab w:val="right" w:leader="dot" w:pos="8468"/>
             </w:tabs>
           </w:pPr>
           <w:r>
             <w:rPr>
-              <w:rFonts w:ascii="Microsoft JhengHei" w:eastAsia="Microsoft JhengHei" w:hAnsi="Microsoft JhengHei" w:cs="Microsoft JhengHei" w:hint="eastAsia"/>
+              <w:rFonts w:hint="eastAsia" w:ascii="Microsoft JhengHei" w:hAnsi="Microsoft JhengHei" w:eastAsia="Microsoft JhengHei" w:cs="Microsoft JhengHei"/>
               <w:szCs w:val="24"/>
             </w:rPr>
             <w:fldChar w:fldCharType="begin"/>
           </w:r>
           <w:r>
             <w:rPr>
-              <w:rFonts w:ascii="Microsoft JhengHei" w:eastAsia="Microsoft JhengHei" w:hAnsi="Microsoft JhengHei" w:cs="Microsoft JhengHei" w:hint="eastAsia"/>
-              <w:szCs w:val="24"/>
-            </w:rPr>
-            <w:instrText xml:space="preserve"> HYPERLINK \l _Toc29187 </w:instrText>
-          </w:r>
-          <w:r>
-            <w:rPr>
-              <w:rFonts w:ascii="Microsoft JhengHei" w:eastAsia="Microsoft JhengHei" w:hAnsi="Microsoft JhengHei" w:cs="Microsoft JhengHei" w:hint="eastAsia"/>
+              <w:rFonts w:hint="eastAsia" w:ascii="Microsoft JhengHei" w:hAnsi="Microsoft JhengHei" w:eastAsia="Microsoft JhengHei" w:cs="Microsoft JhengHei"/>
+              <w:szCs w:val="24"/>
+            </w:rPr>
+            <w:instrText xml:space="preserve"> HYPERLINK \l _Toc3812 </w:instrText>
+          </w:r>
+          <w:r>
+            <w:rPr>
+              <w:rFonts w:hint="eastAsia" w:ascii="Microsoft JhengHei" w:hAnsi="Microsoft JhengHei" w:eastAsia="Microsoft JhengHei" w:cs="Microsoft JhengHei"/>
               <w:szCs w:val="24"/>
             </w:rPr>
             <w:fldChar w:fldCharType="separate"/>
@@ -1891,7 +1916,7 @@
             <w:fldChar w:fldCharType="begin"/>
           </w:r>
           <w:r>
-            <w:instrText xml:space="preserve"> PAGEREF _Toc29187 \h </w:instrText>
+            <w:instrText xml:space="preserve"> PAGEREF _Toc3812 \h </w:instrText>
           </w:r>
           <w:r>
             <w:fldChar w:fldCharType="separate"/>
@@ -1904,7 +1929,7 @@
           </w:r>
           <w:r>
             <w:rPr>
-              <w:rFonts w:ascii="Microsoft JhengHei" w:eastAsia="Microsoft JhengHei" w:hAnsi="Microsoft JhengHei" w:cs="Microsoft JhengHei" w:hint="eastAsia"/>
+              <w:rFonts w:hint="eastAsia" w:ascii="Microsoft JhengHei" w:hAnsi="Microsoft JhengHei" w:eastAsia="Microsoft JhengHei" w:cs="Microsoft JhengHei"/>
               <w:szCs w:val="24"/>
             </w:rPr>
             <w:fldChar w:fldCharType="end"/>
@@ -1912,28 +1937,28 @@
         </w:p>
         <w:p>
           <w:pPr>
-            <w:pStyle w:val="TOC1"/>
+            <w:pStyle w:val="16"/>
             <w:tabs>
               <w:tab w:val="right" w:leader="dot" w:pos="8468"/>
             </w:tabs>
           </w:pPr>
           <w:r>
             <w:rPr>
-              <w:rFonts w:ascii="Microsoft JhengHei" w:eastAsia="Microsoft JhengHei" w:hAnsi="Microsoft JhengHei" w:cs="Microsoft JhengHei" w:hint="eastAsia"/>
+              <w:rFonts w:hint="eastAsia" w:ascii="Microsoft JhengHei" w:hAnsi="Microsoft JhengHei" w:eastAsia="Microsoft JhengHei" w:cs="Microsoft JhengHei"/>
               <w:szCs w:val="24"/>
             </w:rPr>
             <w:fldChar w:fldCharType="begin"/>
           </w:r>
           <w:r>
             <w:rPr>
-              <w:rFonts w:ascii="Microsoft JhengHei" w:eastAsia="Microsoft JhengHei" w:hAnsi="Microsoft JhengHei" w:cs="Microsoft JhengHei" w:hint="eastAsia"/>
-              <w:szCs w:val="24"/>
-            </w:rPr>
-            <w:instrText xml:space="preserve"> HYPERLINK \l _Toc27519 </w:instrText>
-          </w:r>
-          <w:r>
-            <w:rPr>
-              <w:rFonts w:ascii="Microsoft JhengHei" w:eastAsia="Microsoft JhengHei" w:hAnsi="Microsoft JhengHei" w:cs="Microsoft JhengHei" w:hint="eastAsia"/>
+              <w:rFonts w:hint="eastAsia" w:ascii="Microsoft JhengHei" w:hAnsi="Microsoft JhengHei" w:eastAsia="Microsoft JhengHei" w:cs="Microsoft JhengHei"/>
+              <w:szCs w:val="24"/>
+            </w:rPr>
+            <w:instrText xml:space="preserve"> HYPERLINK \l _Toc11969 </w:instrText>
+          </w:r>
+          <w:r>
+            <w:rPr>
+              <w:rFonts w:hint="eastAsia" w:ascii="Microsoft JhengHei" w:hAnsi="Microsoft JhengHei" w:eastAsia="Microsoft JhengHei" w:cs="Microsoft JhengHei"/>
               <w:szCs w:val="24"/>
             </w:rPr>
             <w:fldChar w:fldCharType="separate"/>
@@ -1954,7 +1979,7 @@
             <w:fldChar w:fldCharType="begin"/>
           </w:r>
           <w:r>
-            <w:instrText xml:space="preserve"> PAGEREF _Toc27519 \h </w:instrText>
+            <w:instrText xml:space="preserve"> PAGEREF _Toc11969 \h </w:instrText>
           </w:r>
           <w:r>
             <w:fldChar w:fldCharType="separate"/>
@@ -1967,7 +1992,7 @@
           </w:r>
           <w:r>
             <w:rPr>
-              <w:rFonts w:ascii="Microsoft JhengHei" w:eastAsia="Microsoft JhengHei" w:hAnsi="Microsoft JhengHei" w:cs="Microsoft JhengHei" w:hint="eastAsia"/>
+              <w:rFonts w:hint="eastAsia" w:ascii="Microsoft JhengHei" w:hAnsi="Microsoft JhengHei" w:eastAsia="Microsoft JhengHei" w:cs="Microsoft JhengHei"/>
               <w:szCs w:val="24"/>
             </w:rPr>
             <w:fldChar w:fldCharType="end"/>
@@ -1975,28 +2000,28 @@
         </w:p>
         <w:p>
           <w:pPr>
-            <w:pStyle w:val="TOC1"/>
+            <w:pStyle w:val="16"/>
             <w:tabs>
               <w:tab w:val="right" w:leader="dot" w:pos="8468"/>
             </w:tabs>
           </w:pPr>
           <w:r>
             <w:rPr>
-              <w:rFonts w:ascii="Microsoft JhengHei" w:eastAsia="Microsoft JhengHei" w:hAnsi="Microsoft JhengHei" w:cs="Microsoft JhengHei" w:hint="eastAsia"/>
+              <w:rFonts w:hint="eastAsia" w:ascii="Microsoft JhengHei" w:hAnsi="Microsoft JhengHei" w:eastAsia="Microsoft JhengHei" w:cs="Microsoft JhengHei"/>
               <w:szCs w:val="24"/>
             </w:rPr>
             <w:fldChar w:fldCharType="begin"/>
           </w:r>
           <w:r>
             <w:rPr>
-              <w:rFonts w:ascii="Microsoft JhengHei" w:eastAsia="Microsoft JhengHei" w:hAnsi="Microsoft JhengHei" w:cs="Microsoft JhengHei" w:hint="eastAsia"/>
-              <w:szCs w:val="24"/>
-            </w:rPr>
-            <w:instrText xml:space="preserve"> HYPERLINK \l _Toc2838 </w:instrText>
-          </w:r>
-          <w:r>
-            <w:rPr>
-              <w:rFonts w:ascii="Microsoft JhengHei" w:eastAsia="Microsoft JhengHei" w:hAnsi="Microsoft JhengHei" w:cs="Microsoft JhengHei" w:hint="eastAsia"/>
+              <w:rFonts w:hint="eastAsia" w:ascii="Microsoft JhengHei" w:hAnsi="Microsoft JhengHei" w:eastAsia="Microsoft JhengHei" w:cs="Microsoft JhengHei"/>
+              <w:szCs w:val="24"/>
+            </w:rPr>
+            <w:instrText xml:space="preserve"> HYPERLINK \l _Toc2973 </w:instrText>
+          </w:r>
+          <w:r>
+            <w:rPr>
+              <w:rFonts w:hint="eastAsia" w:ascii="Microsoft JhengHei" w:hAnsi="Microsoft JhengHei" w:eastAsia="Microsoft JhengHei" w:cs="Microsoft JhengHei"/>
               <w:szCs w:val="24"/>
             </w:rPr>
             <w:fldChar w:fldCharType="separate"/>
@@ -2017,7 +2042,7 @@
             <w:fldChar w:fldCharType="begin"/>
           </w:r>
           <w:r>
-            <w:instrText xml:space="preserve"> PAGEREF _Toc2838 \h </w:instrText>
+            <w:instrText xml:space="preserve"> PAGEREF _Toc2973 \h </w:instrText>
           </w:r>
           <w:r>
             <w:fldChar w:fldCharType="separate"/>
@@ -2030,7 +2055,7 @@
           </w:r>
           <w:r>
             <w:rPr>
-              <w:rFonts w:ascii="Microsoft JhengHei" w:eastAsia="Microsoft JhengHei" w:hAnsi="Microsoft JhengHei" w:cs="Microsoft JhengHei" w:hint="eastAsia"/>
+              <w:rFonts w:hint="eastAsia" w:ascii="Microsoft JhengHei" w:hAnsi="Microsoft JhengHei" w:eastAsia="Microsoft JhengHei" w:cs="Microsoft JhengHei"/>
               <w:szCs w:val="24"/>
             </w:rPr>
             <w:fldChar w:fldCharType="end"/>
@@ -2038,28 +2063,28 @@
         </w:p>
         <w:p>
           <w:pPr>
-            <w:pStyle w:val="TOC2"/>
+            <w:pStyle w:val="17"/>
             <w:tabs>
               <w:tab w:val="right" w:leader="dot" w:pos="8468"/>
             </w:tabs>
           </w:pPr>
           <w:r>
             <w:rPr>
-              <w:rFonts w:ascii="Microsoft JhengHei" w:eastAsia="Microsoft JhengHei" w:hAnsi="Microsoft JhengHei" w:cs="Microsoft JhengHei" w:hint="eastAsia"/>
+              <w:rFonts w:hint="eastAsia" w:ascii="Microsoft JhengHei" w:hAnsi="Microsoft JhengHei" w:eastAsia="Microsoft JhengHei" w:cs="Microsoft JhengHei"/>
               <w:szCs w:val="24"/>
             </w:rPr>
             <w:fldChar w:fldCharType="begin"/>
           </w:r>
           <w:r>
             <w:rPr>
-              <w:rFonts w:ascii="Microsoft JhengHei" w:eastAsia="Microsoft JhengHei" w:hAnsi="Microsoft JhengHei" w:cs="Microsoft JhengHei" w:hint="eastAsia"/>
-              <w:szCs w:val="24"/>
-            </w:rPr>
-            <w:instrText xml:space="preserve"> HYPERLINK \l _Toc9695 </w:instrText>
-          </w:r>
-          <w:r>
-            <w:rPr>
-              <w:rFonts w:ascii="Microsoft JhengHei" w:eastAsia="Microsoft JhengHei" w:hAnsi="Microsoft JhengHei" w:cs="Microsoft JhengHei" w:hint="eastAsia"/>
+              <w:rFonts w:hint="eastAsia" w:ascii="Microsoft JhengHei" w:hAnsi="Microsoft JhengHei" w:eastAsia="Microsoft JhengHei" w:cs="Microsoft JhengHei"/>
+              <w:szCs w:val="24"/>
+            </w:rPr>
+            <w:instrText xml:space="preserve"> HYPERLINK \l _Toc32095 </w:instrText>
+          </w:r>
+          <w:r>
+            <w:rPr>
+              <w:rFonts w:hint="eastAsia" w:ascii="Microsoft JhengHei" w:hAnsi="Microsoft JhengHei" w:eastAsia="Microsoft JhengHei" w:cs="Microsoft JhengHei"/>
               <w:szCs w:val="24"/>
             </w:rPr>
             <w:fldChar w:fldCharType="separate"/>
@@ -2080,7 +2105,7 @@
             <w:fldChar w:fldCharType="begin"/>
           </w:r>
           <w:r>
-            <w:instrText xml:space="preserve"> PAGEREF _Toc9695 \h </w:instrText>
+            <w:instrText xml:space="preserve"> PAGEREF _Toc32095 \h </w:instrText>
           </w:r>
           <w:r>
             <w:fldChar w:fldCharType="separate"/>
@@ -2093,7 +2118,7 @@
           </w:r>
           <w:r>
             <w:rPr>
-              <w:rFonts w:ascii="Microsoft JhengHei" w:eastAsia="Microsoft JhengHei" w:hAnsi="Microsoft JhengHei" w:cs="Microsoft JhengHei" w:hint="eastAsia"/>
+              <w:rFonts w:hint="eastAsia" w:ascii="Microsoft JhengHei" w:hAnsi="Microsoft JhengHei" w:eastAsia="Microsoft JhengHei" w:cs="Microsoft JhengHei"/>
               <w:szCs w:val="24"/>
             </w:rPr>
             <w:fldChar w:fldCharType="end"/>
@@ -2101,28 +2126,28 @@
         </w:p>
         <w:p>
           <w:pPr>
-            <w:pStyle w:val="TOC3"/>
+            <w:pStyle w:val="13"/>
             <w:tabs>
               <w:tab w:val="right" w:leader="dot" w:pos="8468"/>
             </w:tabs>
           </w:pPr>
           <w:r>
             <w:rPr>
-              <w:rFonts w:ascii="Microsoft JhengHei" w:eastAsia="Microsoft JhengHei" w:hAnsi="Microsoft JhengHei" w:cs="Microsoft JhengHei" w:hint="eastAsia"/>
+              <w:rFonts w:hint="eastAsia" w:ascii="Microsoft JhengHei" w:hAnsi="Microsoft JhengHei" w:eastAsia="Microsoft JhengHei" w:cs="Microsoft JhengHei"/>
               <w:szCs w:val="24"/>
             </w:rPr>
             <w:fldChar w:fldCharType="begin"/>
           </w:r>
           <w:r>
             <w:rPr>
-              <w:rFonts w:ascii="Microsoft JhengHei" w:eastAsia="Microsoft JhengHei" w:hAnsi="Microsoft JhengHei" w:cs="Microsoft JhengHei" w:hint="eastAsia"/>
-              <w:szCs w:val="24"/>
-            </w:rPr>
-            <w:instrText xml:space="preserve"> HYPERLINK \l _Toc20429 </w:instrText>
-          </w:r>
-          <w:r>
-            <w:rPr>
-              <w:rFonts w:ascii="Microsoft JhengHei" w:eastAsia="Microsoft JhengHei" w:hAnsi="Microsoft JhengHei" w:cs="Microsoft JhengHei" w:hint="eastAsia"/>
+              <w:rFonts w:hint="eastAsia" w:ascii="Microsoft JhengHei" w:hAnsi="Microsoft JhengHei" w:eastAsia="Microsoft JhengHei" w:cs="Microsoft JhengHei"/>
+              <w:szCs w:val="24"/>
+            </w:rPr>
+            <w:instrText xml:space="preserve"> HYPERLINK \l _Toc5642 </w:instrText>
+          </w:r>
+          <w:r>
+            <w:rPr>
+              <w:rFonts w:hint="eastAsia" w:ascii="Microsoft JhengHei" w:hAnsi="Microsoft JhengHei" w:eastAsia="Microsoft JhengHei" w:cs="Microsoft JhengHei"/>
               <w:szCs w:val="24"/>
             </w:rPr>
             <w:fldChar w:fldCharType="separate"/>
@@ -2143,7 +2168,7 @@
             <w:fldChar w:fldCharType="begin"/>
           </w:r>
           <w:r>
-            <w:instrText xml:space="preserve"> PAGEREF _Toc20429 \h </w:instrText>
+            <w:instrText xml:space="preserve"> PAGEREF _Toc5642 \h </w:instrText>
           </w:r>
           <w:r>
             <w:fldChar w:fldCharType="separate"/>
@@ -2156,7 +2181,7 @@
           </w:r>
           <w:r>
             <w:rPr>
-              <w:rFonts w:ascii="Microsoft JhengHei" w:eastAsia="Microsoft JhengHei" w:hAnsi="Microsoft JhengHei" w:cs="Microsoft JhengHei" w:hint="eastAsia"/>
+              <w:rFonts w:hint="eastAsia" w:ascii="Microsoft JhengHei" w:hAnsi="Microsoft JhengHei" w:eastAsia="Microsoft JhengHei" w:cs="Microsoft JhengHei"/>
               <w:szCs w:val="24"/>
             </w:rPr>
             <w:fldChar w:fldCharType="end"/>
@@ -2164,28 +2189,28 @@
         </w:p>
         <w:p>
           <w:pPr>
-            <w:pStyle w:val="TOC3"/>
+            <w:pStyle w:val="13"/>
             <w:tabs>
               <w:tab w:val="right" w:leader="dot" w:pos="8468"/>
             </w:tabs>
           </w:pPr>
           <w:r>
             <w:rPr>
-              <w:rFonts w:ascii="Microsoft JhengHei" w:eastAsia="Microsoft JhengHei" w:hAnsi="Microsoft JhengHei" w:cs="Microsoft JhengHei" w:hint="eastAsia"/>
+              <w:rFonts w:hint="eastAsia" w:ascii="Microsoft JhengHei" w:hAnsi="Microsoft JhengHei" w:eastAsia="Microsoft JhengHei" w:cs="Microsoft JhengHei"/>
               <w:szCs w:val="24"/>
             </w:rPr>
             <w:fldChar w:fldCharType="begin"/>
           </w:r>
           <w:r>
             <w:rPr>
-              <w:rFonts w:ascii="Microsoft JhengHei" w:eastAsia="Microsoft JhengHei" w:hAnsi="Microsoft JhengHei" w:cs="Microsoft JhengHei" w:hint="eastAsia"/>
-              <w:szCs w:val="24"/>
-            </w:rPr>
-            <w:instrText xml:space="preserve"> HYPERLINK \l _Toc28248 </w:instrText>
-          </w:r>
-          <w:r>
-            <w:rPr>
-              <w:rFonts w:ascii="Microsoft JhengHei" w:eastAsia="Microsoft JhengHei" w:hAnsi="Microsoft JhengHei" w:cs="Microsoft JhengHei" w:hint="eastAsia"/>
+              <w:rFonts w:hint="eastAsia" w:ascii="Microsoft JhengHei" w:hAnsi="Microsoft JhengHei" w:eastAsia="Microsoft JhengHei" w:cs="Microsoft JhengHei"/>
+              <w:szCs w:val="24"/>
+            </w:rPr>
+            <w:instrText xml:space="preserve"> HYPERLINK \l _Toc11620 </w:instrText>
+          </w:r>
+          <w:r>
+            <w:rPr>
+              <w:rFonts w:hint="eastAsia" w:ascii="Microsoft JhengHei" w:hAnsi="Microsoft JhengHei" w:eastAsia="Microsoft JhengHei" w:cs="Microsoft JhengHei"/>
               <w:szCs w:val="24"/>
             </w:rPr>
             <w:fldChar w:fldCharType="separate"/>
@@ -2206,7 +2231,7 @@
             <w:fldChar w:fldCharType="begin"/>
           </w:r>
           <w:r>
-            <w:instrText xml:space="preserve"> PAGEREF _Toc28248 \h </w:instrText>
+            <w:instrText xml:space="preserve"> PAGEREF _Toc11620 \h </w:instrText>
           </w:r>
           <w:r>
             <w:fldChar w:fldCharType="separate"/>
@@ -2219,7 +2244,7 @@
           </w:r>
           <w:r>
             <w:rPr>
-              <w:rFonts w:ascii="Microsoft JhengHei" w:eastAsia="Microsoft JhengHei" w:hAnsi="Microsoft JhengHei" w:cs="Microsoft JhengHei" w:hint="eastAsia"/>
+              <w:rFonts w:hint="eastAsia" w:ascii="Microsoft JhengHei" w:hAnsi="Microsoft JhengHei" w:eastAsia="Microsoft JhengHei" w:cs="Microsoft JhengHei"/>
               <w:szCs w:val="24"/>
             </w:rPr>
             <w:fldChar w:fldCharType="end"/>
@@ -2227,28 +2252,28 @@
         </w:p>
         <w:p>
           <w:pPr>
-            <w:pStyle w:val="TOC3"/>
+            <w:pStyle w:val="13"/>
             <w:tabs>
               <w:tab w:val="right" w:leader="dot" w:pos="8468"/>
             </w:tabs>
           </w:pPr>
           <w:r>
             <w:rPr>
-              <w:rFonts w:ascii="Microsoft JhengHei" w:eastAsia="Microsoft JhengHei" w:hAnsi="Microsoft JhengHei" w:cs="Microsoft JhengHei" w:hint="eastAsia"/>
+              <w:rFonts w:hint="eastAsia" w:ascii="Microsoft JhengHei" w:hAnsi="Microsoft JhengHei" w:eastAsia="Microsoft JhengHei" w:cs="Microsoft JhengHei"/>
               <w:szCs w:val="24"/>
             </w:rPr>
             <w:fldChar w:fldCharType="begin"/>
           </w:r>
           <w:r>
             <w:rPr>
-              <w:rFonts w:ascii="Microsoft JhengHei" w:eastAsia="Microsoft JhengHei" w:hAnsi="Microsoft JhengHei" w:cs="Microsoft JhengHei" w:hint="eastAsia"/>
-              <w:szCs w:val="24"/>
-            </w:rPr>
-            <w:instrText xml:space="preserve"> HYPERLINK \l _Toc23592 </w:instrText>
-          </w:r>
-          <w:r>
-            <w:rPr>
-              <w:rFonts w:ascii="Microsoft JhengHei" w:eastAsia="Microsoft JhengHei" w:hAnsi="Microsoft JhengHei" w:cs="Microsoft JhengHei" w:hint="eastAsia"/>
+              <w:rFonts w:hint="eastAsia" w:ascii="Microsoft JhengHei" w:hAnsi="Microsoft JhengHei" w:eastAsia="Microsoft JhengHei" w:cs="Microsoft JhengHei"/>
+              <w:szCs w:val="24"/>
+            </w:rPr>
+            <w:instrText xml:space="preserve"> HYPERLINK \l _Toc432 </w:instrText>
+          </w:r>
+          <w:r>
+            <w:rPr>
+              <w:rFonts w:hint="eastAsia" w:ascii="Microsoft JhengHei" w:hAnsi="Microsoft JhengHei" w:eastAsia="Microsoft JhengHei" w:cs="Microsoft JhengHei"/>
               <w:szCs w:val="24"/>
             </w:rPr>
             <w:fldChar w:fldCharType="separate"/>
@@ -2269,7 +2294,7 @@
             <w:fldChar w:fldCharType="begin"/>
           </w:r>
           <w:r>
-            <w:instrText xml:space="preserve"> PAGEREF _Toc23592 \h </w:instrText>
+            <w:instrText xml:space="preserve"> PAGEREF _Toc432 \h </w:instrText>
           </w:r>
           <w:r>
             <w:fldChar w:fldCharType="separate"/>
@@ -2282,7 +2307,7 @@
           </w:r>
           <w:r>
             <w:rPr>
-              <w:rFonts w:ascii="Microsoft JhengHei" w:eastAsia="Microsoft JhengHei" w:hAnsi="Microsoft JhengHei" w:cs="Microsoft JhengHei" w:hint="eastAsia"/>
+              <w:rFonts w:hint="eastAsia" w:ascii="Microsoft JhengHei" w:hAnsi="Microsoft JhengHei" w:eastAsia="Microsoft JhengHei" w:cs="Microsoft JhengHei"/>
               <w:szCs w:val="24"/>
             </w:rPr>
             <w:fldChar w:fldCharType="end"/>
@@ -2290,28 +2315,28 @@
         </w:p>
         <w:p>
           <w:pPr>
-            <w:pStyle w:val="TOC2"/>
+            <w:pStyle w:val="17"/>
             <w:tabs>
               <w:tab w:val="right" w:leader="dot" w:pos="8468"/>
             </w:tabs>
           </w:pPr>
           <w:r>
             <w:rPr>
-              <w:rFonts w:ascii="Microsoft JhengHei" w:eastAsia="Microsoft JhengHei" w:hAnsi="Microsoft JhengHei" w:cs="Microsoft JhengHei" w:hint="eastAsia"/>
+              <w:rFonts w:hint="eastAsia" w:ascii="Microsoft JhengHei" w:hAnsi="Microsoft JhengHei" w:eastAsia="Microsoft JhengHei" w:cs="Microsoft JhengHei"/>
               <w:szCs w:val="24"/>
             </w:rPr>
             <w:fldChar w:fldCharType="begin"/>
           </w:r>
           <w:r>
             <w:rPr>
-              <w:rFonts w:ascii="Microsoft JhengHei" w:eastAsia="Microsoft JhengHei" w:hAnsi="Microsoft JhengHei" w:cs="Microsoft JhengHei" w:hint="eastAsia"/>
-              <w:szCs w:val="24"/>
-            </w:rPr>
-            <w:instrText xml:space="preserve"> HYPERLINK \l _Toc6930 </w:instrText>
-          </w:r>
-          <w:r>
-            <w:rPr>
-              <w:rFonts w:ascii="Microsoft JhengHei" w:eastAsia="Microsoft JhengHei" w:hAnsi="Microsoft JhengHei" w:cs="Microsoft JhengHei" w:hint="eastAsia"/>
+              <w:rFonts w:hint="eastAsia" w:ascii="Microsoft JhengHei" w:hAnsi="Microsoft JhengHei" w:eastAsia="Microsoft JhengHei" w:cs="Microsoft JhengHei"/>
+              <w:szCs w:val="24"/>
+            </w:rPr>
+            <w:instrText xml:space="preserve"> HYPERLINK \l _Toc14962 </w:instrText>
+          </w:r>
+          <w:r>
+            <w:rPr>
+              <w:rFonts w:hint="eastAsia" w:ascii="Microsoft JhengHei" w:hAnsi="Microsoft JhengHei" w:eastAsia="Microsoft JhengHei" w:cs="Microsoft JhengHei"/>
               <w:szCs w:val="24"/>
             </w:rPr>
             <w:fldChar w:fldCharType="separate"/>
@@ -2332,7 +2357,7 @@
             <w:fldChar w:fldCharType="begin"/>
           </w:r>
           <w:r>
-            <w:instrText xml:space="preserve"> PAGEREF _Toc6930 \h </w:instrText>
+            <w:instrText xml:space="preserve"> PAGEREF _Toc14962 \h </w:instrText>
           </w:r>
           <w:r>
             <w:fldChar w:fldCharType="separate"/>
@@ -2345,7 +2370,7 @@
           </w:r>
           <w:r>
             <w:rPr>
-              <w:rFonts w:ascii="Microsoft JhengHei" w:eastAsia="Microsoft JhengHei" w:hAnsi="Microsoft JhengHei" w:cs="Microsoft JhengHei" w:hint="eastAsia"/>
+              <w:rFonts w:hint="eastAsia" w:ascii="Microsoft JhengHei" w:hAnsi="Microsoft JhengHei" w:eastAsia="Microsoft JhengHei" w:cs="Microsoft JhengHei"/>
               <w:szCs w:val="24"/>
             </w:rPr>
             <w:fldChar w:fldCharType="end"/>
@@ -2353,28 +2378,28 @@
         </w:p>
         <w:p>
           <w:pPr>
-            <w:pStyle w:val="TOC2"/>
+            <w:pStyle w:val="17"/>
             <w:tabs>
               <w:tab w:val="right" w:leader="dot" w:pos="8468"/>
             </w:tabs>
           </w:pPr>
           <w:r>
             <w:rPr>
-              <w:rFonts w:ascii="Microsoft JhengHei" w:eastAsia="Microsoft JhengHei" w:hAnsi="Microsoft JhengHei" w:cs="Microsoft JhengHei" w:hint="eastAsia"/>
+              <w:rFonts w:hint="eastAsia" w:ascii="Microsoft JhengHei" w:hAnsi="Microsoft JhengHei" w:eastAsia="Microsoft JhengHei" w:cs="Microsoft JhengHei"/>
               <w:szCs w:val="24"/>
             </w:rPr>
             <w:fldChar w:fldCharType="begin"/>
           </w:r>
           <w:r>
             <w:rPr>
-              <w:rFonts w:ascii="Microsoft JhengHei" w:eastAsia="Microsoft JhengHei" w:hAnsi="Microsoft JhengHei" w:cs="Microsoft JhengHei" w:hint="eastAsia"/>
-              <w:szCs w:val="24"/>
-            </w:rPr>
-            <w:instrText xml:space="preserve"> HYPERLINK \l _Toc22321 </w:instrText>
-          </w:r>
-          <w:r>
-            <w:rPr>
-              <w:rFonts w:ascii="Microsoft JhengHei" w:eastAsia="Microsoft JhengHei" w:hAnsi="Microsoft JhengHei" w:cs="Microsoft JhengHei" w:hint="eastAsia"/>
+              <w:rFonts w:hint="eastAsia" w:ascii="Microsoft JhengHei" w:hAnsi="Microsoft JhengHei" w:eastAsia="Microsoft JhengHei" w:cs="Microsoft JhengHei"/>
+              <w:szCs w:val="24"/>
+            </w:rPr>
+            <w:instrText xml:space="preserve"> HYPERLINK \l _Toc8496 </w:instrText>
+          </w:r>
+          <w:r>
+            <w:rPr>
+              <w:rFonts w:hint="eastAsia" w:ascii="Microsoft JhengHei" w:hAnsi="Microsoft JhengHei" w:eastAsia="Microsoft JhengHei" w:cs="Microsoft JhengHei"/>
               <w:szCs w:val="24"/>
             </w:rPr>
             <w:fldChar w:fldCharType="separate"/>
@@ -2395,7 +2420,7 @@
             <w:fldChar w:fldCharType="begin"/>
           </w:r>
           <w:r>
-            <w:instrText xml:space="preserve"> PAGEREF _Toc22321 \h </w:instrText>
+            <w:instrText xml:space="preserve"> PAGEREF _Toc8496 \h </w:instrText>
           </w:r>
           <w:r>
             <w:fldChar w:fldCharType="separate"/>
@@ -2408,7 +2433,7 @@
           </w:r>
           <w:r>
             <w:rPr>
-              <w:rFonts w:ascii="Microsoft JhengHei" w:eastAsia="Microsoft JhengHei" w:hAnsi="Microsoft JhengHei" w:cs="Microsoft JhengHei" w:hint="eastAsia"/>
+              <w:rFonts w:hint="eastAsia" w:ascii="Microsoft JhengHei" w:hAnsi="Microsoft JhengHei" w:eastAsia="Microsoft JhengHei" w:cs="Microsoft JhengHei"/>
               <w:szCs w:val="24"/>
             </w:rPr>
             <w:fldChar w:fldCharType="end"/>
@@ -2416,28 +2441,28 @@
         </w:p>
         <w:p>
           <w:pPr>
-            <w:pStyle w:val="TOC3"/>
+            <w:pStyle w:val="13"/>
             <w:tabs>
               <w:tab w:val="right" w:leader="dot" w:pos="8468"/>
             </w:tabs>
           </w:pPr>
           <w:r>
             <w:rPr>
-              <w:rFonts w:ascii="Microsoft JhengHei" w:eastAsia="Microsoft JhengHei" w:hAnsi="Microsoft JhengHei" w:cs="Microsoft JhengHei" w:hint="eastAsia"/>
+              <w:rFonts w:hint="eastAsia" w:ascii="Microsoft JhengHei" w:hAnsi="Microsoft JhengHei" w:eastAsia="Microsoft JhengHei" w:cs="Microsoft JhengHei"/>
               <w:szCs w:val="24"/>
             </w:rPr>
             <w:fldChar w:fldCharType="begin"/>
           </w:r>
           <w:r>
             <w:rPr>
-              <w:rFonts w:ascii="Microsoft JhengHei" w:eastAsia="Microsoft JhengHei" w:hAnsi="Microsoft JhengHei" w:cs="Microsoft JhengHei" w:hint="eastAsia"/>
-              <w:szCs w:val="24"/>
-            </w:rPr>
-            <w:instrText xml:space="preserve"> HYPERLINK \l _Toc17007 </w:instrText>
-          </w:r>
-          <w:r>
-            <w:rPr>
-              <w:rFonts w:ascii="Microsoft JhengHei" w:eastAsia="Microsoft JhengHei" w:hAnsi="Microsoft JhengHei" w:cs="Microsoft JhengHei" w:hint="eastAsia"/>
+              <w:rFonts w:hint="eastAsia" w:ascii="Microsoft JhengHei" w:hAnsi="Microsoft JhengHei" w:eastAsia="Microsoft JhengHei" w:cs="Microsoft JhengHei"/>
+              <w:szCs w:val="24"/>
+            </w:rPr>
+            <w:instrText xml:space="preserve"> HYPERLINK \l _Toc25622 </w:instrText>
+          </w:r>
+          <w:r>
+            <w:rPr>
+              <w:rFonts w:hint="eastAsia" w:ascii="Microsoft JhengHei" w:hAnsi="Microsoft JhengHei" w:eastAsia="Microsoft JhengHei" w:cs="Microsoft JhengHei"/>
               <w:szCs w:val="24"/>
             </w:rPr>
             <w:fldChar w:fldCharType="separate"/>
@@ -2458,7 +2483,7 @@
             <w:fldChar w:fldCharType="begin"/>
           </w:r>
           <w:r>
-            <w:instrText xml:space="preserve"> PAGEREF _Toc17007 \h </w:instrText>
+            <w:instrText xml:space="preserve"> PAGEREF _Toc25622 \h </w:instrText>
           </w:r>
           <w:r>
             <w:fldChar w:fldCharType="separate"/>
@@ -2471,7 +2496,7 @@
           </w:r>
           <w:r>
             <w:rPr>
-              <w:rFonts w:ascii="Microsoft JhengHei" w:eastAsia="Microsoft JhengHei" w:hAnsi="Microsoft JhengHei" w:cs="Microsoft JhengHei" w:hint="eastAsia"/>
+              <w:rFonts w:hint="eastAsia" w:ascii="Microsoft JhengHei" w:hAnsi="Microsoft JhengHei" w:eastAsia="Microsoft JhengHei" w:cs="Microsoft JhengHei"/>
               <w:szCs w:val="24"/>
             </w:rPr>
             <w:fldChar w:fldCharType="end"/>
@@ -2479,28 +2504,28 @@
         </w:p>
         <w:p>
           <w:pPr>
-            <w:pStyle w:val="TOC3"/>
+            <w:pStyle w:val="13"/>
             <w:tabs>
               <w:tab w:val="right" w:leader="dot" w:pos="8468"/>
             </w:tabs>
           </w:pPr>
           <w:r>
             <w:rPr>
-              <w:rFonts w:ascii="Microsoft JhengHei" w:eastAsia="Microsoft JhengHei" w:hAnsi="Microsoft JhengHei" w:cs="Microsoft JhengHei" w:hint="eastAsia"/>
+              <w:rFonts w:hint="eastAsia" w:ascii="Microsoft JhengHei" w:hAnsi="Microsoft JhengHei" w:eastAsia="Microsoft JhengHei" w:cs="Microsoft JhengHei"/>
               <w:szCs w:val="24"/>
             </w:rPr>
             <w:fldChar w:fldCharType="begin"/>
           </w:r>
           <w:r>
             <w:rPr>
-              <w:rFonts w:ascii="Microsoft JhengHei" w:eastAsia="Microsoft JhengHei" w:hAnsi="Microsoft JhengHei" w:cs="Microsoft JhengHei" w:hint="eastAsia"/>
-              <w:szCs w:val="24"/>
-            </w:rPr>
-            <w:instrText xml:space="preserve"> HYPERLINK \l _Toc17240 </w:instrText>
-          </w:r>
-          <w:r>
-            <w:rPr>
-              <w:rFonts w:ascii="Microsoft JhengHei" w:eastAsia="Microsoft JhengHei" w:hAnsi="Microsoft JhengHei" w:cs="Microsoft JhengHei" w:hint="eastAsia"/>
+              <w:rFonts w:hint="eastAsia" w:ascii="Microsoft JhengHei" w:hAnsi="Microsoft JhengHei" w:eastAsia="Microsoft JhengHei" w:cs="Microsoft JhengHei"/>
+              <w:szCs w:val="24"/>
+            </w:rPr>
+            <w:instrText xml:space="preserve"> HYPERLINK \l _Toc30577 </w:instrText>
+          </w:r>
+          <w:r>
+            <w:rPr>
+              <w:rFonts w:hint="eastAsia" w:ascii="Microsoft JhengHei" w:hAnsi="Microsoft JhengHei" w:eastAsia="Microsoft JhengHei" w:cs="Microsoft JhengHei"/>
               <w:szCs w:val="24"/>
             </w:rPr>
             <w:fldChar w:fldCharType="separate"/>
@@ -2521,7 +2546,7 @@
             <w:fldChar w:fldCharType="begin"/>
           </w:r>
           <w:r>
-            <w:instrText xml:space="preserve"> PAGEREF _Toc17240 \h </w:instrText>
+            <w:instrText xml:space="preserve"> PAGEREF _Toc30577 \h </w:instrText>
           </w:r>
           <w:r>
             <w:fldChar w:fldCharType="separate"/>
@@ -2534,7 +2559,7 @@
           </w:r>
           <w:r>
             <w:rPr>
-              <w:rFonts w:ascii="Microsoft JhengHei" w:eastAsia="Microsoft JhengHei" w:hAnsi="Microsoft JhengHei" w:cs="Microsoft JhengHei" w:hint="eastAsia"/>
+              <w:rFonts w:hint="eastAsia" w:ascii="Microsoft JhengHei" w:hAnsi="Microsoft JhengHei" w:eastAsia="Microsoft JhengHei" w:cs="Microsoft JhengHei"/>
               <w:szCs w:val="24"/>
             </w:rPr>
             <w:fldChar w:fldCharType="end"/>
@@ -2542,28 +2567,28 @@
         </w:p>
         <w:p>
           <w:pPr>
-            <w:pStyle w:val="TOC3"/>
+            <w:pStyle w:val="13"/>
             <w:tabs>
               <w:tab w:val="right" w:leader="dot" w:pos="8468"/>
             </w:tabs>
           </w:pPr>
           <w:r>
             <w:rPr>
-              <w:rFonts w:ascii="Microsoft JhengHei" w:eastAsia="Microsoft JhengHei" w:hAnsi="Microsoft JhengHei" w:cs="Microsoft JhengHei" w:hint="eastAsia"/>
+              <w:rFonts w:hint="eastAsia" w:ascii="Microsoft JhengHei" w:hAnsi="Microsoft JhengHei" w:eastAsia="Microsoft JhengHei" w:cs="Microsoft JhengHei"/>
               <w:szCs w:val="24"/>
             </w:rPr>
             <w:fldChar w:fldCharType="begin"/>
           </w:r>
           <w:r>
             <w:rPr>
-              <w:rFonts w:ascii="Microsoft JhengHei" w:eastAsia="Microsoft JhengHei" w:hAnsi="Microsoft JhengHei" w:cs="Microsoft JhengHei" w:hint="eastAsia"/>
-              <w:szCs w:val="24"/>
-            </w:rPr>
-            <w:instrText xml:space="preserve"> HYPERLINK \l _Toc21603 </w:instrText>
-          </w:r>
-          <w:r>
-            <w:rPr>
-              <w:rFonts w:ascii="Microsoft JhengHei" w:eastAsia="Microsoft JhengHei" w:hAnsi="Microsoft JhengHei" w:cs="Microsoft JhengHei" w:hint="eastAsia"/>
+              <w:rFonts w:hint="eastAsia" w:ascii="Microsoft JhengHei" w:hAnsi="Microsoft JhengHei" w:eastAsia="Microsoft JhengHei" w:cs="Microsoft JhengHei"/>
+              <w:szCs w:val="24"/>
+            </w:rPr>
+            <w:instrText xml:space="preserve"> HYPERLINK \l _Toc9454 </w:instrText>
+          </w:r>
+          <w:r>
+            <w:rPr>
+              <w:rFonts w:hint="eastAsia" w:ascii="Microsoft JhengHei" w:hAnsi="Microsoft JhengHei" w:eastAsia="Microsoft JhengHei" w:cs="Microsoft JhengHei"/>
               <w:szCs w:val="24"/>
             </w:rPr>
             <w:fldChar w:fldCharType="separate"/>
@@ -2584,7 +2609,7 @@
             <w:fldChar w:fldCharType="begin"/>
           </w:r>
           <w:r>
-            <w:instrText xml:space="preserve"> PAGEREF _Toc21603 \h </w:instrText>
+            <w:instrText xml:space="preserve"> PAGEREF _Toc9454 \h </w:instrText>
           </w:r>
           <w:r>
             <w:fldChar w:fldCharType="separate"/>
@@ -2597,7 +2622,7 @@
           </w:r>
           <w:r>
             <w:rPr>
-              <w:rFonts w:ascii="Microsoft JhengHei" w:eastAsia="Microsoft JhengHei" w:hAnsi="Microsoft JhengHei" w:cs="Microsoft JhengHei" w:hint="eastAsia"/>
+              <w:rFonts w:hint="eastAsia" w:ascii="Microsoft JhengHei" w:hAnsi="Microsoft JhengHei" w:eastAsia="Microsoft JhengHei" w:cs="Microsoft JhengHei"/>
               <w:szCs w:val="24"/>
             </w:rPr>
             <w:fldChar w:fldCharType="end"/>
@@ -2605,28 +2630,28 @@
         </w:p>
         <w:p>
           <w:pPr>
-            <w:pStyle w:val="TOC3"/>
+            <w:pStyle w:val="13"/>
             <w:tabs>
               <w:tab w:val="right" w:leader="dot" w:pos="8468"/>
             </w:tabs>
           </w:pPr>
           <w:r>
             <w:rPr>
-              <w:rFonts w:ascii="Microsoft JhengHei" w:eastAsia="Microsoft JhengHei" w:hAnsi="Microsoft JhengHei" w:cs="Microsoft JhengHei" w:hint="eastAsia"/>
+              <w:rFonts w:hint="eastAsia" w:ascii="Microsoft JhengHei" w:hAnsi="Microsoft JhengHei" w:eastAsia="Microsoft JhengHei" w:cs="Microsoft JhengHei"/>
               <w:szCs w:val="24"/>
             </w:rPr>
             <w:fldChar w:fldCharType="begin"/>
           </w:r>
           <w:r>
             <w:rPr>
-              <w:rFonts w:ascii="Microsoft JhengHei" w:eastAsia="Microsoft JhengHei" w:hAnsi="Microsoft JhengHei" w:cs="Microsoft JhengHei" w:hint="eastAsia"/>
-              <w:szCs w:val="24"/>
-            </w:rPr>
-            <w:instrText xml:space="preserve"> HYPERLINK \l _Toc4829 </w:instrText>
-          </w:r>
-          <w:r>
-            <w:rPr>
-              <w:rFonts w:ascii="Microsoft JhengHei" w:eastAsia="Microsoft JhengHei" w:hAnsi="Microsoft JhengHei" w:cs="Microsoft JhengHei" w:hint="eastAsia"/>
+              <w:rFonts w:hint="eastAsia" w:ascii="Microsoft JhengHei" w:hAnsi="Microsoft JhengHei" w:eastAsia="Microsoft JhengHei" w:cs="Microsoft JhengHei"/>
+              <w:szCs w:val="24"/>
+            </w:rPr>
+            <w:instrText xml:space="preserve"> HYPERLINK \l _Toc12988 </w:instrText>
+          </w:r>
+          <w:r>
+            <w:rPr>
+              <w:rFonts w:hint="eastAsia" w:ascii="Microsoft JhengHei" w:hAnsi="Microsoft JhengHei" w:eastAsia="Microsoft JhengHei" w:cs="Microsoft JhengHei"/>
               <w:szCs w:val="24"/>
             </w:rPr>
             <w:fldChar w:fldCharType="separate"/>
@@ -2647,7 +2672,7 @@
             <w:fldChar w:fldCharType="begin"/>
           </w:r>
           <w:r>
-            <w:instrText xml:space="preserve"> PAGEREF _Toc4829 \h </w:instrText>
+            <w:instrText xml:space="preserve"> PAGEREF _Toc12988 \h </w:instrText>
           </w:r>
           <w:r>
             <w:fldChar w:fldCharType="separate"/>
@@ -2660,7 +2685,7 @@
           </w:r>
           <w:r>
             <w:rPr>
-              <w:rFonts w:ascii="Microsoft JhengHei" w:eastAsia="Microsoft JhengHei" w:hAnsi="Microsoft JhengHei" w:cs="Microsoft JhengHei" w:hint="eastAsia"/>
+              <w:rFonts w:hint="eastAsia" w:ascii="Microsoft JhengHei" w:hAnsi="Microsoft JhengHei" w:eastAsia="Microsoft JhengHei" w:cs="Microsoft JhengHei"/>
               <w:szCs w:val="24"/>
             </w:rPr>
             <w:fldChar w:fldCharType="end"/>
@@ -2668,28 +2693,28 @@
         </w:p>
         <w:p>
           <w:pPr>
-            <w:pStyle w:val="TOC3"/>
+            <w:pStyle w:val="13"/>
             <w:tabs>
               <w:tab w:val="right" w:leader="dot" w:pos="8468"/>
             </w:tabs>
           </w:pPr>
           <w:r>
             <w:rPr>
-              <w:rFonts w:ascii="Microsoft JhengHei" w:eastAsia="Microsoft JhengHei" w:hAnsi="Microsoft JhengHei" w:cs="Microsoft JhengHei" w:hint="eastAsia"/>
+              <w:rFonts w:hint="eastAsia" w:ascii="Microsoft JhengHei" w:hAnsi="Microsoft JhengHei" w:eastAsia="Microsoft JhengHei" w:cs="Microsoft JhengHei"/>
               <w:szCs w:val="24"/>
             </w:rPr>
             <w:fldChar w:fldCharType="begin"/>
           </w:r>
           <w:r>
             <w:rPr>
-              <w:rFonts w:ascii="Microsoft JhengHei" w:eastAsia="Microsoft JhengHei" w:hAnsi="Microsoft JhengHei" w:cs="Microsoft JhengHei" w:hint="eastAsia"/>
-              <w:szCs w:val="24"/>
-            </w:rPr>
-            <w:instrText xml:space="preserve"> HYPERLINK \l _Toc15307 </w:instrText>
-          </w:r>
-          <w:r>
-            <w:rPr>
-              <w:rFonts w:ascii="Microsoft JhengHei" w:eastAsia="Microsoft JhengHei" w:hAnsi="Microsoft JhengHei" w:cs="Microsoft JhengHei" w:hint="eastAsia"/>
+              <w:rFonts w:hint="eastAsia" w:ascii="Microsoft JhengHei" w:hAnsi="Microsoft JhengHei" w:eastAsia="Microsoft JhengHei" w:cs="Microsoft JhengHei"/>
+              <w:szCs w:val="24"/>
+            </w:rPr>
+            <w:instrText xml:space="preserve"> HYPERLINK \l _Toc8116 </w:instrText>
+          </w:r>
+          <w:r>
+            <w:rPr>
+              <w:rFonts w:hint="eastAsia" w:ascii="Microsoft JhengHei" w:hAnsi="Microsoft JhengHei" w:eastAsia="Microsoft JhengHei" w:cs="Microsoft JhengHei"/>
               <w:szCs w:val="24"/>
             </w:rPr>
             <w:fldChar w:fldCharType="separate"/>
@@ -2710,7 +2735,7 @@
             <w:fldChar w:fldCharType="begin"/>
           </w:r>
           <w:r>
-            <w:instrText xml:space="preserve"> PAGEREF _Toc15307 \h </w:instrText>
+            <w:instrText xml:space="preserve"> PAGEREF _Toc8116 \h </w:instrText>
           </w:r>
           <w:r>
             <w:fldChar w:fldCharType="separate"/>
@@ -2723,7 +2748,7 @@
           </w:r>
           <w:r>
             <w:rPr>
-              <w:rFonts w:ascii="Microsoft JhengHei" w:eastAsia="Microsoft JhengHei" w:hAnsi="Microsoft JhengHei" w:cs="Microsoft JhengHei" w:hint="eastAsia"/>
+              <w:rFonts w:hint="eastAsia" w:ascii="Microsoft JhengHei" w:hAnsi="Microsoft JhengHei" w:eastAsia="Microsoft JhengHei" w:cs="Microsoft JhengHei"/>
               <w:szCs w:val="24"/>
             </w:rPr>
             <w:fldChar w:fldCharType="end"/>
@@ -2731,28 +2756,28 @@
         </w:p>
         <w:p>
           <w:pPr>
-            <w:pStyle w:val="TOC3"/>
+            <w:pStyle w:val="13"/>
             <w:tabs>
               <w:tab w:val="right" w:leader="dot" w:pos="8468"/>
             </w:tabs>
           </w:pPr>
           <w:r>
             <w:rPr>
-              <w:rFonts w:ascii="Microsoft JhengHei" w:eastAsia="Microsoft JhengHei" w:hAnsi="Microsoft JhengHei" w:cs="Microsoft JhengHei" w:hint="eastAsia"/>
+              <w:rFonts w:hint="eastAsia" w:ascii="Microsoft JhengHei" w:hAnsi="Microsoft JhengHei" w:eastAsia="Microsoft JhengHei" w:cs="Microsoft JhengHei"/>
               <w:szCs w:val="24"/>
             </w:rPr>
             <w:fldChar w:fldCharType="begin"/>
           </w:r>
           <w:r>
             <w:rPr>
-              <w:rFonts w:ascii="Microsoft JhengHei" w:eastAsia="Microsoft JhengHei" w:hAnsi="Microsoft JhengHei" w:cs="Microsoft JhengHei" w:hint="eastAsia"/>
-              <w:szCs w:val="24"/>
-            </w:rPr>
-            <w:instrText xml:space="preserve"> HYPERLINK \l _Toc10336 </w:instrText>
-          </w:r>
-          <w:r>
-            <w:rPr>
-              <w:rFonts w:ascii="Microsoft JhengHei" w:eastAsia="Microsoft JhengHei" w:hAnsi="Microsoft JhengHei" w:cs="Microsoft JhengHei" w:hint="eastAsia"/>
+              <w:rFonts w:hint="eastAsia" w:ascii="Microsoft JhengHei" w:hAnsi="Microsoft JhengHei" w:eastAsia="Microsoft JhengHei" w:cs="Microsoft JhengHei"/>
+              <w:szCs w:val="24"/>
+            </w:rPr>
+            <w:instrText xml:space="preserve"> HYPERLINK \l _Toc18965 </w:instrText>
+          </w:r>
+          <w:r>
+            <w:rPr>
+              <w:rFonts w:hint="eastAsia" w:ascii="Microsoft JhengHei" w:hAnsi="Microsoft JhengHei" w:eastAsia="Microsoft JhengHei" w:cs="Microsoft JhengHei"/>
               <w:szCs w:val="24"/>
             </w:rPr>
             <w:fldChar w:fldCharType="separate"/>
@@ -2778,7 +2803,7 @@
             <w:fldChar w:fldCharType="begin"/>
           </w:r>
           <w:r>
-            <w:instrText xml:space="preserve"> PAGEREF _Toc10336 \h </w:instrText>
+            <w:instrText xml:space="preserve"> PAGEREF _Toc18965 \h </w:instrText>
           </w:r>
           <w:r>
             <w:fldChar w:fldCharType="separate"/>
@@ -2791,7 +2816,7 @@
           </w:r>
           <w:r>
             <w:rPr>
-              <w:rFonts w:ascii="Microsoft JhengHei" w:eastAsia="Microsoft JhengHei" w:hAnsi="Microsoft JhengHei" w:cs="Microsoft JhengHei" w:hint="eastAsia"/>
+              <w:rFonts w:hint="eastAsia" w:ascii="Microsoft JhengHei" w:hAnsi="Microsoft JhengHei" w:eastAsia="Microsoft JhengHei" w:cs="Microsoft JhengHei"/>
               <w:szCs w:val="24"/>
             </w:rPr>
             <w:fldChar w:fldCharType="end"/>
@@ -2799,28 +2824,28 @@
         </w:p>
         <w:p>
           <w:pPr>
-            <w:pStyle w:val="TOC2"/>
+            <w:pStyle w:val="17"/>
             <w:tabs>
               <w:tab w:val="right" w:leader="dot" w:pos="8468"/>
             </w:tabs>
           </w:pPr>
           <w:r>
             <w:rPr>
-              <w:rFonts w:ascii="Microsoft JhengHei" w:eastAsia="Microsoft JhengHei" w:hAnsi="Microsoft JhengHei" w:cs="Microsoft JhengHei" w:hint="eastAsia"/>
+              <w:rFonts w:hint="eastAsia" w:ascii="Microsoft JhengHei" w:hAnsi="Microsoft JhengHei" w:eastAsia="Microsoft JhengHei" w:cs="Microsoft JhengHei"/>
               <w:szCs w:val="24"/>
             </w:rPr>
             <w:fldChar w:fldCharType="begin"/>
           </w:r>
           <w:r>
             <w:rPr>
-              <w:rFonts w:ascii="Microsoft JhengHei" w:eastAsia="Microsoft JhengHei" w:hAnsi="Microsoft JhengHei" w:cs="Microsoft JhengHei" w:hint="eastAsia"/>
-              <w:szCs w:val="24"/>
-            </w:rPr>
-            <w:instrText xml:space="preserve"> HYPERLINK \l _Toc12079 </w:instrText>
-          </w:r>
-          <w:r>
-            <w:rPr>
-              <w:rFonts w:ascii="Microsoft JhengHei" w:eastAsia="Microsoft JhengHei" w:hAnsi="Microsoft JhengHei" w:cs="Microsoft JhengHei" w:hint="eastAsia"/>
+              <w:rFonts w:hint="eastAsia" w:ascii="Microsoft JhengHei" w:hAnsi="Microsoft JhengHei" w:eastAsia="Microsoft JhengHei" w:cs="Microsoft JhengHei"/>
+              <w:szCs w:val="24"/>
+            </w:rPr>
+            <w:instrText xml:space="preserve"> HYPERLINK \l _Toc6599 </w:instrText>
+          </w:r>
+          <w:r>
+            <w:rPr>
+              <w:rFonts w:hint="eastAsia" w:ascii="Microsoft JhengHei" w:hAnsi="Microsoft JhengHei" w:eastAsia="Microsoft JhengHei" w:cs="Microsoft JhengHei"/>
               <w:szCs w:val="24"/>
             </w:rPr>
             <w:fldChar w:fldCharType="separate"/>
@@ -2841,7 +2866,7 @@
             <w:fldChar w:fldCharType="begin"/>
           </w:r>
           <w:r>
-            <w:instrText xml:space="preserve"> PAGEREF _Toc12079 \h </w:instrText>
+            <w:instrText xml:space="preserve"> PAGEREF _Toc6599 \h </w:instrText>
           </w:r>
           <w:r>
             <w:fldChar w:fldCharType="separate"/>
@@ -2854,7 +2879,7 @@
           </w:r>
           <w:r>
             <w:rPr>
-              <w:rFonts w:ascii="Microsoft JhengHei" w:eastAsia="Microsoft JhengHei" w:hAnsi="Microsoft JhengHei" w:cs="Microsoft JhengHei" w:hint="eastAsia"/>
+              <w:rFonts w:hint="eastAsia" w:ascii="Microsoft JhengHei" w:hAnsi="Microsoft JhengHei" w:eastAsia="Microsoft JhengHei" w:cs="Microsoft JhengHei"/>
               <w:szCs w:val="24"/>
             </w:rPr>
             <w:fldChar w:fldCharType="end"/>
@@ -2862,28 +2887,28 @@
         </w:p>
         <w:p>
           <w:pPr>
-            <w:pStyle w:val="TOC2"/>
+            <w:pStyle w:val="17"/>
             <w:tabs>
               <w:tab w:val="right" w:leader="dot" w:pos="8468"/>
             </w:tabs>
           </w:pPr>
           <w:r>
             <w:rPr>
-              <w:rFonts w:ascii="Microsoft JhengHei" w:eastAsia="Microsoft JhengHei" w:hAnsi="Microsoft JhengHei" w:cs="Microsoft JhengHei" w:hint="eastAsia"/>
+              <w:rFonts w:hint="eastAsia" w:ascii="Microsoft JhengHei" w:hAnsi="Microsoft JhengHei" w:eastAsia="Microsoft JhengHei" w:cs="Microsoft JhengHei"/>
               <w:szCs w:val="24"/>
             </w:rPr>
             <w:fldChar w:fldCharType="begin"/>
           </w:r>
           <w:r>
             <w:rPr>
-              <w:rFonts w:ascii="Microsoft JhengHei" w:eastAsia="Microsoft JhengHei" w:hAnsi="Microsoft JhengHei" w:cs="Microsoft JhengHei" w:hint="eastAsia"/>
-              <w:szCs w:val="24"/>
-            </w:rPr>
-            <w:instrText xml:space="preserve"> HYPERLINK \l _Toc27916 </w:instrText>
-          </w:r>
-          <w:r>
-            <w:rPr>
-              <w:rFonts w:ascii="Microsoft JhengHei" w:eastAsia="Microsoft JhengHei" w:hAnsi="Microsoft JhengHei" w:cs="Microsoft JhengHei" w:hint="eastAsia"/>
+              <w:rFonts w:hint="eastAsia" w:ascii="Microsoft JhengHei" w:hAnsi="Microsoft JhengHei" w:eastAsia="Microsoft JhengHei" w:cs="Microsoft JhengHei"/>
+              <w:szCs w:val="24"/>
+            </w:rPr>
+            <w:instrText xml:space="preserve"> HYPERLINK \l _Toc5664 </w:instrText>
+          </w:r>
+          <w:r>
+            <w:rPr>
+              <w:rFonts w:hint="eastAsia" w:ascii="Microsoft JhengHei" w:hAnsi="Microsoft JhengHei" w:eastAsia="Microsoft JhengHei" w:cs="Microsoft JhengHei"/>
               <w:szCs w:val="24"/>
             </w:rPr>
             <w:fldChar w:fldCharType="separate"/>
@@ -2904,7 +2929,7 @@
             <w:fldChar w:fldCharType="begin"/>
           </w:r>
           <w:r>
-            <w:instrText xml:space="preserve"> PAGEREF _Toc27916 \h </w:instrText>
+            <w:instrText xml:space="preserve"> PAGEREF _Toc5664 \h </w:instrText>
           </w:r>
           <w:r>
             <w:fldChar w:fldCharType="separate"/>
@@ -2917,7 +2942,7 @@
           </w:r>
           <w:r>
             <w:rPr>
-              <w:rFonts w:ascii="Microsoft JhengHei" w:eastAsia="Microsoft JhengHei" w:hAnsi="Microsoft JhengHei" w:cs="Microsoft JhengHei" w:hint="eastAsia"/>
+              <w:rFonts w:hint="eastAsia" w:ascii="Microsoft JhengHei" w:hAnsi="Microsoft JhengHei" w:eastAsia="Microsoft JhengHei" w:cs="Microsoft JhengHei"/>
               <w:szCs w:val="24"/>
             </w:rPr>
             <w:fldChar w:fldCharType="end"/>
@@ -2925,28 +2950,28 @@
         </w:p>
         <w:p>
           <w:pPr>
-            <w:pStyle w:val="TOC2"/>
+            <w:pStyle w:val="17"/>
             <w:tabs>
               <w:tab w:val="right" w:leader="dot" w:pos="8468"/>
             </w:tabs>
           </w:pPr>
           <w:r>
             <w:rPr>
-              <w:rFonts w:ascii="Microsoft JhengHei" w:eastAsia="Microsoft JhengHei" w:hAnsi="Microsoft JhengHei" w:cs="Microsoft JhengHei" w:hint="eastAsia"/>
+              <w:rFonts w:hint="eastAsia" w:ascii="Microsoft JhengHei" w:hAnsi="Microsoft JhengHei" w:eastAsia="Microsoft JhengHei" w:cs="Microsoft JhengHei"/>
               <w:szCs w:val="24"/>
             </w:rPr>
             <w:fldChar w:fldCharType="begin"/>
           </w:r>
           <w:r>
             <w:rPr>
-              <w:rFonts w:ascii="Microsoft JhengHei" w:eastAsia="Microsoft JhengHei" w:hAnsi="Microsoft JhengHei" w:cs="Microsoft JhengHei" w:hint="eastAsia"/>
-              <w:szCs w:val="24"/>
-            </w:rPr>
-            <w:instrText xml:space="preserve"> HYPERLINK \l _Toc21708 </w:instrText>
-          </w:r>
-          <w:r>
-            <w:rPr>
-              <w:rFonts w:ascii="Microsoft JhengHei" w:eastAsia="Microsoft JhengHei" w:hAnsi="Microsoft JhengHei" w:cs="Microsoft JhengHei" w:hint="eastAsia"/>
+              <w:rFonts w:hint="eastAsia" w:ascii="Microsoft JhengHei" w:hAnsi="Microsoft JhengHei" w:eastAsia="Microsoft JhengHei" w:cs="Microsoft JhengHei"/>
+              <w:szCs w:val="24"/>
+            </w:rPr>
+            <w:instrText xml:space="preserve"> HYPERLINK \l _Toc5878 </w:instrText>
+          </w:r>
+          <w:r>
+            <w:rPr>
+              <w:rFonts w:hint="eastAsia" w:ascii="Microsoft JhengHei" w:hAnsi="Microsoft JhengHei" w:eastAsia="Microsoft JhengHei" w:cs="Microsoft JhengHei"/>
               <w:szCs w:val="24"/>
             </w:rPr>
             <w:fldChar w:fldCharType="separate"/>
@@ -2967,7 +2992,7 @@
             <w:fldChar w:fldCharType="begin"/>
           </w:r>
           <w:r>
-            <w:instrText xml:space="preserve"> PAGEREF _Toc21708 \h </w:instrText>
+            <w:instrText xml:space="preserve"> PAGEREF _Toc5878 \h </w:instrText>
           </w:r>
           <w:r>
             <w:fldChar w:fldCharType="separate"/>
@@ -2980,7 +3005,7 @@
           </w:r>
           <w:r>
             <w:rPr>
-              <w:rFonts w:ascii="Microsoft JhengHei" w:eastAsia="Microsoft JhengHei" w:hAnsi="Microsoft JhengHei" w:cs="Microsoft JhengHei" w:hint="eastAsia"/>
+              <w:rFonts w:hint="eastAsia" w:ascii="Microsoft JhengHei" w:hAnsi="Microsoft JhengHei" w:eastAsia="Microsoft JhengHei" w:cs="Microsoft JhengHei"/>
               <w:szCs w:val="24"/>
             </w:rPr>
             <w:fldChar w:fldCharType="end"/>
@@ -2988,28 +3013,28 @@
         </w:p>
         <w:p>
           <w:pPr>
-            <w:pStyle w:val="TOC3"/>
+            <w:pStyle w:val="13"/>
             <w:tabs>
               <w:tab w:val="right" w:leader="dot" w:pos="8468"/>
             </w:tabs>
           </w:pPr>
           <w:r>
             <w:rPr>
-              <w:rFonts w:ascii="Microsoft JhengHei" w:eastAsia="Microsoft JhengHei" w:hAnsi="Microsoft JhengHei" w:cs="Microsoft JhengHei" w:hint="eastAsia"/>
+              <w:rFonts w:hint="eastAsia" w:ascii="Microsoft JhengHei" w:hAnsi="Microsoft JhengHei" w:eastAsia="Microsoft JhengHei" w:cs="Microsoft JhengHei"/>
               <w:szCs w:val="24"/>
             </w:rPr>
             <w:fldChar w:fldCharType="begin"/>
           </w:r>
           <w:r>
             <w:rPr>
-              <w:rFonts w:ascii="Microsoft JhengHei" w:eastAsia="Microsoft JhengHei" w:hAnsi="Microsoft JhengHei" w:cs="Microsoft JhengHei" w:hint="eastAsia"/>
-              <w:szCs w:val="24"/>
-            </w:rPr>
-            <w:instrText xml:space="preserve"> HYPERLINK \l _Toc12533 </w:instrText>
-          </w:r>
-          <w:r>
-            <w:rPr>
-              <w:rFonts w:ascii="Microsoft JhengHei" w:eastAsia="Microsoft JhengHei" w:hAnsi="Microsoft JhengHei" w:cs="Microsoft JhengHei" w:hint="eastAsia"/>
+              <w:rFonts w:hint="eastAsia" w:ascii="Microsoft JhengHei" w:hAnsi="Microsoft JhengHei" w:eastAsia="Microsoft JhengHei" w:cs="Microsoft JhengHei"/>
+              <w:szCs w:val="24"/>
+            </w:rPr>
+            <w:instrText xml:space="preserve"> HYPERLINK \l _Toc19014 </w:instrText>
+          </w:r>
+          <w:r>
+            <w:rPr>
+              <w:rFonts w:hint="eastAsia" w:ascii="Microsoft JhengHei" w:hAnsi="Microsoft JhengHei" w:eastAsia="Microsoft JhengHei" w:cs="Microsoft JhengHei"/>
               <w:szCs w:val="24"/>
             </w:rPr>
             <w:fldChar w:fldCharType="separate"/>
@@ -3030,7 +3055,7 @@
             <w:fldChar w:fldCharType="begin"/>
           </w:r>
           <w:r>
-            <w:instrText xml:space="preserve"> PAGEREF _Toc12533 \h </w:instrText>
+            <w:instrText xml:space="preserve"> PAGEREF _Toc19014 \h </w:instrText>
           </w:r>
           <w:r>
             <w:fldChar w:fldCharType="separate"/>
@@ -3043,7 +3068,7 @@
           </w:r>
           <w:r>
             <w:rPr>
-              <w:rFonts w:ascii="Microsoft JhengHei" w:eastAsia="Microsoft JhengHei" w:hAnsi="Microsoft JhengHei" w:cs="Microsoft JhengHei" w:hint="eastAsia"/>
+              <w:rFonts w:hint="eastAsia" w:ascii="Microsoft JhengHei" w:hAnsi="Microsoft JhengHei" w:eastAsia="Microsoft JhengHei" w:cs="Microsoft JhengHei"/>
               <w:szCs w:val="24"/>
             </w:rPr>
             <w:fldChar w:fldCharType="end"/>
@@ -3051,28 +3076,28 @@
         </w:p>
         <w:p>
           <w:pPr>
-            <w:pStyle w:val="TOC3"/>
+            <w:pStyle w:val="13"/>
             <w:tabs>
               <w:tab w:val="right" w:leader="dot" w:pos="8468"/>
             </w:tabs>
           </w:pPr>
           <w:r>
             <w:rPr>
-              <w:rFonts w:ascii="Microsoft JhengHei" w:eastAsia="Microsoft JhengHei" w:hAnsi="Microsoft JhengHei" w:cs="Microsoft JhengHei" w:hint="eastAsia"/>
+              <w:rFonts w:hint="eastAsia" w:ascii="Microsoft JhengHei" w:hAnsi="Microsoft JhengHei" w:eastAsia="Microsoft JhengHei" w:cs="Microsoft JhengHei"/>
               <w:szCs w:val="24"/>
             </w:rPr>
             <w:fldChar w:fldCharType="begin"/>
           </w:r>
           <w:r>
             <w:rPr>
-              <w:rFonts w:ascii="Microsoft JhengHei" w:eastAsia="Microsoft JhengHei" w:hAnsi="Microsoft JhengHei" w:cs="Microsoft JhengHei" w:hint="eastAsia"/>
-              <w:szCs w:val="24"/>
-            </w:rPr>
-            <w:instrText xml:space="preserve"> HYPERLINK \l _Toc15339 </w:instrText>
-          </w:r>
-          <w:r>
-            <w:rPr>
-              <w:rFonts w:ascii="Microsoft JhengHei" w:eastAsia="Microsoft JhengHei" w:hAnsi="Microsoft JhengHei" w:cs="Microsoft JhengHei" w:hint="eastAsia"/>
+              <w:rFonts w:hint="eastAsia" w:ascii="Microsoft JhengHei" w:hAnsi="Microsoft JhengHei" w:eastAsia="Microsoft JhengHei" w:cs="Microsoft JhengHei"/>
+              <w:szCs w:val="24"/>
+            </w:rPr>
+            <w:instrText xml:space="preserve"> HYPERLINK \l _Toc2189 </w:instrText>
+          </w:r>
+          <w:r>
+            <w:rPr>
+              <w:rFonts w:hint="eastAsia" w:ascii="Microsoft JhengHei" w:hAnsi="Microsoft JhengHei" w:eastAsia="Microsoft JhengHei" w:cs="Microsoft JhengHei"/>
               <w:szCs w:val="24"/>
             </w:rPr>
             <w:fldChar w:fldCharType="separate"/>
@@ -3093,7 +3118,7 @@
             <w:fldChar w:fldCharType="begin"/>
           </w:r>
           <w:r>
-            <w:instrText xml:space="preserve"> PAGEREF _Toc15339 \h </w:instrText>
+            <w:instrText xml:space="preserve"> PAGEREF _Toc2189 \h </w:instrText>
           </w:r>
           <w:r>
             <w:fldChar w:fldCharType="separate"/>
@@ -3106,7 +3131,7 @@
           </w:r>
           <w:r>
             <w:rPr>
-              <w:rFonts w:ascii="Microsoft JhengHei" w:eastAsia="Microsoft JhengHei" w:hAnsi="Microsoft JhengHei" w:cs="Microsoft JhengHei" w:hint="eastAsia"/>
+              <w:rFonts w:hint="eastAsia" w:ascii="Microsoft JhengHei" w:hAnsi="Microsoft JhengHei" w:eastAsia="Microsoft JhengHei" w:cs="Microsoft JhengHei"/>
               <w:szCs w:val="24"/>
             </w:rPr>
             <w:fldChar w:fldCharType="end"/>
@@ -3114,28 +3139,28 @@
         </w:p>
         <w:p>
           <w:pPr>
-            <w:pStyle w:val="TOC3"/>
+            <w:pStyle w:val="13"/>
             <w:tabs>
               <w:tab w:val="right" w:leader="dot" w:pos="8468"/>
             </w:tabs>
           </w:pPr>
           <w:r>
             <w:rPr>
-              <w:rFonts w:ascii="Microsoft JhengHei" w:eastAsia="Microsoft JhengHei" w:hAnsi="Microsoft JhengHei" w:cs="Microsoft JhengHei" w:hint="eastAsia"/>
+              <w:rFonts w:hint="eastAsia" w:ascii="Microsoft JhengHei" w:hAnsi="Microsoft JhengHei" w:eastAsia="Microsoft JhengHei" w:cs="Microsoft JhengHei"/>
               <w:szCs w:val="24"/>
             </w:rPr>
             <w:fldChar w:fldCharType="begin"/>
           </w:r>
           <w:r>
             <w:rPr>
-              <w:rFonts w:ascii="Microsoft JhengHei" w:eastAsia="Microsoft JhengHei" w:hAnsi="Microsoft JhengHei" w:cs="Microsoft JhengHei" w:hint="eastAsia"/>
-              <w:szCs w:val="24"/>
-            </w:rPr>
-            <w:instrText xml:space="preserve"> HYPERLINK \l _Toc28586 </w:instrText>
-          </w:r>
-          <w:r>
-            <w:rPr>
-              <w:rFonts w:ascii="Microsoft JhengHei" w:eastAsia="Microsoft JhengHei" w:hAnsi="Microsoft JhengHei" w:cs="Microsoft JhengHei" w:hint="eastAsia"/>
+              <w:rFonts w:hint="eastAsia" w:ascii="Microsoft JhengHei" w:hAnsi="Microsoft JhengHei" w:eastAsia="Microsoft JhengHei" w:cs="Microsoft JhengHei"/>
+              <w:szCs w:val="24"/>
+            </w:rPr>
+            <w:instrText xml:space="preserve"> HYPERLINK \l _Toc6144 </w:instrText>
+          </w:r>
+          <w:r>
+            <w:rPr>
+              <w:rFonts w:hint="eastAsia" w:ascii="Microsoft JhengHei" w:hAnsi="Microsoft JhengHei" w:eastAsia="Microsoft JhengHei" w:cs="Microsoft JhengHei"/>
               <w:szCs w:val="24"/>
             </w:rPr>
             <w:fldChar w:fldCharType="separate"/>
@@ -3156,7 +3181,7 @@
             <w:fldChar w:fldCharType="begin"/>
           </w:r>
           <w:r>
-            <w:instrText xml:space="preserve"> PAGEREF _Toc28586 \h </w:instrText>
+            <w:instrText xml:space="preserve"> PAGEREF _Toc6144 \h </w:instrText>
           </w:r>
           <w:r>
             <w:fldChar w:fldCharType="separate"/>
@@ -3169,7 +3194,7 @@
           </w:r>
           <w:r>
             <w:rPr>
-              <w:rFonts w:ascii="Microsoft JhengHei" w:eastAsia="Microsoft JhengHei" w:hAnsi="Microsoft JhengHei" w:cs="Microsoft JhengHei" w:hint="eastAsia"/>
+              <w:rFonts w:hint="eastAsia" w:ascii="Microsoft JhengHei" w:hAnsi="Microsoft JhengHei" w:eastAsia="Microsoft JhengHei" w:cs="Microsoft JhengHei"/>
               <w:szCs w:val="24"/>
             </w:rPr>
             <w:fldChar w:fldCharType="end"/>
@@ -3177,28 +3202,28 @@
         </w:p>
         <w:p>
           <w:pPr>
-            <w:pStyle w:val="TOC2"/>
+            <w:pStyle w:val="17"/>
             <w:tabs>
               <w:tab w:val="right" w:leader="dot" w:pos="8468"/>
             </w:tabs>
           </w:pPr>
           <w:r>
             <w:rPr>
-              <w:rFonts w:ascii="Microsoft JhengHei" w:eastAsia="Microsoft JhengHei" w:hAnsi="Microsoft JhengHei" w:cs="Microsoft JhengHei" w:hint="eastAsia"/>
+              <w:rFonts w:hint="eastAsia" w:ascii="Microsoft JhengHei" w:hAnsi="Microsoft JhengHei" w:eastAsia="Microsoft JhengHei" w:cs="Microsoft JhengHei"/>
               <w:szCs w:val="24"/>
             </w:rPr>
             <w:fldChar w:fldCharType="begin"/>
           </w:r>
           <w:r>
             <w:rPr>
-              <w:rFonts w:ascii="Microsoft JhengHei" w:eastAsia="Microsoft JhengHei" w:hAnsi="Microsoft JhengHei" w:cs="Microsoft JhengHei" w:hint="eastAsia"/>
-              <w:szCs w:val="24"/>
-            </w:rPr>
-            <w:instrText xml:space="preserve"> HYPERLINK \l _Toc32189 </w:instrText>
-          </w:r>
-          <w:r>
-            <w:rPr>
-              <w:rFonts w:ascii="Microsoft JhengHei" w:eastAsia="Microsoft JhengHei" w:hAnsi="Microsoft JhengHei" w:cs="Microsoft JhengHei" w:hint="eastAsia"/>
+              <w:rFonts w:hint="eastAsia" w:ascii="Microsoft JhengHei" w:hAnsi="Microsoft JhengHei" w:eastAsia="Microsoft JhengHei" w:cs="Microsoft JhengHei"/>
+              <w:szCs w:val="24"/>
+            </w:rPr>
+            <w:instrText xml:space="preserve"> HYPERLINK \l _Toc20991 </w:instrText>
+          </w:r>
+          <w:r>
+            <w:rPr>
+              <w:rFonts w:hint="eastAsia" w:ascii="Microsoft JhengHei" w:hAnsi="Microsoft JhengHei" w:eastAsia="Microsoft JhengHei" w:cs="Microsoft JhengHei"/>
               <w:szCs w:val="24"/>
             </w:rPr>
             <w:fldChar w:fldCharType="separate"/>
@@ -3219,7 +3244,7 @@
             <w:fldChar w:fldCharType="begin"/>
           </w:r>
           <w:r>
-            <w:instrText xml:space="preserve"> PAGEREF _Toc32189 \h </w:instrText>
+            <w:instrText xml:space="preserve"> PAGEREF _Toc20991 \h </w:instrText>
           </w:r>
           <w:r>
             <w:fldChar w:fldCharType="separate"/>
@@ -3232,7 +3257,7 @@
           </w:r>
           <w:r>
             <w:rPr>
-              <w:rFonts w:ascii="Microsoft JhengHei" w:eastAsia="Microsoft JhengHei" w:hAnsi="Microsoft JhengHei" w:cs="Microsoft JhengHei" w:hint="eastAsia"/>
+              <w:rFonts w:hint="eastAsia" w:ascii="Microsoft JhengHei" w:hAnsi="Microsoft JhengHei" w:eastAsia="Microsoft JhengHei" w:cs="Microsoft JhengHei"/>
               <w:szCs w:val="24"/>
             </w:rPr>
             <w:fldChar w:fldCharType="end"/>
@@ -3240,28 +3265,28 @@
         </w:p>
         <w:p>
           <w:pPr>
-            <w:pStyle w:val="TOC2"/>
+            <w:pStyle w:val="17"/>
             <w:tabs>
               <w:tab w:val="right" w:leader="dot" w:pos="8468"/>
             </w:tabs>
           </w:pPr>
           <w:r>
             <w:rPr>
-              <w:rFonts w:ascii="Microsoft JhengHei" w:eastAsia="Microsoft JhengHei" w:hAnsi="Microsoft JhengHei" w:cs="Microsoft JhengHei" w:hint="eastAsia"/>
+              <w:rFonts w:hint="eastAsia" w:ascii="Microsoft JhengHei" w:hAnsi="Microsoft JhengHei" w:eastAsia="Microsoft JhengHei" w:cs="Microsoft JhengHei"/>
               <w:szCs w:val="24"/>
             </w:rPr>
             <w:fldChar w:fldCharType="begin"/>
           </w:r>
           <w:r>
             <w:rPr>
-              <w:rFonts w:ascii="Microsoft JhengHei" w:eastAsia="Microsoft JhengHei" w:hAnsi="Microsoft JhengHei" w:cs="Microsoft JhengHei" w:hint="eastAsia"/>
-              <w:szCs w:val="24"/>
-            </w:rPr>
-            <w:instrText xml:space="preserve"> HYPERLINK \l _Toc8708 </w:instrText>
-          </w:r>
-          <w:r>
-            <w:rPr>
-              <w:rFonts w:ascii="Microsoft JhengHei" w:eastAsia="Microsoft JhengHei" w:hAnsi="Microsoft JhengHei" w:cs="Microsoft JhengHei" w:hint="eastAsia"/>
+              <w:rFonts w:hint="eastAsia" w:ascii="Microsoft JhengHei" w:hAnsi="Microsoft JhengHei" w:eastAsia="Microsoft JhengHei" w:cs="Microsoft JhengHei"/>
+              <w:szCs w:val="24"/>
+            </w:rPr>
+            <w:instrText xml:space="preserve"> HYPERLINK \l _Toc21868 </w:instrText>
+          </w:r>
+          <w:r>
+            <w:rPr>
+              <w:rFonts w:hint="eastAsia" w:ascii="Microsoft JhengHei" w:hAnsi="Microsoft JhengHei" w:eastAsia="Microsoft JhengHei" w:cs="Microsoft JhengHei"/>
               <w:szCs w:val="24"/>
             </w:rPr>
             <w:fldChar w:fldCharType="separate"/>
@@ -3282,7 +3307,7 @@
             <w:fldChar w:fldCharType="begin"/>
           </w:r>
           <w:r>
-            <w:instrText xml:space="preserve"> PAGEREF _Toc8708 \h </w:instrText>
+            <w:instrText xml:space="preserve"> PAGEREF _Toc21868 \h </w:instrText>
           </w:r>
           <w:r>
             <w:fldChar w:fldCharType="separate"/>
@@ -3295,7 +3320,7 @@
           </w:r>
           <w:r>
             <w:rPr>
-              <w:rFonts w:ascii="Microsoft JhengHei" w:eastAsia="Microsoft JhengHei" w:hAnsi="Microsoft JhengHei" w:cs="Microsoft JhengHei" w:hint="eastAsia"/>
+              <w:rFonts w:hint="eastAsia" w:ascii="Microsoft JhengHei" w:hAnsi="Microsoft JhengHei" w:eastAsia="Microsoft JhengHei" w:cs="Microsoft JhengHei"/>
               <w:szCs w:val="24"/>
             </w:rPr>
             <w:fldChar w:fldCharType="end"/>
@@ -3303,28 +3328,28 @@
         </w:p>
         <w:p>
           <w:pPr>
-            <w:pStyle w:val="TOC3"/>
+            <w:pStyle w:val="13"/>
             <w:tabs>
               <w:tab w:val="right" w:leader="dot" w:pos="8468"/>
             </w:tabs>
           </w:pPr>
           <w:r>
             <w:rPr>
-              <w:rFonts w:ascii="Microsoft JhengHei" w:eastAsia="Microsoft JhengHei" w:hAnsi="Microsoft JhengHei" w:cs="Microsoft JhengHei" w:hint="eastAsia"/>
+              <w:rFonts w:hint="eastAsia" w:ascii="Microsoft JhengHei" w:hAnsi="Microsoft JhengHei" w:eastAsia="Microsoft JhengHei" w:cs="Microsoft JhengHei"/>
               <w:szCs w:val="24"/>
             </w:rPr>
             <w:fldChar w:fldCharType="begin"/>
           </w:r>
           <w:r>
             <w:rPr>
-              <w:rFonts w:ascii="Microsoft JhengHei" w:eastAsia="Microsoft JhengHei" w:hAnsi="Microsoft JhengHei" w:cs="Microsoft JhengHei" w:hint="eastAsia"/>
-              <w:szCs w:val="24"/>
-            </w:rPr>
-            <w:instrText xml:space="preserve"> HYPERLINK \l _Toc10844 </w:instrText>
-          </w:r>
-          <w:r>
-            <w:rPr>
-              <w:rFonts w:ascii="Microsoft JhengHei" w:eastAsia="Microsoft JhengHei" w:hAnsi="Microsoft JhengHei" w:cs="Microsoft JhengHei" w:hint="eastAsia"/>
+              <w:rFonts w:hint="eastAsia" w:ascii="Microsoft JhengHei" w:hAnsi="Microsoft JhengHei" w:eastAsia="Microsoft JhengHei" w:cs="Microsoft JhengHei"/>
+              <w:szCs w:val="24"/>
+            </w:rPr>
+            <w:instrText xml:space="preserve"> HYPERLINK \l _Toc14236 </w:instrText>
+          </w:r>
+          <w:r>
+            <w:rPr>
+              <w:rFonts w:hint="eastAsia" w:ascii="Microsoft JhengHei" w:hAnsi="Microsoft JhengHei" w:eastAsia="Microsoft JhengHei" w:cs="Microsoft JhengHei"/>
               <w:szCs w:val="24"/>
             </w:rPr>
             <w:fldChar w:fldCharType="separate"/>
@@ -3345,7 +3370,7 @@
             <w:fldChar w:fldCharType="begin"/>
           </w:r>
           <w:r>
-            <w:instrText xml:space="preserve"> PAGEREF _Toc10844 \h </w:instrText>
+            <w:instrText xml:space="preserve"> PAGEREF _Toc14236 \h </w:instrText>
           </w:r>
           <w:r>
             <w:fldChar w:fldCharType="separate"/>
@@ -3358,7 +3383,7 @@
           </w:r>
           <w:r>
             <w:rPr>
-              <w:rFonts w:ascii="Microsoft JhengHei" w:eastAsia="Microsoft JhengHei" w:hAnsi="Microsoft JhengHei" w:cs="Microsoft JhengHei" w:hint="eastAsia"/>
+              <w:rFonts w:hint="eastAsia" w:ascii="Microsoft JhengHei" w:hAnsi="Microsoft JhengHei" w:eastAsia="Microsoft JhengHei" w:cs="Microsoft JhengHei"/>
               <w:szCs w:val="24"/>
             </w:rPr>
             <w:fldChar w:fldCharType="end"/>
@@ -3366,28 +3391,28 @@
         </w:p>
         <w:p>
           <w:pPr>
-            <w:pStyle w:val="TOC3"/>
+            <w:pStyle w:val="13"/>
             <w:tabs>
               <w:tab w:val="right" w:leader="dot" w:pos="8468"/>
             </w:tabs>
           </w:pPr>
           <w:r>
             <w:rPr>
-              <w:rFonts w:ascii="Microsoft JhengHei" w:eastAsia="Microsoft JhengHei" w:hAnsi="Microsoft JhengHei" w:cs="Microsoft JhengHei" w:hint="eastAsia"/>
+              <w:rFonts w:hint="eastAsia" w:ascii="Microsoft JhengHei" w:hAnsi="Microsoft JhengHei" w:eastAsia="Microsoft JhengHei" w:cs="Microsoft JhengHei"/>
               <w:szCs w:val="24"/>
             </w:rPr>
             <w:fldChar w:fldCharType="begin"/>
           </w:r>
           <w:r>
             <w:rPr>
-              <w:rFonts w:ascii="Microsoft JhengHei" w:eastAsia="Microsoft JhengHei" w:hAnsi="Microsoft JhengHei" w:cs="Microsoft JhengHei" w:hint="eastAsia"/>
-              <w:szCs w:val="24"/>
-            </w:rPr>
-            <w:instrText xml:space="preserve"> HYPERLINK \l _Toc20408 </w:instrText>
-          </w:r>
-          <w:r>
-            <w:rPr>
-              <w:rFonts w:ascii="Microsoft JhengHei" w:eastAsia="Microsoft JhengHei" w:hAnsi="Microsoft JhengHei" w:cs="Microsoft JhengHei" w:hint="eastAsia"/>
+              <w:rFonts w:hint="eastAsia" w:ascii="Microsoft JhengHei" w:hAnsi="Microsoft JhengHei" w:eastAsia="Microsoft JhengHei" w:cs="Microsoft JhengHei"/>
+              <w:szCs w:val="24"/>
+            </w:rPr>
+            <w:instrText xml:space="preserve"> HYPERLINK \l _Toc2455 </w:instrText>
+          </w:r>
+          <w:r>
+            <w:rPr>
+              <w:rFonts w:hint="eastAsia" w:ascii="Microsoft JhengHei" w:hAnsi="Microsoft JhengHei" w:eastAsia="Microsoft JhengHei" w:cs="Microsoft JhengHei"/>
               <w:szCs w:val="24"/>
             </w:rPr>
             <w:fldChar w:fldCharType="separate"/>
@@ -3408,7 +3433,7 @@
             <w:fldChar w:fldCharType="begin"/>
           </w:r>
           <w:r>
-            <w:instrText xml:space="preserve"> PAGEREF _Toc20408 \h </w:instrText>
+            <w:instrText xml:space="preserve"> PAGEREF _Toc2455 \h </w:instrText>
           </w:r>
           <w:r>
             <w:fldChar w:fldCharType="separate"/>
@@ -3421,7 +3446,7 @@
           </w:r>
           <w:r>
             <w:rPr>
-              <w:rFonts w:ascii="Microsoft JhengHei" w:eastAsia="Microsoft JhengHei" w:hAnsi="Microsoft JhengHei" w:cs="Microsoft JhengHei" w:hint="eastAsia"/>
+              <w:rFonts w:hint="eastAsia" w:ascii="Microsoft JhengHei" w:hAnsi="Microsoft JhengHei" w:eastAsia="Microsoft JhengHei" w:cs="Microsoft JhengHei"/>
               <w:szCs w:val="24"/>
             </w:rPr>
             <w:fldChar w:fldCharType="end"/>
@@ -3429,28 +3454,28 @@
         </w:p>
         <w:p>
           <w:pPr>
-            <w:pStyle w:val="TOC1"/>
+            <w:pStyle w:val="16"/>
             <w:tabs>
               <w:tab w:val="right" w:leader="dot" w:pos="8468"/>
             </w:tabs>
           </w:pPr>
           <w:r>
             <w:rPr>
-              <w:rFonts w:ascii="Microsoft JhengHei" w:eastAsia="Microsoft JhengHei" w:hAnsi="Microsoft JhengHei" w:cs="Microsoft JhengHei" w:hint="eastAsia"/>
+              <w:rFonts w:hint="eastAsia" w:ascii="Microsoft JhengHei" w:hAnsi="Microsoft JhengHei" w:eastAsia="Microsoft JhengHei" w:cs="Microsoft JhengHei"/>
               <w:szCs w:val="24"/>
             </w:rPr>
             <w:fldChar w:fldCharType="begin"/>
           </w:r>
           <w:r>
             <w:rPr>
-              <w:rFonts w:ascii="Microsoft JhengHei" w:eastAsia="Microsoft JhengHei" w:hAnsi="Microsoft JhengHei" w:cs="Microsoft JhengHei" w:hint="eastAsia"/>
-              <w:szCs w:val="24"/>
-            </w:rPr>
-            <w:instrText xml:space="preserve"> HYPERLINK \l _Toc2728 </w:instrText>
-          </w:r>
-          <w:r>
-            <w:rPr>
-              <w:rFonts w:ascii="Microsoft JhengHei" w:eastAsia="Microsoft JhengHei" w:hAnsi="Microsoft JhengHei" w:cs="Microsoft JhengHei" w:hint="eastAsia"/>
+              <w:rFonts w:hint="eastAsia" w:ascii="Microsoft JhengHei" w:hAnsi="Microsoft JhengHei" w:eastAsia="Microsoft JhengHei" w:cs="Microsoft JhengHei"/>
+              <w:szCs w:val="24"/>
+            </w:rPr>
+            <w:instrText xml:space="preserve"> HYPERLINK \l _Toc12338 </w:instrText>
+          </w:r>
+          <w:r>
+            <w:rPr>
+              <w:rFonts w:hint="eastAsia" w:ascii="Microsoft JhengHei" w:hAnsi="Microsoft JhengHei" w:eastAsia="Microsoft JhengHei" w:cs="Microsoft JhengHei"/>
               <w:szCs w:val="24"/>
             </w:rPr>
             <w:fldChar w:fldCharType="separate"/>
@@ -3471,7 +3496,7 @@
             <w:fldChar w:fldCharType="begin"/>
           </w:r>
           <w:r>
-            <w:instrText xml:space="preserve"> PAGEREF _Toc2728 \h </w:instrText>
+            <w:instrText xml:space="preserve"> PAGEREF _Toc12338 \h </w:instrText>
           </w:r>
           <w:r>
             <w:fldChar w:fldCharType="separate"/>
@@ -3484,7 +3509,7 @@
           </w:r>
           <w:r>
             <w:rPr>
-              <w:rFonts w:ascii="Microsoft JhengHei" w:eastAsia="Microsoft JhengHei" w:hAnsi="Microsoft JhengHei" w:cs="Microsoft JhengHei" w:hint="eastAsia"/>
+              <w:rFonts w:hint="eastAsia" w:ascii="Microsoft JhengHei" w:hAnsi="Microsoft JhengHei" w:eastAsia="Microsoft JhengHei" w:cs="Microsoft JhengHei"/>
               <w:szCs w:val="24"/>
             </w:rPr>
             <w:fldChar w:fldCharType="end"/>
@@ -3508,7 +3533,7 @@
             <w:spacing w:line="219" w:lineRule="auto"/>
             <w:textAlignment w:val="baseline"/>
             <w:rPr>
-              <w:rFonts w:ascii="Microsoft JhengHei" w:eastAsia="Microsoft JhengHei" w:hAnsi="Microsoft JhengHei" w:cs="Microsoft JhengHei" w:hint="eastAsia"/>
+              <w:rFonts w:hint="eastAsia" w:ascii="Microsoft JhengHei" w:hAnsi="Microsoft JhengHei" w:eastAsia="Microsoft JhengHei" w:cs="Microsoft JhengHei"/>
               <w:snapToGrid w:val="0"/>
               <w:color w:val="000000"/>
               <w:kern w:val="0"/>
@@ -3519,7 +3544,7 @@
           </w:pPr>
           <w:r>
             <w:rPr>
-              <w:rFonts w:ascii="Microsoft JhengHei" w:eastAsia="Microsoft JhengHei" w:hAnsi="Microsoft JhengHei" w:cs="Microsoft JhengHei" w:hint="eastAsia"/>
+              <w:rFonts w:hint="eastAsia" w:ascii="Microsoft JhengHei" w:hAnsi="Microsoft JhengHei" w:eastAsia="Microsoft JhengHei" w:cs="Microsoft JhengHei"/>
               <w:szCs w:val="24"/>
             </w:rPr>
             <w:fldChar w:fldCharType="end"/>
@@ -3550,23 +3575,23 @@
     </w:p>
     <w:p>
       <w:pPr>
-        <w:pStyle w:val="1"/>
-        <w:keepNext w:val="0"/>
-        <w:keepLines w:val="0"/>
-        <w:pageBreakBefore w:val="0"/>
-        <w:widowControl w:val="0"/>
-        <w:kinsoku w:val="0"/>
-        <w:wordWrap/>
-        <w:overflowPunct/>
-        <w:topLinePunct w:val="0"/>
-        <w:autoSpaceDE w:val="0"/>
-        <w:autoSpaceDN w:val="0"/>
-        <w:bidi w:val="0"/>
-        <w:adjustRightInd w:val="0"/>
-        <w:snapToGrid w:val="0"/>
-        <w:textAlignment w:val="baseline"/>
-      </w:pPr>
-      <w:bookmarkStart w:id="3" w:name="_Toc1624"/>
+        <w:pStyle w:val="26"/>
+        <w:keepNext w:val="0"/>
+        <w:keepLines w:val="0"/>
+        <w:pageBreakBefore w:val="0"/>
+        <w:widowControl w:val="0"/>
+        <w:kinsoku w:val="0"/>
+        <w:wordWrap/>
+        <w:overflowPunct/>
+        <w:topLinePunct w:val="0"/>
+        <w:autoSpaceDE w:val="0"/>
+        <w:autoSpaceDN w:val="0"/>
+        <w:bidi w:val="0"/>
+        <w:adjustRightInd w:val="0"/>
+        <w:snapToGrid w:val="0"/>
+        <w:textAlignment w:val="baseline"/>
+      </w:pPr>
+      <w:bookmarkStart w:id="3" w:name="_Toc21368"/>
       <w:r>
         <w:t>目的</w:t>
       </w:r>
@@ -3588,18 +3613,18 @@
         <w:adjustRightInd w:val="0"/>
         <w:snapToGrid w:val="0"/>
         <w:spacing w:line="360" w:lineRule="auto"/>
-        <w:ind w:left="0" w:right="0" w:firstLine="420" w:firstLineChars="200"/>
+        <w:ind w:left="0" w:right="0" w:firstLine="480" w:firstLineChars="200"/>
         <w:jc w:val="left"/>
         <w:textAlignment w:val="baseline"/>
         <w:rPr>
-          <w:rFonts w:ascii="宋体" w:eastAsia="宋体" w:hAnsi="宋体" w:cs="宋体"/>
+          <w:rFonts w:ascii="宋体" w:hAnsi="宋体" w:eastAsia="宋体" w:cs="宋体"/>
           <w:sz w:val="24"/>
           <w:szCs w:val="24"/>
         </w:rPr>
       </w:pPr>
       <w:r>
         <w:rPr>
-          <w:rFonts w:ascii="宋体" w:eastAsia="宋体" w:hAnsi="宋体" w:cs="宋体"/>
+          <w:rFonts w:ascii="宋体" w:hAnsi="宋体" w:eastAsia="宋体" w:cs="宋体"/>
           <w:sz w:val="24"/>
           <w:szCs w:val="24"/>
         </w:rPr>
@@ -3607,7 +3632,7 @@
       </w:r>
       <w:r>
         <w:rPr>
-          <w:rFonts w:ascii="Calibri" w:eastAsia="Calibri" w:hAnsi="Calibri" w:cs="Calibri"/>
+          <w:rFonts w:ascii="Calibri" w:hAnsi="Calibri" w:eastAsia="Calibri" w:cs="Calibri"/>
           <w:sz w:val="24"/>
           <w:szCs w:val="24"/>
         </w:rPr>
@@ -3615,7 +3640,7 @@
       </w:r>
       <w:r>
         <w:rPr>
-          <w:rFonts w:ascii="宋体" w:eastAsia="宋体" w:hAnsi="宋体" w:cs="宋体"/>
+          <w:rFonts w:ascii="宋体" w:hAnsi="宋体" w:eastAsia="宋体" w:cs="宋体"/>
           <w:sz w:val="24"/>
           <w:szCs w:val="24"/>
         </w:rPr>
@@ -3623,7 +3648,7 @@
       </w:r>
       <w:r>
         <w:rPr>
-          <w:rFonts w:ascii="宋体" w:eastAsia="宋体" w:hAnsi="宋体" w:cs="宋体"/>
+          <w:rFonts w:ascii="宋体" w:hAnsi="宋体" w:eastAsia="宋体" w:cs="宋体"/>
           <w:spacing w:val="-1"/>
           <w:sz w:val="24"/>
           <w:szCs w:val="24"/>
@@ -3632,7 +3657,7 @@
       </w:r>
       <w:r>
         <w:rPr>
-          <w:rFonts w:ascii="宋体" w:eastAsia="宋体" w:hAnsi="宋体" w:cs="宋体"/>
+          <w:rFonts w:ascii="宋体" w:hAnsi="宋体" w:eastAsia="宋体" w:cs="宋体"/>
           <w:sz w:val="24"/>
           <w:szCs w:val="24"/>
         </w:rPr>
@@ -3640,7 +3665,7 @@
       </w:r>
       <w:r>
         <w:rPr>
-          <w:rFonts w:ascii="宋体" w:eastAsia="宋体" w:hAnsi="宋体" w:cs="宋体"/>
+          <w:rFonts w:ascii="宋体" w:hAnsi="宋体" w:eastAsia="宋体" w:cs="宋体"/>
           <w:spacing w:val="-1"/>
           <w:sz w:val="24"/>
           <w:szCs w:val="24"/>
@@ -3649,7 +3674,7 @@
       </w:r>
       <w:r>
         <w:rPr>
-          <w:rFonts w:ascii="宋体" w:eastAsia="宋体" w:hAnsi="宋体" w:cs="宋体"/>
+          <w:rFonts w:ascii="宋体" w:hAnsi="宋体" w:eastAsia="宋体" w:cs="宋体"/>
           <w:spacing w:val="-5"/>
           <w:sz w:val="24"/>
           <w:szCs w:val="24"/>
@@ -3659,7 +3684,7 @@
     </w:p>
     <w:p>
       <w:pPr>
-        <w:pStyle w:val="a3"/>
+        <w:pStyle w:val="39"/>
         <w:keepNext w:val="0"/>
         <w:keepLines w:val="0"/>
         <w:pageBreakBefore w:val="0"/>
@@ -3677,7 +3702,7 @@
         <w:bidi w:val="0"/>
         <w:adjustRightInd w:val="0"/>
         <w:snapToGrid w:val="0"/>
-        <w:ind w:left="425" w:hanging="425" w:leftChars="0" w:firstLineChars="0"/>
+        <w:ind w:left="425" w:leftChars="0" w:hanging="425" w:firstLineChars="0"/>
         <w:textAlignment w:val="baseline"/>
       </w:pPr>
       <w:r>
@@ -3696,7 +3721,7 @@
     </w:p>
     <w:p>
       <w:pPr>
-        <w:pStyle w:val="a3"/>
+        <w:pStyle w:val="39"/>
         <w:keepNext w:val="0"/>
         <w:keepLines w:val="0"/>
         <w:pageBreakBefore w:val="0"/>
@@ -3714,7 +3739,7 @@
         <w:bidi w:val="0"/>
         <w:adjustRightInd w:val="0"/>
         <w:snapToGrid w:val="0"/>
-        <w:ind w:left="425" w:hanging="425" w:leftChars="0" w:firstLineChars="0"/>
+        <w:ind w:left="425" w:leftChars="0" w:hanging="425" w:firstLineChars="0"/>
         <w:textAlignment w:val="baseline"/>
       </w:pPr>
       <w:r>
@@ -3723,7 +3748,7 @@
     </w:p>
     <w:p>
       <w:pPr>
-        <w:pStyle w:val="a3"/>
+        <w:pStyle w:val="39"/>
         <w:keepNext w:val="0"/>
         <w:keepLines w:val="0"/>
         <w:pageBreakBefore w:val="0"/>
@@ -3741,7 +3766,7 @@
         <w:bidi w:val="0"/>
         <w:adjustRightInd w:val="0"/>
         <w:snapToGrid w:val="0"/>
-        <w:ind w:left="425" w:hanging="425" w:leftChars="0" w:firstLineChars="0"/>
+        <w:ind w:left="425" w:leftChars="0" w:hanging="425" w:firstLineChars="0"/>
         <w:textAlignment w:val="baseline"/>
       </w:pPr>
       <w:r>
@@ -3750,7 +3775,7 @@
     </w:p>
     <w:p>
       <w:pPr>
-        <w:pStyle w:val="a3"/>
+        <w:pStyle w:val="39"/>
         <w:keepNext w:val="0"/>
         <w:keepLines w:val="0"/>
         <w:pageBreakBefore w:val="0"/>
@@ -3768,7 +3793,7 @@
         <w:bidi w:val="0"/>
         <w:adjustRightInd w:val="0"/>
         <w:snapToGrid w:val="0"/>
-        <w:ind w:left="425" w:hanging="425" w:leftChars="0" w:firstLineChars="0"/>
+        <w:ind w:left="425" w:leftChars="0" w:hanging="425" w:firstLineChars="0"/>
         <w:textAlignment w:val="baseline"/>
       </w:pPr>
       <w:r>
@@ -3777,23 +3802,23 @@
     </w:p>
     <w:p>
       <w:pPr>
-        <w:pStyle w:val="1"/>
-        <w:keepNext w:val="0"/>
-        <w:keepLines w:val="0"/>
-        <w:pageBreakBefore w:val="0"/>
-        <w:widowControl w:val="0"/>
-        <w:kinsoku w:val="0"/>
-        <w:wordWrap/>
-        <w:overflowPunct/>
-        <w:topLinePunct w:val="0"/>
-        <w:autoSpaceDE w:val="0"/>
-        <w:autoSpaceDN w:val="0"/>
-        <w:bidi w:val="0"/>
-        <w:adjustRightInd w:val="0"/>
-        <w:snapToGrid w:val="0"/>
-        <w:textAlignment w:val="baseline"/>
-      </w:pPr>
-      <w:bookmarkStart w:id="4" w:name="_Toc6803"/>
+        <w:pStyle w:val="26"/>
+        <w:keepNext w:val="0"/>
+        <w:keepLines w:val="0"/>
+        <w:pageBreakBefore w:val="0"/>
+        <w:widowControl w:val="0"/>
+        <w:kinsoku w:val="0"/>
+        <w:wordWrap/>
+        <w:overflowPunct/>
+        <w:topLinePunct w:val="0"/>
+        <w:autoSpaceDE w:val="0"/>
+        <w:autoSpaceDN w:val="0"/>
+        <w:bidi w:val="0"/>
+        <w:adjustRightInd w:val="0"/>
+        <w:snapToGrid w:val="0"/>
+        <w:textAlignment w:val="baseline"/>
+      </w:pPr>
+      <w:bookmarkStart w:id="4" w:name="_Toc7015"/>
       <w:r>
         <w:t>适用范围</w:t>
       </w:r>
@@ -3801,7 +3826,7 @@
     </w:p>
     <w:p>
       <w:pPr>
-        <w:pStyle w:val="a"/>
+        <w:pStyle w:val="27"/>
         <w:keepNext w:val="0"/>
         <w:keepLines w:val="0"/>
         <w:pageBreakBefore w:val="0"/>
@@ -3823,23 +3848,23 @@
     </w:p>
     <w:p>
       <w:pPr>
-        <w:pStyle w:val="1"/>
-        <w:keepNext w:val="0"/>
-        <w:keepLines w:val="0"/>
-        <w:pageBreakBefore w:val="0"/>
-        <w:widowControl w:val="0"/>
-        <w:kinsoku w:val="0"/>
-        <w:wordWrap/>
-        <w:overflowPunct/>
-        <w:topLinePunct w:val="0"/>
-        <w:autoSpaceDE w:val="0"/>
-        <w:autoSpaceDN w:val="0"/>
-        <w:bidi w:val="0"/>
-        <w:adjustRightInd w:val="0"/>
-        <w:snapToGrid w:val="0"/>
-        <w:textAlignment w:val="baseline"/>
-      </w:pPr>
-      <w:bookmarkStart w:id="5" w:name="_Toc29187"/>
+        <w:pStyle w:val="26"/>
+        <w:keepNext w:val="0"/>
+        <w:keepLines w:val="0"/>
+        <w:pageBreakBefore w:val="0"/>
+        <w:widowControl w:val="0"/>
+        <w:kinsoku w:val="0"/>
+        <w:wordWrap/>
+        <w:overflowPunct/>
+        <w:topLinePunct w:val="0"/>
+        <w:autoSpaceDE w:val="0"/>
+        <w:autoSpaceDN w:val="0"/>
+        <w:bidi w:val="0"/>
+        <w:adjustRightInd w:val="0"/>
+        <w:snapToGrid w:val="0"/>
+        <w:textAlignment w:val="baseline"/>
+      </w:pPr>
+      <w:bookmarkStart w:id="5" w:name="_Toc3812"/>
       <w:r>
         <w:t>术语、缩略词和定义</w:t>
       </w:r>
@@ -3866,16 +3891,16 @@
     </w:p>
     <w:tbl>
       <w:tblPr>
-        <w:tblStyle w:val="TableNormal0"/>
+        <w:tblStyle w:val="24"/>
         <w:tblW w:w="8528" w:type="dxa"/>
         <w:tblInd w:w="17" w:type="dxa"/>
         <w:tblBorders>
-          <w:top w:val="single" w:sz="6" w:space="0" w:color="000000"/>
-          <w:left w:val="single" w:sz="6" w:space="0" w:color="000000"/>
-          <w:bottom w:val="single" w:sz="6" w:space="0" w:color="000000"/>
-          <w:right w:val="single" w:sz="6" w:space="0" w:color="000000"/>
-          <w:insideH w:val="single" w:sz="6" w:space="0" w:color="000000"/>
-          <w:insideV w:val="single" w:sz="6" w:space="0" w:color="000000"/>
+          <w:top w:val="single" w:color="000000" w:sz="6" w:space="0"/>
+          <w:left w:val="single" w:color="000000" w:sz="6" w:space="0"/>
+          <w:bottom w:val="single" w:color="000000" w:sz="6" w:space="0"/>
+          <w:right w:val="single" w:color="000000" w:sz="6" w:space="0"/>
+          <w:insideH w:val="single" w:color="000000" w:sz="6" w:space="0"/>
+          <w:insideV w:val="single" w:color="000000" w:sz="6" w:space="0"/>
         </w:tblBorders>
         <w:tblLayout w:type="fixed"/>
         <w:tblCellMar>
@@ -3892,17 +3917,14 @@
       </w:tblGrid>
       <w:tr>
         <w:tblPrEx>
-          <w:tblW w:w="8528" w:type="dxa"/>
-          <w:tblInd w:w="17" w:type="dxa"/>
           <w:tblBorders>
-            <w:top w:val="single" w:sz="6" w:space="0" w:color="000000"/>
-            <w:left w:val="single" w:sz="6" w:space="0" w:color="000000"/>
-            <w:bottom w:val="single" w:sz="6" w:space="0" w:color="000000"/>
-            <w:right w:val="single" w:sz="6" w:space="0" w:color="000000"/>
-            <w:insideH w:val="single" w:sz="6" w:space="0" w:color="000000"/>
-            <w:insideV w:val="single" w:sz="6" w:space="0" w:color="000000"/>
+            <w:top w:val="single" w:color="000000" w:sz="6" w:space="0"/>
+            <w:left w:val="single" w:color="000000" w:sz="6" w:space="0"/>
+            <w:bottom w:val="single" w:color="000000" w:sz="6" w:space="0"/>
+            <w:right w:val="single" w:color="000000" w:sz="6" w:space="0"/>
+            <w:insideH w:val="single" w:color="000000" w:sz="6" w:space="0"/>
+            <w:insideV w:val="single" w:color="000000" w:sz="6" w:space="0"/>
           </w:tblBorders>
-          <w:tblLayout w:type="fixed"/>
           <w:tblCellMar>
             <w:top w:w="0" w:type="dxa"/>
             <w:left w:w="0" w:type="dxa"/>
@@ -3911,15 +3933,15 @@
           </w:tblCellMar>
         </w:tblPrEx>
         <w:trPr>
-          <w:trHeight w:val="784"/>
+          <w:trHeight w:val="784" w:hRule="atLeast"/>
         </w:trPr>
         <w:tc>
           <w:tcPr>
             <w:tcW w:w="1202" w:type="dxa"/>
             <w:tcBorders>
-              <w:top w:val="single" w:sz="12" w:space="0" w:color="000000"/>
-              <w:left w:val="single" w:sz="12" w:space="0" w:color="000000"/>
-              <w:right w:val="single" w:sz="2" w:space="0" w:color="000000"/>
+              <w:top w:val="single" w:color="000000" w:sz="12" w:space="0"/>
+              <w:left w:val="single" w:color="000000" w:sz="12" w:space="0"/>
+              <w:right w:val="single" w:color="000000" w:sz="2" w:space="0"/>
             </w:tcBorders>
             <w:shd w:val="clear" w:color="auto" w:fill="BFBFBF"/>
             <w:vAlign w:val="center"/>
@@ -3943,14 +3965,14 @@
               <w:ind w:left="327"/>
               <w:textAlignment w:val="baseline"/>
               <w:rPr>
-                <w:rFonts w:ascii="宋体" w:eastAsia="宋体" w:hAnsi="宋体" w:cs="宋体"/>
+                <w:rFonts w:ascii="宋体" w:hAnsi="宋体" w:eastAsia="宋体" w:cs="宋体"/>
                 <w:sz w:val="21"/>
                 <w:szCs w:val="21"/>
               </w:rPr>
             </w:pPr>
             <w:r>
               <w:rPr>
-                <w:rFonts w:ascii="宋体" w:eastAsia="宋体" w:hAnsi="宋体" w:cs="宋体"/>
+                <w:rFonts w:ascii="宋体" w:hAnsi="宋体" w:eastAsia="宋体" w:cs="宋体"/>
                 <w:b/>
                 <w:bCs/>
                 <w:spacing w:val="-8"/>
@@ -3961,7 +3983,7 @@
             </w:r>
             <w:r>
               <w:rPr>
-                <w:rFonts w:ascii="宋体" w:eastAsia="宋体" w:hAnsi="宋体" w:cs="宋体"/>
+                <w:rFonts w:ascii="宋体" w:hAnsi="宋体" w:eastAsia="宋体" w:cs="宋体"/>
                 <w:spacing w:val="8"/>
                 <w:sz w:val="21"/>
                 <w:szCs w:val="21"/>
@@ -3970,7 +3992,7 @@
             </w:r>
             <w:r>
               <w:rPr>
-                <w:rFonts w:ascii="宋体" w:eastAsia="宋体" w:hAnsi="宋体" w:cs="宋体"/>
+                <w:rFonts w:ascii="宋体" w:hAnsi="宋体" w:eastAsia="宋体" w:cs="宋体"/>
                 <w:b/>
                 <w:bCs/>
                 <w:spacing w:val="-8"/>
@@ -3985,9 +4007,9 @@
           <w:tcPr>
             <w:tcW w:w="897" w:type="dxa"/>
             <w:tcBorders>
-              <w:top w:val="single" w:sz="12" w:space="0" w:color="000000"/>
-              <w:left w:val="single" w:sz="2" w:space="0" w:color="000000"/>
-              <w:right w:val="single" w:sz="2" w:space="0" w:color="000000"/>
+              <w:top w:val="single" w:color="000000" w:sz="12" w:space="0"/>
+              <w:left w:val="single" w:color="000000" w:sz="2" w:space="0"/>
+              <w:right w:val="single" w:color="000000" w:sz="2" w:space="0"/>
             </w:tcBorders>
             <w:shd w:val="clear" w:color="auto" w:fill="BFBFBF"/>
             <w:vAlign w:val="center"/>
@@ -4011,14 +4033,14 @@
               <w:ind w:left="129"/>
               <w:textAlignment w:val="baseline"/>
               <w:rPr>
-                <w:rFonts w:ascii="宋体" w:eastAsia="宋体" w:hAnsi="宋体" w:cs="宋体"/>
+                <w:rFonts w:ascii="宋体" w:hAnsi="宋体" w:eastAsia="宋体" w:cs="宋体"/>
                 <w:sz w:val="21"/>
                 <w:szCs w:val="21"/>
               </w:rPr>
             </w:pPr>
             <w:r>
               <w:rPr>
-                <w:rFonts w:ascii="宋体" w:eastAsia="宋体" w:hAnsi="宋体" w:cs="宋体"/>
+                <w:rFonts w:ascii="宋体" w:hAnsi="宋体" w:eastAsia="宋体" w:cs="宋体"/>
                 <w:b/>
                 <w:bCs/>
                 <w:spacing w:val="-5"/>
@@ -4033,9 +4055,9 @@
           <w:tcPr>
             <w:tcW w:w="6429" w:type="dxa"/>
             <w:tcBorders>
-              <w:top w:val="single" w:sz="12" w:space="0" w:color="000000"/>
-              <w:left w:val="single" w:sz="2" w:space="0" w:color="000000"/>
-              <w:right w:val="single" w:sz="12" w:space="0" w:color="000000"/>
+              <w:top w:val="single" w:color="000000" w:sz="12" w:space="0"/>
+              <w:left w:val="single" w:color="000000" w:sz="2" w:space="0"/>
+              <w:right w:val="single" w:color="000000" w:sz="12" w:space="0"/>
             </w:tcBorders>
             <w:shd w:val="clear" w:color="auto" w:fill="BFBFBF"/>
             <w:vAlign w:val="center"/>
@@ -4059,14 +4081,14 @@
               <w:ind w:left="2958"/>
               <w:textAlignment w:val="baseline"/>
               <w:rPr>
-                <w:rFonts w:ascii="宋体" w:eastAsia="宋体" w:hAnsi="宋体" w:cs="宋体"/>
+                <w:rFonts w:ascii="宋体" w:hAnsi="宋体" w:eastAsia="宋体" w:cs="宋体"/>
                 <w:sz w:val="21"/>
                 <w:szCs w:val="21"/>
               </w:rPr>
             </w:pPr>
             <w:r>
               <w:rPr>
-                <w:rFonts w:ascii="宋体" w:eastAsia="宋体" w:hAnsi="宋体" w:cs="宋体"/>
+                <w:rFonts w:ascii="宋体" w:hAnsi="宋体" w:eastAsia="宋体" w:cs="宋体"/>
                 <w:b/>
                 <w:bCs/>
                 <w:spacing w:val="-9"/>
@@ -4077,7 +4099,7 @@
             </w:r>
             <w:r>
               <w:rPr>
-                <w:rFonts w:ascii="宋体" w:eastAsia="宋体" w:hAnsi="宋体" w:cs="宋体"/>
+                <w:rFonts w:ascii="宋体" w:hAnsi="宋体" w:eastAsia="宋体" w:cs="宋体"/>
                 <w:spacing w:val="10"/>
                 <w:sz w:val="21"/>
                 <w:szCs w:val="21"/>
@@ -4086,7 +4108,7 @@
             </w:r>
             <w:r>
               <w:rPr>
-                <w:rFonts w:ascii="宋体" w:eastAsia="宋体" w:hAnsi="宋体" w:cs="宋体"/>
+                <w:rFonts w:ascii="宋体" w:hAnsi="宋体" w:eastAsia="宋体" w:cs="宋体"/>
                 <w:b/>
                 <w:bCs/>
                 <w:spacing w:val="-9"/>
@@ -4100,9 +4122,14 @@
       </w:tr>
       <w:tr>
         <w:tblPrEx>
-          <w:tblW w:w="8528" w:type="dxa"/>
-          <w:tblInd w:w="17" w:type="dxa"/>
-          <w:tblLayout w:type="fixed"/>
+          <w:tblBorders>
+            <w:top w:val="single" w:color="000000" w:sz="6" w:space="0"/>
+            <w:left w:val="single" w:color="000000" w:sz="6" w:space="0"/>
+            <w:bottom w:val="single" w:color="000000" w:sz="6" w:space="0"/>
+            <w:right w:val="single" w:color="000000" w:sz="6" w:space="0"/>
+            <w:insideH w:val="single" w:color="000000" w:sz="6" w:space="0"/>
+            <w:insideV w:val="single" w:color="000000" w:sz="6" w:space="0"/>
+          </w:tblBorders>
           <w:tblCellMar>
             <w:top w:w="0" w:type="dxa"/>
             <w:left w:w="0" w:type="dxa"/>
@@ -4111,13 +4138,13 @@
           </w:tblCellMar>
         </w:tblPrEx>
         <w:trPr>
-          <w:trHeight w:val="1708"/>
+          <w:trHeight w:val="1708" w:hRule="atLeast"/>
         </w:trPr>
         <w:tc>
           <w:tcPr>
             <w:tcW w:w="1202" w:type="dxa"/>
             <w:tcBorders>
-              <w:left w:val="single" w:sz="12" w:space="0" w:color="000000"/>
+              <w:left w:val="single" w:color="000000" w:sz="12" w:space="0"/>
             </w:tcBorders>
             <w:vAlign w:val="center"/>
           </w:tcPr>
@@ -4140,14 +4167,14 @@
               <w:ind w:left="168"/>
               <w:textAlignment w:val="baseline"/>
               <w:rPr>
-                <w:rFonts w:ascii="宋体" w:eastAsia="宋体" w:hAnsi="宋体" w:cs="宋体"/>
+                <w:rFonts w:ascii="宋体" w:hAnsi="宋体" w:eastAsia="宋体" w:cs="宋体"/>
                 <w:sz w:val="21"/>
                 <w:szCs w:val="21"/>
               </w:rPr>
             </w:pPr>
             <w:r>
               <w:rPr>
-                <w:rFonts w:ascii="宋体" w:eastAsia="宋体" w:hAnsi="宋体" w:cs="宋体"/>
+                <w:rFonts w:ascii="宋体" w:hAnsi="宋体" w:eastAsia="宋体" w:cs="宋体"/>
                 <w:spacing w:val="-2"/>
                 <w:sz w:val="21"/>
                 <w:szCs w:val="21"/>
@@ -4180,14 +4207,14 @@
               <w:ind w:left="316"/>
               <w:textAlignment w:val="baseline"/>
               <w:rPr>
-                <w:rFonts w:ascii="Times New Roman" w:eastAsia="Times New Roman" w:hAnsi="Times New Roman" w:cs="Times New Roman"/>
+                <w:rFonts w:ascii="Times New Roman" w:hAnsi="Times New Roman" w:eastAsia="Times New Roman" w:cs="Times New Roman"/>
                 <w:sz w:val="21"/>
                 <w:szCs w:val="21"/>
               </w:rPr>
             </w:pPr>
             <w:r>
               <w:rPr>
-                <w:rFonts w:ascii="Times New Roman" w:eastAsia="Times New Roman" w:hAnsi="Times New Roman" w:cs="Times New Roman"/>
+                <w:rFonts w:ascii="Times New Roman" w:hAnsi="Times New Roman" w:eastAsia="Times New Roman" w:cs="Times New Roman"/>
                 <w:spacing w:val="-4"/>
                 <w:sz w:val="21"/>
                 <w:szCs w:val="21"/>
@@ -4200,13 +4227,13 @@
           <w:tcPr>
             <w:tcW w:w="6429" w:type="dxa"/>
             <w:tcBorders>
-              <w:right w:val="single" w:sz="12" w:space="0" w:color="000000"/>
+              <w:right w:val="single" w:color="000000" w:sz="12" w:space="0"/>
             </w:tcBorders>
             <w:vAlign w:val="center"/>
           </w:tcPr>
           <w:p>
             <w:pPr>
-              <w:pStyle w:val="a3"/>
+              <w:pStyle w:val="39"/>
               <w:keepNext w:val="0"/>
               <w:keepLines w:val="0"/>
               <w:pageBreakBefore w:val="0"/>
@@ -4230,9 +4257,14 @@
       </w:tr>
       <w:tr>
         <w:tblPrEx>
-          <w:tblW w:w="8528" w:type="dxa"/>
-          <w:tblInd w:w="17" w:type="dxa"/>
-          <w:tblLayout w:type="fixed"/>
+          <w:tblBorders>
+            <w:top w:val="single" w:color="000000" w:sz="6" w:space="0"/>
+            <w:left w:val="single" w:color="000000" w:sz="6" w:space="0"/>
+            <w:bottom w:val="single" w:color="000000" w:sz="6" w:space="0"/>
+            <w:right w:val="single" w:color="000000" w:sz="6" w:space="0"/>
+            <w:insideH w:val="single" w:color="000000" w:sz="6" w:space="0"/>
+            <w:insideV w:val="single" w:color="000000" w:sz="6" w:space="0"/>
+          </w:tblBorders>
           <w:tblCellMar>
             <w:top w:w="0" w:type="dxa"/>
             <w:left w:w="0" w:type="dxa"/>
@@ -4241,13 +4273,13 @@
           </w:tblCellMar>
         </w:tblPrEx>
         <w:trPr>
-          <w:trHeight w:val="784"/>
+          <w:trHeight w:val="784" w:hRule="atLeast"/>
         </w:trPr>
         <w:tc>
           <w:tcPr>
             <w:tcW w:w="1202" w:type="dxa"/>
             <w:tcBorders>
-              <w:left w:val="single" w:sz="12" w:space="0" w:color="000000"/>
+              <w:left w:val="single" w:color="000000" w:sz="12" w:space="0"/>
             </w:tcBorders>
             <w:vAlign w:val="center"/>
           </w:tcPr>
@@ -4270,14 +4302,14 @@
               <w:ind w:left="168"/>
               <w:textAlignment w:val="baseline"/>
               <w:rPr>
-                <w:rFonts w:ascii="宋体" w:eastAsia="宋体" w:hAnsi="宋体" w:cs="宋体"/>
+                <w:rFonts w:ascii="宋体" w:hAnsi="宋体" w:eastAsia="宋体" w:cs="宋体"/>
                 <w:sz w:val="21"/>
                 <w:szCs w:val="21"/>
               </w:rPr>
             </w:pPr>
             <w:r>
               <w:rPr>
-                <w:rFonts w:ascii="宋体" w:eastAsia="宋体" w:hAnsi="宋体" w:cs="宋体"/>
+                <w:rFonts w:ascii="宋体" w:hAnsi="宋体" w:eastAsia="宋体" w:cs="宋体"/>
                 <w:spacing w:val="-2"/>
                 <w:sz w:val="21"/>
                 <w:szCs w:val="21"/>
@@ -4310,14 +4342,14 @@
               <w:ind w:left="322"/>
               <w:textAlignment w:val="baseline"/>
               <w:rPr>
-                <w:rFonts w:ascii="Times New Roman" w:eastAsia="Times New Roman" w:hAnsi="Times New Roman" w:cs="Times New Roman"/>
+                <w:rFonts w:ascii="Times New Roman" w:hAnsi="Times New Roman" w:eastAsia="Times New Roman" w:cs="Times New Roman"/>
                 <w:sz w:val="21"/>
                 <w:szCs w:val="21"/>
               </w:rPr>
             </w:pPr>
             <w:r>
               <w:rPr>
-                <w:rFonts w:ascii="Times New Roman" w:eastAsia="Times New Roman" w:hAnsi="Times New Roman" w:cs="Times New Roman"/>
+                <w:rFonts w:ascii="Times New Roman" w:hAnsi="Times New Roman" w:eastAsia="Times New Roman" w:cs="Times New Roman"/>
                 <w:spacing w:val="-4"/>
                 <w:sz w:val="21"/>
                 <w:szCs w:val="21"/>
@@ -4330,13 +4362,13 @@
           <w:tcPr>
             <w:tcW w:w="6429" w:type="dxa"/>
             <w:tcBorders>
-              <w:right w:val="single" w:sz="12" w:space="0" w:color="000000"/>
+              <w:right w:val="single" w:color="000000" w:sz="12" w:space="0"/>
             </w:tcBorders>
             <w:vAlign w:val="center"/>
           </w:tcPr>
           <w:p>
             <w:pPr>
-              <w:pStyle w:val="a3"/>
+              <w:pStyle w:val="39"/>
               <w:keepNext w:val="0"/>
               <w:keepLines w:val="0"/>
               <w:pageBreakBefore w:val="0"/>
@@ -4361,23 +4393,23 @@
     </w:tbl>
     <w:p>
       <w:pPr>
-        <w:pStyle w:val="1"/>
-        <w:keepNext w:val="0"/>
-        <w:keepLines w:val="0"/>
-        <w:pageBreakBefore w:val="0"/>
-        <w:widowControl w:val="0"/>
-        <w:kinsoku w:val="0"/>
-        <w:wordWrap/>
-        <w:overflowPunct/>
-        <w:topLinePunct w:val="0"/>
-        <w:autoSpaceDE w:val="0"/>
-        <w:autoSpaceDN w:val="0"/>
-        <w:bidi w:val="0"/>
-        <w:adjustRightInd w:val="0"/>
-        <w:snapToGrid w:val="0"/>
-        <w:textAlignment w:val="baseline"/>
-      </w:pPr>
-      <w:bookmarkStart w:id="6" w:name="_Toc27519"/>
+        <w:pStyle w:val="26"/>
+        <w:keepNext w:val="0"/>
+        <w:keepLines w:val="0"/>
+        <w:pageBreakBefore w:val="0"/>
+        <w:widowControl w:val="0"/>
+        <w:kinsoku w:val="0"/>
+        <w:wordWrap/>
+        <w:overflowPunct/>
+        <w:topLinePunct w:val="0"/>
+        <w:autoSpaceDE w:val="0"/>
+        <w:autoSpaceDN w:val="0"/>
+        <w:bidi w:val="0"/>
+        <w:adjustRightInd w:val="0"/>
+        <w:snapToGrid w:val="0"/>
+        <w:textAlignment w:val="baseline"/>
+      </w:pPr>
+      <w:bookmarkStart w:id="6" w:name="_Toc11969"/>
       <w:r>
         <w:t>角色与职责</w:t>
       </w:r>
@@ -4404,16 +4436,16 @@
     </w:p>
     <w:tbl>
       <w:tblPr>
-        <w:tblStyle w:val="TableNormal0"/>
+        <w:tblStyle w:val="24"/>
         <w:tblW w:w="8471" w:type="dxa"/>
         <w:tblInd w:w="43" w:type="dxa"/>
         <w:tblBorders>
-          <w:top w:val="single" w:sz="4" w:space="0" w:color="000000"/>
-          <w:left w:val="single" w:sz="4" w:space="0" w:color="000000"/>
-          <w:bottom w:val="single" w:sz="4" w:space="0" w:color="000000"/>
-          <w:right w:val="single" w:sz="4" w:space="0" w:color="000000"/>
-          <w:insideH w:val="single" w:sz="4" w:space="0" w:color="000000"/>
-          <w:insideV w:val="single" w:sz="4" w:space="0" w:color="000000"/>
+          <w:top w:val="single" w:color="000000" w:sz="4" w:space="0"/>
+          <w:left w:val="single" w:color="000000" w:sz="4" w:space="0"/>
+          <w:bottom w:val="single" w:color="000000" w:sz="4" w:space="0"/>
+          <w:right w:val="single" w:color="000000" w:sz="4" w:space="0"/>
+          <w:insideH w:val="single" w:color="000000" w:sz="4" w:space="0"/>
+          <w:insideV w:val="single" w:color="000000" w:sz="4" w:space="0"/>
         </w:tblBorders>
         <w:tblLayout w:type="fixed"/>
         <w:tblCellMar>
@@ -4430,17 +4462,14 @@
       </w:tblGrid>
       <w:tr>
         <w:tblPrEx>
-          <w:tblW w:w="8471" w:type="dxa"/>
-          <w:tblInd w:w="43" w:type="dxa"/>
           <w:tblBorders>
-            <w:top w:val="single" w:sz="4" w:space="0" w:color="000000"/>
-            <w:left w:val="single" w:sz="4" w:space="0" w:color="000000"/>
-            <w:bottom w:val="single" w:sz="4" w:space="0" w:color="000000"/>
-            <w:right w:val="single" w:sz="4" w:space="0" w:color="000000"/>
-            <w:insideH w:val="single" w:sz="4" w:space="0" w:color="000000"/>
-            <w:insideV w:val="single" w:sz="4" w:space="0" w:color="000000"/>
+            <w:top w:val="single" w:color="000000" w:sz="4" w:space="0"/>
+            <w:left w:val="single" w:color="000000" w:sz="4" w:space="0"/>
+            <w:bottom w:val="single" w:color="000000" w:sz="4" w:space="0"/>
+            <w:right w:val="single" w:color="000000" w:sz="4" w:space="0"/>
+            <w:insideH w:val="single" w:color="000000" w:sz="4" w:space="0"/>
+            <w:insideV w:val="single" w:color="000000" w:sz="4" w:space="0"/>
           </w:tblBorders>
-          <w:tblLayout w:type="fixed"/>
           <w:tblCellMar>
             <w:top w:w="0" w:type="dxa"/>
             <w:left w:w="0" w:type="dxa"/>
@@ -4449,7 +4478,7 @@
           </w:tblCellMar>
         </w:tblPrEx>
         <w:trPr>
-          <w:trHeight w:val="781"/>
+          <w:trHeight w:val="781" w:hRule="atLeast"/>
         </w:trPr>
         <w:tc>
           <w:tcPr>
@@ -4475,14 +4504,14 @@
               <w:ind w:left="558"/>
               <w:textAlignment w:val="baseline"/>
               <w:rPr>
-                <w:rFonts w:ascii="宋体" w:eastAsia="宋体" w:hAnsi="宋体" w:cs="宋体"/>
+                <w:rFonts w:ascii="宋体" w:hAnsi="宋体" w:eastAsia="宋体" w:cs="宋体"/>
                 <w:sz w:val="21"/>
                 <w:szCs w:val="21"/>
               </w:rPr>
             </w:pPr>
             <w:r>
               <w:rPr>
-                <w:rFonts w:ascii="宋体" w:eastAsia="宋体" w:hAnsi="宋体" w:cs="宋体"/>
+                <w:rFonts w:ascii="宋体" w:hAnsi="宋体" w:eastAsia="宋体" w:cs="宋体"/>
                 <w:b/>
                 <w:bCs/>
                 <w:spacing w:val="-6"/>
@@ -4517,14 +4546,14 @@
               <w:ind w:left="2491"/>
               <w:textAlignment w:val="baseline"/>
               <w:rPr>
-                <w:rFonts w:ascii="宋体" w:eastAsia="宋体" w:hAnsi="宋体" w:cs="宋体"/>
+                <w:rFonts w:ascii="宋体" w:hAnsi="宋体" w:eastAsia="宋体" w:cs="宋体"/>
                 <w:sz w:val="21"/>
                 <w:szCs w:val="21"/>
               </w:rPr>
             </w:pPr>
             <w:r>
               <w:rPr>
-                <w:rFonts w:ascii="宋体" w:eastAsia="宋体" w:hAnsi="宋体" w:cs="宋体"/>
+                <w:rFonts w:ascii="宋体" w:hAnsi="宋体" w:eastAsia="宋体" w:cs="宋体"/>
                 <w:b/>
                 <w:bCs/>
                 <w:spacing w:val="-5"/>
@@ -4559,14 +4588,14 @@
               <w:ind w:left="474"/>
               <w:textAlignment w:val="baseline"/>
               <w:rPr>
-                <w:rFonts w:ascii="宋体" w:eastAsia="宋体" w:hAnsi="宋体" w:cs="宋体"/>
+                <w:rFonts w:ascii="宋体" w:hAnsi="宋体" w:eastAsia="宋体" w:cs="宋体"/>
                 <w:sz w:val="21"/>
                 <w:szCs w:val="21"/>
               </w:rPr>
             </w:pPr>
             <w:r>
               <w:rPr>
-                <w:rFonts w:ascii="宋体" w:eastAsia="宋体" w:hAnsi="宋体" w:cs="宋体"/>
+                <w:rFonts w:ascii="宋体" w:hAnsi="宋体" w:eastAsia="宋体" w:cs="宋体"/>
                 <w:b/>
                 <w:bCs/>
                 <w:spacing w:val="-6"/>
@@ -4580,9 +4609,14 @@
       </w:tr>
       <w:tr>
         <w:tblPrEx>
-          <w:tblW w:w="8471" w:type="dxa"/>
-          <w:tblInd w:w="43" w:type="dxa"/>
-          <w:tblLayout w:type="fixed"/>
+          <w:tblBorders>
+            <w:top w:val="single" w:color="000000" w:sz="4" w:space="0"/>
+            <w:left w:val="single" w:color="000000" w:sz="4" w:space="0"/>
+            <w:bottom w:val="single" w:color="000000" w:sz="4" w:space="0"/>
+            <w:right w:val="single" w:color="000000" w:sz="4" w:space="0"/>
+            <w:insideH w:val="single" w:color="000000" w:sz="4" w:space="0"/>
+            <w:insideV w:val="single" w:color="000000" w:sz="4" w:space="0"/>
+          </w:tblBorders>
           <w:tblCellMar>
             <w:top w:w="0" w:type="dxa"/>
             <w:left w:w="0" w:type="dxa"/>
@@ -4591,7 +4625,7 @@
           </w:tblCellMar>
         </w:tblPrEx>
         <w:trPr>
-          <w:trHeight w:val="1247"/>
+          <w:trHeight w:val="1247" w:hRule="atLeast"/>
         </w:trPr>
         <w:tc>
           <w:tcPr>
@@ -4599,26 +4633,26 @@
           </w:tcPr>
           <w:p>
             <w:pPr>
-              <w:pStyle w:val="a3"/>
-              <w:keepNext w:val="0"/>
-              <w:keepLines w:val="0"/>
-              <w:pageBreakBefore w:val="0"/>
-              <w:widowControl w:val="0"/>
-              <w:kinsoku w:val="0"/>
-              <w:wordWrap/>
-              <w:overflowPunct/>
-              <w:topLinePunct w:val="0"/>
-              <w:autoSpaceDE w:val="0"/>
-              <w:autoSpaceDN w:val="0"/>
-              <w:bidi w:val="0"/>
-              <w:adjustRightInd w:val="0"/>
-              <w:snapToGrid w:val="0"/>
-              <w:textAlignment w:val="baseline"/>
-            </w:pPr>
-          </w:p>
-          <w:p>
-            <w:pPr>
-              <w:pStyle w:val="a3"/>
+              <w:pStyle w:val="39"/>
+              <w:keepNext w:val="0"/>
+              <w:keepLines w:val="0"/>
+              <w:pageBreakBefore w:val="0"/>
+              <w:widowControl w:val="0"/>
+              <w:kinsoku w:val="0"/>
+              <w:wordWrap/>
+              <w:overflowPunct/>
+              <w:topLinePunct w:val="0"/>
+              <w:autoSpaceDE w:val="0"/>
+              <w:autoSpaceDN w:val="0"/>
+              <w:bidi w:val="0"/>
+              <w:adjustRightInd w:val="0"/>
+              <w:snapToGrid w:val="0"/>
+              <w:textAlignment w:val="baseline"/>
+            </w:pPr>
+          </w:p>
+          <w:p>
+            <w:pPr>
+              <w:pStyle w:val="39"/>
               <w:keepNext w:val="0"/>
               <w:keepLines w:val="0"/>
               <w:pageBreakBefore w:val="0"/>
@@ -4645,7 +4679,7 @@
           </w:tcPr>
           <w:p>
             <w:pPr>
-              <w:pStyle w:val="a3"/>
+              <w:pStyle w:val="39"/>
               <w:keepNext w:val="0"/>
               <w:keepLines w:val="0"/>
               <w:pageBreakBefore w:val="0"/>
@@ -4663,7 +4697,7 @@
               <w:bidi w:val="0"/>
               <w:adjustRightInd w:val="0"/>
               <w:snapToGrid w:val="0"/>
-              <w:ind w:left="425" w:hanging="425" w:leftChars="0" w:firstLineChars="0"/>
+              <w:ind w:left="425" w:leftChars="0" w:hanging="425" w:firstLineChars="0"/>
               <w:textAlignment w:val="baseline"/>
             </w:pPr>
             <w:r>
@@ -4672,7 +4706,7 @@
           </w:p>
           <w:p>
             <w:pPr>
-              <w:pStyle w:val="a3"/>
+              <w:pStyle w:val="39"/>
               <w:keepNext w:val="0"/>
               <w:keepLines w:val="0"/>
               <w:pageBreakBefore w:val="0"/>
@@ -4690,7 +4724,7 @@
               <w:bidi w:val="0"/>
               <w:adjustRightInd w:val="0"/>
               <w:snapToGrid w:val="0"/>
-              <w:ind w:left="425" w:hanging="425" w:leftChars="0" w:firstLineChars="0"/>
+              <w:ind w:left="425" w:leftChars="0" w:hanging="425" w:firstLineChars="0"/>
               <w:textAlignment w:val="baseline"/>
             </w:pPr>
             <w:r>
@@ -4704,7 +4738,7 @@
           </w:tcPr>
           <w:p>
             <w:pPr>
-              <w:pStyle w:val="a3"/>
+              <w:pStyle w:val="39"/>
               <w:keepNext w:val="0"/>
               <w:keepLines w:val="0"/>
               <w:pageBreakBefore w:val="0"/>
@@ -4752,16 +4786,16 @@
     </w:p>
     <w:tbl>
       <w:tblPr>
-        <w:tblStyle w:val="TableNormal0"/>
+        <w:tblStyle w:val="24"/>
         <w:tblW w:w="8471" w:type="dxa"/>
         <w:tblInd w:w="5" w:type="dxa"/>
         <w:tblBorders>
-          <w:top w:val="single" w:sz="4" w:space="0" w:color="000000"/>
-          <w:left w:val="single" w:sz="4" w:space="0" w:color="000000"/>
-          <w:bottom w:val="single" w:sz="4" w:space="0" w:color="000000"/>
-          <w:right w:val="single" w:sz="4" w:space="0" w:color="000000"/>
-          <w:insideH w:val="single" w:sz="4" w:space="0" w:color="000000"/>
-          <w:insideV w:val="single" w:sz="4" w:space="0" w:color="000000"/>
+          <w:top w:val="single" w:color="000000" w:sz="4" w:space="0"/>
+          <w:left w:val="single" w:color="000000" w:sz="4" w:space="0"/>
+          <w:bottom w:val="single" w:color="000000" w:sz="4" w:space="0"/>
+          <w:right w:val="single" w:color="000000" w:sz="4" w:space="0"/>
+          <w:insideH w:val="single" w:color="000000" w:sz="4" w:space="0"/>
+          <w:insideV w:val="single" w:color="000000" w:sz="4" w:space="0"/>
         </w:tblBorders>
         <w:tblLayout w:type="fixed"/>
         <w:tblCellMar>
@@ -4778,17 +4812,14 @@
       </w:tblGrid>
       <w:tr>
         <w:tblPrEx>
-          <w:tblW w:w="8471" w:type="dxa"/>
-          <w:tblInd w:w="5" w:type="dxa"/>
           <w:tblBorders>
-            <w:top w:val="single" w:sz="4" w:space="0" w:color="000000"/>
-            <w:left w:val="single" w:sz="4" w:space="0" w:color="000000"/>
-            <w:bottom w:val="single" w:sz="4" w:space="0" w:color="000000"/>
-            <w:right w:val="single" w:sz="4" w:space="0" w:color="000000"/>
-            <w:insideH w:val="single" w:sz="4" w:space="0" w:color="000000"/>
-            <w:insideV w:val="single" w:sz="4" w:space="0" w:color="000000"/>
+            <w:top w:val="single" w:color="000000" w:sz="4" w:space="0"/>
+            <w:left w:val="single" w:color="000000" w:sz="4" w:space="0"/>
+            <w:bottom w:val="single" w:color="000000" w:sz="4" w:space="0"/>
+            <w:right w:val="single" w:color="000000" w:sz="4" w:space="0"/>
+            <w:insideH w:val="single" w:color="000000" w:sz="4" w:space="0"/>
+            <w:insideV w:val="single" w:color="000000" w:sz="4" w:space="0"/>
           </w:tblBorders>
-          <w:tblLayout w:type="fixed"/>
           <w:tblCellMar>
             <w:top w:w="0" w:type="dxa"/>
             <w:left w:w="0" w:type="dxa"/>
@@ -4797,7 +4828,7 @@
           </w:tblCellMar>
         </w:tblPrEx>
         <w:trPr>
-          <w:trHeight w:val="783"/>
+          <w:trHeight w:val="783" w:hRule="atLeast"/>
         </w:trPr>
         <w:tc>
           <w:tcPr>
@@ -4823,14 +4854,14 @@
               <w:ind w:left="558"/>
               <w:textAlignment w:val="baseline"/>
               <w:rPr>
-                <w:rFonts w:ascii="宋体" w:eastAsia="宋体" w:hAnsi="宋体" w:cs="宋体"/>
+                <w:rFonts w:ascii="宋体" w:hAnsi="宋体" w:eastAsia="宋体" w:cs="宋体"/>
                 <w:sz w:val="21"/>
                 <w:szCs w:val="21"/>
               </w:rPr>
             </w:pPr>
             <w:r>
               <w:rPr>
-                <w:rFonts w:ascii="宋体" w:eastAsia="宋体" w:hAnsi="宋体" w:cs="宋体"/>
+                <w:rFonts w:ascii="宋体" w:hAnsi="宋体" w:eastAsia="宋体" w:cs="宋体"/>
                 <w:b/>
                 <w:bCs/>
                 <w:spacing w:val="-6"/>
@@ -4865,14 +4896,14 @@
               <w:ind w:left="2491"/>
               <w:textAlignment w:val="baseline"/>
               <w:rPr>
-                <w:rFonts w:ascii="宋体" w:eastAsia="宋体" w:hAnsi="宋体" w:cs="宋体"/>
+                <w:rFonts w:ascii="宋体" w:hAnsi="宋体" w:eastAsia="宋体" w:cs="宋体"/>
                 <w:sz w:val="21"/>
                 <w:szCs w:val="21"/>
               </w:rPr>
             </w:pPr>
             <w:r>
               <w:rPr>
-                <w:rFonts w:ascii="宋体" w:eastAsia="宋体" w:hAnsi="宋体" w:cs="宋体"/>
+                <w:rFonts w:ascii="宋体" w:hAnsi="宋体" w:eastAsia="宋体" w:cs="宋体"/>
                 <w:b/>
                 <w:bCs/>
                 <w:spacing w:val="-5"/>
@@ -4907,14 +4938,14 @@
               <w:ind w:left="474"/>
               <w:textAlignment w:val="baseline"/>
               <w:rPr>
-                <w:rFonts w:ascii="宋体" w:eastAsia="宋体" w:hAnsi="宋体" w:cs="宋体"/>
+                <w:rFonts w:ascii="宋体" w:hAnsi="宋体" w:eastAsia="宋体" w:cs="宋体"/>
                 <w:sz w:val="21"/>
                 <w:szCs w:val="21"/>
               </w:rPr>
             </w:pPr>
             <w:r>
               <w:rPr>
-                <w:rFonts w:ascii="宋体" w:eastAsia="宋体" w:hAnsi="宋体" w:cs="宋体"/>
+                <w:rFonts w:ascii="宋体" w:hAnsi="宋体" w:eastAsia="宋体" w:cs="宋体"/>
                 <w:b/>
                 <w:bCs/>
                 <w:spacing w:val="-6"/>
@@ -4928,9 +4959,14 @@
       </w:tr>
       <w:tr>
         <w:tblPrEx>
-          <w:tblW w:w="8471" w:type="dxa"/>
-          <w:tblInd w:w="5" w:type="dxa"/>
-          <w:tblLayout w:type="fixed"/>
+          <w:tblBorders>
+            <w:top w:val="single" w:color="000000" w:sz="4" w:space="0"/>
+            <w:left w:val="single" w:color="000000" w:sz="4" w:space="0"/>
+            <w:bottom w:val="single" w:color="000000" w:sz="4" w:space="0"/>
+            <w:right w:val="single" w:color="000000" w:sz="4" w:space="0"/>
+            <w:insideH w:val="single" w:color="000000" w:sz="4" w:space="0"/>
+            <w:insideV w:val="single" w:color="000000" w:sz="4" w:space="0"/>
+          </w:tblBorders>
           <w:tblCellMar>
             <w:top w:w="0" w:type="dxa"/>
             <w:left w:w="0" w:type="dxa"/>
@@ -4939,7 +4975,7 @@
           </w:tblCellMar>
         </w:tblPrEx>
         <w:trPr>
-          <w:trHeight w:val="933"/>
+          <w:trHeight w:val="933" w:hRule="atLeast"/>
         </w:trPr>
         <w:tc>
           <w:tcPr>
@@ -4947,7 +4983,7 @@
           </w:tcPr>
           <w:p>
             <w:pPr>
-              <w:pStyle w:val="TableText"/>
+              <w:pStyle w:val="25"/>
               <w:keepNext w:val="0"/>
               <w:keepLines w:val="0"/>
               <w:pageBreakBefore w:val="0"/>
@@ -4971,7 +5007,7 @@
           </w:tcPr>
           <w:p>
             <w:pPr>
-              <w:pStyle w:val="a3"/>
+              <w:pStyle w:val="39"/>
               <w:keepNext w:val="0"/>
               <w:keepLines w:val="0"/>
               <w:pageBreakBefore w:val="0"/>
@@ -4991,7 +5027,7 @@
               <w:snapToGrid w:val="0"/>
               <w:textAlignment w:val="baseline"/>
               <w:rPr>
-                <w:rFonts w:ascii="宋体" w:eastAsia="宋体" w:hAnsi="宋体" w:cs="宋体"/>
+                <w:rFonts w:ascii="宋体" w:hAnsi="宋体" w:eastAsia="宋体" w:cs="宋体"/>
                 <w:szCs w:val="24"/>
               </w:rPr>
             </w:pPr>
@@ -5006,7 +5042,7 @@
           </w:tcPr>
           <w:p>
             <w:pPr>
-              <w:pStyle w:val="TableText"/>
+              <w:pStyle w:val="25"/>
               <w:keepNext w:val="0"/>
               <w:keepLines w:val="0"/>
               <w:pageBreakBefore w:val="0"/>
@@ -5027,9 +5063,14 @@
       </w:tr>
       <w:tr>
         <w:tblPrEx>
-          <w:tblW w:w="8471" w:type="dxa"/>
-          <w:tblInd w:w="5" w:type="dxa"/>
-          <w:tblLayout w:type="fixed"/>
+          <w:tblBorders>
+            <w:top w:val="single" w:color="000000" w:sz="4" w:space="0"/>
+            <w:left w:val="single" w:color="000000" w:sz="4" w:space="0"/>
+            <w:bottom w:val="single" w:color="000000" w:sz="4" w:space="0"/>
+            <w:right w:val="single" w:color="000000" w:sz="4" w:space="0"/>
+            <w:insideH w:val="single" w:color="000000" w:sz="4" w:space="0"/>
+            <w:insideV w:val="single" w:color="000000" w:sz="4" w:space="0"/>
+          </w:tblBorders>
           <w:tblCellMar>
             <w:top w:w="0" w:type="dxa"/>
             <w:left w:w="0" w:type="dxa"/>
@@ -5038,7 +5079,7 @@
           </w:tblCellMar>
         </w:tblPrEx>
         <w:trPr>
-          <w:trHeight w:val="2087"/>
+          <w:trHeight w:val="2087" w:hRule="atLeast"/>
         </w:trPr>
         <w:tc>
           <w:tcPr>
@@ -5047,7 +5088,7 @@
           </w:tcPr>
           <w:p>
             <w:pPr>
-              <w:pStyle w:val="a3"/>
+              <w:pStyle w:val="39"/>
               <w:keepNext w:val="0"/>
               <w:keepLines w:val="0"/>
               <w:pageBreakBefore w:val="0"/>
@@ -5083,7 +5124,7 @@
           </w:tcPr>
           <w:p>
             <w:pPr>
-              <w:pStyle w:val="a3"/>
+              <w:pStyle w:val="39"/>
               <w:keepNext w:val="0"/>
               <w:keepLines w:val="0"/>
               <w:pageBreakBefore w:val="0"/>
@@ -5101,7 +5142,7 @@
               <w:bidi w:val="0"/>
               <w:adjustRightInd w:val="0"/>
               <w:snapToGrid w:val="0"/>
-              <w:ind w:left="425" w:hanging="425" w:leftChars="0" w:firstLineChars="0"/>
+              <w:ind w:left="425" w:leftChars="0" w:hanging="425" w:firstLineChars="0"/>
               <w:textAlignment w:val="baseline"/>
             </w:pPr>
             <w:r>
@@ -5110,7 +5151,7 @@
           </w:p>
           <w:p>
             <w:pPr>
-              <w:pStyle w:val="a3"/>
+              <w:pStyle w:val="39"/>
               <w:keepNext w:val="0"/>
               <w:keepLines w:val="0"/>
               <w:pageBreakBefore w:val="0"/>
@@ -5128,7 +5169,7 @@
               <w:bidi w:val="0"/>
               <w:adjustRightInd w:val="0"/>
               <w:snapToGrid w:val="0"/>
-              <w:ind w:left="425" w:hanging="425" w:leftChars="0" w:firstLineChars="0"/>
+              <w:ind w:left="425" w:leftChars="0" w:hanging="425" w:firstLineChars="0"/>
               <w:textAlignment w:val="baseline"/>
             </w:pPr>
             <w:r>
@@ -5137,7 +5178,7 @@
           </w:p>
           <w:p>
             <w:pPr>
-              <w:pStyle w:val="a3"/>
+              <w:pStyle w:val="39"/>
               <w:keepNext w:val="0"/>
               <w:keepLines w:val="0"/>
               <w:pageBreakBefore w:val="0"/>
@@ -5155,7 +5196,7 @@
               <w:bidi w:val="0"/>
               <w:adjustRightInd w:val="0"/>
               <w:snapToGrid w:val="0"/>
-              <w:ind w:left="425" w:hanging="425" w:leftChars="0" w:firstLineChars="0"/>
+              <w:ind w:left="425" w:leftChars="0" w:hanging="425" w:firstLineChars="0"/>
               <w:textAlignment w:val="baseline"/>
             </w:pPr>
             <w:r>
@@ -5164,7 +5205,7 @@
           </w:p>
           <w:p>
             <w:pPr>
-              <w:pStyle w:val="a3"/>
+              <w:pStyle w:val="39"/>
               <w:keepNext w:val="0"/>
               <w:keepLines w:val="0"/>
               <w:pageBreakBefore w:val="0"/>
@@ -5182,7 +5223,7 @@
               <w:bidi w:val="0"/>
               <w:adjustRightInd w:val="0"/>
               <w:snapToGrid w:val="0"/>
-              <w:ind w:left="425" w:hanging="425" w:leftChars="0" w:firstLineChars="0"/>
+              <w:ind w:left="425" w:leftChars="0" w:hanging="425" w:firstLineChars="0"/>
               <w:textAlignment w:val="baseline"/>
             </w:pPr>
             <w:r>
@@ -5197,7 +5238,7 @@
           </w:tcPr>
           <w:p>
             <w:pPr>
-              <w:pStyle w:val="a3"/>
+              <w:pStyle w:val="39"/>
               <w:keepNext w:val="0"/>
               <w:keepLines w:val="0"/>
               <w:pageBreakBefore w:val="0"/>
@@ -5230,23 +5271,23 @@
     </w:tbl>
     <w:p>
       <w:pPr>
-        <w:pStyle w:val="1"/>
-        <w:keepNext w:val="0"/>
-        <w:keepLines w:val="0"/>
-        <w:pageBreakBefore w:val="0"/>
-        <w:widowControl w:val="0"/>
-        <w:kinsoku w:val="0"/>
-        <w:wordWrap/>
-        <w:overflowPunct/>
-        <w:topLinePunct w:val="0"/>
-        <w:autoSpaceDE w:val="0"/>
-        <w:autoSpaceDN w:val="0"/>
-        <w:bidi w:val="0"/>
-        <w:adjustRightInd w:val="0"/>
-        <w:snapToGrid w:val="0"/>
-        <w:textAlignment w:val="baseline"/>
-      </w:pPr>
-      <w:bookmarkStart w:id="7" w:name="_Toc2838"/>
+        <w:pStyle w:val="26"/>
+        <w:keepNext w:val="0"/>
+        <w:keepLines w:val="0"/>
+        <w:pageBreakBefore w:val="0"/>
+        <w:widowControl w:val="0"/>
+        <w:kinsoku w:val="0"/>
+        <w:wordWrap/>
+        <w:overflowPunct/>
+        <w:topLinePunct w:val="0"/>
+        <w:autoSpaceDE w:val="0"/>
+        <w:autoSpaceDN w:val="0"/>
+        <w:bidi w:val="0"/>
+        <w:adjustRightInd w:val="0"/>
+        <w:snapToGrid w:val="0"/>
+        <w:textAlignment w:val="baseline"/>
+      </w:pPr>
+      <w:bookmarkStart w:id="7" w:name="_Toc2973"/>
       <w:r>
         <w:t>服务级别管理流程</w:t>
       </w:r>
@@ -5254,7 +5295,7 @@
     </w:p>
     <w:p>
       <w:pPr>
-        <w:pStyle w:val="2"/>
+        <w:pStyle w:val="28"/>
         <w:keepNext w:val="0"/>
         <w:keepLines w:val="0"/>
         <w:pageBreakBefore w:val="0"/>
@@ -5272,7 +5313,7 @@
       </w:pPr>
       <w:bookmarkStart w:id="8" w:name="bookmark29"/>
       <w:bookmarkEnd w:id="8"/>
-      <w:bookmarkStart w:id="9" w:name="_Toc9695"/>
+      <w:bookmarkStart w:id="9" w:name="_Toc32095"/>
       <w:r>
         <w:t>流程原则</w:t>
       </w:r>
@@ -5280,7 +5321,7 @@
     </w:p>
     <w:p>
       <w:pPr>
-        <w:pStyle w:val="3"/>
+        <w:pStyle w:val="29"/>
         <w:keepNext w:val="0"/>
         <w:keepLines w:val="0"/>
         <w:pageBreakBefore w:val="0"/>
@@ -5298,7 +5339,7 @@
       </w:pPr>
       <w:bookmarkStart w:id="10" w:name="bookmark30"/>
       <w:bookmarkEnd w:id="10"/>
-      <w:bookmarkStart w:id="11" w:name="_Toc20429"/>
+      <w:bookmarkStart w:id="11" w:name="_Toc5642"/>
       <w:r>
         <w:t>流程触发条件</w:t>
       </w:r>
@@ -5306,7 +5347,7 @@
     </w:p>
     <w:p>
       <w:pPr>
-        <w:pStyle w:val="a3"/>
+        <w:pStyle w:val="39"/>
         <w:keepNext w:val="0"/>
         <w:keepLines w:val="0"/>
         <w:pageBreakBefore w:val="0"/>
@@ -5332,7 +5373,7 @@
     </w:p>
     <w:p>
       <w:pPr>
-        <w:pStyle w:val="a3"/>
+        <w:pStyle w:val="39"/>
         <w:keepNext w:val="0"/>
         <w:keepLines w:val="0"/>
         <w:pageBreakBefore w:val="0"/>
@@ -5358,7 +5399,7 @@
     </w:p>
     <w:p>
       <w:pPr>
-        <w:pStyle w:val="a3"/>
+        <w:pStyle w:val="39"/>
         <w:keepNext w:val="0"/>
         <w:keepLines w:val="0"/>
         <w:pageBreakBefore w:val="0"/>
@@ -5384,23 +5425,23 @@
     </w:p>
     <w:p>
       <w:pPr>
-        <w:pStyle w:val="3"/>
-        <w:keepNext w:val="0"/>
-        <w:keepLines w:val="0"/>
-        <w:pageBreakBefore w:val="0"/>
-        <w:widowControl w:val="0"/>
-        <w:kinsoku w:val="0"/>
-        <w:wordWrap/>
-        <w:overflowPunct/>
-        <w:topLinePunct w:val="0"/>
-        <w:autoSpaceDE w:val="0"/>
-        <w:autoSpaceDN w:val="0"/>
-        <w:bidi w:val="0"/>
-        <w:adjustRightInd w:val="0"/>
-        <w:snapToGrid w:val="0"/>
-        <w:textAlignment w:val="baseline"/>
-      </w:pPr>
-      <w:bookmarkStart w:id="12" w:name="_Toc28248"/>
+        <w:pStyle w:val="29"/>
+        <w:keepNext w:val="0"/>
+        <w:keepLines w:val="0"/>
+        <w:pageBreakBefore w:val="0"/>
+        <w:widowControl w:val="0"/>
+        <w:kinsoku w:val="0"/>
+        <w:wordWrap/>
+        <w:overflowPunct/>
+        <w:topLinePunct w:val="0"/>
+        <w:autoSpaceDE w:val="0"/>
+        <w:autoSpaceDN w:val="0"/>
+        <w:bidi w:val="0"/>
+        <w:adjustRightInd w:val="0"/>
+        <w:snapToGrid w:val="0"/>
+        <w:textAlignment w:val="baseline"/>
+      </w:pPr>
+      <w:bookmarkStart w:id="12" w:name="_Toc11620"/>
       <w:r>
         <w:t>流程输入</w:t>
       </w:r>
@@ -5408,7 +5449,7 @@
     </w:p>
     <w:p>
       <w:pPr>
-        <w:pStyle w:val="a3"/>
+        <w:pStyle w:val="39"/>
         <w:keepNext w:val="0"/>
         <w:keepLines w:val="0"/>
         <w:pageBreakBefore w:val="0"/>
@@ -5434,7 +5475,7 @@
     </w:p>
     <w:p>
       <w:pPr>
-        <w:pStyle w:val="a3"/>
+        <w:pStyle w:val="39"/>
         <w:keepNext w:val="0"/>
         <w:keepLines w:val="0"/>
         <w:pageBreakBefore w:val="0"/>
@@ -5460,7 +5501,7 @@
     </w:p>
     <w:p>
       <w:pPr>
-        <w:pStyle w:val="a3"/>
+        <w:pStyle w:val="39"/>
         <w:keepNext w:val="0"/>
         <w:keepLines w:val="0"/>
         <w:pageBreakBefore w:val="0"/>
@@ -5486,7 +5527,7 @@
     </w:p>
     <w:p>
       <w:pPr>
-        <w:pStyle w:val="a3"/>
+        <w:pStyle w:val="39"/>
         <w:keepNext w:val="0"/>
         <w:keepLines w:val="0"/>
         <w:pageBreakBefore w:val="0"/>
@@ -5512,7 +5553,7 @@
     </w:p>
     <w:p>
       <w:pPr>
-        <w:pStyle w:val="a3"/>
+        <w:pStyle w:val="39"/>
         <w:keepNext w:val="0"/>
         <w:keepLines w:val="0"/>
         <w:pageBreakBefore w:val="0"/>
@@ -5538,23 +5579,23 @@
     </w:p>
     <w:p>
       <w:pPr>
-        <w:pStyle w:val="3"/>
-        <w:keepNext w:val="0"/>
-        <w:keepLines w:val="0"/>
-        <w:pageBreakBefore w:val="0"/>
-        <w:widowControl w:val="0"/>
-        <w:kinsoku w:val="0"/>
-        <w:wordWrap/>
-        <w:overflowPunct/>
-        <w:topLinePunct w:val="0"/>
-        <w:autoSpaceDE w:val="0"/>
-        <w:autoSpaceDN w:val="0"/>
-        <w:bidi w:val="0"/>
-        <w:adjustRightInd w:val="0"/>
-        <w:snapToGrid w:val="0"/>
-        <w:textAlignment w:val="baseline"/>
-      </w:pPr>
-      <w:bookmarkStart w:id="13" w:name="_Toc23592"/>
+        <w:pStyle w:val="29"/>
+        <w:keepNext w:val="0"/>
+        <w:keepLines w:val="0"/>
+        <w:pageBreakBefore w:val="0"/>
+        <w:widowControl w:val="0"/>
+        <w:kinsoku w:val="0"/>
+        <w:wordWrap/>
+        <w:overflowPunct/>
+        <w:topLinePunct w:val="0"/>
+        <w:autoSpaceDE w:val="0"/>
+        <w:autoSpaceDN w:val="0"/>
+        <w:bidi w:val="0"/>
+        <w:adjustRightInd w:val="0"/>
+        <w:snapToGrid w:val="0"/>
+        <w:textAlignment w:val="baseline"/>
+      </w:pPr>
+      <w:bookmarkStart w:id="13" w:name="_Toc432"/>
       <w:r>
         <w:t>流程输出</w:t>
       </w:r>
@@ -5562,7 +5603,7 @@
     </w:p>
     <w:p>
       <w:pPr>
-        <w:pStyle w:val="a3"/>
+        <w:pStyle w:val="39"/>
         <w:keepNext w:val="0"/>
         <w:keepLines w:val="0"/>
         <w:pageBreakBefore w:val="0"/>
@@ -5588,7 +5629,7 @@
     </w:p>
     <w:p>
       <w:pPr>
-        <w:pStyle w:val="a3"/>
+        <w:pStyle w:val="39"/>
         <w:keepNext w:val="0"/>
         <w:keepLines w:val="0"/>
         <w:pageBreakBefore w:val="0"/>
@@ -5614,7 +5655,7 @@
     </w:p>
     <w:p>
       <w:pPr>
-        <w:pStyle w:val="a3"/>
+        <w:pStyle w:val="39"/>
         <w:keepNext w:val="0"/>
         <w:keepLines w:val="0"/>
         <w:pageBreakBefore w:val="0"/>
@@ -5640,7 +5681,7 @@
     </w:p>
     <w:p>
       <w:pPr>
-        <w:pStyle w:val="a3"/>
+        <w:pStyle w:val="39"/>
         <w:keepNext w:val="0"/>
         <w:keepLines w:val="0"/>
         <w:pageBreakBefore w:val="0"/>
@@ -5666,7 +5707,7 @@
     </w:p>
     <w:p>
       <w:pPr>
-        <w:pStyle w:val="a3"/>
+        <w:pStyle w:val="39"/>
         <w:keepNext w:val="0"/>
         <w:keepLines w:val="0"/>
         <w:pageBreakBefore w:val="0"/>
@@ -5692,7 +5733,7 @@
     </w:p>
     <w:p>
       <w:pPr>
-        <w:pStyle w:val="a3"/>
+        <w:pStyle w:val="39"/>
         <w:keepNext w:val="0"/>
         <w:keepLines w:val="0"/>
         <w:pageBreakBefore w:val="0"/>
@@ -5718,7 +5759,7 @@
     </w:p>
     <w:p>
       <w:pPr>
-        <w:pStyle w:val="2"/>
+        <w:pStyle w:val="28"/>
         <w:keepNext w:val="0"/>
         <w:keepLines w:val="0"/>
         <w:pageBreakBefore w:val="0"/>
@@ -5736,7 +5777,7 @@
       </w:pPr>
       <w:bookmarkStart w:id="14" w:name="bookmark1"/>
       <w:bookmarkEnd w:id="14"/>
-      <w:bookmarkStart w:id="15" w:name="_Toc6930"/>
+      <w:bookmarkStart w:id="15" w:name="_Toc14962"/>
       <w:r>
         <w:t>服务级别管理流程图</w:t>
       </w:r>
@@ -5744,16 +5785,16 @@
     </w:p>
     <w:tbl>
       <w:tblPr>
-        <w:tblStyle w:val="TableNormal0"/>
+        <w:tblStyle w:val="24"/>
         <w:tblW w:w="9164" w:type="dxa"/>
         <w:tblInd w:w="50" w:type="dxa"/>
         <w:tblBorders>
-          <w:top w:val="single" w:sz="2" w:space="0" w:color="000000"/>
-          <w:left w:val="single" w:sz="2" w:space="0" w:color="000000"/>
-          <w:bottom w:val="single" w:sz="2" w:space="0" w:color="000000"/>
-          <w:right w:val="single" w:sz="2" w:space="0" w:color="000000"/>
-          <w:insideH w:val="single" w:sz="2" w:space="0" w:color="000000"/>
-          <w:insideV w:val="single" w:sz="2" w:space="0" w:color="000000"/>
+          <w:top w:val="single" w:color="000000" w:sz="2" w:space="0"/>
+          <w:left w:val="single" w:color="000000" w:sz="2" w:space="0"/>
+          <w:bottom w:val="single" w:color="000000" w:sz="2" w:space="0"/>
+          <w:right w:val="single" w:color="000000" w:sz="2" w:space="0"/>
+          <w:insideH w:val="single" w:color="000000" w:sz="2" w:space="0"/>
+          <w:insideV w:val="single" w:color="000000" w:sz="2" w:space="0"/>
         </w:tblBorders>
         <w:tblLayout w:type="fixed"/>
         <w:tblCellMar>
@@ -5773,17 +5814,14 @@
       </w:tblGrid>
       <w:tr>
         <w:tblPrEx>
-          <w:tblW w:w="9164" w:type="dxa"/>
-          <w:tblInd w:w="50" w:type="dxa"/>
           <w:tblBorders>
-            <w:top w:val="single" w:sz="2" w:space="0" w:color="000000"/>
-            <w:left w:val="single" w:sz="2" w:space="0" w:color="000000"/>
-            <w:bottom w:val="single" w:sz="2" w:space="0" w:color="000000"/>
-            <w:right w:val="single" w:sz="2" w:space="0" w:color="000000"/>
-            <w:insideH w:val="single" w:sz="2" w:space="0" w:color="000000"/>
-            <w:insideV w:val="single" w:sz="2" w:space="0" w:color="000000"/>
+            <w:top w:val="single" w:color="000000" w:sz="2" w:space="0"/>
+            <w:left w:val="single" w:color="000000" w:sz="2" w:space="0"/>
+            <w:bottom w:val="single" w:color="000000" w:sz="2" w:space="0"/>
+            <w:right w:val="single" w:color="000000" w:sz="2" w:space="0"/>
+            <w:insideH w:val="single" w:color="000000" w:sz="2" w:space="0"/>
+            <w:insideV w:val="single" w:color="000000" w:sz="2" w:space="0"/>
           </w:tblBorders>
-          <w:tblLayout w:type="fixed"/>
           <w:tblCellMar>
             <w:top w:w="0" w:type="dxa"/>
             <w:left w:w="0" w:type="dxa"/>
@@ -5792,7 +5830,7 @@
           </w:tblCellMar>
         </w:tblPrEx>
         <w:trPr>
-          <w:trHeight w:val="478"/>
+          <w:trHeight w:val="478" w:hRule="atLeast"/>
         </w:trPr>
         <w:tc>
           <w:tcPr>
@@ -5818,14 +5856,14 @@
               <w:ind w:left="45"/>
               <w:textAlignment w:val="baseline"/>
               <w:rPr>
-                <w:rFonts w:ascii="宋体" w:eastAsia="宋体" w:hAnsi="宋体" w:cs="宋体"/>
+                <w:rFonts w:ascii="宋体" w:hAnsi="宋体" w:eastAsia="宋体" w:cs="宋体"/>
                 <w:sz w:val="30"/>
                 <w:szCs w:val="30"/>
               </w:rPr>
             </w:pPr>
             <w:r>
               <w:drawing>
-                <wp:anchor distT="0" distB="0" distL="0" distR="0" simplePos="0" relativeHeight="251658240" behindDoc="1" locked="0" layoutInCell="1" allowOverlap="1">
+                <wp:anchor distT="0" distB="0" distL="0" distR="0" simplePos="0" relativeHeight="251659264" behindDoc="1" locked="0" layoutInCell="1" allowOverlap="1">
                   <wp:simplePos x="0" y="0"/>
                   <wp:positionH relativeFrom="column">
                     <wp:posOffset>4445</wp:posOffset>
@@ -5846,7 +5884,7 @@
                           <pic:cNvPicPr/>
                         </pic:nvPicPr>
                         <pic:blipFill>
-                          <a:blip xmlns:r="http://schemas.openxmlformats.org/officeDocument/2006/relationships" r:embed="rId4"/>
+                          <a:blip r:embed="rId7"/>
                           <a:stretch>
                             <a:fillRect/>
                           </a:stretch>
@@ -5868,7 +5906,7 @@
             </w:r>
             <w:r>
               <w:rPr>
-                <w:rFonts w:ascii="宋体" w:eastAsia="宋体" w:hAnsi="宋体" w:cs="宋体"/>
+                <w:rFonts w:ascii="宋体" w:hAnsi="宋体" w:eastAsia="宋体" w:cs="宋体"/>
                 <w:b/>
                 <w:bCs/>
                 <w:spacing w:val="-24"/>
@@ -5883,9 +5921,14 @@
       </w:tr>
       <w:tr>
         <w:tblPrEx>
-          <w:tblW w:w="9164" w:type="dxa"/>
-          <w:tblInd w:w="50" w:type="dxa"/>
-          <w:tblLayout w:type="fixed"/>
+          <w:tblBorders>
+            <w:top w:val="single" w:color="000000" w:sz="2" w:space="0"/>
+            <w:left w:val="single" w:color="000000" w:sz="2" w:space="0"/>
+            <w:bottom w:val="single" w:color="000000" w:sz="2" w:space="0"/>
+            <w:right w:val="single" w:color="000000" w:sz="2" w:space="0"/>
+            <w:insideH w:val="single" w:color="000000" w:sz="2" w:space="0"/>
+            <w:insideV w:val="single" w:color="000000" w:sz="2" w:space="0"/>
+          </w:tblBorders>
           <w:tblCellMar>
             <w:top w:w="0" w:type="dxa"/>
             <w:left w:w="0" w:type="dxa"/>
@@ -5894,17 +5937,17 @@
           </w:tblCellMar>
         </w:tblPrEx>
         <w:trPr>
-          <w:trHeight w:val="586"/>
+          <w:trHeight w:val="586" w:hRule="atLeast"/>
         </w:trPr>
         <w:tc>
           <w:tcPr>
             <w:tcW w:w="416" w:type="dxa"/>
             <w:vMerge w:val="restart"/>
             <w:tcBorders>
-              <w:top w:val="single" w:sz="4" w:space="0" w:color="000000"/>
-              <w:left w:val="single" w:sz="4" w:space="0" w:color="000000"/>
+              <w:top w:val="single" w:color="000000" w:sz="4" w:space="0"/>
+              <w:left w:val="single" w:color="000000" w:sz="4" w:space="0"/>
               <w:bottom w:val="nil"/>
-              <w:right w:val="single" w:sz="4" w:space="0" w:color="000000"/>
+              <w:right w:val="single" w:color="000000" w:sz="4" w:space="0"/>
             </w:tcBorders>
             <w:textDirection w:val="btLr"/>
           </w:tcPr>
@@ -5927,14 +5970,14 @@
               <w:ind w:left="1258"/>
               <w:textAlignment w:val="baseline"/>
               <w:rPr>
-                <w:rFonts w:ascii="宋体" w:eastAsia="宋体" w:hAnsi="宋体" w:cs="宋体"/>
+                <w:rFonts w:ascii="宋体" w:hAnsi="宋体" w:eastAsia="宋体" w:cs="宋体"/>
                 <w:sz w:val="16"/>
                 <w:szCs w:val="16"/>
               </w:rPr>
             </w:pPr>
             <w:r>
               <w:rPr>
-                <w:rFonts w:ascii="宋体" w:eastAsia="宋体" w:hAnsi="宋体" w:cs="宋体"/>
+                <w:rFonts w:ascii="宋体" w:hAnsi="宋体" w:eastAsia="宋体" w:cs="宋体"/>
                 <w:spacing w:val="15"/>
                 <w:w w:val="116"/>
                 <w:sz w:val="16"/>
@@ -5948,7 +5991,7 @@
           <w:tcPr>
             <w:tcW w:w="1642" w:type="dxa"/>
             <w:tcBorders>
-              <w:left w:val="single" w:sz="4" w:space="0" w:color="000000"/>
+              <w:left w:val="single" w:color="000000" w:sz="4" w:space="0"/>
             </w:tcBorders>
           </w:tcPr>
           <w:p>
@@ -5970,14 +6013,14 @@
               <w:ind w:left="648"/>
               <w:textAlignment w:val="baseline"/>
               <w:rPr>
-                <w:rFonts w:ascii="宋体" w:eastAsia="宋体" w:hAnsi="宋体" w:cs="宋体"/>
+                <w:rFonts w:ascii="宋体" w:hAnsi="宋体" w:eastAsia="宋体" w:cs="宋体"/>
                 <w:sz w:val="20"/>
                 <w:szCs w:val="20"/>
               </w:rPr>
             </w:pPr>
             <w:r>
               <w:rPr>
-                <w:rFonts w:ascii="宋体" w:eastAsia="宋体" w:hAnsi="宋体" w:cs="宋体"/>
+                <w:rFonts w:ascii="宋体" w:hAnsi="宋体" w:eastAsia="宋体" w:cs="宋体"/>
                 <w:spacing w:val="-13"/>
                 <w:w w:val="97"/>
                 <w:sz w:val="20"/>
@@ -6011,14 +6054,14 @@
               <w:ind w:left="1179"/>
               <w:textAlignment w:val="baseline"/>
               <w:rPr>
-                <w:rFonts w:ascii="宋体" w:eastAsia="宋体" w:hAnsi="宋体" w:cs="宋体"/>
+                <w:rFonts w:ascii="宋体" w:hAnsi="宋体" w:eastAsia="宋体" w:cs="宋体"/>
                 <w:sz w:val="20"/>
                 <w:szCs w:val="20"/>
               </w:rPr>
             </w:pPr>
             <w:r>
               <w:rPr>
-                <w:rFonts w:ascii="宋体" w:hAnsi="宋体" w:cs="宋体" w:hint="eastAsia"/>
+                <w:rFonts w:hint="eastAsia" w:ascii="宋体" w:hAnsi="宋体" w:cs="宋体"/>
                 <w:spacing w:val="-26"/>
                 <w:sz w:val="20"/>
                 <w:szCs w:val="20"/>
@@ -6028,7 +6071,7 @@
             </w:r>
             <w:r>
               <w:rPr>
-                <w:rFonts w:ascii="宋体" w:eastAsia="宋体" w:hAnsi="宋体" w:cs="宋体"/>
+                <w:rFonts w:ascii="宋体" w:hAnsi="宋体" w:eastAsia="宋体" w:cs="宋体"/>
                 <w:spacing w:val="-26"/>
                 <w:sz w:val="20"/>
                 <w:szCs w:val="20"/>
@@ -6060,14 +6103,14 @@
               <w:ind w:left="630"/>
               <w:textAlignment w:val="baseline"/>
               <w:rPr>
-                <w:rFonts w:ascii="宋体" w:eastAsia="宋体" w:hAnsi="宋体" w:cs="宋体"/>
+                <w:rFonts w:ascii="宋体" w:hAnsi="宋体" w:eastAsia="宋体" w:cs="宋体"/>
                 <w:sz w:val="20"/>
                 <w:szCs w:val="20"/>
               </w:rPr>
             </w:pPr>
             <w:r>
               <w:rPr>
-                <w:rFonts w:ascii="宋体" w:eastAsia="宋体" w:hAnsi="宋体" w:cs="宋体"/>
+                <w:rFonts w:ascii="宋体" w:hAnsi="宋体" w:eastAsia="宋体" w:cs="宋体"/>
                 <w:spacing w:val="-17"/>
                 <w:w w:val="95"/>
                 <w:sz w:val="20"/>
@@ -6100,14 +6143,14 @@
               <w:ind w:left="732"/>
               <w:textAlignment w:val="baseline"/>
               <w:rPr>
-                <w:rFonts w:ascii="宋体" w:eastAsia="宋体" w:hAnsi="宋体" w:cs="宋体"/>
+                <w:rFonts w:ascii="宋体" w:hAnsi="宋体" w:eastAsia="宋体" w:cs="宋体"/>
                 <w:sz w:val="20"/>
                 <w:szCs w:val="20"/>
               </w:rPr>
             </w:pPr>
             <w:r>
               <w:rPr>
-                <w:rFonts w:ascii="宋体" w:eastAsia="宋体" w:hAnsi="宋体" w:cs="宋体"/>
+                <w:rFonts w:ascii="宋体" w:hAnsi="宋体" w:eastAsia="宋体" w:cs="宋体"/>
                 <w:spacing w:val="-19"/>
                 <w:sz w:val="20"/>
                 <w:szCs w:val="20"/>
@@ -6119,9 +6162,14 @@
       </w:tr>
       <w:tr>
         <w:tblPrEx>
-          <w:tblW w:w="9164" w:type="dxa"/>
-          <w:tblInd w:w="50" w:type="dxa"/>
-          <w:tblLayout w:type="fixed"/>
+          <w:tblBorders>
+            <w:top w:val="single" w:color="000000" w:sz="2" w:space="0"/>
+            <w:left w:val="single" w:color="000000" w:sz="2" w:space="0"/>
+            <w:bottom w:val="single" w:color="000000" w:sz="2" w:space="0"/>
+            <w:right w:val="single" w:color="000000" w:sz="2" w:space="0"/>
+            <w:insideH w:val="single" w:color="000000" w:sz="2" w:space="0"/>
+            <w:insideV w:val="single" w:color="000000" w:sz="2" w:space="0"/>
+          </w:tblBorders>
           <w:tblCellMar>
             <w:top w:w="0" w:type="dxa"/>
             <w:left w:w="0" w:type="dxa"/>
@@ -6130,23 +6178,23 @@
           </w:tblCellMar>
         </w:tblPrEx>
         <w:trPr>
-          <w:trHeight w:val="2189"/>
+          <w:trHeight w:val="2189" w:hRule="atLeast"/>
         </w:trPr>
         <w:tc>
           <w:tcPr>
             <w:tcW w:w="416" w:type="dxa"/>
-            <w:vMerge/>
+            <w:vMerge w:val="continue"/>
             <w:tcBorders>
               <w:top w:val="nil"/>
-              <w:left w:val="single" w:sz="4" w:space="0" w:color="000000"/>
+              <w:left w:val="single" w:color="000000" w:sz="4" w:space="0"/>
               <w:bottom w:val="nil"/>
-              <w:right w:val="single" w:sz="4" w:space="0" w:color="000000"/>
+              <w:right w:val="single" w:color="000000" w:sz="4" w:space="0"/>
             </w:tcBorders>
             <w:textDirection w:val="btLr"/>
           </w:tcPr>
           <w:p>
             <w:pPr>
-              <w:pStyle w:val="TableText"/>
+              <w:pStyle w:val="25"/>
               <w:keepNext w:val="0"/>
               <w:keepLines w:val="0"/>
               <w:pageBreakBefore w:val="0"/>
@@ -6169,13 +6217,13 @@
             <w:tcW w:w="1642" w:type="dxa"/>
             <w:vMerge w:val="restart"/>
             <w:tcBorders>
-              <w:left w:val="single" w:sz="4" w:space="0" w:color="000000"/>
+              <w:left w:val="single" w:color="000000" w:sz="4" w:space="0"/>
               <w:bottom w:val="nil"/>
             </w:tcBorders>
           </w:tcPr>
           <w:p>
             <w:pPr>
-              <w:pStyle w:val="TableText"/>
+              <w:pStyle w:val="25"/>
               <w:keepNext w:val="0"/>
               <w:keepLines w:val="0"/>
               <w:pageBreakBefore w:val="0"/>
@@ -6195,7 +6243,7 @@
           </w:p>
           <w:p>
             <w:pPr>
-              <w:pStyle w:val="TableText"/>
+              <w:pStyle w:val="25"/>
               <w:keepNext w:val="0"/>
               <w:keepLines w:val="0"/>
               <w:pageBreakBefore w:val="0"/>
@@ -6232,14 +6280,14 @@
               <w:ind w:left="591"/>
               <w:textAlignment w:val="baseline"/>
               <w:rPr>
-                <w:rFonts w:ascii="宋体" w:eastAsia="宋体" w:hAnsi="宋体" w:cs="宋体"/>
+                <w:rFonts w:ascii="宋体" w:hAnsi="宋体" w:eastAsia="宋体" w:cs="宋体"/>
                 <w:sz w:val="13"/>
                 <w:szCs w:val="13"/>
               </w:rPr>
             </w:pPr>
             <w:r>
               <w:rPr>
-                <w:rFonts w:ascii="宋体" w:eastAsia="宋体" w:hAnsi="宋体" w:cs="宋体"/>
+                <w:rFonts w:ascii="宋体" w:hAnsi="宋体" w:eastAsia="宋体" w:cs="宋体"/>
                 <w:spacing w:val="-13"/>
                 <w:w w:val="99"/>
                 <w:sz w:val="13"/>
@@ -6267,14 +6315,14 @@
               <w:ind w:left="590"/>
               <w:textAlignment w:val="baseline"/>
               <w:rPr>
-                <w:rFonts w:ascii="宋体" w:eastAsia="宋体" w:hAnsi="宋体" w:cs="宋体"/>
+                <w:rFonts w:ascii="宋体" w:hAnsi="宋体" w:eastAsia="宋体" w:cs="宋体"/>
                 <w:sz w:val="13"/>
                 <w:szCs w:val="13"/>
               </w:rPr>
             </w:pPr>
             <w:r>
               <w:rPr>
-                <w:rFonts w:ascii="宋体" w:eastAsia="宋体" w:hAnsi="宋体" w:cs="宋体"/>
+                <w:rFonts w:ascii="宋体" w:hAnsi="宋体" w:eastAsia="宋体" w:cs="宋体"/>
                 <w:spacing w:val="-10"/>
                 <w:w w:val="97"/>
                 <w:sz w:val="13"/>
@@ -6302,14 +6350,14 @@
               <w:ind w:left="477"/>
               <w:textAlignment w:val="baseline"/>
               <w:rPr>
-                <w:rFonts w:ascii="宋体" w:eastAsia="宋体" w:hAnsi="宋体" w:cs="宋体"/>
+                <w:rFonts w:ascii="宋体" w:hAnsi="宋体" w:eastAsia="宋体" w:cs="宋体"/>
                 <w:sz w:val="13"/>
                 <w:szCs w:val="13"/>
               </w:rPr>
             </w:pPr>
             <w:r>
               <w:rPr>
-                <w:rFonts w:ascii="宋体" w:eastAsia="宋体" w:hAnsi="宋体" w:cs="宋体"/>
+                <w:rFonts w:ascii="宋体" w:hAnsi="宋体" w:eastAsia="宋体" w:cs="宋体"/>
                 <w:spacing w:val="-11"/>
                 <w:w w:val="97"/>
                 <w:sz w:val="13"/>
@@ -6337,14 +6385,14 @@
               <w:ind w:left="589" w:right="482" w:hanging="108"/>
               <w:textAlignment w:val="baseline"/>
               <w:rPr>
-                <w:rFonts w:ascii="宋体" w:eastAsia="宋体" w:hAnsi="宋体" w:cs="宋体"/>
+                <w:rFonts w:ascii="宋体" w:hAnsi="宋体" w:eastAsia="宋体" w:cs="宋体"/>
                 <w:sz w:val="13"/>
                 <w:szCs w:val="13"/>
               </w:rPr>
             </w:pPr>
             <w:r>
               <w:rPr>
-                <w:rFonts w:ascii="宋体" w:eastAsia="宋体" w:hAnsi="宋体" w:cs="宋体"/>
+                <w:rFonts w:ascii="宋体" w:hAnsi="宋体" w:eastAsia="宋体" w:cs="宋体"/>
                 <w:spacing w:val="-11"/>
                 <w:w w:val="94"/>
                 <w:sz w:val="13"/>
@@ -6354,7 +6402,7 @@
             </w:r>
             <w:r>
               <w:rPr>
-                <w:rFonts w:ascii="宋体" w:eastAsia="宋体" w:hAnsi="宋体" w:cs="宋体"/>
+                <w:rFonts w:ascii="宋体" w:hAnsi="宋体" w:eastAsia="宋体" w:cs="宋体"/>
                 <w:spacing w:val="-10"/>
                 <w:w w:val="97"/>
                 <w:sz w:val="13"/>
@@ -6382,14 +6430,14 @@
               <w:ind w:left="421"/>
               <w:textAlignment w:val="baseline"/>
               <w:rPr>
-                <w:rFonts w:ascii="宋体" w:eastAsia="宋体" w:hAnsi="宋体" w:cs="宋体"/>
+                <w:rFonts w:ascii="宋体" w:hAnsi="宋体" w:eastAsia="宋体" w:cs="宋体"/>
                 <w:sz w:val="13"/>
                 <w:szCs w:val="13"/>
               </w:rPr>
             </w:pPr>
             <w:r>
               <w:rPr>
-                <w:rFonts w:ascii="宋体" w:eastAsia="宋体" w:hAnsi="宋体" w:cs="宋体"/>
+                <w:rFonts w:ascii="宋体" w:hAnsi="宋体" w:eastAsia="宋体" w:cs="宋体"/>
                 <w:spacing w:val="-16"/>
                 <w:sz w:val="13"/>
                 <w:szCs w:val="13"/>
@@ -6408,7 +6456,7 @@
           </w:tcPr>
           <w:p>
             <w:pPr>
-              <w:pStyle w:val="TableText"/>
+              <w:pStyle w:val="25"/>
               <w:keepNext w:val="0"/>
               <w:keepLines w:val="0"/>
               <w:pageBreakBefore w:val="0"/>
@@ -6428,7 +6476,7 @@
           </w:p>
           <w:p>
             <w:pPr>
-              <w:pStyle w:val="TableText"/>
+              <w:pStyle w:val="25"/>
               <w:keepNext w:val="0"/>
               <w:keepLines w:val="0"/>
               <w:pageBreakBefore w:val="0"/>
@@ -6465,14 +6513,14 @@
               <w:ind w:left="1887"/>
               <w:textAlignment w:val="baseline"/>
               <w:rPr>
-                <w:rFonts w:ascii="宋体" w:eastAsia="宋体" w:hAnsi="宋体" w:cs="宋体"/>
+                <w:rFonts w:ascii="宋体" w:hAnsi="宋体" w:eastAsia="宋体" w:cs="宋体"/>
                 <w:sz w:val="13"/>
                 <w:szCs w:val="13"/>
               </w:rPr>
             </w:pPr>
             <w:r>
               <w:rPr>
-                <w:rFonts w:ascii="宋体" w:eastAsia="宋体" w:hAnsi="宋体" w:cs="宋体"/>
+                <w:rFonts w:ascii="宋体" w:hAnsi="宋体" w:eastAsia="宋体" w:cs="宋体"/>
                 <w:spacing w:val="-12"/>
                 <w:w w:val="97"/>
                 <w:sz w:val="13"/>
@@ -6483,7 +6531,7 @@
           </w:p>
           <w:p>
             <w:pPr>
-              <w:pStyle w:val="TableText"/>
+              <w:pStyle w:val="25"/>
               <w:keepNext w:val="0"/>
               <w:keepLines w:val="0"/>
               <w:pageBreakBefore w:val="0"/>
@@ -6503,7 +6551,7 @@
           </w:p>
           <w:p>
             <w:pPr>
-              <w:pStyle w:val="TableText"/>
+              <w:pStyle w:val="25"/>
               <w:keepNext w:val="0"/>
               <w:keepLines w:val="0"/>
               <w:pageBreakBefore w:val="0"/>
@@ -6540,14 +6588,14 @@
               <w:ind w:left="1889"/>
               <w:textAlignment w:val="baseline"/>
               <w:rPr>
-                <w:rFonts w:ascii="宋体" w:eastAsia="宋体" w:hAnsi="宋体" w:cs="宋体"/>
+                <w:rFonts w:ascii="宋体" w:hAnsi="宋体" w:eastAsia="宋体" w:cs="宋体"/>
                 <w:sz w:val="13"/>
                 <w:szCs w:val="13"/>
               </w:rPr>
             </w:pPr>
             <w:r>
               <w:rPr>
-                <w:rFonts w:ascii="宋体" w:eastAsia="宋体" w:hAnsi="宋体" w:cs="宋体"/>
+                <w:rFonts w:ascii="宋体" w:hAnsi="宋体" w:eastAsia="宋体" w:cs="宋体"/>
                 <w:spacing w:val="-12"/>
                 <w:w w:val="97"/>
                 <w:sz w:val="13"/>
@@ -6575,14 +6623,14 @@
               <w:ind w:left="405"/>
               <w:textAlignment w:val="baseline"/>
               <w:rPr>
-                <w:rFonts w:ascii="宋体" w:eastAsia="宋体" w:hAnsi="宋体" w:cs="宋体"/>
+                <w:rFonts w:ascii="宋体" w:hAnsi="宋体" w:eastAsia="宋体" w:cs="宋体"/>
                 <w:sz w:val="13"/>
                 <w:szCs w:val="13"/>
               </w:rPr>
             </w:pPr>
             <w:r>
               <w:rPr>
-                <w:rFonts w:ascii="宋体" w:eastAsia="宋体" w:hAnsi="宋体" w:cs="宋体"/>
+                <w:rFonts w:ascii="宋体" w:hAnsi="宋体" w:eastAsia="宋体" w:cs="宋体"/>
                 <w:spacing w:val="-13"/>
                 <w:w w:val="98"/>
                 <w:sz w:val="13"/>
@@ -6610,14 +6658,14 @@
               <w:ind w:left="716"/>
               <w:textAlignment w:val="baseline"/>
               <w:rPr>
-                <w:rFonts w:ascii="宋体" w:eastAsia="宋体" w:hAnsi="宋体" w:cs="宋体"/>
+                <w:rFonts w:ascii="宋体" w:hAnsi="宋体" w:eastAsia="宋体" w:cs="宋体"/>
                 <w:sz w:val="13"/>
                 <w:szCs w:val="13"/>
               </w:rPr>
             </w:pPr>
             <w:r>
               <w:rPr>
-                <w:rFonts w:ascii="宋体" w:eastAsia="宋体" w:hAnsi="宋体" w:cs="宋体"/>
+                <w:rFonts w:ascii="宋体" w:hAnsi="宋体" w:eastAsia="宋体" w:cs="宋体"/>
                 <w:spacing w:val="-8"/>
                 <w:sz w:val="13"/>
                 <w:szCs w:val="13"/>
@@ -6636,7 +6684,7 @@
           </w:tcPr>
           <w:p>
             <w:pPr>
-              <w:pStyle w:val="TableText"/>
+              <w:pStyle w:val="25"/>
               <w:keepNext w:val="0"/>
               <w:keepLines w:val="0"/>
               <w:pageBreakBefore w:val="0"/>
@@ -6664,7 +6712,7 @@
           </w:tcPr>
           <w:p>
             <w:pPr>
-              <w:pStyle w:val="TableText"/>
+              <w:pStyle w:val="25"/>
               <w:keepNext w:val="0"/>
               <w:keepLines w:val="0"/>
               <w:pageBreakBefore w:val="0"/>
@@ -6684,7 +6732,7 @@
           </w:p>
           <w:p>
             <w:pPr>
-              <w:pStyle w:val="TableText"/>
+              <w:pStyle w:val="25"/>
               <w:keepNext w:val="0"/>
               <w:keepLines w:val="0"/>
               <w:pageBreakBefore w:val="0"/>
@@ -6721,14 +6769,14 @@
               <w:ind w:left="481"/>
               <w:textAlignment w:val="baseline"/>
               <w:rPr>
-                <w:rFonts w:ascii="宋体" w:eastAsia="宋体" w:hAnsi="宋体" w:cs="宋体"/>
+                <w:rFonts w:ascii="宋体" w:hAnsi="宋体" w:eastAsia="宋体" w:cs="宋体"/>
                 <w:sz w:val="13"/>
                 <w:szCs w:val="13"/>
               </w:rPr>
             </w:pPr>
             <w:r>
               <w:rPr>
-                <w:rFonts w:ascii="宋体" w:eastAsia="宋体" w:hAnsi="宋体" w:cs="宋体"/>
+                <w:rFonts w:ascii="宋体" w:hAnsi="宋体" w:eastAsia="宋体" w:cs="宋体"/>
                 <w:spacing w:val="-16"/>
                 <w:sz w:val="13"/>
                 <w:szCs w:val="13"/>
@@ -6738,7 +6786,7 @@
           </w:p>
           <w:p>
             <w:pPr>
-              <w:pStyle w:val="TableText"/>
+              <w:pStyle w:val="25"/>
               <w:keepNext w:val="0"/>
               <w:keepLines w:val="0"/>
               <w:pageBreakBefore w:val="0"/>
@@ -6758,7 +6806,7 @@
           </w:p>
           <w:p>
             <w:pPr>
-              <w:pStyle w:val="TableText"/>
+              <w:pStyle w:val="25"/>
               <w:keepNext w:val="0"/>
               <w:keepLines w:val="0"/>
               <w:pageBreakBefore w:val="0"/>
@@ -6795,14 +6843,14 @@
               <w:ind w:left="536"/>
               <w:textAlignment w:val="baseline"/>
               <w:rPr>
-                <w:rFonts w:ascii="宋体" w:eastAsia="宋体" w:hAnsi="宋体" w:cs="宋体"/>
+                <w:rFonts w:ascii="宋体" w:hAnsi="宋体" w:eastAsia="宋体" w:cs="宋体"/>
                 <w:sz w:val="13"/>
                 <w:szCs w:val="13"/>
               </w:rPr>
             </w:pPr>
             <w:r>
               <w:rPr>
-                <w:rFonts w:ascii="宋体" w:eastAsia="宋体" w:hAnsi="宋体" w:cs="宋体"/>
+                <w:rFonts w:ascii="宋体" w:hAnsi="宋体" w:eastAsia="宋体" w:cs="宋体"/>
                 <w:spacing w:val="-11"/>
                 <w:w w:val="97"/>
                 <w:sz w:val="13"/>
@@ -6813,7 +6861,7 @@
           </w:p>
           <w:p>
             <w:pPr>
-              <w:pStyle w:val="TableText"/>
+              <w:pStyle w:val="25"/>
               <w:keepNext w:val="0"/>
               <w:keepLines w:val="0"/>
               <w:pageBreakBefore w:val="0"/>
@@ -6847,10 +6895,10 @@
               <w:adjustRightInd w:val="0"/>
               <w:snapToGrid w:val="0"/>
               <w:spacing w:before="42" w:line="226" w:lineRule="auto"/>
-              <w:ind w:firstLine="1260" w:firstLineChars="600"/>
-              <w:textAlignment w:val="baseline"/>
-              <w:rPr>
-                <w:rFonts w:ascii="宋体" w:eastAsia="宋体" w:hAnsi="宋体" w:cs="宋体"/>
+              <w:ind w:firstLine="612" w:firstLineChars="600"/>
+              <w:textAlignment w:val="baseline"/>
+              <w:rPr>
+                <w:rFonts w:ascii="宋体" w:hAnsi="宋体" w:eastAsia="宋体" w:cs="宋体"/>
                 <w:spacing w:val="-14"/>
                 <w:sz w:val="13"/>
                 <w:szCs w:val="13"/>
@@ -6873,17 +6921,17 @@
               <w:adjustRightInd w:val="0"/>
               <w:snapToGrid w:val="0"/>
               <w:spacing w:before="42" w:line="226" w:lineRule="auto"/>
-              <w:ind w:firstLine="1260" w:firstLineChars="600"/>
-              <w:textAlignment w:val="baseline"/>
-              <w:rPr>
-                <w:rFonts w:ascii="宋体" w:eastAsia="宋体" w:hAnsi="宋体" w:cs="宋体"/>
+              <w:ind w:firstLine="612" w:firstLineChars="600"/>
+              <w:textAlignment w:val="baseline"/>
+              <w:rPr>
+                <w:rFonts w:ascii="宋体" w:hAnsi="宋体" w:eastAsia="宋体" w:cs="宋体"/>
                 <w:sz w:val="13"/>
                 <w:szCs w:val="13"/>
               </w:rPr>
             </w:pPr>
             <w:r>
               <w:rPr>
-                <w:rFonts w:ascii="宋体" w:eastAsia="宋体" w:hAnsi="宋体" w:cs="宋体"/>
+                <w:rFonts w:ascii="宋体" w:hAnsi="宋体" w:eastAsia="宋体" w:cs="宋体"/>
                 <w:spacing w:val="-14"/>
                 <w:sz w:val="13"/>
                 <w:szCs w:val="13"/>
@@ -6893,7 +6941,7 @@
           </w:p>
           <w:p>
             <w:pPr>
-              <w:pStyle w:val="TableText"/>
+              <w:pStyle w:val="25"/>
               <w:keepNext w:val="0"/>
               <w:keepLines w:val="0"/>
               <w:pageBreakBefore w:val="0"/>
@@ -6927,10 +6975,10 @@
               <w:adjustRightInd w:val="0"/>
               <w:snapToGrid w:val="0"/>
               <w:spacing w:before="42" w:line="226" w:lineRule="auto"/>
-              <w:ind w:firstLine="1260" w:firstLineChars="600"/>
-              <w:textAlignment w:val="baseline"/>
-              <w:rPr>
-                <w:rFonts w:ascii="宋体" w:eastAsia="宋体" w:hAnsi="宋体" w:cs="宋体"/>
+              <w:ind w:firstLine="612" w:firstLineChars="600"/>
+              <w:textAlignment w:val="baseline"/>
+              <w:rPr>
+                <w:rFonts w:ascii="宋体" w:hAnsi="宋体" w:eastAsia="宋体" w:cs="宋体"/>
                 <w:spacing w:val="-14"/>
                 <w:sz w:val="13"/>
                 <w:szCs w:val="13"/>
@@ -6953,17 +7001,17 @@
               <w:adjustRightInd w:val="0"/>
               <w:snapToGrid w:val="0"/>
               <w:spacing w:before="42" w:line="226" w:lineRule="auto"/>
-              <w:ind w:firstLine="1260" w:firstLineChars="600"/>
-              <w:textAlignment w:val="baseline"/>
-              <w:rPr>
-                <w:rFonts w:ascii="宋体" w:eastAsia="宋体" w:hAnsi="宋体" w:cs="宋体"/>
+              <w:ind w:firstLine="612" w:firstLineChars="600"/>
+              <w:textAlignment w:val="baseline"/>
+              <w:rPr>
+                <w:rFonts w:ascii="宋体" w:hAnsi="宋体" w:eastAsia="宋体" w:cs="宋体"/>
                 <w:sz w:val="13"/>
                 <w:szCs w:val="13"/>
               </w:rPr>
             </w:pPr>
             <w:r>
               <w:rPr>
-                <w:rFonts w:ascii="宋体" w:eastAsia="宋体" w:hAnsi="宋体" w:cs="宋体"/>
+                <w:rFonts w:ascii="宋体" w:hAnsi="宋体" w:eastAsia="宋体" w:cs="宋体"/>
                 <w:spacing w:val="-14"/>
                 <w:sz w:val="13"/>
                 <w:szCs w:val="13"/>
@@ -6975,9 +7023,14 @@
       </w:tr>
       <w:tr>
         <w:tblPrEx>
-          <w:tblW w:w="9164" w:type="dxa"/>
-          <w:tblInd w:w="50" w:type="dxa"/>
-          <w:tblLayout w:type="fixed"/>
+          <w:tblBorders>
+            <w:top w:val="single" w:color="000000" w:sz="2" w:space="0"/>
+            <w:left w:val="single" w:color="000000" w:sz="2" w:space="0"/>
+            <w:bottom w:val="single" w:color="000000" w:sz="2" w:space="0"/>
+            <w:right w:val="single" w:color="000000" w:sz="2" w:space="0"/>
+            <w:insideH w:val="single" w:color="000000" w:sz="2" w:space="0"/>
+            <w:insideV w:val="single" w:color="000000" w:sz="2" w:space="0"/>
+          </w:tblBorders>
           <w:tblCellMar>
             <w:top w:w="0" w:type="dxa"/>
             <w:left w:w="0" w:type="dxa"/>
@@ -6986,23 +7039,23 @@
           </w:tblCellMar>
         </w:tblPrEx>
         <w:trPr>
-          <w:trHeight w:val="1323"/>
+          <w:trHeight w:val="1323" w:hRule="atLeast"/>
         </w:trPr>
         <w:tc>
           <w:tcPr>
             <w:tcW w:w="416" w:type="dxa"/>
-            <w:vMerge/>
+            <w:vMerge w:val="continue"/>
             <w:tcBorders>
               <w:top w:val="nil"/>
-              <w:left w:val="single" w:sz="4" w:space="0" w:color="000000"/>
-              <w:bottom w:val="dashed" w:sz="14" w:space="0" w:color="000000"/>
-              <w:right w:val="single" w:sz="4" w:space="0" w:color="000000"/>
+              <w:left w:val="single" w:color="000000" w:sz="4" w:space="0"/>
+              <w:bottom w:val="dashed" w:color="000000" w:sz="14" w:space="0"/>
+              <w:right w:val="single" w:color="000000" w:sz="4" w:space="0"/>
             </w:tcBorders>
             <w:textDirection w:val="btLr"/>
           </w:tcPr>
           <w:p>
             <w:pPr>
-              <w:pStyle w:val="TableText"/>
+              <w:pStyle w:val="25"/>
               <w:keepNext w:val="0"/>
               <w:keepLines w:val="0"/>
               <w:pageBreakBefore w:val="0"/>
@@ -7023,16 +7076,16 @@
         <w:tc>
           <w:tcPr>
             <w:tcW w:w="1642" w:type="dxa"/>
-            <w:vMerge/>
+            <w:vMerge w:val="continue"/>
             <w:tcBorders>
               <w:top w:val="nil"/>
-              <w:left w:val="single" w:sz="4" w:space="0" w:color="000000"/>
-              <w:bottom w:val="dashed" w:sz="14" w:space="0" w:color="000000"/>
+              <w:left w:val="single" w:color="000000" w:sz="4" w:space="0"/>
+              <w:bottom w:val="dashed" w:color="000000" w:sz="14" w:space="0"/>
             </w:tcBorders>
           </w:tcPr>
           <w:p>
             <w:pPr>
-              <w:pStyle w:val="TableText"/>
+              <w:pStyle w:val="25"/>
               <w:keepNext w:val="0"/>
               <w:keepLines w:val="0"/>
               <w:pageBreakBefore w:val="0"/>
@@ -7055,13 +7108,13 @@
             <w:tcW w:w="1488" w:type="dxa"/>
             <w:tcBorders>
               <w:top w:val="nil"/>
-              <w:bottom w:val="dashed" w:sz="14" w:space="0" w:color="000000"/>
+              <w:bottom w:val="dashed" w:color="000000" w:sz="14" w:space="0"/>
               <w:right w:val="nil"/>
             </w:tcBorders>
           </w:tcPr>
           <w:p>
             <w:pPr>
-              <w:pStyle w:val="TableText"/>
+              <w:pStyle w:val="25"/>
               <w:keepNext w:val="0"/>
               <w:keepLines w:val="0"/>
               <w:pageBreakBefore w:val="0"/>
@@ -7098,14 +7151,14 @@
               <w:ind w:left="415"/>
               <w:textAlignment w:val="baseline"/>
               <w:rPr>
-                <w:rFonts w:ascii="宋体" w:eastAsia="宋体" w:hAnsi="宋体" w:cs="宋体"/>
+                <w:rFonts w:ascii="宋体" w:hAnsi="宋体" w:eastAsia="宋体" w:cs="宋体"/>
                 <w:sz w:val="13"/>
                 <w:szCs w:val="13"/>
               </w:rPr>
             </w:pPr>
             <w:r>
               <w:rPr>
-                <w:rFonts w:ascii="宋体" w:eastAsia="宋体" w:hAnsi="宋体" w:cs="宋体"/>
+                <w:rFonts w:ascii="宋体" w:hAnsi="宋体" w:eastAsia="宋体" w:cs="宋体"/>
                 <w:spacing w:val="-11"/>
                 <w:w w:val="95"/>
                 <w:sz w:val="13"/>
@@ -7121,12 +7174,12 @@
             <w:tcBorders>
               <w:top w:val="nil"/>
               <w:left w:val="nil"/>
-              <w:bottom w:val="dashed" w:sz="14" w:space="0" w:color="000000"/>
+              <w:bottom w:val="dashed" w:color="000000" w:sz="14" w:space="0"/>
             </w:tcBorders>
           </w:tcPr>
           <w:p>
             <w:pPr>
-              <w:pStyle w:val="TableText"/>
+              <w:pStyle w:val="25"/>
               <w:keepNext w:val="0"/>
               <w:keepLines w:val="0"/>
               <w:pageBreakBefore w:val="0"/>
@@ -7163,14 +7216,14 @@
               <w:ind w:left="289" w:right="347" w:firstLine="27"/>
               <w:textAlignment w:val="baseline"/>
               <w:rPr>
-                <w:rFonts w:ascii="宋体" w:eastAsia="宋体" w:hAnsi="宋体" w:cs="宋体"/>
+                <w:rFonts w:ascii="宋体" w:hAnsi="宋体" w:eastAsia="宋体" w:cs="宋体"/>
                 <w:sz w:val="13"/>
                 <w:szCs w:val="13"/>
               </w:rPr>
             </w:pPr>
             <w:r>
               <w:rPr>
-                <w:rFonts w:ascii="宋体" w:eastAsia="宋体" w:hAnsi="宋体" w:cs="宋体"/>
+                <w:rFonts w:ascii="宋体" w:hAnsi="宋体" w:eastAsia="宋体" w:cs="宋体"/>
                 <w:spacing w:val="-12"/>
                 <w:sz w:val="13"/>
                 <w:szCs w:val="13"/>
@@ -7179,7 +7232,7 @@
             </w:r>
             <w:r>
               <w:rPr>
-                <w:rFonts w:ascii="宋体" w:eastAsia="宋体" w:hAnsi="宋体" w:cs="宋体"/>
+                <w:rFonts w:ascii="宋体" w:hAnsi="宋体" w:eastAsia="宋体" w:cs="宋体"/>
                 <w:spacing w:val="-14"/>
                 <w:w w:val="97"/>
                 <w:sz w:val="13"/>
@@ -7192,15 +7245,15 @@
         <w:tc>
           <w:tcPr>
             <w:tcW w:w="2271" w:type="dxa"/>
-            <w:vMerge/>
+            <w:vMerge w:val="continue"/>
             <w:tcBorders>
               <w:top w:val="nil"/>
-              <w:bottom w:val="dashed" w:sz="14" w:space="0" w:color="000000"/>
+              <w:bottom w:val="dashed" w:color="000000" w:sz="14" w:space="0"/>
             </w:tcBorders>
           </w:tcPr>
           <w:p>
             <w:pPr>
-              <w:pStyle w:val="TableText"/>
+              <w:pStyle w:val="25"/>
               <w:keepNext w:val="0"/>
               <w:keepLines w:val="0"/>
               <w:pageBreakBefore w:val="0"/>
@@ -7221,15 +7274,15 @@
         <w:tc>
           <w:tcPr>
             <w:tcW w:w="1808" w:type="dxa"/>
-            <w:vMerge/>
+            <w:vMerge w:val="continue"/>
             <w:tcBorders>
               <w:top w:val="nil"/>
-              <w:bottom w:val="dashed" w:sz="14" w:space="0" w:color="000000"/>
+              <w:bottom w:val="dashed" w:color="000000" w:sz="14" w:space="0"/>
             </w:tcBorders>
           </w:tcPr>
           <w:p>
             <w:pPr>
-              <w:pStyle w:val="TableText"/>
+              <w:pStyle w:val="25"/>
               <w:keepNext w:val="0"/>
               <w:keepLines w:val="0"/>
               <w:pageBreakBefore w:val="0"/>
@@ -7250,9 +7303,14 @@
       </w:tr>
       <w:tr>
         <w:tblPrEx>
-          <w:tblW w:w="9164" w:type="dxa"/>
-          <w:tblInd w:w="50" w:type="dxa"/>
-          <w:tblLayout w:type="fixed"/>
+          <w:tblBorders>
+            <w:top w:val="single" w:color="000000" w:sz="2" w:space="0"/>
+            <w:left w:val="single" w:color="000000" w:sz="2" w:space="0"/>
+            <w:bottom w:val="single" w:color="000000" w:sz="2" w:space="0"/>
+            <w:right w:val="single" w:color="000000" w:sz="2" w:space="0"/>
+            <w:insideH w:val="single" w:color="000000" w:sz="2" w:space="0"/>
+            <w:insideV w:val="single" w:color="000000" w:sz="2" w:space="0"/>
+          </w:tblBorders>
           <w:tblCellMar>
             <w:top w:w="0" w:type="dxa"/>
             <w:left w:w="0" w:type="dxa"/>
@@ -7261,16 +7319,16 @@
           </w:tblCellMar>
         </w:tblPrEx>
         <w:trPr>
-          <w:trHeight w:val="1753"/>
+          <w:trHeight w:val="1753" w:hRule="atLeast"/>
         </w:trPr>
         <w:tc>
           <w:tcPr>
             <w:tcW w:w="416" w:type="dxa"/>
             <w:tcBorders>
-              <w:top w:val="dashed" w:sz="14" w:space="0" w:color="000000"/>
-              <w:left w:val="single" w:sz="4" w:space="0" w:color="000000"/>
-              <w:bottom w:val="dashed" w:sz="14" w:space="0" w:color="000000"/>
-              <w:right w:val="single" w:sz="4" w:space="0" w:color="000000"/>
+              <w:top w:val="dashed" w:color="000000" w:sz="14" w:space="0"/>
+              <w:left w:val="single" w:color="000000" w:sz="4" w:space="0"/>
+              <w:bottom w:val="dashed" w:color="000000" w:sz="14" w:space="0"/>
+              <w:right w:val="single" w:color="000000" w:sz="4" w:space="0"/>
             </w:tcBorders>
             <w:textDirection w:val="btLr"/>
           </w:tcPr>
@@ -7293,14 +7351,14 @@
               <w:ind w:left="94"/>
               <w:textAlignment w:val="baseline"/>
               <w:rPr>
-                <w:rFonts w:ascii="宋体" w:eastAsia="宋体" w:hAnsi="宋体" w:cs="宋体"/>
+                <w:rFonts w:ascii="宋体" w:hAnsi="宋体" w:eastAsia="宋体" w:cs="宋体"/>
                 <w:sz w:val="16"/>
                 <w:szCs w:val="16"/>
               </w:rPr>
             </w:pPr>
             <w:r>
               <w:rPr>
-                <w:rFonts w:ascii="宋体" w:eastAsia="宋体" w:hAnsi="宋体" w:cs="宋体"/>
+                <w:rFonts w:ascii="宋体" w:hAnsi="宋体" w:eastAsia="宋体" w:cs="宋体"/>
                 <w:spacing w:val="15"/>
                 <w:w w:val="116"/>
                 <w:sz w:val="16"/>
@@ -7314,14 +7372,14 @@
           <w:tcPr>
             <w:tcW w:w="1642" w:type="dxa"/>
             <w:tcBorders>
-              <w:top w:val="dashed" w:sz="14" w:space="0" w:color="000000"/>
-              <w:left w:val="single" w:sz="4" w:space="0" w:color="000000"/>
-              <w:bottom w:val="dashed" w:sz="14" w:space="0" w:color="000000"/>
+              <w:top w:val="dashed" w:color="000000" w:sz="14" w:space="0"/>
+              <w:left w:val="single" w:color="000000" w:sz="4" w:space="0"/>
+              <w:bottom w:val="dashed" w:color="000000" w:sz="14" w:space="0"/>
             </w:tcBorders>
           </w:tcPr>
           <w:p>
             <w:pPr>
-              <w:pStyle w:val="TableText"/>
+              <w:pStyle w:val="25"/>
               <w:keepNext w:val="0"/>
               <w:keepLines w:val="0"/>
               <w:pageBreakBefore w:val="0"/>
@@ -7344,13 +7402,13 @@
             <w:tcW w:w="3027" w:type="dxa"/>
             <w:gridSpan w:val="2"/>
             <w:tcBorders>
-              <w:top w:val="dashed" w:sz="14" w:space="0" w:color="000000"/>
-              <w:bottom w:val="dashed" w:sz="14" w:space="0" w:color="000000"/>
+              <w:top w:val="dashed" w:color="000000" w:sz="14" w:space="0"/>
+              <w:bottom w:val="dashed" w:color="000000" w:sz="14" w:space="0"/>
             </w:tcBorders>
           </w:tcPr>
           <w:p>
             <w:pPr>
-              <w:pStyle w:val="TableText"/>
+              <w:pStyle w:val="25"/>
               <w:keepNext w:val="0"/>
               <w:keepLines w:val="0"/>
               <w:pageBreakBefore w:val="0"/>
@@ -7372,13 +7430,13 @@
           <w:tcPr>
             <w:tcW w:w="2271" w:type="dxa"/>
             <w:tcBorders>
-              <w:top w:val="dashed" w:sz="14" w:space="0" w:color="000000"/>
-              <w:bottom w:val="dashed" w:sz="14" w:space="0" w:color="000000"/>
+              <w:top w:val="dashed" w:color="000000" w:sz="14" w:space="0"/>
+              <w:bottom w:val="dashed" w:color="000000" w:sz="14" w:space="0"/>
             </w:tcBorders>
           </w:tcPr>
           <w:p>
             <w:pPr>
-              <w:pStyle w:val="TableText"/>
+              <w:pStyle w:val="25"/>
               <w:keepNext w:val="0"/>
               <w:keepLines w:val="0"/>
               <w:pageBreakBefore w:val="0"/>
@@ -7398,7 +7456,7 @@
           </w:p>
           <w:p>
             <w:pPr>
-              <w:pStyle w:val="TableText"/>
+              <w:pStyle w:val="25"/>
               <w:keepNext w:val="0"/>
               <w:keepLines w:val="0"/>
               <w:pageBreakBefore w:val="0"/>
@@ -7435,14 +7493,14 @@
               <w:ind w:left="942"/>
               <w:textAlignment w:val="baseline"/>
               <w:rPr>
-                <w:rFonts w:ascii="宋体" w:eastAsia="宋体" w:hAnsi="宋体" w:cs="宋体"/>
+                <w:rFonts w:ascii="宋体" w:hAnsi="宋体" w:eastAsia="宋体" w:cs="宋体"/>
                 <w:sz w:val="13"/>
                 <w:szCs w:val="13"/>
               </w:rPr>
             </w:pPr>
             <w:r>
               <w:rPr>
-                <w:rFonts w:ascii="宋体" w:eastAsia="宋体" w:hAnsi="宋体" w:cs="宋体"/>
+                <w:rFonts w:ascii="宋体" w:hAnsi="宋体" w:eastAsia="宋体" w:cs="宋体"/>
                 <w:spacing w:val="-10"/>
                 <w:w w:val="96"/>
                 <w:sz w:val="13"/>
@@ -7456,13 +7514,13 @@
           <w:tcPr>
             <w:tcW w:w="1808" w:type="dxa"/>
             <w:tcBorders>
-              <w:top w:val="dashed" w:sz="14" w:space="0" w:color="000000"/>
-              <w:bottom w:val="dashed" w:sz="14" w:space="0" w:color="000000"/>
+              <w:top w:val="dashed" w:color="000000" w:sz="14" w:space="0"/>
+              <w:bottom w:val="dashed" w:color="000000" w:sz="14" w:space="0"/>
             </w:tcBorders>
           </w:tcPr>
           <w:p>
             <w:pPr>
-              <w:pStyle w:val="TableText"/>
+              <w:pStyle w:val="25"/>
               <w:keepNext w:val="0"/>
               <w:keepLines w:val="0"/>
               <w:pageBreakBefore w:val="0"/>
@@ -7482,7 +7540,7 @@
           </w:p>
           <w:p>
             <w:pPr>
-              <w:pStyle w:val="TableText"/>
+              <w:pStyle w:val="25"/>
               <w:keepNext w:val="0"/>
               <w:keepLines w:val="0"/>
               <w:pageBreakBefore w:val="0"/>
@@ -7519,14 +7577,14 @@
               <w:ind w:left="674"/>
               <w:textAlignment w:val="baseline"/>
               <w:rPr>
-                <w:rFonts w:ascii="宋体" w:eastAsia="宋体" w:hAnsi="宋体" w:cs="宋体"/>
+                <w:rFonts w:ascii="宋体" w:hAnsi="宋体" w:eastAsia="宋体" w:cs="宋体"/>
                 <w:sz w:val="13"/>
                 <w:szCs w:val="13"/>
               </w:rPr>
             </w:pPr>
             <w:r>
               <w:rPr>
-                <w:rFonts w:ascii="宋体" w:eastAsia="宋体" w:hAnsi="宋体" w:cs="宋体"/>
+                <w:rFonts w:ascii="宋体" w:hAnsi="宋体" w:eastAsia="宋体" w:cs="宋体"/>
                 <w:spacing w:val="-10"/>
                 <w:w w:val="97"/>
                 <w:sz w:val="13"/>
@@ -7539,9 +7597,14 @@
       </w:tr>
       <w:tr>
         <w:tblPrEx>
-          <w:tblW w:w="9164" w:type="dxa"/>
-          <w:tblInd w:w="50" w:type="dxa"/>
-          <w:tblLayout w:type="fixed"/>
+          <w:tblBorders>
+            <w:top w:val="single" w:color="000000" w:sz="2" w:space="0"/>
+            <w:left w:val="single" w:color="000000" w:sz="2" w:space="0"/>
+            <w:bottom w:val="single" w:color="000000" w:sz="2" w:space="0"/>
+            <w:right w:val="single" w:color="000000" w:sz="2" w:space="0"/>
+            <w:insideH w:val="single" w:color="000000" w:sz="2" w:space="0"/>
+            <w:insideV w:val="single" w:color="000000" w:sz="2" w:space="0"/>
+          </w:tblBorders>
           <w:tblCellMar>
             <w:top w:w="0" w:type="dxa"/>
             <w:left w:w="0" w:type="dxa"/>
@@ -7550,16 +7613,16 @@
           </w:tblCellMar>
         </w:tblPrEx>
         <w:trPr>
-          <w:trHeight w:val="1831"/>
+          <w:trHeight w:val="1831" w:hRule="atLeast"/>
         </w:trPr>
         <w:tc>
           <w:tcPr>
             <w:tcW w:w="416" w:type="dxa"/>
             <w:tcBorders>
-              <w:top w:val="dashed" w:sz="14" w:space="0" w:color="000000"/>
-              <w:left w:val="single" w:sz="4" w:space="0" w:color="000000"/>
-              <w:bottom w:val="single" w:sz="4" w:space="0" w:color="000000"/>
-              <w:right w:val="single" w:sz="4" w:space="0" w:color="000000"/>
+              <w:top w:val="dashed" w:color="000000" w:sz="14" w:space="0"/>
+              <w:left w:val="single" w:color="000000" w:sz="4" w:space="0"/>
+              <w:bottom w:val="single" w:color="000000" w:sz="4" w:space="0"/>
+              <w:right w:val="single" w:color="000000" w:sz="4" w:space="0"/>
             </w:tcBorders>
             <w:textDirection w:val="btLr"/>
           </w:tcPr>
@@ -7582,14 +7645,14 @@
               <w:ind w:left="136"/>
               <w:textAlignment w:val="baseline"/>
               <w:rPr>
-                <w:rFonts w:ascii="宋体" w:eastAsia="宋体" w:hAnsi="宋体" w:cs="宋体"/>
+                <w:rFonts w:ascii="宋体" w:hAnsi="宋体" w:eastAsia="宋体" w:cs="宋体"/>
                 <w:sz w:val="16"/>
                 <w:szCs w:val="16"/>
               </w:rPr>
             </w:pPr>
             <w:r>
               <w:rPr>
-                <w:rFonts w:ascii="宋体" w:eastAsia="宋体" w:hAnsi="宋体" w:cs="宋体"/>
+                <w:rFonts w:ascii="宋体" w:hAnsi="宋体" w:eastAsia="宋体" w:cs="宋体"/>
                 <w:spacing w:val="15"/>
                 <w:w w:val="116"/>
                 <w:sz w:val="16"/>
@@ -7603,13 +7666,13 @@
           <w:tcPr>
             <w:tcW w:w="1642" w:type="dxa"/>
             <w:tcBorders>
-              <w:top w:val="dashed" w:sz="14" w:space="0" w:color="000000"/>
-              <w:left w:val="single" w:sz="4" w:space="0" w:color="000000"/>
+              <w:top w:val="dashed" w:color="000000" w:sz="14" w:space="0"/>
+              <w:left w:val="single" w:color="000000" w:sz="4" w:space="0"/>
             </w:tcBorders>
           </w:tcPr>
           <w:p>
             <w:pPr>
-              <w:pStyle w:val="TableText"/>
+              <w:pStyle w:val="25"/>
               <w:keepNext w:val="0"/>
               <w:keepLines w:val="0"/>
               <w:pageBreakBefore w:val="0"/>
@@ -7632,12 +7695,12 @@
             <w:tcW w:w="3027" w:type="dxa"/>
             <w:gridSpan w:val="2"/>
             <w:tcBorders>
-              <w:top w:val="dashed" w:sz="14" w:space="0" w:color="000000"/>
+              <w:top w:val="dashed" w:color="000000" w:sz="14" w:space="0"/>
             </w:tcBorders>
           </w:tcPr>
           <w:p>
             <w:pPr>
-              <w:pStyle w:val="TableText"/>
+              <w:pStyle w:val="25"/>
               <w:keepNext w:val="0"/>
               <w:keepLines w:val="0"/>
               <w:pageBreakBefore w:val="0"/>
@@ -7659,12 +7722,12 @@
           <w:tcPr>
             <w:tcW w:w="2271" w:type="dxa"/>
             <w:tcBorders>
-              <w:top w:val="dashed" w:sz="14" w:space="0" w:color="000000"/>
+              <w:top w:val="dashed" w:color="000000" w:sz="14" w:space="0"/>
             </w:tcBorders>
           </w:tcPr>
           <w:p>
             <w:pPr>
-              <w:pStyle w:val="TableText"/>
+              <w:pStyle w:val="25"/>
               <w:keepNext w:val="0"/>
               <w:keepLines w:val="0"/>
               <w:pageBreakBefore w:val="0"/>
@@ -7684,7 +7747,7 @@
           </w:p>
           <w:p>
             <w:pPr>
-              <w:pStyle w:val="TableText"/>
+              <w:pStyle w:val="25"/>
               <w:keepNext w:val="0"/>
               <w:keepLines w:val="0"/>
               <w:pageBreakBefore w:val="0"/>
@@ -7704,7 +7767,7 @@
           </w:p>
           <w:p>
             <w:pPr>
-              <w:pStyle w:val="TableText"/>
+              <w:pStyle w:val="25"/>
               <w:keepNext w:val="0"/>
               <w:keepLines w:val="0"/>
               <w:pageBreakBefore w:val="0"/>
@@ -7741,14 +7804,14 @@
               <w:ind w:left="942"/>
               <w:textAlignment w:val="baseline"/>
               <w:rPr>
-                <w:rFonts w:ascii="宋体" w:eastAsia="宋体" w:hAnsi="宋体" w:cs="宋体"/>
+                <w:rFonts w:ascii="宋体" w:hAnsi="宋体" w:eastAsia="宋体" w:cs="宋体"/>
                 <w:sz w:val="13"/>
                 <w:szCs w:val="13"/>
               </w:rPr>
             </w:pPr>
             <w:r>
               <w:rPr>
-                <w:rFonts w:ascii="宋体" w:eastAsia="宋体" w:hAnsi="宋体" w:cs="宋体"/>
+                <w:rFonts w:ascii="宋体" w:hAnsi="宋体" w:eastAsia="宋体" w:cs="宋体"/>
                 <w:spacing w:val="-12"/>
                 <w:w w:val="97"/>
                 <w:sz w:val="13"/>
@@ -7762,12 +7825,12 @@
           <w:tcPr>
             <w:tcW w:w="1808" w:type="dxa"/>
             <w:tcBorders>
-              <w:top w:val="dashed" w:sz="14" w:space="0" w:color="000000"/>
+              <w:top w:val="dashed" w:color="000000" w:sz="14" w:space="0"/>
             </w:tcBorders>
           </w:tcPr>
           <w:p>
             <w:pPr>
-              <w:pStyle w:val="TableText"/>
+              <w:pStyle w:val="25"/>
               <w:keepNext w:val="0"/>
               <w:keepLines w:val="0"/>
               <w:pageBreakBefore w:val="0"/>
@@ -7787,7 +7850,7 @@
           </w:p>
           <w:p>
             <w:pPr>
-              <w:pStyle w:val="TableText"/>
+              <w:pStyle w:val="25"/>
               <w:keepNext w:val="0"/>
               <w:keepLines w:val="0"/>
               <w:pageBreakBefore w:val="0"/>
@@ -7807,7 +7870,7 @@
           </w:p>
           <w:p>
             <w:pPr>
-              <w:pStyle w:val="TableText"/>
+              <w:pStyle w:val="25"/>
               <w:keepNext w:val="0"/>
               <w:keepLines w:val="0"/>
               <w:pageBreakBefore w:val="0"/>
@@ -7844,14 +7907,14 @@
               <w:ind w:left="448"/>
               <w:textAlignment w:val="baseline"/>
               <w:rPr>
-                <w:rFonts w:ascii="宋体" w:eastAsia="宋体" w:hAnsi="宋体" w:cs="宋体"/>
+                <w:rFonts w:ascii="宋体" w:hAnsi="宋体" w:eastAsia="宋体" w:cs="宋体"/>
                 <w:sz w:val="13"/>
                 <w:szCs w:val="13"/>
               </w:rPr>
             </w:pPr>
             <w:r>
               <w:rPr>
-                <w:rFonts w:ascii="宋体" w:eastAsia="宋体" w:hAnsi="宋体" w:cs="宋体"/>
+                <w:rFonts w:ascii="宋体" w:hAnsi="宋体" w:eastAsia="宋体" w:cs="宋体"/>
                 <w:spacing w:val="-11"/>
                 <w:w w:val="96"/>
                 <w:sz w:val="13"/>
@@ -7882,14 +7945,14 @@
         <w:ind w:left="3105"/>
         <w:textAlignment w:val="baseline"/>
         <w:rPr>
-          <w:rFonts w:ascii="宋体" w:eastAsia="宋体" w:hAnsi="宋体" w:cs="宋体"/>
+          <w:rFonts w:ascii="宋体" w:hAnsi="宋体" w:eastAsia="宋体" w:cs="宋体"/>
           <w:sz w:val="18"/>
           <w:szCs w:val="18"/>
         </w:rPr>
       </w:pPr>
       <w:r>
         <w:rPr>
-          <w:rFonts w:ascii="宋体" w:eastAsia="宋体" w:hAnsi="宋体" w:cs="宋体"/>
+          <w:rFonts w:ascii="宋体" w:hAnsi="宋体" w:eastAsia="宋体" w:cs="宋体"/>
           <w:b/>
           <w:bCs/>
           <w:spacing w:val="-4"/>
@@ -7900,7 +7963,7 @@
       </w:r>
       <w:r>
         <w:rPr>
-          <w:rFonts w:ascii="宋体" w:eastAsia="宋体" w:hAnsi="宋体" w:cs="宋体"/>
+          <w:rFonts w:ascii="宋体" w:hAnsi="宋体" w:eastAsia="宋体" w:cs="宋体"/>
           <w:spacing w:val="-26"/>
           <w:sz w:val="18"/>
           <w:szCs w:val="18"/>
@@ -7909,7 +7972,7 @@
       </w:r>
       <w:r>
         <w:rPr>
-          <w:rFonts w:ascii="Calibri Light" w:eastAsia="Calibri Light" w:hAnsi="Calibri Light" w:cs="Calibri Light"/>
+          <w:rFonts w:ascii="Calibri Light" w:hAnsi="Calibri Light" w:eastAsia="Calibri Light" w:cs="Calibri Light"/>
           <w:b/>
           <w:bCs/>
           <w:spacing w:val="-4"/>
@@ -7920,7 +7983,7 @@
       </w:r>
       <w:r>
         <w:rPr>
-          <w:rFonts w:ascii="Calibri Light" w:eastAsia="Calibri Light" w:hAnsi="Calibri Light" w:cs="Calibri Light"/>
+          <w:rFonts w:ascii="Calibri Light" w:hAnsi="Calibri Light" w:eastAsia="Calibri Light" w:cs="Calibri Light"/>
           <w:spacing w:val="-4"/>
           <w:sz w:val="18"/>
           <w:szCs w:val="18"/>
@@ -7929,7 +7992,7 @@
       </w:r>
       <w:r>
         <w:rPr>
-          <w:rFonts w:ascii="宋体" w:eastAsia="宋体" w:hAnsi="宋体" w:cs="宋体"/>
+          <w:rFonts w:ascii="宋体" w:hAnsi="宋体" w:eastAsia="宋体" w:cs="宋体"/>
           <w:b/>
           <w:bCs/>
           <w:spacing w:val="-4"/>
@@ -7941,23 +8004,23 @@
     </w:p>
     <w:p>
       <w:pPr>
-        <w:pStyle w:val="2"/>
-        <w:keepNext w:val="0"/>
-        <w:keepLines w:val="0"/>
-        <w:pageBreakBefore w:val="0"/>
-        <w:widowControl w:val="0"/>
-        <w:kinsoku w:val="0"/>
-        <w:wordWrap/>
-        <w:overflowPunct/>
-        <w:topLinePunct w:val="0"/>
-        <w:autoSpaceDE w:val="0"/>
-        <w:autoSpaceDN w:val="0"/>
-        <w:bidi w:val="0"/>
-        <w:adjustRightInd w:val="0"/>
-        <w:snapToGrid w:val="0"/>
-        <w:textAlignment w:val="baseline"/>
-      </w:pPr>
-      <w:bookmarkStart w:id="16" w:name="_Toc22321"/>
+        <w:pStyle w:val="28"/>
+        <w:keepNext w:val="0"/>
+        <w:keepLines w:val="0"/>
+        <w:pageBreakBefore w:val="0"/>
+        <w:widowControl w:val="0"/>
+        <w:kinsoku w:val="0"/>
+        <w:wordWrap/>
+        <w:overflowPunct/>
+        <w:topLinePunct w:val="0"/>
+        <w:autoSpaceDE w:val="0"/>
+        <w:autoSpaceDN w:val="0"/>
+        <w:bidi w:val="0"/>
+        <w:adjustRightInd w:val="0"/>
+        <w:snapToGrid w:val="0"/>
+        <w:textAlignment w:val="baseline"/>
+      </w:pPr>
+      <w:bookmarkStart w:id="16" w:name="_Toc8496"/>
       <w:r>
         <w:t>活动说明</w:t>
       </w:r>
@@ -7965,23 +8028,23 @@
     </w:p>
     <w:p>
       <w:pPr>
-        <w:pStyle w:val="3"/>
-        <w:keepNext w:val="0"/>
-        <w:keepLines w:val="0"/>
-        <w:pageBreakBefore w:val="0"/>
-        <w:widowControl w:val="0"/>
-        <w:kinsoku w:val="0"/>
-        <w:wordWrap/>
-        <w:overflowPunct/>
-        <w:topLinePunct w:val="0"/>
-        <w:autoSpaceDE w:val="0"/>
-        <w:autoSpaceDN w:val="0"/>
-        <w:bidi w:val="0"/>
-        <w:adjustRightInd w:val="0"/>
-        <w:snapToGrid w:val="0"/>
-        <w:textAlignment w:val="baseline"/>
-      </w:pPr>
-      <w:bookmarkStart w:id="17" w:name="_Toc17007"/>
+        <w:pStyle w:val="29"/>
+        <w:keepNext w:val="0"/>
+        <w:keepLines w:val="0"/>
+        <w:pageBreakBefore w:val="0"/>
+        <w:widowControl w:val="0"/>
+        <w:kinsoku w:val="0"/>
+        <w:wordWrap/>
+        <w:overflowPunct/>
+        <w:topLinePunct w:val="0"/>
+        <w:autoSpaceDE w:val="0"/>
+        <w:autoSpaceDN w:val="0"/>
+        <w:bidi w:val="0"/>
+        <w:adjustRightInd w:val="0"/>
+        <w:snapToGrid w:val="0"/>
+        <w:textAlignment w:val="baseline"/>
+      </w:pPr>
+      <w:bookmarkStart w:id="17" w:name="_Toc25622"/>
       <w:r>
         <w:t>识别客户需求</w:t>
       </w:r>
@@ -7989,7 +8052,7 @@
     </w:p>
     <w:p>
       <w:pPr>
-        <w:pStyle w:val="a"/>
+        <w:pStyle w:val="27"/>
         <w:keepNext w:val="0"/>
         <w:keepLines w:val="0"/>
         <w:pageBreakBefore w:val="0"/>
@@ -8018,23 +8081,23 @@
     </w:p>
     <w:p>
       <w:pPr>
-        <w:pStyle w:val="3"/>
-        <w:keepNext w:val="0"/>
-        <w:keepLines w:val="0"/>
-        <w:pageBreakBefore w:val="0"/>
-        <w:widowControl w:val="0"/>
-        <w:kinsoku w:val="0"/>
-        <w:wordWrap/>
-        <w:overflowPunct/>
-        <w:topLinePunct w:val="0"/>
-        <w:autoSpaceDE w:val="0"/>
-        <w:autoSpaceDN w:val="0"/>
-        <w:bidi w:val="0"/>
-        <w:adjustRightInd w:val="0"/>
-        <w:snapToGrid w:val="0"/>
-        <w:textAlignment w:val="baseline"/>
-      </w:pPr>
-      <w:bookmarkStart w:id="18" w:name="_Toc17240"/>
+        <w:pStyle w:val="29"/>
+        <w:keepNext w:val="0"/>
+        <w:keepLines w:val="0"/>
+        <w:pageBreakBefore w:val="0"/>
+        <w:widowControl w:val="0"/>
+        <w:kinsoku w:val="0"/>
+        <w:wordWrap/>
+        <w:overflowPunct/>
+        <w:topLinePunct w:val="0"/>
+        <w:autoSpaceDE w:val="0"/>
+        <w:autoSpaceDN w:val="0"/>
+        <w:bidi w:val="0"/>
+        <w:adjustRightInd w:val="0"/>
+        <w:snapToGrid w:val="0"/>
+        <w:textAlignment w:val="baseline"/>
+      </w:pPr>
+      <w:bookmarkStart w:id="18" w:name="_Toc30577"/>
       <w:r>
         <w:t>定义服务级别</w:t>
       </w:r>
@@ -8042,7 +8105,7 @@
     </w:p>
     <w:p>
       <w:pPr>
-        <w:pStyle w:val="a"/>
+        <w:pStyle w:val="27"/>
         <w:keepNext w:val="0"/>
         <w:keepLines w:val="0"/>
         <w:pageBreakBefore w:val="0"/>
@@ -8071,7 +8134,7 @@
     </w:p>
     <w:p>
       <w:pPr>
-        <w:pStyle w:val="a3"/>
+        <w:pStyle w:val="39"/>
         <w:keepNext w:val="0"/>
         <w:keepLines w:val="0"/>
         <w:pageBreakBefore w:val="0"/>
@@ -8097,7 +8160,7 @@
     </w:p>
     <w:p>
       <w:pPr>
-        <w:pStyle w:val="a3"/>
+        <w:pStyle w:val="39"/>
         <w:keepNext w:val="0"/>
         <w:keepLines w:val="0"/>
         <w:pageBreakBefore w:val="0"/>
@@ -8123,7 +8186,7 @@
     </w:p>
     <w:p>
       <w:pPr>
-        <w:pStyle w:val="a3"/>
+        <w:pStyle w:val="39"/>
         <w:keepNext w:val="0"/>
         <w:keepLines w:val="0"/>
         <w:pageBreakBefore w:val="0"/>
@@ -8149,7 +8212,7 @@
     </w:p>
     <w:p>
       <w:pPr>
-        <w:pStyle w:val="a3"/>
+        <w:pStyle w:val="39"/>
         <w:keepNext w:val="0"/>
         <w:keepLines w:val="0"/>
         <w:pageBreakBefore w:val="0"/>
@@ -8175,7 +8238,7 @@
     </w:p>
     <w:p>
       <w:pPr>
-        <w:pStyle w:val="a3"/>
+        <w:pStyle w:val="39"/>
         <w:keepNext w:val="0"/>
         <w:keepLines w:val="0"/>
         <w:pageBreakBefore w:val="0"/>
@@ -8201,7 +8264,7 @@
     </w:p>
     <w:p>
       <w:pPr>
-        <w:pStyle w:val="a3"/>
+        <w:pStyle w:val="39"/>
         <w:keepNext w:val="0"/>
         <w:keepLines w:val="0"/>
         <w:pageBreakBefore w:val="0"/>
@@ -8227,7 +8290,7 @@
     </w:p>
     <w:p>
       <w:pPr>
-        <w:pStyle w:val="a3"/>
+        <w:pStyle w:val="39"/>
         <w:keepNext w:val="0"/>
         <w:keepLines w:val="0"/>
         <w:pageBreakBefore w:val="0"/>
@@ -8253,23 +8316,23 @@
     </w:p>
     <w:p>
       <w:pPr>
-        <w:pStyle w:val="3"/>
-        <w:keepNext w:val="0"/>
-        <w:keepLines w:val="0"/>
-        <w:pageBreakBefore w:val="0"/>
-        <w:widowControl w:val="0"/>
-        <w:kinsoku w:val="0"/>
-        <w:wordWrap/>
-        <w:overflowPunct/>
-        <w:topLinePunct w:val="0"/>
-        <w:autoSpaceDE w:val="0"/>
-        <w:autoSpaceDN w:val="0"/>
-        <w:bidi w:val="0"/>
-        <w:adjustRightInd w:val="0"/>
-        <w:snapToGrid w:val="0"/>
-        <w:textAlignment w:val="baseline"/>
-      </w:pPr>
-      <w:bookmarkStart w:id="19" w:name="_Toc21603"/>
+        <w:pStyle w:val="29"/>
+        <w:keepNext w:val="0"/>
+        <w:keepLines w:val="0"/>
+        <w:pageBreakBefore w:val="0"/>
+        <w:widowControl w:val="0"/>
+        <w:kinsoku w:val="0"/>
+        <w:wordWrap/>
+        <w:overflowPunct/>
+        <w:topLinePunct w:val="0"/>
+        <w:autoSpaceDE w:val="0"/>
+        <w:autoSpaceDN w:val="0"/>
+        <w:bidi w:val="0"/>
+        <w:adjustRightInd w:val="0"/>
+        <w:snapToGrid w:val="0"/>
+        <w:textAlignment w:val="baseline"/>
+      </w:pPr>
+      <w:bookmarkStart w:id="19" w:name="_Toc9454"/>
       <w:r>
         <w:t>SLA的签订</w:t>
       </w:r>
@@ -8277,7 +8340,7 @@
     </w:p>
     <w:p>
       <w:pPr>
-        <w:pStyle w:val="a"/>
+        <w:pStyle w:val="27"/>
         <w:keepNext w:val="0"/>
         <w:keepLines w:val="0"/>
         <w:pageBreakBefore w:val="0"/>
@@ -8306,7 +8369,7 @@
     </w:p>
     <w:p>
       <w:pPr>
-        <w:pStyle w:val="a"/>
+        <w:pStyle w:val="27"/>
         <w:keepNext w:val="0"/>
         <w:keepLines w:val="0"/>
         <w:pageBreakBefore w:val="0"/>
@@ -8328,23 +8391,23 @@
     </w:p>
     <w:p>
       <w:pPr>
-        <w:pStyle w:val="3"/>
-        <w:keepNext w:val="0"/>
-        <w:keepLines w:val="0"/>
-        <w:pageBreakBefore w:val="0"/>
-        <w:widowControl w:val="0"/>
-        <w:kinsoku w:val="0"/>
-        <w:wordWrap/>
-        <w:overflowPunct/>
-        <w:topLinePunct w:val="0"/>
-        <w:autoSpaceDE w:val="0"/>
-        <w:autoSpaceDN w:val="0"/>
-        <w:bidi w:val="0"/>
-        <w:adjustRightInd w:val="0"/>
-        <w:snapToGrid w:val="0"/>
-        <w:textAlignment w:val="baseline"/>
-      </w:pPr>
-      <w:bookmarkStart w:id="20" w:name="_Toc4829"/>
+        <w:pStyle w:val="29"/>
+        <w:keepNext w:val="0"/>
+        <w:keepLines w:val="0"/>
+        <w:pageBreakBefore w:val="0"/>
+        <w:widowControl w:val="0"/>
+        <w:kinsoku w:val="0"/>
+        <w:wordWrap/>
+        <w:overflowPunct/>
+        <w:topLinePunct w:val="0"/>
+        <w:autoSpaceDE w:val="0"/>
+        <w:autoSpaceDN w:val="0"/>
+        <w:bidi w:val="0"/>
+        <w:adjustRightInd w:val="0"/>
+        <w:snapToGrid w:val="0"/>
+        <w:textAlignment w:val="baseline"/>
+      </w:pPr>
+      <w:bookmarkStart w:id="20" w:name="_Toc12988"/>
       <w:r>
         <w:t>SLA的实施和监控</w:t>
       </w:r>
@@ -8352,7 +8415,7 @@
     </w:p>
     <w:p>
       <w:pPr>
-        <w:pStyle w:val="a"/>
+        <w:pStyle w:val="27"/>
         <w:keepNext w:val="0"/>
         <w:keepLines w:val="0"/>
         <w:pageBreakBefore w:val="0"/>
@@ -8374,23 +8437,23 @@
     </w:p>
     <w:p>
       <w:pPr>
-        <w:pStyle w:val="3"/>
-        <w:keepNext w:val="0"/>
-        <w:keepLines w:val="0"/>
-        <w:pageBreakBefore w:val="0"/>
-        <w:widowControl w:val="0"/>
-        <w:kinsoku w:val="0"/>
-        <w:wordWrap/>
-        <w:overflowPunct/>
-        <w:topLinePunct w:val="0"/>
-        <w:autoSpaceDE w:val="0"/>
-        <w:autoSpaceDN w:val="0"/>
-        <w:bidi w:val="0"/>
-        <w:adjustRightInd w:val="0"/>
-        <w:snapToGrid w:val="0"/>
-        <w:textAlignment w:val="baseline"/>
-      </w:pPr>
-      <w:bookmarkStart w:id="21" w:name="_Toc15307"/>
+        <w:pStyle w:val="29"/>
+        <w:keepNext w:val="0"/>
+        <w:keepLines w:val="0"/>
+        <w:pageBreakBefore w:val="0"/>
+        <w:widowControl w:val="0"/>
+        <w:kinsoku w:val="0"/>
+        <w:wordWrap/>
+        <w:overflowPunct/>
+        <w:topLinePunct w:val="0"/>
+        <w:autoSpaceDE w:val="0"/>
+        <w:autoSpaceDN w:val="0"/>
+        <w:bidi w:val="0"/>
+        <w:adjustRightInd w:val="0"/>
+        <w:snapToGrid w:val="0"/>
+        <w:textAlignment w:val="baseline"/>
+      </w:pPr>
+      <w:bookmarkStart w:id="21" w:name="_Toc8116"/>
       <w:r>
         <w:t>服务级别评审</w:t>
       </w:r>
@@ -8398,7 +8461,7 @@
     </w:p>
     <w:p>
       <w:pPr>
-        <w:pStyle w:val="a"/>
+        <w:pStyle w:val="27"/>
         <w:keepNext w:val="0"/>
         <w:keepLines w:val="0"/>
         <w:pageBreakBefore w:val="0"/>
@@ -8420,7 +8483,7 @@
     </w:p>
     <w:p>
       <w:pPr>
-        <w:pStyle w:val="3"/>
+        <w:pStyle w:val="29"/>
         <w:keepNext w:val="0"/>
         <w:keepLines w:val="0"/>
         <w:pageBreakBefore w:val="0"/>
@@ -8440,7 +8503,7 @@
           <w:lang w:val="en-US" w:eastAsia="zh-CN"/>
         </w:rPr>
       </w:pPr>
-      <w:bookmarkStart w:id="22" w:name="_Toc10336"/>
+      <w:bookmarkStart w:id="22" w:name="_Toc18965"/>
       <w:r>
         <w:rPr>
           <w:rFonts w:hint="eastAsia"/>
@@ -8452,7 +8515,7 @@
     </w:p>
     <w:p>
       <w:pPr>
-        <w:pStyle w:val="a"/>
+        <w:pStyle w:val="27"/>
         <w:keepNext w:val="0"/>
         <w:keepLines w:val="0"/>
         <w:pageBreakBefore w:val="0"/>
@@ -8482,7 +8545,7 @@
     </w:p>
     <w:p>
       <w:pPr>
-        <w:pStyle w:val="4"/>
+        <w:pStyle w:val="40"/>
         <w:keepNext w:val="0"/>
         <w:keepLines w:val="0"/>
         <w:pageBreakBefore w:val="0"/>
@@ -8512,7 +8575,7 @@
     </w:p>
     <w:p>
       <w:pPr>
-        <w:pStyle w:val="a"/>
+        <w:pStyle w:val="27"/>
         <w:keepNext w:val="0"/>
         <w:keepLines w:val="0"/>
         <w:pageBreakBefore w:val="0"/>
@@ -8542,7 +8605,7 @@
     </w:p>
     <w:p>
       <w:pPr>
-        <w:pStyle w:val="4"/>
+        <w:pStyle w:val="40"/>
         <w:keepNext w:val="0"/>
         <w:keepLines w:val="0"/>
         <w:pageBreakBefore w:val="0"/>
@@ -8572,7 +8635,7 @@
     </w:p>
     <w:p>
       <w:pPr>
-        <w:pStyle w:val="a"/>
+        <w:pStyle w:val="27"/>
         <w:keepNext w:val="0"/>
         <w:keepLines w:val="0"/>
         <w:pageBreakBefore w:val="0"/>
@@ -8602,7 +8665,7 @@
     </w:p>
     <w:p>
       <w:pPr>
-        <w:pStyle w:val="a"/>
+        <w:pStyle w:val="27"/>
         <w:keepNext w:val="0"/>
         <w:keepLines w:val="0"/>
         <w:pageBreakBefore w:val="0"/>
@@ -8620,7 +8683,7 @@
         <w:bidi w:val="0"/>
         <w:adjustRightInd w:val="0"/>
         <w:snapToGrid w:val="0"/>
-        <w:ind w:left="425" w:hanging="425" w:leftChars="0" w:firstLineChars="0"/>
+        <w:ind w:left="425" w:leftChars="0" w:hanging="425" w:firstLineChars="0"/>
         <w:textAlignment w:val="baseline"/>
         <w:rPr>
           <w:rFonts w:hint="default"/>
@@ -8637,7 +8700,7 @@
     </w:p>
     <w:p>
       <w:pPr>
-        <w:pStyle w:val="a"/>
+        <w:pStyle w:val="27"/>
         <w:keepNext w:val="0"/>
         <w:keepLines w:val="0"/>
         <w:pageBreakBefore w:val="0"/>
@@ -8655,7 +8718,7 @@
         <w:bidi w:val="0"/>
         <w:adjustRightInd w:val="0"/>
         <w:snapToGrid w:val="0"/>
-        <w:ind w:left="425" w:hanging="425" w:leftChars="0" w:firstLineChars="0"/>
+        <w:ind w:left="425" w:leftChars="0" w:hanging="425" w:firstLineChars="0"/>
         <w:textAlignment w:val="baseline"/>
         <w:rPr>
           <w:rFonts w:hint="default"/>
@@ -8672,7 +8735,7 @@
     </w:p>
     <w:p>
       <w:pPr>
-        <w:pStyle w:val="a"/>
+        <w:pStyle w:val="27"/>
         <w:keepNext w:val="0"/>
         <w:keepLines w:val="0"/>
         <w:pageBreakBefore w:val="0"/>
@@ -8690,7 +8753,7 @@
         <w:bidi w:val="0"/>
         <w:adjustRightInd w:val="0"/>
         <w:snapToGrid w:val="0"/>
-        <w:ind w:left="425" w:hanging="425" w:leftChars="0" w:firstLineChars="0"/>
+        <w:ind w:left="425" w:leftChars="0" w:hanging="425" w:firstLineChars="0"/>
         <w:textAlignment w:val="baseline"/>
         <w:rPr>
           <w:rFonts w:hint="default"/>
@@ -8707,7 +8770,7 @@
     </w:p>
     <w:p>
       <w:pPr>
-        <w:pStyle w:val="a"/>
+        <w:pStyle w:val="27"/>
         <w:keepNext w:val="0"/>
         <w:keepLines w:val="0"/>
         <w:pageBreakBefore w:val="0"/>
@@ -8725,7 +8788,7 @@
         <w:bidi w:val="0"/>
         <w:adjustRightInd w:val="0"/>
         <w:snapToGrid w:val="0"/>
-        <w:ind w:left="425" w:hanging="425" w:leftChars="0" w:firstLineChars="0"/>
+        <w:ind w:left="425" w:leftChars="0" w:hanging="425" w:firstLineChars="0"/>
         <w:textAlignment w:val="baseline"/>
         <w:rPr>
           <w:rFonts w:hint="default"/>
@@ -8742,7 +8805,7 @@
     </w:p>
     <w:p>
       <w:pPr>
-        <w:pStyle w:val="a"/>
+        <w:pStyle w:val="27"/>
         <w:keepNext w:val="0"/>
         <w:keepLines w:val="0"/>
         <w:pageBreakBefore w:val="0"/>
@@ -8760,7 +8823,7 @@
         <w:bidi w:val="0"/>
         <w:adjustRightInd w:val="0"/>
         <w:snapToGrid w:val="0"/>
-        <w:ind w:left="425" w:hanging="425" w:leftChars="0" w:firstLineChars="0"/>
+        <w:ind w:left="425" w:leftChars="0" w:hanging="425" w:firstLineChars="0"/>
         <w:textAlignment w:val="baseline"/>
         <w:rPr>
           <w:rFonts w:hint="default"/>
@@ -8777,7 +8840,7 @@
     </w:p>
     <w:p>
       <w:pPr>
-        <w:pStyle w:val="4"/>
+        <w:pStyle w:val="40"/>
         <w:keepNext w:val="0"/>
         <w:keepLines w:val="0"/>
         <w:pageBreakBefore w:val="0"/>
@@ -8807,7 +8870,7 @@
     </w:p>
     <w:p>
       <w:pPr>
-        <w:pStyle w:val="a"/>
+        <w:pStyle w:val="27"/>
         <w:keepNext w:val="0"/>
         <w:keepLines w:val="0"/>
         <w:pageBreakBefore w:val="0"/>
@@ -8837,7 +8900,7 @@
     </w:p>
     <w:p>
       <w:pPr>
-        <w:pStyle w:val="4"/>
+        <w:pStyle w:val="40"/>
         <w:keepNext w:val="0"/>
         <w:keepLines w:val="0"/>
         <w:pageBreakBefore w:val="0"/>
@@ -8867,7 +8930,7 @@
     </w:p>
     <w:p>
       <w:pPr>
-        <w:pStyle w:val="a"/>
+        <w:pStyle w:val="27"/>
         <w:keepNext w:val="0"/>
         <w:keepLines w:val="0"/>
         <w:pageBreakBefore w:val="0"/>
@@ -8897,7 +8960,7 @@
     </w:p>
     <w:p>
       <w:pPr>
-        <w:pStyle w:val="a"/>
+        <w:pStyle w:val="27"/>
         <w:keepNext w:val="0"/>
         <w:keepLines w:val="0"/>
         <w:pageBreakBefore w:val="0"/>
@@ -8927,7 +8990,7 @@
     </w:p>
     <w:p>
       <w:pPr>
-        <w:pStyle w:val="a"/>
+        <w:pStyle w:val="27"/>
         <w:keepNext w:val="0"/>
         <w:keepLines w:val="0"/>
         <w:pageBreakBefore w:val="0"/>
@@ -8957,23 +9020,23 @@
     </w:p>
     <w:p>
       <w:pPr>
-        <w:pStyle w:val="2"/>
-        <w:keepNext w:val="0"/>
-        <w:keepLines w:val="0"/>
-        <w:pageBreakBefore w:val="0"/>
-        <w:widowControl w:val="0"/>
-        <w:kinsoku w:val="0"/>
-        <w:wordWrap/>
-        <w:overflowPunct/>
-        <w:topLinePunct w:val="0"/>
-        <w:autoSpaceDE w:val="0"/>
-        <w:autoSpaceDN w:val="0"/>
-        <w:bidi w:val="0"/>
-        <w:adjustRightInd w:val="0"/>
-        <w:snapToGrid w:val="0"/>
-        <w:textAlignment w:val="baseline"/>
-      </w:pPr>
-      <w:bookmarkStart w:id="23" w:name="_Toc12079"/>
+        <w:pStyle w:val="28"/>
+        <w:keepNext w:val="0"/>
+        <w:keepLines w:val="0"/>
+        <w:pageBreakBefore w:val="0"/>
+        <w:widowControl w:val="0"/>
+        <w:kinsoku w:val="0"/>
+        <w:wordWrap/>
+        <w:overflowPunct/>
+        <w:topLinePunct w:val="0"/>
+        <w:autoSpaceDE w:val="0"/>
+        <w:autoSpaceDN w:val="0"/>
+        <w:bidi w:val="0"/>
+        <w:adjustRightInd w:val="0"/>
+        <w:snapToGrid w:val="0"/>
+        <w:textAlignment w:val="baseline"/>
+      </w:pPr>
+      <w:bookmarkStart w:id="23" w:name="_Toc6599"/>
       <w:r>
         <w:t>关键成功因素</w:t>
       </w:r>
@@ -8981,7 +9044,7 @@
     </w:p>
     <w:p>
       <w:pPr>
-        <w:pStyle w:val="a3"/>
+        <w:pStyle w:val="39"/>
         <w:keepNext w:val="0"/>
         <w:keepLines w:val="0"/>
         <w:pageBreakBefore w:val="0"/>
@@ -9007,7 +9070,7 @@
     </w:p>
     <w:p>
       <w:pPr>
-        <w:pStyle w:val="a"/>
+        <w:pStyle w:val="27"/>
         <w:keepNext w:val="0"/>
         <w:keepLines w:val="0"/>
         <w:pageBreakBefore w:val="0"/>
@@ -9029,7 +9092,7 @@
     </w:p>
     <w:p>
       <w:pPr>
-        <w:pStyle w:val="a3"/>
+        <w:pStyle w:val="39"/>
         <w:keepNext w:val="0"/>
         <w:keepLines w:val="0"/>
         <w:pageBreakBefore w:val="0"/>
@@ -9055,7 +9118,7 @@
     </w:p>
     <w:p>
       <w:pPr>
-        <w:pStyle w:val="a"/>
+        <w:pStyle w:val="27"/>
         <w:keepNext w:val="0"/>
         <w:keepLines w:val="0"/>
         <w:pageBreakBefore w:val="0"/>
@@ -9087,7 +9150,7 @@
     </w:p>
     <w:p>
       <w:pPr>
-        <w:pStyle w:val="a"/>
+        <w:pStyle w:val="27"/>
         <w:keepNext w:val="0"/>
         <w:keepLines w:val="0"/>
         <w:pageBreakBefore w:val="0"/>
@@ -9109,7 +9172,7 @@
     </w:p>
     <w:p>
       <w:pPr>
-        <w:pStyle w:val="a"/>
+        <w:pStyle w:val="27"/>
         <w:keepNext w:val="0"/>
         <w:keepLines w:val="0"/>
         <w:pageBreakBefore w:val="0"/>
@@ -9127,12 +9190,12 @@
         <w:bidi w:val="0"/>
         <w:adjustRightInd w:val="0"/>
         <w:snapToGrid w:val="0"/>
-        <w:ind w:left="425" w:hanging="425" w:leftChars="0" w:firstLineChars="0"/>
+        <w:ind w:left="425" w:leftChars="0" w:hanging="425" w:firstLineChars="0"/>
         <w:textAlignment w:val="baseline"/>
       </w:pPr>
       <w:r>
         <w:rPr>
-          <w:rStyle w:val="Char0"/>
+          <w:rStyle w:val="42"/>
         </w:rPr>
         <w:t>在服务级别设定的过程中，服务提供方和客户需要仔细的推敲指定合适的服</w:t>
       </w:r>
@@ -9142,7 +9205,7 @@
     </w:p>
     <w:p>
       <w:pPr>
-        <w:pStyle w:val="a3"/>
+        <w:pStyle w:val="39"/>
         <w:keepNext w:val="0"/>
         <w:keepLines w:val="0"/>
         <w:pageBreakBefore w:val="0"/>
@@ -9168,7 +9231,7 @@
     </w:p>
     <w:p>
       <w:pPr>
-        <w:pStyle w:val="a"/>
+        <w:pStyle w:val="27"/>
         <w:keepNext w:val="0"/>
         <w:keepLines w:val="0"/>
         <w:pageBreakBefore w:val="0"/>
@@ -9190,7 +9253,7 @@
     </w:p>
     <w:p>
       <w:pPr>
-        <w:pStyle w:val="a3"/>
+        <w:pStyle w:val="39"/>
         <w:keepNext w:val="0"/>
         <w:keepLines w:val="0"/>
         <w:pageBreakBefore w:val="0"/>
@@ -9216,7 +9279,7 @@
     </w:p>
     <w:p>
       <w:pPr>
-        <w:pStyle w:val="a"/>
+        <w:pStyle w:val="27"/>
         <w:keepNext w:val="0"/>
         <w:keepLines w:val="0"/>
         <w:pageBreakBefore w:val="0"/>
@@ -9238,7 +9301,7 @@
     </w:p>
     <w:p>
       <w:pPr>
-        <w:pStyle w:val="a3"/>
+        <w:pStyle w:val="39"/>
         <w:keepNext w:val="0"/>
         <w:keepLines w:val="0"/>
         <w:pageBreakBefore w:val="0"/>
@@ -9264,7 +9327,7 @@
     </w:p>
     <w:p>
       <w:pPr>
-        <w:pStyle w:val="a"/>
+        <w:pStyle w:val="27"/>
         <w:keepNext w:val="0"/>
         <w:keepLines w:val="0"/>
         <w:pageBreakBefore w:val="0"/>
@@ -9286,23 +9349,23 @@
     </w:p>
     <w:p>
       <w:pPr>
-        <w:pStyle w:val="2"/>
-        <w:keepNext w:val="0"/>
-        <w:keepLines w:val="0"/>
-        <w:pageBreakBefore w:val="0"/>
-        <w:widowControl w:val="0"/>
-        <w:kinsoku w:val="0"/>
-        <w:wordWrap/>
-        <w:overflowPunct/>
-        <w:topLinePunct w:val="0"/>
-        <w:autoSpaceDE w:val="0"/>
-        <w:autoSpaceDN w:val="0"/>
-        <w:bidi w:val="0"/>
-        <w:adjustRightInd w:val="0"/>
-        <w:snapToGrid w:val="0"/>
-        <w:textAlignment w:val="baseline"/>
-      </w:pPr>
-      <w:bookmarkStart w:id="24" w:name="_Toc27916"/>
+        <w:pStyle w:val="28"/>
+        <w:keepNext w:val="0"/>
+        <w:keepLines w:val="0"/>
+        <w:pageBreakBefore w:val="0"/>
+        <w:widowControl w:val="0"/>
+        <w:kinsoku w:val="0"/>
+        <w:wordWrap/>
+        <w:overflowPunct/>
+        <w:topLinePunct w:val="0"/>
+        <w:autoSpaceDE w:val="0"/>
+        <w:autoSpaceDN w:val="0"/>
+        <w:bidi w:val="0"/>
+        <w:adjustRightInd w:val="0"/>
+        <w:snapToGrid w:val="0"/>
+        <w:textAlignment w:val="baseline"/>
+      </w:pPr>
+      <w:bookmarkStart w:id="24" w:name="_Toc5664"/>
       <w:r>
         <w:t>可能存在的风险</w:t>
       </w:r>
@@ -9310,7 +9373,7 @@
     </w:p>
     <w:p>
       <w:pPr>
-        <w:pStyle w:val="a"/>
+        <w:pStyle w:val="27"/>
         <w:keepNext w:val="0"/>
         <w:keepLines w:val="0"/>
         <w:pageBreakBefore w:val="0"/>
@@ -9332,7 +9395,7 @@
     </w:p>
     <w:p>
       <w:pPr>
-        <w:pStyle w:val="a3"/>
+        <w:pStyle w:val="39"/>
         <w:keepNext w:val="0"/>
         <w:keepLines w:val="0"/>
         <w:pageBreakBefore w:val="0"/>
@@ -9350,7 +9413,7 @@
         <w:bidi w:val="0"/>
         <w:adjustRightInd w:val="0"/>
         <w:snapToGrid w:val="0"/>
-        <w:ind w:left="425" w:hanging="425" w:leftChars="0" w:firstLineChars="0"/>
+        <w:ind w:left="425" w:leftChars="0" w:hanging="425" w:firstLineChars="0"/>
         <w:textAlignment w:val="baseline"/>
       </w:pPr>
       <w:r>
@@ -9359,7 +9422,7 @@
     </w:p>
     <w:p>
       <w:pPr>
-        <w:pStyle w:val="a3"/>
+        <w:pStyle w:val="39"/>
         <w:keepNext w:val="0"/>
         <w:keepLines w:val="0"/>
         <w:pageBreakBefore w:val="0"/>
@@ -9377,7 +9440,7 @@
         <w:bidi w:val="0"/>
         <w:adjustRightInd w:val="0"/>
         <w:snapToGrid w:val="0"/>
-        <w:ind w:left="425" w:hanging="425" w:leftChars="0" w:firstLineChars="0"/>
+        <w:ind w:left="425" w:leftChars="0" w:hanging="425" w:firstLineChars="0"/>
         <w:textAlignment w:val="baseline"/>
       </w:pPr>
       <w:r>
@@ -9386,7 +9449,7 @@
     </w:p>
     <w:p>
       <w:pPr>
-        <w:pStyle w:val="a3"/>
+        <w:pStyle w:val="39"/>
         <w:keepNext w:val="0"/>
         <w:keepLines w:val="0"/>
         <w:pageBreakBefore w:val="0"/>
@@ -9404,7 +9467,7 @@
         <w:bidi w:val="0"/>
         <w:adjustRightInd w:val="0"/>
         <w:snapToGrid w:val="0"/>
-        <w:ind w:left="425" w:hanging="425" w:leftChars="0" w:firstLineChars="0"/>
+        <w:ind w:left="425" w:leftChars="0" w:hanging="425" w:firstLineChars="0"/>
         <w:textAlignment w:val="baseline"/>
       </w:pPr>
       <w:r>
@@ -9413,7 +9476,7 @@
     </w:p>
     <w:p>
       <w:pPr>
-        <w:pStyle w:val="a3"/>
+        <w:pStyle w:val="39"/>
         <w:keepNext w:val="0"/>
         <w:keepLines w:val="0"/>
         <w:pageBreakBefore w:val="0"/>
@@ -9431,7 +9494,7 @@
         <w:bidi w:val="0"/>
         <w:adjustRightInd w:val="0"/>
         <w:snapToGrid w:val="0"/>
-        <w:ind w:left="425" w:hanging="425" w:leftChars="0" w:firstLineChars="0"/>
+        <w:ind w:left="425" w:leftChars="0" w:hanging="425" w:firstLineChars="0"/>
         <w:textAlignment w:val="baseline"/>
       </w:pPr>
       <w:r>
@@ -9440,7 +9503,7 @@
     </w:p>
     <w:p>
       <w:pPr>
-        <w:pStyle w:val="a3"/>
+        <w:pStyle w:val="39"/>
         <w:keepNext w:val="0"/>
         <w:keepLines w:val="0"/>
         <w:pageBreakBefore w:val="0"/>
@@ -9458,7 +9521,7 @@
         <w:bidi w:val="0"/>
         <w:adjustRightInd w:val="0"/>
         <w:snapToGrid w:val="0"/>
-        <w:ind w:left="425" w:hanging="425" w:leftChars="0" w:firstLineChars="0"/>
+        <w:ind w:left="425" w:leftChars="0" w:hanging="425" w:firstLineChars="0"/>
         <w:textAlignment w:val="baseline"/>
       </w:pPr>
       <w:r>
@@ -9467,7 +9530,7 @@
     </w:p>
     <w:p>
       <w:pPr>
-        <w:pStyle w:val="a3"/>
+        <w:pStyle w:val="39"/>
         <w:keepNext w:val="0"/>
         <w:keepLines w:val="0"/>
         <w:pageBreakBefore w:val="0"/>
@@ -9485,7 +9548,7 @@
         <w:bidi w:val="0"/>
         <w:adjustRightInd w:val="0"/>
         <w:snapToGrid w:val="0"/>
-        <w:ind w:left="425" w:hanging="425" w:leftChars="0" w:firstLineChars="0"/>
+        <w:ind w:left="425" w:leftChars="0" w:hanging="425" w:firstLineChars="0"/>
         <w:textAlignment w:val="baseline"/>
       </w:pPr>
       <w:r>
@@ -9494,7 +9557,7 @@
     </w:p>
     <w:p>
       <w:pPr>
-        <w:pStyle w:val="a3"/>
+        <w:pStyle w:val="39"/>
         <w:keepNext w:val="0"/>
         <w:keepLines w:val="0"/>
         <w:pageBreakBefore w:val="0"/>
@@ -9512,7 +9575,7 @@
         <w:bidi w:val="0"/>
         <w:adjustRightInd w:val="0"/>
         <w:snapToGrid w:val="0"/>
-        <w:ind w:left="425" w:hanging="425" w:leftChars="0" w:firstLineChars="0"/>
+        <w:ind w:left="425" w:leftChars="0" w:hanging="425" w:firstLineChars="0"/>
         <w:textAlignment w:val="baseline"/>
       </w:pPr>
       <w:r>
@@ -9521,7 +9584,7 @@
     </w:p>
     <w:p>
       <w:pPr>
-        <w:pStyle w:val="a3"/>
+        <w:pStyle w:val="39"/>
         <w:keepNext w:val="0"/>
         <w:keepLines w:val="0"/>
         <w:pageBreakBefore w:val="0"/>
@@ -9539,7 +9602,7 @@
         <w:bidi w:val="0"/>
         <w:adjustRightInd w:val="0"/>
         <w:snapToGrid w:val="0"/>
-        <w:ind w:left="425" w:hanging="425" w:leftChars="0" w:firstLineChars="0"/>
+        <w:ind w:left="425" w:leftChars="0" w:hanging="425" w:firstLineChars="0"/>
         <w:textAlignment w:val="baseline"/>
       </w:pPr>
       <w:r>
@@ -9548,7 +9611,7 @@
     </w:p>
     <w:p>
       <w:pPr>
-        <w:pStyle w:val="a3"/>
+        <w:pStyle w:val="39"/>
         <w:keepNext w:val="0"/>
         <w:keepLines w:val="0"/>
         <w:pageBreakBefore w:val="0"/>
@@ -9566,7 +9629,7 @@
         <w:bidi w:val="0"/>
         <w:adjustRightInd w:val="0"/>
         <w:snapToGrid w:val="0"/>
-        <w:ind w:left="425" w:hanging="425" w:leftChars="0" w:firstLineChars="0"/>
+        <w:ind w:left="425" w:leftChars="0" w:hanging="425" w:firstLineChars="0"/>
         <w:textAlignment w:val="baseline"/>
       </w:pPr>
       <w:r>
@@ -9575,7 +9638,7 @@
     </w:p>
     <w:p>
       <w:pPr>
-        <w:pStyle w:val="a"/>
+        <w:pStyle w:val="27"/>
         <w:keepNext w:val="0"/>
         <w:keepLines w:val="0"/>
         <w:pageBreakBefore w:val="0"/>
@@ -9597,23 +9660,23 @@
     </w:p>
     <w:p>
       <w:pPr>
-        <w:pStyle w:val="2"/>
-        <w:keepNext w:val="0"/>
-        <w:keepLines w:val="0"/>
-        <w:pageBreakBefore w:val="0"/>
-        <w:widowControl w:val="0"/>
-        <w:kinsoku w:val="0"/>
-        <w:wordWrap/>
-        <w:overflowPunct/>
-        <w:topLinePunct w:val="0"/>
-        <w:autoSpaceDE w:val="0"/>
-        <w:autoSpaceDN w:val="0"/>
-        <w:bidi w:val="0"/>
-        <w:adjustRightInd w:val="0"/>
-        <w:snapToGrid w:val="0"/>
-        <w:textAlignment w:val="baseline"/>
-      </w:pPr>
-      <w:bookmarkStart w:id="25" w:name="_Toc21708"/>
+        <w:pStyle w:val="28"/>
+        <w:keepNext w:val="0"/>
+        <w:keepLines w:val="0"/>
+        <w:pageBreakBefore w:val="0"/>
+        <w:widowControl w:val="0"/>
+        <w:kinsoku w:val="0"/>
+        <w:wordWrap/>
+        <w:overflowPunct/>
+        <w:topLinePunct w:val="0"/>
+        <w:autoSpaceDE w:val="0"/>
+        <w:autoSpaceDN w:val="0"/>
+        <w:bidi w:val="0"/>
+        <w:adjustRightInd w:val="0"/>
+        <w:snapToGrid w:val="0"/>
+        <w:textAlignment w:val="baseline"/>
+      </w:pPr>
+      <w:bookmarkStart w:id="25" w:name="_Toc5878"/>
       <w:r>
         <w:t>与其他流程的关系</w:t>
       </w:r>
@@ -9621,7 +9684,7 @@
     </w:p>
     <w:p>
       <w:pPr>
-        <w:pStyle w:val="3"/>
+        <w:pStyle w:val="29"/>
         <w:keepNext w:val="0"/>
         <w:keepLines w:val="0"/>
         <w:pageBreakBefore w:val="0"/>
@@ -9639,7 +9702,7 @@
       </w:pPr>
       <w:bookmarkStart w:id="26" w:name="bookmark31"/>
       <w:bookmarkEnd w:id="26"/>
-      <w:bookmarkStart w:id="27" w:name="_Toc12533"/>
+      <w:bookmarkStart w:id="27" w:name="_Toc19014"/>
       <w:r>
         <w:t>与事件管理和问题管理</w:t>
       </w:r>
@@ -9647,7 +9710,7 @@
     </w:p>
     <w:p>
       <w:pPr>
-        <w:pStyle w:val="a3"/>
+        <w:pStyle w:val="39"/>
         <w:keepNext w:val="0"/>
         <w:keepLines w:val="0"/>
         <w:pageBreakBefore w:val="0"/>
@@ -9665,7 +9728,7 @@
         <w:bidi w:val="0"/>
         <w:adjustRightInd w:val="0"/>
         <w:snapToGrid w:val="0"/>
-        <w:ind w:left="425" w:hanging="425" w:leftChars="0" w:firstLineChars="0"/>
+        <w:ind w:left="425" w:leftChars="0" w:hanging="425" w:firstLineChars="0"/>
         <w:textAlignment w:val="baseline"/>
       </w:pPr>
       <w:r>
@@ -9674,7 +9737,7 @@
     </w:p>
     <w:p>
       <w:pPr>
-        <w:pStyle w:val="a3"/>
+        <w:pStyle w:val="39"/>
         <w:keepNext w:val="0"/>
         <w:keepLines w:val="0"/>
         <w:pageBreakBefore w:val="0"/>
@@ -9692,7 +9755,7 @@
         <w:bidi w:val="0"/>
         <w:adjustRightInd w:val="0"/>
         <w:snapToGrid w:val="0"/>
-        <w:ind w:left="425" w:hanging="425" w:leftChars="0" w:firstLineChars="0"/>
+        <w:ind w:left="425" w:leftChars="0" w:hanging="425" w:firstLineChars="0"/>
         <w:textAlignment w:val="baseline"/>
       </w:pPr>
       <w:r>
@@ -9701,7 +9764,7 @@
     </w:p>
     <w:p>
       <w:pPr>
-        <w:pStyle w:val="a3"/>
+        <w:pStyle w:val="39"/>
         <w:keepNext w:val="0"/>
         <w:keepLines w:val="0"/>
         <w:pageBreakBefore w:val="0"/>
@@ -9719,7 +9782,7 @@
         <w:bidi w:val="0"/>
         <w:adjustRightInd w:val="0"/>
         <w:snapToGrid w:val="0"/>
-        <w:ind w:left="425" w:hanging="425" w:leftChars="0" w:firstLineChars="0"/>
+        <w:ind w:left="425" w:leftChars="0" w:hanging="425" w:firstLineChars="0"/>
         <w:textAlignment w:val="baseline"/>
       </w:pPr>
       <w:r>
@@ -9728,23 +9791,23 @@
     </w:p>
     <w:p>
       <w:pPr>
-        <w:pStyle w:val="3"/>
-        <w:keepNext w:val="0"/>
-        <w:keepLines w:val="0"/>
-        <w:pageBreakBefore w:val="0"/>
-        <w:widowControl w:val="0"/>
-        <w:kinsoku w:val="0"/>
-        <w:wordWrap/>
-        <w:overflowPunct/>
-        <w:topLinePunct w:val="0"/>
-        <w:autoSpaceDE w:val="0"/>
-        <w:autoSpaceDN w:val="0"/>
-        <w:bidi w:val="0"/>
-        <w:adjustRightInd w:val="0"/>
-        <w:snapToGrid w:val="0"/>
-        <w:textAlignment w:val="baseline"/>
-      </w:pPr>
-      <w:bookmarkStart w:id="28" w:name="_Toc15339"/>
+        <w:pStyle w:val="29"/>
+        <w:keepNext w:val="0"/>
+        <w:keepLines w:val="0"/>
+        <w:pageBreakBefore w:val="0"/>
+        <w:widowControl w:val="0"/>
+        <w:kinsoku w:val="0"/>
+        <w:wordWrap/>
+        <w:overflowPunct/>
+        <w:topLinePunct w:val="0"/>
+        <w:autoSpaceDE w:val="0"/>
+        <w:autoSpaceDN w:val="0"/>
+        <w:bidi w:val="0"/>
+        <w:adjustRightInd w:val="0"/>
+        <w:snapToGrid w:val="0"/>
+        <w:textAlignment w:val="baseline"/>
+      </w:pPr>
+      <w:bookmarkStart w:id="28" w:name="_Toc2189"/>
       <w:r>
         <w:t>与变更管理和发布管理</w:t>
       </w:r>
@@ -9752,7 +9815,7 @@
     </w:p>
     <w:p>
       <w:pPr>
-        <w:pStyle w:val="a3"/>
+        <w:pStyle w:val="39"/>
         <w:keepNext w:val="0"/>
         <w:keepLines w:val="0"/>
         <w:pageBreakBefore w:val="0"/>
@@ -9770,7 +9833,7 @@
         <w:bidi w:val="0"/>
         <w:adjustRightInd w:val="0"/>
         <w:snapToGrid w:val="0"/>
-        <w:ind w:left="425" w:hanging="425" w:leftChars="0" w:firstLineChars="0"/>
+        <w:ind w:left="425" w:leftChars="0" w:hanging="425" w:firstLineChars="0"/>
         <w:textAlignment w:val="baseline"/>
       </w:pPr>
       <w:r>
@@ -9779,7 +9842,7 @@
     </w:p>
     <w:p>
       <w:pPr>
-        <w:pStyle w:val="a3"/>
+        <w:pStyle w:val="39"/>
         <w:keepNext w:val="0"/>
         <w:keepLines w:val="0"/>
         <w:pageBreakBefore w:val="0"/>
@@ -9797,7 +9860,7 @@
         <w:bidi w:val="0"/>
         <w:adjustRightInd w:val="0"/>
         <w:snapToGrid w:val="0"/>
-        <w:ind w:left="425" w:hanging="425" w:leftChars="0" w:firstLineChars="0"/>
+        <w:ind w:left="425" w:leftChars="0" w:hanging="425" w:firstLineChars="0"/>
         <w:textAlignment w:val="baseline"/>
       </w:pPr>
       <w:r>
@@ -9806,7 +9869,7 @@
     </w:p>
     <w:p>
       <w:pPr>
-        <w:pStyle w:val="a3"/>
+        <w:pStyle w:val="39"/>
         <w:keepNext w:val="0"/>
         <w:keepLines w:val="0"/>
         <w:pageBreakBefore w:val="0"/>
@@ -9824,7 +9887,7 @@
         <w:bidi w:val="0"/>
         <w:adjustRightInd w:val="0"/>
         <w:snapToGrid w:val="0"/>
-        <w:ind w:left="425" w:hanging="425" w:leftChars="0" w:firstLineChars="0"/>
+        <w:ind w:left="425" w:leftChars="0" w:hanging="425" w:firstLineChars="0"/>
         <w:textAlignment w:val="baseline"/>
       </w:pPr>
       <w:r>
@@ -9833,23 +9896,23 @@
     </w:p>
     <w:p>
       <w:pPr>
-        <w:pStyle w:val="3"/>
-        <w:keepNext w:val="0"/>
-        <w:keepLines w:val="0"/>
-        <w:pageBreakBefore w:val="0"/>
-        <w:widowControl w:val="0"/>
-        <w:kinsoku w:val="0"/>
-        <w:wordWrap/>
-        <w:overflowPunct/>
-        <w:topLinePunct w:val="0"/>
-        <w:autoSpaceDE w:val="0"/>
-        <w:autoSpaceDN w:val="0"/>
-        <w:bidi w:val="0"/>
-        <w:adjustRightInd w:val="0"/>
-        <w:snapToGrid w:val="0"/>
-        <w:textAlignment w:val="baseline"/>
-      </w:pPr>
-      <w:bookmarkStart w:id="29" w:name="_Toc28586"/>
+        <w:pStyle w:val="29"/>
+        <w:keepNext w:val="0"/>
+        <w:keepLines w:val="0"/>
+        <w:pageBreakBefore w:val="0"/>
+        <w:widowControl w:val="0"/>
+        <w:kinsoku w:val="0"/>
+        <w:wordWrap/>
+        <w:overflowPunct/>
+        <w:topLinePunct w:val="0"/>
+        <w:autoSpaceDE w:val="0"/>
+        <w:autoSpaceDN w:val="0"/>
+        <w:bidi w:val="0"/>
+        <w:adjustRightInd w:val="0"/>
+        <w:snapToGrid w:val="0"/>
+        <w:textAlignment w:val="baseline"/>
+      </w:pPr>
+      <w:bookmarkStart w:id="29" w:name="_Toc6144"/>
       <w:r>
         <w:t>与配置管理</w:t>
       </w:r>
@@ -9857,7 +9920,7 @@
     </w:p>
     <w:p>
       <w:pPr>
-        <w:pStyle w:val="a"/>
+        <w:pStyle w:val="27"/>
         <w:keepNext w:val="0"/>
         <w:keepLines w:val="0"/>
         <w:pageBreakBefore w:val="0"/>
@@ -9879,23 +9942,23 @@
     </w:p>
     <w:p>
       <w:pPr>
-        <w:pStyle w:val="2"/>
-        <w:keepNext w:val="0"/>
-        <w:keepLines w:val="0"/>
-        <w:pageBreakBefore w:val="0"/>
-        <w:widowControl w:val="0"/>
-        <w:kinsoku w:val="0"/>
-        <w:wordWrap/>
-        <w:overflowPunct/>
-        <w:topLinePunct w:val="0"/>
-        <w:autoSpaceDE w:val="0"/>
-        <w:autoSpaceDN w:val="0"/>
-        <w:bidi w:val="0"/>
-        <w:adjustRightInd w:val="0"/>
-        <w:snapToGrid w:val="0"/>
-        <w:textAlignment w:val="baseline"/>
-      </w:pPr>
-      <w:bookmarkStart w:id="30" w:name="_Toc32189"/>
+        <w:pStyle w:val="28"/>
+        <w:keepNext w:val="0"/>
+        <w:keepLines w:val="0"/>
+        <w:pageBreakBefore w:val="0"/>
+        <w:widowControl w:val="0"/>
+        <w:kinsoku w:val="0"/>
+        <w:wordWrap/>
+        <w:overflowPunct/>
+        <w:topLinePunct w:val="0"/>
+        <w:autoSpaceDE w:val="0"/>
+        <w:autoSpaceDN w:val="0"/>
+        <w:bidi w:val="0"/>
+        <w:adjustRightInd w:val="0"/>
+        <w:snapToGrid w:val="0"/>
+        <w:textAlignment w:val="baseline"/>
+      </w:pPr>
+      <w:bookmarkStart w:id="30" w:name="_Toc20991"/>
       <w:r>
         <w:t>考核指标</w:t>
       </w:r>
@@ -9903,16 +9966,16 @@
     </w:p>
     <w:tbl>
       <w:tblPr>
-        <w:tblStyle w:val="TableNormal0"/>
+        <w:tblStyle w:val="24"/>
         <w:tblW w:w="8297" w:type="dxa"/>
         <w:jc w:val="center"/>
         <w:tblBorders>
-          <w:top w:val="single" w:sz="2" w:space="0" w:color="000000"/>
-          <w:left w:val="single" w:sz="2" w:space="0" w:color="000000"/>
-          <w:bottom w:val="single" w:sz="2" w:space="0" w:color="000000"/>
-          <w:right w:val="single" w:sz="2" w:space="0" w:color="000000"/>
-          <w:insideH w:val="single" w:sz="2" w:space="0" w:color="000000"/>
-          <w:insideV w:val="single" w:sz="2" w:space="0" w:color="000000"/>
+          <w:top w:val="single" w:color="000000" w:sz="2" w:space="0"/>
+          <w:left w:val="single" w:color="000000" w:sz="2" w:space="0"/>
+          <w:bottom w:val="single" w:color="000000" w:sz="2" w:space="0"/>
+          <w:right w:val="single" w:color="000000" w:sz="2" w:space="0"/>
+          <w:insideH w:val="single" w:color="000000" w:sz="2" w:space="0"/>
+          <w:insideV w:val="single" w:color="000000" w:sz="2" w:space="0"/>
         </w:tblBorders>
         <w:tblLayout w:type="fixed"/>
         <w:tblCellMar>
@@ -9931,17 +9994,14 @@
       </w:tblGrid>
       <w:tr>
         <w:tblPrEx>
-          <w:tblW w:w="8297" w:type="dxa"/>
-          <w:jc w:val="center"/>
           <w:tblBorders>
-            <w:top w:val="single" w:sz="2" w:space="0" w:color="000000"/>
-            <w:left w:val="single" w:sz="2" w:space="0" w:color="000000"/>
-            <w:bottom w:val="single" w:sz="2" w:space="0" w:color="000000"/>
-            <w:right w:val="single" w:sz="2" w:space="0" w:color="000000"/>
-            <w:insideH w:val="single" w:sz="2" w:space="0" w:color="000000"/>
-            <w:insideV w:val="single" w:sz="2" w:space="0" w:color="000000"/>
+            <w:top w:val="single" w:color="000000" w:sz="2" w:space="0"/>
+            <w:left w:val="single" w:color="000000" w:sz="2" w:space="0"/>
+            <w:bottom w:val="single" w:color="000000" w:sz="2" w:space="0"/>
+            <w:right w:val="single" w:color="000000" w:sz="2" w:space="0"/>
+            <w:insideH w:val="single" w:color="000000" w:sz="2" w:space="0"/>
+            <w:insideV w:val="single" w:color="000000" w:sz="2" w:space="0"/>
           </w:tblBorders>
-          <w:tblLayout w:type="fixed"/>
           <w:tblCellMar>
             <w:top w:w="0" w:type="dxa"/>
             <w:left w:w="0" w:type="dxa"/>
@@ -9950,16 +10010,16 @@
           </w:tblCellMar>
         </w:tblPrEx>
         <w:trPr>
-          <w:trHeight w:val="436"/>
+          <w:trHeight w:val="436" w:hRule="atLeast"/>
           <w:jc w:val="center"/>
         </w:trPr>
         <w:tc>
           <w:tcPr>
             <w:tcW w:w="727" w:type="dxa"/>
             <w:tcBorders>
-              <w:top w:val="single" w:sz="6" w:space="0" w:color="000000"/>
-              <w:left w:val="single" w:sz="6" w:space="0" w:color="000000"/>
-              <w:bottom w:val="single" w:sz="6" w:space="0" w:color="000000"/>
+              <w:top w:val="single" w:color="000000" w:sz="6" w:space="0"/>
+              <w:left w:val="single" w:color="000000" w:sz="6" w:space="0"/>
+              <w:bottom w:val="single" w:color="000000" w:sz="6" w:space="0"/>
             </w:tcBorders>
             <w:shd w:val="clear" w:color="auto" w:fill="C0C0C0"/>
           </w:tcPr>
@@ -9979,11 +10039,11 @@
               <w:adjustRightInd w:val="0"/>
               <w:snapToGrid w:val="0"/>
               <w:spacing w:before="205" w:line="221" w:lineRule="auto"/>
-              <w:ind w:left="0" w:right="0" w:firstLine="0" w:leftChars="0" w:rightChars="0" w:firstLineChars="0"/>
+              <w:ind w:left="0" w:leftChars="0" w:right="0" w:rightChars="0" w:firstLine="0" w:firstLineChars="0"/>
               <w:jc w:val="center"/>
               <w:textAlignment w:val="baseline"/>
               <w:rPr>
-                <w:rFonts w:ascii="宋体" w:eastAsia="宋体" w:hAnsi="宋体" w:cs="宋体"/>
+                <w:rFonts w:ascii="宋体" w:hAnsi="宋体" w:eastAsia="宋体" w:cs="宋体"/>
                 <w:b/>
                 <w:bCs/>
                 <w:spacing w:val="-7"/>
@@ -9993,7 +10053,7 @@
             </w:pPr>
             <w:r>
               <w:rPr>
-                <w:rFonts w:ascii="宋体" w:eastAsia="宋体" w:hAnsi="宋体" w:cs="宋体"/>
+                <w:rFonts w:ascii="宋体" w:hAnsi="宋体" w:eastAsia="宋体" w:cs="宋体"/>
                 <w:b/>
                 <w:bCs/>
                 <w:spacing w:val="-7"/>
@@ -10008,8 +10068,8 @@
           <w:tcPr>
             <w:tcW w:w="1337" w:type="dxa"/>
             <w:tcBorders>
-              <w:top w:val="single" w:sz="6" w:space="0" w:color="000000"/>
-              <w:bottom w:val="single" w:sz="6" w:space="0" w:color="000000"/>
+              <w:top w:val="single" w:color="000000" w:sz="6" w:space="0"/>
+              <w:bottom w:val="single" w:color="000000" w:sz="6" w:space="0"/>
             </w:tcBorders>
             <w:shd w:val="clear" w:color="auto" w:fill="C0C0C0"/>
           </w:tcPr>
@@ -10029,11 +10089,11 @@
               <w:adjustRightInd w:val="0"/>
               <w:snapToGrid w:val="0"/>
               <w:spacing w:before="205" w:line="221" w:lineRule="auto"/>
-              <w:ind w:left="0" w:right="0" w:firstLine="0" w:leftChars="0" w:rightChars="0" w:firstLineChars="0"/>
+              <w:ind w:left="0" w:leftChars="0" w:right="0" w:rightChars="0" w:firstLine="0" w:firstLineChars="0"/>
               <w:jc w:val="center"/>
               <w:textAlignment w:val="baseline"/>
               <w:rPr>
-                <w:rFonts w:ascii="宋体" w:eastAsia="宋体" w:hAnsi="宋体" w:cs="宋体"/>
+                <w:rFonts w:ascii="宋体" w:hAnsi="宋体" w:eastAsia="宋体" w:cs="宋体"/>
                 <w:b/>
                 <w:bCs/>
                 <w:spacing w:val="-7"/>
@@ -10043,7 +10103,7 @@
             </w:pPr>
             <w:r>
               <w:rPr>
-                <w:rFonts w:ascii="宋体" w:eastAsia="宋体" w:hAnsi="宋体" w:cs="宋体"/>
+                <w:rFonts w:ascii="宋体" w:hAnsi="宋体" w:eastAsia="宋体" w:cs="宋体"/>
                 <w:b/>
                 <w:bCs/>
                 <w:spacing w:val="-7"/>
@@ -10058,9 +10118,9 @@
           <w:tcPr>
             <w:tcW w:w="3545" w:type="dxa"/>
             <w:tcBorders>
-              <w:top w:val="single" w:sz="6" w:space="0" w:color="000000"/>
-              <w:bottom w:val="single" w:sz="6" w:space="0" w:color="000000"/>
-              <w:right w:val="single" w:sz="6" w:space="0" w:color="000000"/>
+              <w:top w:val="single" w:color="000000" w:sz="6" w:space="0"/>
+              <w:bottom w:val="single" w:color="000000" w:sz="6" w:space="0"/>
+              <w:right w:val="single" w:color="000000" w:sz="6" w:space="0"/>
             </w:tcBorders>
             <w:shd w:val="clear" w:color="auto" w:fill="C0C0C0"/>
           </w:tcPr>
@@ -10080,11 +10140,11 @@
               <w:adjustRightInd w:val="0"/>
               <w:snapToGrid w:val="0"/>
               <w:spacing w:before="205" w:line="221" w:lineRule="auto"/>
-              <w:ind w:left="0" w:right="0" w:firstLine="0" w:leftChars="0" w:rightChars="0" w:firstLineChars="0"/>
+              <w:ind w:left="0" w:leftChars="0" w:right="0" w:rightChars="0" w:firstLine="0" w:firstLineChars="0"/>
               <w:jc w:val="center"/>
               <w:textAlignment w:val="baseline"/>
               <w:rPr>
-                <w:rFonts w:ascii="宋体" w:eastAsia="宋体" w:hAnsi="宋体" w:cs="宋体"/>
+                <w:rFonts w:ascii="宋体" w:hAnsi="宋体" w:eastAsia="宋体" w:cs="宋体"/>
                 <w:b/>
                 <w:bCs/>
                 <w:spacing w:val="-7"/>
@@ -10094,7 +10154,7 @@
             </w:pPr>
             <w:r>
               <w:rPr>
-                <w:rFonts w:ascii="宋体" w:eastAsia="宋体" w:hAnsi="宋体" w:cs="宋体"/>
+                <w:rFonts w:ascii="宋体" w:hAnsi="宋体" w:eastAsia="宋体" w:cs="宋体"/>
                 <w:b/>
                 <w:bCs/>
                 <w:spacing w:val="-7"/>
@@ -10109,9 +10169,9 @@
           <w:tcPr>
             <w:tcW w:w="1344" w:type="dxa"/>
             <w:tcBorders>
-              <w:top w:val="single" w:sz="6" w:space="0" w:color="000000"/>
-              <w:bottom w:val="single" w:sz="6" w:space="0" w:color="000000"/>
-              <w:right w:val="single" w:sz="6" w:space="0" w:color="000000"/>
+              <w:top w:val="single" w:color="000000" w:sz="6" w:space="0"/>
+              <w:bottom w:val="single" w:color="000000" w:sz="6" w:space="0"/>
+              <w:right w:val="single" w:color="000000" w:sz="6" w:space="0"/>
             </w:tcBorders>
             <w:shd w:val="clear" w:color="auto" w:fill="C0C0C0"/>
           </w:tcPr>
@@ -10131,11 +10191,11 @@
               <w:adjustRightInd w:val="0"/>
               <w:snapToGrid w:val="0"/>
               <w:spacing w:before="205" w:line="221" w:lineRule="auto"/>
-              <w:ind w:left="0" w:right="0" w:firstLine="0" w:leftChars="0" w:rightChars="0" w:firstLineChars="0"/>
+              <w:ind w:left="0" w:leftChars="0" w:right="0" w:rightChars="0" w:firstLine="0" w:firstLineChars="0"/>
               <w:jc w:val="center"/>
               <w:textAlignment w:val="baseline"/>
               <w:rPr>
-                <w:rFonts w:ascii="宋体" w:eastAsia="宋体" w:hAnsi="宋体" w:cs="宋体" w:hint="default"/>
+                <w:rFonts w:hint="default" w:ascii="宋体" w:hAnsi="宋体" w:eastAsia="宋体" w:cs="宋体"/>
                 <w:b/>
                 <w:bCs/>
                 <w:spacing w:val="-7"/>
@@ -10146,7 +10206,7 @@
             </w:pPr>
             <w:r>
               <w:rPr>
-                <w:rFonts w:ascii="宋体" w:eastAsia="宋体" w:hAnsi="宋体" w:cs="宋体" w:hint="eastAsia"/>
+                <w:rFonts w:hint="eastAsia" w:ascii="宋体" w:hAnsi="宋体" w:eastAsia="宋体" w:cs="宋体"/>
                 <w:b/>
                 <w:bCs/>
                 <w:spacing w:val="-7"/>
@@ -10162,9 +10222,9 @@
           <w:tcPr>
             <w:tcW w:w="1344" w:type="dxa"/>
             <w:tcBorders>
-              <w:top w:val="single" w:sz="6" w:space="0" w:color="000000"/>
-              <w:bottom w:val="single" w:sz="6" w:space="0" w:color="000000"/>
-              <w:right w:val="single" w:sz="6" w:space="0" w:color="000000"/>
+              <w:top w:val="single" w:color="000000" w:sz="6" w:space="0"/>
+              <w:bottom w:val="single" w:color="000000" w:sz="6" w:space="0"/>
+              <w:right w:val="single" w:color="000000" w:sz="6" w:space="0"/>
             </w:tcBorders>
             <w:shd w:val="clear" w:color="auto" w:fill="C0C0C0"/>
           </w:tcPr>
@@ -10184,11 +10244,11 @@
               <w:adjustRightInd w:val="0"/>
               <w:snapToGrid w:val="0"/>
               <w:spacing w:before="205" w:line="221" w:lineRule="auto"/>
-              <w:ind w:left="0" w:right="0" w:firstLine="0" w:leftChars="0" w:rightChars="0" w:firstLineChars="0"/>
+              <w:ind w:left="0" w:leftChars="0" w:right="0" w:rightChars="0" w:firstLine="0" w:firstLineChars="0"/>
               <w:jc w:val="center"/>
               <w:textAlignment w:val="baseline"/>
               <w:rPr>
-                <w:rFonts w:ascii="宋体" w:eastAsia="宋体" w:hAnsi="宋体" w:cs="宋体" w:hint="default"/>
+                <w:rFonts w:hint="default" w:ascii="宋体" w:hAnsi="宋体" w:eastAsia="宋体" w:cs="宋体"/>
                 <w:b/>
                 <w:bCs/>
                 <w:spacing w:val="-7"/>
@@ -10199,7 +10259,7 @@
             </w:pPr>
             <w:r>
               <w:rPr>
-                <w:rFonts w:ascii="宋体" w:hAnsi="宋体" w:cs="宋体" w:hint="eastAsia"/>
+                <w:rFonts w:hint="eastAsia" w:ascii="宋体" w:hAnsi="宋体" w:cs="宋体"/>
                 <w:b/>
                 <w:bCs/>
                 <w:spacing w:val="-7"/>
@@ -10214,9 +10274,14 @@
       </w:tr>
       <w:tr>
         <w:tblPrEx>
-          <w:tblW w:w="8297" w:type="dxa"/>
-          <w:jc w:val="center"/>
-          <w:tblLayout w:type="fixed"/>
+          <w:tblBorders>
+            <w:top w:val="single" w:color="000000" w:sz="2" w:space="0"/>
+            <w:left w:val="single" w:color="000000" w:sz="2" w:space="0"/>
+            <w:bottom w:val="single" w:color="000000" w:sz="2" w:space="0"/>
+            <w:right w:val="single" w:color="000000" w:sz="2" w:space="0"/>
+            <w:insideH w:val="single" w:color="000000" w:sz="2" w:space="0"/>
+            <w:insideV w:val="single" w:color="000000" w:sz="2" w:space="0"/>
+          </w:tblBorders>
           <w:tblCellMar>
             <w:top w:w="0" w:type="dxa"/>
             <w:left w:w="0" w:type="dxa"/>
@@ -10225,15 +10290,15 @@
           </w:tblCellMar>
         </w:tblPrEx>
         <w:trPr>
-          <w:trHeight w:val="429"/>
+          <w:trHeight w:val="429" w:hRule="atLeast"/>
           <w:jc w:val="center"/>
         </w:trPr>
         <w:tc>
           <w:tcPr>
             <w:tcW w:w="727" w:type="dxa"/>
             <w:tcBorders>
-              <w:top w:val="single" w:sz="6" w:space="0" w:color="000000"/>
-              <w:left w:val="single" w:sz="6" w:space="0" w:color="000000"/>
+              <w:top w:val="single" w:color="000000" w:sz="6" w:space="0"/>
+              <w:left w:val="single" w:color="000000" w:sz="6" w:space="0"/>
             </w:tcBorders>
             <w:vAlign w:val="center"/>
           </w:tcPr>
@@ -10253,11 +10318,11 @@
               <w:adjustRightInd w:val="0"/>
               <w:snapToGrid w:val="0"/>
               <w:spacing w:before="194" w:line="219" w:lineRule="auto"/>
-              <w:ind w:left="0" w:right="0" w:firstLine="0" w:leftChars="0" w:rightChars="0" w:firstLineChars="0"/>
+              <w:ind w:left="0" w:leftChars="0" w:right="0" w:rightChars="0" w:firstLine="0" w:firstLineChars="0"/>
               <w:jc w:val="center"/>
               <w:textAlignment w:val="baseline"/>
               <w:rPr>
-                <w:rFonts w:ascii="宋体" w:eastAsia="宋体" w:hAnsi="宋体" w:cs="宋体" w:hint="eastAsia"/>
+                <w:rFonts w:hint="eastAsia" w:ascii="宋体" w:hAnsi="宋体" w:eastAsia="宋体" w:cs="宋体"/>
                 <w:spacing w:val="-2"/>
                 <w:sz w:val="24"/>
                 <w:szCs w:val="24"/>
@@ -10266,7 +10331,7 @@
             </w:pPr>
             <w:r>
               <w:rPr>
-                <w:rFonts w:ascii="宋体" w:eastAsia="宋体" w:hAnsi="宋体" w:cs="宋体" w:hint="eastAsia"/>
+                <w:rFonts w:hint="eastAsia" w:ascii="宋体" w:hAnsi="宋体" w:eastAsia="宋体" w:cs="宋体"/>
                 <w:spacing w:val="-2"/>
                 <w:sz w:val="24"/>
                 <w:szCs w:val="24"/>
@@ -10280,7 +10345,7 @@
           <w:tcPr>
             <w:tcW w:w="1337" w:type="dxa"/>
             <w:tcBorders>
-              <w:top w:val="single" w:sz="6" w:space="0" w:color="000000"/>
+              <w:top w:val="single" w:color="000000" w:sz="6" w:space="0"/>
             </w:tcBorders>
             <w:vAlign w:val="center"/>
           </w:tcPr>
@@ -10300,11 +10365,11 @@
               <w:adjustRightInd w:val="0"/>
               <w:snapToGrid w:val="0"/>
               <w:spacing w:before="194" w:line="219" w:lineRule="auto"/>
-              <w:ind w:left="0" w:right="0" w:firstLine="0" w:leftChars="0" w:rightChars="0" w:firstLineChars="0"/>
+              <w:ind w:left="0" w:leftChars="0" w:right="0" w:rightChars="0" w:firstLine="0" w:firstLineChars="0"/>
               <w:jc w:val="center"/>
               <w:textAlignment w:val="baseline"/>
               <w:rPr>
-                <w:rFonts w:ascii="宋体" w:eastAsia="宋体" w:hAnsi="宋体" w:cs="宋体" w:hint="default"/>
+                <w:rFonts w:hint="default" w:ascii="宋体" w:hAnsi="宋体" w:eastAsia="宋体" w:cs="宋体"/>
                 <w:spacing w:val="-2"/>
                 <w:sz w:val="24"/>
                 <w:szCs w:val="24"/>
@@ -10327,14 +10392,14 @@
           <w:tcPr>
             <w:tcW w:w="3545" w:type="dxa"/>
             <w:tcBorders>
-              <w:top w:val="single" w:sz="6" w:space="0" w:color="000000"/>
-              <w:right w:val="single" w:sz="6" w:space="0" w:color="000000"/>
+              <w:top w:val="single" w:color="000000" w:sz="6" w:space="0"/>
+              <w:right w:val="single" w:color="000000" w:sz="6" w:space="0"/>
             </w:tcBorders>
             <w:vAlign w:val="center"/>
           </w:tcPr>
           <w:p>
             <w:pPr>
-              <w:pStyle w:val="TableText"/>
+              <w:pStyle w:val="25"/>
               <w:keepNext w:val="0"/>
               <w:keepLines w:val="0"/>
               <w:pageBreakBefore w:val="0"/>
@@ -10349,11 +10414,11 @@
               <w:adjustRightInd w:val="0"/>
               <w:snapToGrid w:val="0"/>
               <w:spacing w:before="59" w:line="220" w:lineRule="auto"/>
-              <w:ind w:left="0" w:right="0" w:firstLine="0" w:leftChars="0" w:rightChars="0" w:firstLineChars="0"/>
+              <w:ind w:left="0" w:leftChars="0" w:right="0" w:rightChars="0" w:firstLine="0" w:firstLineChars="0"/>
               <w:jc w:val="center"/>
               <w:textAlignment w:val="baseline"/>
               <w:rPr>
-                <w:rFonts w:ascii="宋体" w:eastAsia="宋体" w:hAnsi="宋体" w:cs="宋体" w:hint="default"/>
+                <w:rFonts w:hint="default" w:ascii="宋体" w:hAnsi="宋体" w:eastAsia="宋体" w:cs="宋体"/>
                 <w:spacing w:val="-2"/>
                 <w:sz w:val="24"/>
                 <w:szCs w:val="24"/>
@@ -10366,7 +10431,17 @@
                 <w:sz w:val="18"/>
                 <w:szCs w:val="18"/>
               </w:rPr>
-              <w:t>（满足服务级别事件数/事件总数）*100%</w:t>
+              <w:t>（满足服务级别事件数/事件总数）</w:t>
+            </w:r>
+            <w:bookmarkStart w:id="35" w:name="_GoBack"/>
+            <w:bookmarkEnd w:id="35"/>
+            <w:r>
+              <w:rPr>
+                <w:spacing w:val="-2"/>
+                <w:sz w:val="18"/>
+                <w:szCs w:val="18"/>
+              </w:rPr>
+              <w:t>*100%</w:t>
             </w:r>
           </w:p>
         </w:tc>
@@ -10374,8 +10449,8 @@
           <w:tcPr>
             <w:tcW w:w="1344" w:type="dxa"/>
             <w:tcBorders>
-              <w:top w:val="single" w:sz="6" w:space="0" w:color="000000"/>
-              <w:right w:val="single" w:sz="6" w:space="0" w:color="000000"/>
+              <w:top w:val="single" w:color="000000" w:sz="6" w:space="0"/>
+              <w:right w:val="single" w:color="000000" w:sz="6" w:space="0"/>
             </w:tcBorders>
             <w:vAlign w:val="center"/>
           </w:tcPr>
@@ -10395,11 +10470,11 @@
               <w:adjustRightInd w:val="0"/>
               <w:snapToGrid w:val="0"/>
               <w:spacing w:before="194" w:line="219" w:lineRule="auto"/>
-              <w:ind w:left="0" w:right="0" w:firstLine="0" w:leftChars="0" w:rightChars="0" w:firstLineChars="0"/>
+              <w:ind w:left="0" w:leftChars="0" w:right="0" w:rightChars="0" w:firstLine="0" w:firstLineChars="0"/>
               <w:jc w:val="center"/>
               <w:textAlignment w:val="baseline"/>
               <w:rPr>
-                <w:rFonts w:ascii="宋体" w:eastAsia="宋体" w:hAnsi="宋体" w:cs="宋体" w:hint="eastAsia"/>
+                <w:rFonts w:hint="eastAsia" w:ascii="宋体" w:hAnsi="宋体" w:eastAsia="宋体" w:cs="宋体"/>
                 <w:spacing w:val="-2"/>
                 <w:sz w:val="24"/>
                 <w:szCs w:val="24"/>
@@ -10422,8 +10497,8 @@
           <w:tcPr>
             <w:tcW w:w="1344" w:type="dxa"/>
             <w:tcBorders>
-              <w:top w:val="single" w:sz="6" w:space="0" w:color="000000"/>
-              <w:right w:val="single" w:sz="6" w:space="0" w:color="000000"/>
+              <w:top w:val="single" w:color="000000" w:sz="6" w:space="0"/>
+              <w:right w:val="single" w:color="000000" w:sz="6" w:space="0"/>
             </w:tcBorders>
             <w:vAlign w:val="center"/>
           </w:tcPr>
@@ -10443,7 +10518,7 @@
               <w:adjustRightInd w:val="0"/>
               <w:snapToGrid w:val="0"/>
               <w:spacing w:before="194" w:line="219" w:lineRule="auto"/>
-              <w:ind w:left="0" w:right="0" w:firstLine="0" w:leftChars="0" w:rightChars="0" w:firstLineChars="0"/>
+              <w:ind w:left="0" w:leftChars="0" w:right="0" w:rightChars="0" w:firstLine="0" w:firstLineChars="0"/>
               <w:jc w:val="center"/>
               <w:textAlignment w:val="baseline"/>
               <w:rPr>
@@ -10470,23 +10545,23 @@
     </w:tbl>
     <w:p>
       <w:pPr>
-        <w:pStyle w:val="2"/>
-        <w:keepNext w:val="0"/>
-        <w:keepLines w:val="0"/>
-        <w:pageBreakBefore w:val="0"/>
-        <w:widowControl w:val="0"/>
-        <w:kinsoku w:val="0"/>
-        <w:wordWrap/>
-        <w:overflowPunct/>
-        <w:topLinePunct w:val="0"/>
-        <w:autoSpaceDE w:val="0"/>
-        <w:autoSpaceDN w:val="0"/>
-        <w:bidi w:val="0"/>
-        <w:adjustRightInd w:val="0"/>
-        <w:snapToGrid w:val="0"/>
-        <w:textAlignment w:val="baseline"/>
-      </w:pPr>
-      <w:bookmarkStart w:id="31" w:name="_Toc8708"/>
+        <w:pStyle w:val="28"/>
+        <w:keepNext w:val="0"/>
+        <w:keepLines w:val="0"/>
+        <w:pageBreakBefore w:val="0"/>
+        <w:widowControl w:val="0"/>
+        <w:kinsoku w:val="0"/>
+        <w:wordWrap/>
+        <w:overflowPunct/>
+        <w:topLinePunct w:val="0"/>
+        <w:autoSpaceDE w:val="0"/>
+        <w:autoSpaceDN w:val="0"/>
+        <w:bidi w:val="0"/>
+        <w:adjustRightInd w:val="0"/>
+        <w:snapToGrid w:val="0"/>
+        <w:textAlignment w:val="baseline"/>
+      </w:pPr>
+      <w:bookmarkStart w:id="31" w:name="_Toc21868"/>
       <w:r>
         <w:t>相关政策</w:t>
       </w:r>
@@ -10494,23 +10569,23 @@
     </w:p>
     <w:p>
       <w:pPr>
-        <w:pStyle w:val="3"/>
-        <w:keepNext w:val="0"/>
-        <w:keepLines w:val="0"/>
-        <w:pageBreakBefore w:val="0"/>
-        <w:widowControl w:val="0"/>
-        <w:kinsoku w:val="0"/>
-        <w:wordWrap/>
-        <w:overflowPunct/>
-        <w:topLinePunct w:val="0"/>
-        <w:autoSpaceDE w:val="0"/>
-        <w:autoSpaceDN w:val="0"/>
-        <w:bidi w:val="0"/>
-        <w:adjustRightInd w:val="0"/>
-        <w:snapToGrid w:val="0"/>
-        <w:textAlignment w:val="baseline"/>
-      </w:pPr>
-      <w:bookmarkStart w:id="32" w:name="_Toc10844"/>
+        <w:pStyle w:val="29"/>
+        <w:keepNext w:val="0"/>
+        <w:keepLines w:val="0"/>
+        <w:pageBreakBefore w:val="0"/>
+        <w:widowControl w:val="0"/>
+        <w:kinsoku w:val="0"/>
+        <w:wordWrap/>
+        <w:overflowPunct/>
+        <w:topLinePunct w:val="0"/>
+        <w:autoSpaceDE w:val="0"/>
+        <w:autoSpaceDN w:val="0"/>
+        <w:bidi w:val="0"/>
+        <w:adjustRightInd w:val="0"/>
+        <w:snapToGrid w:val="0"/>
+        <w:textAlignment w:val="baseline"/>
+      </w:pPr>
+      <w:bookmarkStart w:id="32" w:name="_Toc14236"/>
       <w:r>
         <w:t>常规方针</w:t>
       </w:r>
@@ -10518,7 +10593,7 @@
     </w:p>
     <w:p>
       <w:pPr>
-        <w:pStyle w:val="a3"/>
+        <w:pStyle w:val="39"/>
         <w:keepNext w:val="0"/>
         <w:keepLines w:val="0"/>
         <w:pageBreakBefore w:val="0"/>
@@ -10536,7 +10611,7 @@
         <w:bidi w:val="0"/>
         <w:adjustRightInd w:val="0"/>
         <w:snapToGrid w:val="0"/>
-        <w:ind w:left="425" w:hanging="425" w:leftChars="0" w:firstLineChars="0"/>
+        <w:ind w:left="425" w:leftChars="0" w:hanging="425" w:firstLineChars="0"/>
         <w:textAlignment w:val="baseline"/>
       </w:pPr>
       <w:r>
@@ -10545,7 +10620,7 @@
     </w:p>
     <w:p>
       <w:pPr>
-        <w:pStyle w:val="a3"/>
+        <w:pStyle w:val="39"/>
         <w:keepNext w:val="0"/>
         <w:keepLines w:val="0"/>
         <w:pageBreakBefore w:val="0"/>
@@ -10563,7 +10638,7 @@
         <w:bidi w:val="0"/>
         <w:adjustRightInd w:val="0"/>
         <w:snapToGrid w:val="0"/>
-        <w:ind w:left="425" w:hanging="425" w:leftChars="0" w:firstLineChars="0"/>
+        <w:ind w:left="425" w:leftChars="0" w:hanging="425" w:firstLineChars="0"/>
         <w:textAlignment w:val="baseline"/>
       </w:pPr>
       <w:r>
@@ -10572,7 +10647,7 @@
     </w:p>
     <w:p>
       <w:pPr>
-        <w:pStyle w:val="a3"/>
+        <w:pStyle w:val="39"/>
         <w:keepNext w:val="0"/>
         <w:keepLines w:val="0"/>
         <w:pageBreakBefore w:val="0"/>
@@ -10590,7 +10665,7 @@
         <w:bidi w:val="0"/>
         <w:adjustRightInd w:val="0"/>
         <w:snapToGrid w:val="0"/>
-        <w:ind w:left="425" w:hanging="425" w:leftChars="0" w:firstLineChars="0"/>
+        <w:ind w:left="425" w:leftChars="0" w:hanging="425" w:firstLineChars="0"/>
         <w:textAlignment w:val="baseline"/>
       </w:pPr>
       <w:r>
@@ -10599,7 +10674,7 @@
     </w:p>
     <w:p>
       <w:pPr>
-        <w:pStyle w:val="a3"/>
+        <w:pStyle w:val="39"/>
         <w:keepNext w:val="0"/>
         <w:keepLines w:val="0"/>
         <w:pageBreakBefore w:val="0"/>
@@ -10617,7 +10692,7 @@
         <w:bidi w:val="0"/>
         <w:adjustRightInd w:val="0"/>
         <w:snapToGrid w:val="0"/>
-        <w:ind w:left="425" w:hanging="425" w:leftChars="0" w:firstLineChars="0"/>
+        <w:ind w:left="425" w:leftChars="0" w:hanging="425" w:firstLineChars="0"/>
         <w:textAlignment w:val="baseline"/>
       </w:pPr>
       <w:r>
@@ -10636,23 +10711,23 @@
     </w:p>
     <w:p>
       <w:pPr>
-        <w:pStyle w:val="3"/>
-        <w:keepNext w:val="0"/>
-        <w:keepLines w:val="0"/>
-        <w:pageBreakBefore w:val="0"/>
-        <w:widowControl w:val="0"/>
-        <w:kinsoku w:val="0"/>
-        <w:wordWrap/>
-        <w:overflowPunct/>
-        <w:topLinePunct w:val="0"/>
-        <w:autoSpaceDE w:val="0"/>
-        <w:autoSpaceDN w:val="0"/>
-        <w:bidi w:val="0"/>
-        <w:adjustRightInd w:val="0"/>
-        <w:snapToGrid w:val="0"/>
-        <w:textAlignment w:val="baseline"/>
-      </w:pPr>
-      <w:bookmarkStart w:id="33" w:name="_Toc20408"/>
+        <w:pStyle w:val="29"/>
+        <w:keepNext w:val="0"/>
+        <w:keepLines w:val="0"/>
+        <w:pageBreakBefore w:val="0"/>
+        <w:widowControl w:val="0"/>
+        <w:kinsoku w:val="0"/>
+        <w:wordWrap/>
+        <w:overflowPunct/>
+        <w:topLinePunct w:val="0"/>
+        <w:autoSpaceDE w:val="0"/>
+        <w:autoSpaceDN w:val="0"/>
+        <w:bidi w:val="0"/>
+        <w:adjustRightInd w:val="0"/>
+        <w:snapToGrid w:val="0"/>
+        <w:textAlignment w:val="baseline"/>
+      </w:pPr>
+      <w:bookmarkStart w:id="33" w:name="_Toc2455"/>
       <w:r>
         <w:t>责任人方针</w:t>
       </w:r>
@@ -10660,7 +10735,7 @@
     </w:p>
     <w:p>
       <w:pPr>
-        <w:pStyle w:val="a"/>
+        <w:pStyle w:val="27"/>
         <w:keepNext w:val="0"/>
         <w:keepLines w:val="0"/>
         <w:pageBreakBefore w:val="0"/>
@@ -10692,23 +10767,23 @@
     </w:p>
     <w:p>
       <w:pPr>
-        <w:pStyle w:val="1"/>
-        <w:keepNext w:val="0"/>
-        <w:keepLines w:val="0"/>
-        <w:pageBreakBefore w:val="0"/>
-        <w:widowControl w:val="0"/>
-        <w:kinsoku w:val="0"/>
-        <w:wordWrap/>
-        <w:overflowPunct/>
-        <w:topLinePunct w:val="0"/>
-        <w:autoSpaceDE w:val="0"/>
-        <w:autoSpaceDN w:val="0"/>
-        <w:bidi w:val="0"/>
-        <w:adjustRightInd w:val="0"/>
-        <w:snapToGrid w:val="0"/>
-        <w:textAlignment w:val="baseline"/>
-      </w:pPr>
-      <w:bookmarkStart w:id="34" w:name="_Toc2728"/>
+        <w:pStyle w:val="26"/>
+        <w:keepNext w:val="0"/>
+        <w:keepLines w:val="0"/>
+        <w:pageBreakBefore w:val="0"/>
+        <w:widowControl w:val="0"/>
+        <w:kinsoku w:val="0"/>
+        <w:wordWrap/>
+        <w:overflowPunct/>
+        <w:topLinePunct w:val="0"/>
+        <w:autoSpaceDE w:val="0"/>
+        <w:autoSpaceDN w:val="0"/>
+        <w:bidi w:val="0"/>
+        <w:adjustRightInd w:val="0"/>
+        <w:snapToGrid w:val="0"/>
+        <w:textAlignment w:val="baseline"/>
+      </w:pPr>
+      <w:bookmarkStart w:id="34" w:name="_Toc12338"/>
       <w:r>
         <w:t>相关文件及模板</w:t>
       </w:r>
@@ -10733,14 +10808,14 @@
         <w:ind w:left="181"/>
         <w:textAlignment w:val="baseline"/>
         <w:rPr>
-          <w:rFonts w:ascii="宋体" w:eastAsia="宋体" w:hAnsi="宋体" w:cs="宋体"/>
+          <w:rFonts w:ascii="宋体" w:hAnsi="宋体" w:eastAsia="宋体" w:cs="宋体"/>
           <w:sz w:val="24"/>
           <w:szCs w:val="24"/>
         </w:rPr>
       </w:pPr>
       <w:r>
         <w:rPr>
-          <w:rFonts w:ascii="宋体" w:eastAsia="宋体" w:hAnsi="宋体" w:cs="宋体"/>
+          <w:rFonts w:ascii="宋体" w:hAnsi="宋体" w:eastAsia="宋体" w:cs="宋体"/>
           <w:spacing w:val="-1"/>
           <w:sz w:val="24"/>
           <w:szCs w:val="24"/>
@@ -10749,7 +10824,7 @@
       </w:r>
       <w:r>
         <w:rPr>
-          <w:rFonts w:ascii="宋体" w:eastAsia="宋体" w:hAnsi="宋体" w:cs="宋体" w:hint="eastAsia"/>
+          <w:rFonts w:hint="eastAsia" w:ascii="宋体" w:hAnsi="宋体" w:eastAsia="宋体" w:cs="宋体"/>
           <w:spacing w:val="-1"/>
           <w:sz w:val="24"/>
           <w:szCs w:val="24"/>
@@ -10758,7 +10833,7 @@
       </w:r>
       <w:r>
         <w:rPr>
-          <w:rFonts w:ascii="宋体" w:eastAsia="宋体" w:hAnsi="宋体" w:cs="宋体"/>
+          <w:rFonts w:ascii="宋体" w:hAnsi="宋体" w:eastAsia="宋体" w:cs="宋体"/>
           <w:spacing w:val="-1"/>
           <w:sz w:val="24"/>
           <w:szCs w:val="24"/>
@@ -10785,48 +10860,71 @@
         <w:ind w:left="181"/>
         <w:textAlignment w:val="baseline"/>
         <w:rPr>
-          <w:rFonts w:ascii="宋体" w:eastAsia="宋体" w:hAnsi="宋体" w:cs="宋体"/>
+          <w:rFonts w:ascii="宋体" w:hAnsi="宋体" w:eastAsia="宋体" w:cs="宋体"/>
           <w:sz w:val="24"/>
           <w:szCs w:val="24"/>
         </w:rPr>
       </w:pPr>
       <w:r>
         <w:rPr>
-          <w:rFonts w:ascii="宋体" w:eastAsia="宋体" w:hAnsi="宋体" w:cs="宋体" w:hint="eastAsia"/>
+          <w:rFonts w:hint="eastAsia" w:ascii="宋体" w:hAnsi="宋体" w:eastAsia="宋体" w:cs="宋体"/>
           <w:spacing w:val="-1"/>
           <w:sz w:val="24"/>
           <w:szCs w:val="24"/>
         </w:rPr>
         <w:t>《服务级别管理程序》</w:t>
       </w:r>
-      <w:bookmarkStart w:id="35" w:name="_GoBack"/>
-      <w:bookmarkEnd w:id="35"/>
     </w:p>
     <w:sectPr>
-      <w:footerReference w:type="default" r:id="rId5"/>
+      <w:footerReference r:id="rId5" w:type="default"/>
       <w:pgSz w:w="11906" w:h="16839"/>
       <w:pgMar w:top="1431" w:right="1653" w:bottom="1373" w:left="1785" w:header="0" w:footer="1211" w:gutter="0"/>
-      <w:cols w:num="1" w:space="720"/>
+      <w:cols w:space="720" w:num="1"/>
     </w:sectPr>
   </w:body>
 </w:document>
 </file>
 
+<file path=word/endnotes.xml><?xml version="1.0" encoding="utf-8"?>
+<w:endnotes xmlns:wpc="http://schemas.microsoft.com/office/word/2010/wordprocessingCanvas" xmlns:mc="http://schemas.openxmlformats.org/markup-compatibility/2006" xmlns:o="urn:schemas-microsoft-com:office:office" xmlns:r="http://schemas.openxmlformats.org/officeDocument/2006/relationships" xmlns:m="http://schemas.openxmlformats.org/officeDocument/2006/math" xmlns:v="urn:schemas-microsoft-com:vml" xmlns:wp14="http://schemas.microsoft.com/office/word/2010/wordprocessingDrawing" xmlns:wp="http://schemas.openxmlformats.org/drawingml/2006/wordprocessingDrawing" xmlns:w="http://schemas.openxmlformats.org/wordprocessingml/2006/main" xmlns:w14="http://schemas.microsoft.com/office/word/2010/wordml" xmlns:w15="http://schemas.microsoft.com/office/word/2012/wordml" xmlns:w10="urn:schemas-microsoft-com:office:word" xmlns:wpg="http://schemas.microsoft.com/office/word/2010/wordprocessingGroup" xmlns:wpi="http://schemas.microsoft.com/office/word/2010/wordprocessingInk" xmlns:wne="http://schemas.microsoft.com/office/word/2006/wordml" xmlns:wps="http://schemas.microsoft.com/office/word/2010/wordprocessingShape" xmlns:wpsCustomData="http://www.wps.cn/officeDocument/2013/wpsCustomData" mc:Ignorable="w14 w15 wp14">
+  <w:endnote w:type="separator" w:id="0">
+    <w:p>
+      <w:pPr>
+        <w:spacing w:line="240" w:lineRule="auto"/>
+      </w:pPr>
+      <w:r>
+        <w:separator/>
+      </w:r>
+    </w:p>
+  </w:endnote>
+  <w:endnote w:type="continuationSeparator" w:id="1">
+    <w:p>
+      <w:pPr>
+        <w:spacing w:line="240" w:lineRule="auto"/>
+      </w:pPr>
+      <w:r>
+        <w:continuationSeparator/>
+      </w:r>
+    </w:p>
+  </w:endnote>
+</w:endnotes>
+</file>
+
 <file path=word/footer1.xml><?xml version="1.0" encoding="utf-8"?>
-<w:ftr xmlns:wpc="http://schemas.microsoft.com/office/word/2010/wordprocessingCanvas" xmlns:mc="http://schemas.openxmlformats.org/markup-compatibility/2006" xmlns:o="urn:schemas-microsoft-com:office:office" xmlns:r="http://schemas.openxmlformats.org/officeDocument/2006/relationships" xmlns:m="http://schemas.openxmlformats.org/officeDocument/2006/math" xmlns:v="urn:schemas-microsoft-com:vml" xmlns:wp14="http://schemas.microsoft.com/office/word/2010/wordprocessingDrawing" xmlns:wp="http://schemas.openxmlformats.org/drawingml/2006/wordprocessingDrawing" xmlns:w10="urn:schemas-microsoft-com:office:word" xmlns:w="http://schemas.openxmlformats.org/wordprocessingml/2006/main" xmlns:w14="http://schemas.microsoft.com/office/word/2010/wordml" xmlns:w15="http://schemas.microsoft.com/office/word/2012/wordml" xmlns:wne="http://schemas.microsoft.com/office/word/2006/wordml" xmlns:wpg="http://schemas.microsoft.com/office/word/2010/wordprocessingGroup" xmlns:wpi="http://schemas.microsoft.com/office/word/2010/wordprocessingInk" xmlns:wps="http://schemas.microsoft.com/office/word/2010/wordprocessingShape" mc:Ignorable="w14 w15 wp14">
+<w:ftr xmlns:wpc="http://schemas.microsoft.com/office/word/2010/wordprocessingCanvas" xmlns:mc="http://schemas.openxmlformats.org/markup-compatibility/2006" xmlns:o="urn:schemas-microsoft-com:office:office" xmlns:r="http://schemas.openxmlformats.org/officeDocument/2006/relationships" xmlns:m="http://schemas.openxmlformats.org/officeDocument/2006/math" xmlns:v="urn:schemas-microsoft-com:vml" xmlns:wp14="http://schemas.microsoft.com/office/word/2010/wordprocessingDrawing" xmlns:wp="http://schemas.openxmlformats.org/drawingml/2006/wordprocessingDrawing" xmlns:w10="urn:schemas-microsoft-com:office:word" xmlns:w="http://schemas.openxmlformats.org/wordprocessingml/2006/main" xmlns:w14="http://schemas.microsoft.com/office/word/2010/wordml" xmlns:w15="http://schemas.microsoft.com/office/word/2012/wordml" xmlns:wpg="http://schemas.microsoft.com/office/word/2010/wordprocessingGroup" xmlns:wpi="http://schemas.microsoft.com/office/word/2010/wordprocessingInk" xmlns:wne="http://schemas.microsoft.com/office/word/2006/wordml" xmlns:wps="http://schemas.microsoft.com/office/word/2010/wordprocessingShape" xmlns:wpsCustomData="http://www.wps.cn/officeDocument/2013/wpsCustomData" mc:Ignorable="w14 w15 wp14">
   <w:p>
     <w:pPr>
       <w:spacing w:line="165" w:lineRule="auto"/>
       <w:ind w:left="4130"/>
       <w:rPr>
-        <w:rFonts w:ascii="Calibri" w:eastAsia="Calibri" w:hAnsi="Calibri" w:cs="Calibri"/>
+        <w:rFonts w:ascii="Calibri" w:hAnsi="Calibri" w:eastAsia="Calibri" w:cs="Calibri"/>
         <w:sz w:val="18"/>
         <w:szCs w:val="18"/>
       </w:rPr>
     </w:pPr>
     <w:r>
       <w:rPr>
-        <w:rFonts w:ascii="Calibri" w:eastAsia="Calibri" w:hAnsi="Calibri" w:cs="Calibri"/>
+        <w:rFonts w:ascii="Calibri" w:hAnsi="Calibri" w:eastAsia="Calibri" w:cs="Calibri"/>
         <w:sz w:val="18"/>
         <w:szCs w:val="18"/>
       </w:rPr>
@@ -10836,16 +10934,41 @@
 </w:ftr>
 </file>
 
+<file path=word/footnotes.xml><?xml version="1.0" encoding="utf-8"?>
+<w:footnotes xmlns:wpc="http://schemas.microsoft.com/office/word/2010/wordprocessingCanvas" xmlns:mc="http://schemas.openxmlformats.org/markup-compatibility/2006" xmlns:o="urn:schemas-microsoft-com:office:office" xmlns:r="http://schemas.openxmlformats.org/officeDocument/2006/relationships" xmlns:m="http://schemas.openxmlformats.org/officeDocument/2006/math" xmlns:v="urn:schemas-microsoft-com:vml" xmlns:wp14="http://schemas.microsoft.com/office/word/2010/wordprocessingDrawing" xmlns:wp="http://schemas.openxmlformats.org/drawingml/2006/wordprocessingDrawing" xmlns:w="http://schemas.openxmlformats.org/wordprocessingml/2006/main" xmlns:w14="http://schemas.microsoft.com/office/word/2010/wordml" xmlns:w15="http://schemas.microsoft.com/office/word/2012/wordml" xmlns:w10="urn:schemas-microsoft-com:office:word" xmlns:wpg="http://schemas.microsoft.com/office/word/2010/wordprocessingGroup" xmlns:wpi="http://schemas.microsoft.com/office/word/2010/wordprocessingInk" xmlns:wne="http://schemas.microsoft.com/office/word/2006/wordml" xmlns:wps="http://schemas.microsoft.com/office/word/2010/wordprocessingShape" xmlns:wpsCustomData="http://www.wps.cn/officeDocument/2013/wpsCustomData" mc:Ignorable="w14 w15 wp14">
+  <w:footnote w:type="separator" w:id="0">
+    <w:p>
+      <w:pPr>
+        <w:spacing w:line="360" w:lineRule="auto"/>
+      </w:pPr>
+      <w:r>
+        <w:separator/>
+      </w:r>
+    </w:p>
+  </w:footnote>
+  <w:footnote w:type="continuationSeparator" w:id="1">
+    <w:p>
+      <w:pPr>
+        <w:spacing w:line="360" w:lineRule="auto"/>
+      </w:pPr>
+      <w:r>
+        <w:continuationSeparator/>
+      </w:r>
+    </w:p>
+  </w:footnote>
+</w:footnotes>
+</file>
+
 <file path=word/numbering.xml><?xml version="1.0" encoding="utf-8"?>
-<w:numbering xmlns:wpc="http://schemas.microsoft.com/office/word/2010/wordprocessingCanvas" xmlns:mc="http://schemas.openxmlformats.org/markup-compatibility/2006" xmlns:o="urn:schemas-microsoft-com:office:office" xmlns:r="http://schemas.openxmlformats.org/officeDocument/2006/relationships" xmlns:m="http://schemas.openxmlformats.org/officeDocument/2006/math" xmlns:v="urn:schemas-microsoft-com:vml" xmlns:wp14="http://schemas.microsoft.com/office/word/2010/wordprocessingDrawing" xmlns:wp="http://schemas.openxmlformats.org/drawingml/2006/wordprocessingDrawing" xmlns:w10="urn:schemas-microsoft-com:office:word" xmlns:w="http://schemas.openxmlformats.org/wordprocessingml/2006/main" xmlns:w14="http://schemas.microsoft.com/office/word/2010/wordml" xmlns:w15="http://schemas.microsoft.com/office/word/2012/wordml" xmlns:wne="http://schemas.microsoft.com/office/word/2006/wordml" xmlns:wpg="http://schemas.microsoft.com/office/word/2010/wordprocessingGroup" xmlns:wpi="http://schemas.microsoft.com/office/word/2010/wordprocessingInk" xmlns:wps="http://schemas.microsoft.com/office/word/2010/wordprocessingShape" mc:Ignorable="w14 w15 wp14">
+<w:numbering xmlns:wpc="http://schemas.microsoft.com/office/word/2010/wordprocessingCanvas" xmlns:mc="http://schemas.openxmlformats.org/markup-compatibility/2006" xmlns:o="urn:schemas-microsoft-com:office:office" xmlns:r="http://schemas.openxmlformats.org/officeDocument/2006/relationships" xmlns:m="http://schemas.openxmlformats.org/officeDocument/2006/math" xmlns:v="urn:schemas-microsoft-com:vml" xmlns:wp14="http://schemas.microsoft.com/office/word/2010/wordprocessingDrawing" xmlns:wp="http://schemas.openxmlformats.org/drawingml/2006/wordprocessingDrawing" xmlns:w10="urn:schemas-microsoft-com:office:word" xmlns:w="http://schemas.openxmlformats.org/wordprocessingml/2006/main" xmlns:w14="http://schemas.microsoft.com/office/word/2010/wordml" xmlns:wpg="http://schemas.microsoft.com/office/word/2010/wordprocessingGroup" xmlns:wpi="http://schemas.microsoft.com/office/word/2010/wordprocessingInk" xmlns:wne="http://schemas.microsoft.com/office/word/2006/wordml" xmlns:wps="http://schemas.microsoft.com/office/word/2010/wordprocessingShape" xmlns:wpsCustomData="http://www.wps.cn/officeDocument/2013/wpsCustomData" mc:Ignorable="w14 wp14">
   <w:abstractNum w:abstractNumId="0">
     <w:nsid w:val="8E964DCE"/>
     <w:multiLevelType w:val="multilevel"/>
     <w:tmpl w:val="8E964DCE"/>
-    <w:lvl w:ilvl="0">
+    <w:lvl w:ilvl="0" w:tentative="0">
       <w:start w:val="1"/>
       <w:numFmt w:val="decimal"/>
-      <w:pStyle w:val="Heading1"/>
+      <w:pStyle w:val="2"/>
       <w:lvlText w:val="%1."/>
       <w:lvlJc w:val="left"/>
       <w:pPr>
@@ -10855,10 +10978,10 @@
         <w:rFonts w:hint="default"/>
       </w:rPr>
     </w:lvl>
-    <w:lvl w:ilvl="1">
+    <w:lvl w:ilvl="1" w:tentative="0">
       <w:start w:val="1"/>
       <w:numFmt w:val="decimal"/>
-      <w:pStyle w:val="Heading2"/>
+      <w:pStyle w:val="3"/>
       <w:lvlText w:val="%1.%2."/>
       <w:lvlJc w:val="left"/>
       <w:pPr>
@@ -10868,10 +10991,10 @@
         <w:rFonts w:hint="default"/>
       </w:rPr>
     </w:lvl>
-    <w:lvl w:ilvl="2">
+    <w:lvl w:ilvl="2" w:tentative="0">
       <w:start w:val="1"/>
       <w:numFmt w:val="decimal"/>
-      <w:pStyle w:val="Heading3"/>
+      <w:pStyle w:val="4"/>
       <w:lvlText w:val="%1.%2.%3."/>
       <w:lvlJc w:val="left"/>
       <w:pPr>
@@ -10881,10 +11004,10 @@
         <w:rFonts w:hint="default"/>
       </w:rPr>
     </w:lvl>
-    <w:lvl w:ilvl="3">
+    <w:lvl w:ilvl="3" w:tentative="0">
       <w:start w:val="1"/>
       <w:numFmt w:val="decimal"/>
-      <w:pStyle w:val="Heading4"/>
+      <w:pStyle w:val="5"/>
       <w:lvlText w:val="%1.%2.%3.%4."/>
       <w:lvlJc w:val="left"/>
       <w:pPr>
@@ -10894,10 +11017,10 @@
         <w:rFonts w:hint="default"/>
       </w:rPr>
     </w:lvl>
-    <w:lvl w:ilvl="4">
+    <w:lvl w:ilvl="4" w:tentative="0">
       <w:start w:val="1"/>
       <w:numFmt w:val="decimal"/>
-      <w:pStyle w:val="Heading5"/>
+      <w:pStyle w:val="6"/>
       <w:lvlText w:val="%1.%2.%3.%4.%5."/>
       <w:lvlJc w:val="left"/>
       <w:pPr>
@@ -10907,10 +11030,10 @@
         <w:rFonts w:hint="default"/>
       </w:rPr>
     </w:lvl>
-    <w:lvl w:ilvl="5">
+    <w:lvl w:ilvl="5" w:tentative="0">
       <w:start w:val="1"/>
       <w:numFmt w:val="decimal"/>
-      <w:pStyle w:val="Heading6"/>
+      <w:pStyle w:val="7"/>
       <w:lvlText w:val="%1.%2.%3.%4.%5.%6."/>
       <w:lvlJc w:val="left"/>
       <w:pPr>
@@ -10920,10 +11043,10 @@
         <w:rFonts w:hint="default"/>
       </w:rPr>
     </w:lvl>
-    <w:lvl w:ilvl="6">
+    <w:lvl w:ilvl="6" w:tentative="0">
       <w:start w:val="1"/>
       <w:numFmt w:val="decimal"/>
-      <w:pStyle w:val="Heading7"/>
+      <w:pStyle w:val="8"/>
       <w:lvlText w:val="%1.%2.%3.%4.%5.%6.%7."/>
       <w:lvlJc w:val="left"/>
       <w:pPr>
@@ -10933,10 +11056,10 @@
         <w:rFonts w:hint="default"/>
       </w:rPr>
     </w:lvl>
-    <w:lvl w:ilvl="7">
+    <w:lvl w:ilvl="7" w:tentative="0">
       <w:start w:val="1"/>
       <w:numFmt w:val="decimal"/>
-      <w:pStyle w:val="Heading8"/>
+      <w:pStyle w:val="9"/>
       <w:lvlText w:val="%1.%2.%3.%4.%5.%6.%7.%8."/>
       <w:lvlJc w:val="left"/>
       <w:pPr>
@@ -10946,10 +11069,10 @@
         <w:rFonts w:hint="default"/>
       </w:rPr>
     </w:lvl>
-    <w:lvl w:ilvl="8">
+    <w:lvl w:ilvl="8" w:tentative="0">
       <w:start w:val="1"/>
       <w:numFmt w:val="decimal"/>
-      <w:pStyle w:val="Heading9"/>
+      <w:pStyle w:val="10"/>
       <w:lvlText w:val="%1.%2.%3.%4.%5.%6.%7.%8.%9."/>
       <w:lvlJc w:val="left"/>
       <w:pPr>
@@ -10964,7 +11087,7 @@
     <w:nsid w:val="8F1FCB75"/>
     <w:multiLevelType w:val="singleLevel"/>
     <w:tmpl w:val="8F1FCB75"/>
-    <w:lvl w:ilvl="0">
+    <w:lvl w:ilvl="0" w:tentative="0">
       <w:start w:val="1"/>
       <w:numFmt w:val="decimal"/>
       <w:lvlText w:val="%1."/>
@@ -10981,7 +11104,7 @@
     <w:nsid w:val="A7365F51"/>
     <w:multiLevelType w:val="singleLevel"/>
     <w:tmpl w:val="A7365F51"/>
-    <w:lvl w:ilvl="0">
+    <w:lvl w:ilvl="0" w:tentative="0">
       <w:start w:val="1"/>
       <w:numFmt w:val="decimal"/>
       <w:lvlText w:val="%1."/>
@@ -10998,7 +11121,7 @@
     <w:nsid w:val="AD5C2DBB"/>
     <w:multiLevelType w:val="singleLevel"/>
     <w:tmpl w:val="AD5C2DBB"/>
-    <w:lvl w:ilvl="0">
+    <w:lvl w:ilvl="0" w:tentative="0">
       <w:start w:val="1"/>
       <w:numFmt w:val="decimal"/>
       <w:lvlText w:val="%1."/>
@@ -11015,7 +11138,7 @@
     <w:nsid w:val="BBA2B121"/>
     <w:multiLevelType w:val="singleLevel"/>
     <w:tmpl w:val="BBA2B121"/>
-    <w:lvl w:ilvl="0">
+    <w:lvl w:ilvl="0" w:tentative="0">
       <w:start w:val="1"/>
       <w:numFmt w:val="decimal"/>
       <w:lvlText w:val="%1."/>
@@ -11032,7 +11155,7 @@
     <w:nsid w:val="CCE8DBF5"/>
     <w:multiLevelType w:val="singleLevel"/>
     <w:tmpl w:val="CCE8DBF5"/>
-    <w:lvl w:ilvl="0">
+    <w:lvl w:ilvl="0" w:tentative="0">
       <w:start w:val="1"/>
       <w:numFmt w:val="decimal"/>
       <w:lvlText w:val="%1."/>
@@ -11049,7 +11172,7 @@
     <w:nsid w:val="DE9F8646"/>
     <w:multiLevelType w:val="singleLevel"/>
     <w:tmpl w:val="DE9F8646"/>
-    <w:lvl w:ilvl="0">
+    <w:lvl w:ilvl="0" w:tentative="0">
       <w:start w:val="1"/>
       <w:numFmt w:val="decimal"/>
       <w:lvlText w:val="%1."/>
@@ -11066,7 +11189,7 @@
     <w:nsid w:val="E08F7544"/>
     <w:multiLevelType w:val="singleLevel"/>
     <w:tmpl w:val="E08F7544"/>
-    <w:lvl w:ilvl="0">
+    <w:lvl w:ilvl="0" w:tentative="0">
       <w:start w:val="1"/>
       <w:numFmt w:val="decimal"/>
       <w:lvlText w:val="%1."/>
@@ -11083,7 +11206,7 @@
     <w:nsid w:val="F2380E6E"/>
     <w:multiLevelType w:val="singleLevel"/>
     <w:tmpl w:val="F2380E6E"/>
-    <w:lvl w:ilvl="0">
+    <w:lvl w:ilvl="0" w:tentative="0">
       <w:start w:val="1"/>
       <w:numFmt w:val="decimal"/>
       <w:lvlText w:val="%1."/>
@@ -11100,7 +11223,7 @@
     <w:nsid w:val="F9617557"/>
     <w:multiLevelType w:val="singleLevel"/>
     <w:tmpl w:val="F9617557"/>
-    <w:lvl w:ilvl="0">
+    <w:lvl w:ilvl="0" w:tentative="0">
       <w:start w:val="1"/>
       <w:numFmt w:val="decimal"/>
       <w:lvlText w:val="%1."/>
@@ -11117,7 +11240,7 @@
     <w:nsid w:val="248586F2"/>
     <w:multiLevelType w:val="singleLevel"/>
     <w:tmpl w:val="248586F2"/>
-    <w:lvl w:ilvl="0">
+    <w:lvl w:ilvl="0" w:tentative="0">
       <w:start w:val="1"/>
       <w:numFmt w:val="decimal"/>
       <w:lvlText w:val="%1."/>
@@ -11134,7 +11257,7 @@
     <w:nsid w:val="3A927302"/>
     <w:multiLevelType w:val="singleLevel"/>
     <w:tmpl w:val="3A927302"/>
-    <w:lvl w:ilvl="0">
+    <w:lvl w:ilvl="0" w:tentative="0">
       <w:start w:val="1"/>
       <w:numFmt w:val="decimal"/>
       <w:lvlText w:val="%1."/>
@@ -11151,7 +11274,7 @@
     <w:nsid w:val="5F0D4C11"/>
     <w:multiLevelType w:val="singleLevel"/>
     <w:tmpl w:val="5F0D4C11"/>
-    <w:lvl w:ilvl="0">
+    <w:lvl w:ilvl="0" w:tentative="0">
       <w:start w:val="1"/>
       <w:numFmt w:val="decimal"/>
       <w:lvlText w:val="%1."/>
@@ -11168,7 +11291,7 @@
     <w:nsid w:val="698335A7"/>
     <w:multiLevelType w:val="singleLevel"/>
     <w:tmpl w:val="698335A7"/>
-    <w:lvl w:ilvl="0">
+    <w:lvl w:ilvl="0" w:tentative="0">
       <w:start w:val="1"/>
       <w:numFmt w:val="decimal"/>
       <w:lvlText w:val="%1."/>
@@ -11227,267 +11350,269 @@
 </file>
 
 <file path=word/styles.xml><?xml version="1.0" encoding="utf-8"?>
-<w:styles xmlns:mc="http://schemas.openxmlformats.org/markup-compatibility/2006" xmlns:r="http://schemas.openxmlformats.org/officeDocument/2006/relationships" xmlns:w="http://schemas.openxmlformats.org/wordprocessingml/2006/main" xmlns:w14="http://schemas.microsoft.com/office/word/2010/wordml" xmlns:w15="http://schemas.microsoft.com/office/word/2012/wordml" mc:Ignorable="w14 w15">
+<w:styles xmlns:mc="http://schemas.openxmlformats.org/markup-compatibility/2006" xmlns:o="urn:schemas-microsoft-com:office:office" xmlns:r="http://schemas.openxmlformats.org/officeDocument/2006/relationships" xmlns:m="http://schemas.openxmlformats.org/officeDocument/2006/math" xmlns:v="urn:schemas-microsoft-com:vml" xmlns:w="http://schemas.openxmlformats.org/wordprocessingml/2006/main" xmlns:w14="http://schemas.microsoft.com/office/word/2010/wordml" xmlns:w10="urn:schemas-microsoft-com:office:word" xmlns:sl="http://schemas.openxmlformats.org/schemaLibrary/2006/main" xmlns:wpsCustomData="http://www.wps.cn/officeDocument/2013/wpsCustomData" mc:Ignorable="w14">
   <w:docDefaults>
     <w:rPrDefault>
       <w:rPr>
-        <w:rFonts w:ascii="Arial" w:eastAsia="Arial" w:hAnsi="Arial" w:cs="Arial"/>
+        <w:rFonts w:ascii="Arial" w:hAnsi="Arial" w:eastAsia="Arial" w:cs="Arial"/>
       </w:rPr>
     </w:rPrDefault>
     <w:pPrDefault/>
   </w:docDefaults>
-  <w:latentStyles w:defLockedState="0" w:defUIPriority="99" w:defSemiHidden="1" w:defUnhideWhenUsed="1" w:defQFormat="0" w:count="260">
-    <w:lsdException w:name="Normal" w:semiHidden="0" w:uiPriority="0" w:unhideWhenUsed="0" w:qFormat="1"/>
-    <w:lsdException w:name="heading 1" w:semiHidden="0" w:uiPriority="0" w:unhideWhenUsed="0" w:qFormat="1"/>
-    <w:lsdException w:name="heading 2" w:semiHidden="0" w:uiPriority="0" w:qFormat="1"/>
-    <w:lsdException w:name="heading 3" w:uiPriority="0" w:qFormat="1"/>
-    <w:lsdException w:name="heading 4" w:semiHidden="0" w:uiPriority="0" w:qFormat="1"/>
-    <w:lsdException w:name="heading 5" w:uiPriority="0" w:qFormat="1"/>
-    <w:lsdException w:name="heading 6" w:uiPriority="0" w:qFormat="1"/>
-    <w:lsdException w:name="heading 7" w:uiPriority="0" w:qFormat="1"/>
-    <w:lsdException w:name="heading 8" w:uiPriority="0" w:qFormat="1"/>
-    <w:lsdException w:name="heading 9" w:uiPriority="0" w:qFormat="1"/>
-    <w:lsdException w:name="index 1" w:semiHidden="0" w:uiPriority="0" w:unhideWhenUsed="0"/>
-    <w:lsdException w:name="index 2" w:semiHidden="0" w:uiPriority="0" w:unhideWhenUsed="0"/>
-    <w:lsdException w:name="index 3" w:semiHidden="0" w:uiPriority="0" w:unhideWhenUsed="0"/>
-    <w:lsdException w:name="index 4" w:semiHidden="0" w:uiPriority="0" w:unhideWhenUsed="0"/>
-    <w:lsdException w:name="index 5" w:semiHidden="0" w:uiPriority="0" w:unhideWhenUsed="0"/>
-    <w:lsdException w:name="index 6" w:semiHidden="0" w:uiPriority="0" w:unhideWhenUsed="0"/>
-    <w:lsdException w:name="index 7" w:semiHidden="0" w:uiPriority="0" w:unhideWhenUsed="0"/>
-    <w:lsdException w:name="index 8" w:semiHidden="0" w:uiPriority="0" w:unhideWhenUsed="0"/>
-    <w:lsdException w:name="index 9" w:semiHidden="0" w:uiPriority="0" w:unhideWhenUsed="0"/>
-    <w:lsdException w:name="toc 1" w:semiHidden="0" w:uiPriority="0" w:unhideWhenUsed="0" w:qFormat="1"/>
-    <w:lsdException w:name="toc 2" w:semiHidden="0" w:uiPriority="0" w:unhideWhenUsed="0" w:qFormat="1"/>
-    <w:lsdException w:name="toc 3" w:semiHidden="0" w:uiPriority="0" w:unhideWhenUsed="0" w:qFormat="1"/>
-    <w:lsdException w:name="toc 4" w:semiHidden="0" w:uiPriority="0" w:unhideWhenUsed="0"/>
-    <w:lsdException w:name="toc 5" w:semiHidden="0" w:uiPriority="0" w:unhideWhenUsed="0"/>
-    <w:lsdException w:name="toc 6" w:semiHidden="0" w:uiPriority="0" w:unhideWhenUsed="0"/>
-    <w:lsdException w:name="toc 7" w:semiHidden="0" w:uiPriority="0" w:unhideWhenUsed="0"/>
-    <w:lsdException w:name="toc 8" w:semiHidden="0" w:uiPriority="0" w:unhideWhenUsed="0"/>
-    <w:lsdException w:name="toc 9" w:semiHidden="0" w:uiPriority="0" w:unhideWhenUsed="0"/>
-    <w:lsdException w:name="Normal Indent" w:semiHidden="0" w:uiPriority="0" w:unhideWhenUsed="0"/>
-    <w:lsdException w:name="footnote text" w:semiHidden="0" w:uiPriority="0" w:unhideWhenUsed="0"/>
-    <w:lsdException w:name="annotation text" w:semiHidden="0" w:uiPriority="0" w:unhideWhenUsed="0" w:qFormat="1"/>
-    <w:lsdException w:name="header" w:semiHidden="0" w:uiPriority="0" w:unhideWhenUsed="0" w:qFormat="1"/>
-    <w:lsdException w:name="footer" w:semiHidden="0" w:uiPriority="0" w:unhideWhenUsed="0" w:qFormat="1"/>
-    <w:lsdException w:name="index heading" w:semiHidden="0" w:uiPriority="0" w:unhideWhenUsed="0"/>
-    <w:lsdException w:name="caption" w:uiPriority="0" w:qFormat="1"/>
-    <w:lsdException w:name="table of figures" w:semiHidden="0" w:uiPriority="0" w:unhideWhenUsed="0"/>
-    <w:lsdException w:name="envelope address" w:semiHidden="0" w:uiPriority="0" w:unhideWhenUsed="0"/>
-    <w:lsdException w:name="envelope return" w:semiHidden="0" w:uiPriority="0" w:unhideWhenUsed="0"/>
-    <w:lsdException w:name="footnote reference" w:semiHidden="0" w:uiPriority="0" w:unhideWhenUsed="0"/>
-    <w:lsdException w:name="annotation reference" w:semiHidden="0" w:uiPriority="0" w:unhideWhenUsed="0"/>
-    <w:lsdException w:name="line number" w:semiHidden="0" w:uiPriority="0" w:unhideWhenUsed="0"/>
-    <w:lsdException w:name="page number" w:semiHidden="0" w:uiPriority="0" w:unhideWhenUsed="0"/>
-    <w:lsdException w:name="endnote reference" w:semiHidden="0" w:uiPriority="0" w:unhideWhenUsed="0"/>
-    <w:lsdException w:name="endnote text" w:semiHidden="0" w:uiPriority="0" w:unhideWhenUsed="0"/>
-    <w:lsdException w:name="table of authorities" w:semiHidden="0" w:uiPriority="0" w:unhideWhenUsed="0"/>
-    <w:lsdException w:name="macro" w:semiHidden="0" w:uiPriority="0" w:unhideWhenUsed="0"/>
-    <w:lsdException w:name="toa heading" w:semiHidden="0" w:uiPriority="0" w:unhideWhenUsed="0"/>
-    <w:lsdException w:name="List" w:semiHidden="0" w:uiPriority="0" w:unhideWhenUsed="0"/>
-    <w:lsdException w:name="List Bullet" w:semiHidden="0" w:uiPriority="0" w:unhideWhenUsed="0"/>
-    <w:lsdException w:name="List Number" w:semiHidden="0" w:uiPriority="0" w:unhideWhenUsed="0"/>
-    <w:lsdException w:name="List 2" w:semiHidden="0" w:uiPriority="0" w:unhideWhenUsed="0"/>
-    <w:lsdException w:name="List 3" w:semiHidden="0" w:uiPriority="0" w:unhideWhenUsed="0"/>
-    <w:lsdException w:name="List 4" w:semiHidden="0" w:uiPriority="0" w:unhideWhenUsed="0"/>
-    <w:lsdException w:name="List 5" w:semiHidden="0" w:uiPriority="0" w:unhideWhenUsed="0"/>
-    <w:lsdException w:name="List Bullet 2" w:semiHidden="0" w:uiPriority="0" w:unhideWhenUsed="0"/>
-    <w:lsdException w:name="List Bullet 3" w:semiHidden="0" w:uiPriority="0" w:unhideWhenUsed="0"/>
-    <w:lsdException w:name="List Bullet 4" w:semiHidden="0" w:uiPriority="0" w:unhideWhenUsed="0"/>
-    <w:lsdException w:name="List Bullet 5" w:semiHidden="0" w:uiPriority="0" w:unhideWhenUsed="0"/>
-    <w:lsdException w:name="List Number 2" w:semiHidden="0" w:uiPriority="0" w:unhideWhenUsed="0"/>
-    <w:lsdException w:name="List Number 3" w:semiHidden="0" w:uiPriority="0" w:unhideWhenUsed="0"/>
-    <w:lsdException w:name="List Number 4" w:semiHidden="0" w:uiPriority="0" w:unhideWhenUsed="0"/>
-    <w:lsdException w:name="List Number 5" w:semiHidden="0" w:uiPriority="0" w:unhideWhenUsed="0"/>
-    <w:lsdException w:name="Title" w:semiHidden="0" w:uiPriority="0" w:unhideWhenUsed="0" w:qFormat="1"/>
-    <w:lsdException w:name="Closing" w:semiHidden="0" w:uiPriority="0" w:unhideWhenUsed="0"/>
-    <w:lsdException w:name="Signature" w:semiHidden="0" w:uiPriority="0" w:unhideWhenUsed="0"/>
-    <w:lsdException w:name="Default Paragraph Font" w:uiPriority="0" w:unhideWhenUsed="0" w:qFormat="1"/>
-    <w:lsdException w:name="Body Text" w:uiPriority="0" w:unhideWhenUsed="0" w:qFormat="1"/>
-    <w:lsdException w:name="Body Text Indent" w:semiHidden="0" w:uiPriority="0" w:unhideWhenUsed="0"/>
-    <w:lsdException w:name="List Continue" w:semiHidden="0" w:uiPriority="0" w:unhideWhenUsed="0"/>
-    <w:lsdException w:name="List Continue 2" w:semiHidden="0" w:uiPriority="0" w:unhideWhenUsed="0"/>
-    <w:lsdException w:name="List Continue 3" w:semiHidden="0" w:uiPriority="0" w:unhideWhenUsed="0"/>
-    <w:lsdException w:name="List Continue 4" w:semiHidden="0" w:uiPriority="0" w:unhideWhenUsed="0"/>
-    <w:lsdException w:name="List Continue 5" w:semiHidden="0" w:uiPriority="0" w:unhideWhenUsed="0"/>
-    <w:lsdException w:name="Message Header" w:semiHidden="0" w:uiPriority="0" w:unhideWhenUsed="0"/>
-    <w:lsdException w:name="Subtitle" w:semiHidden="0" w:uiPriority="0" w:unhideWhenUsed="0" w:qFormat="1"/>
-    <w:lsdException w:name="Salutation" w:semiHidden="0" w:uiPriority="0" w:unhideWhenUsed="0"/>
-    <w:lsdException w:name="Date" w:semiHidden="0" w:uiPriority="0" w:unhideWhenUsed="0"/>
-    <w:lsdException w:name="Body Text First Indent" w:semiHidden="0" w:uiPriority="0" w:unhideWhenUsed="0"/>
-    <w:lsdException w:name="Body Text First Indent 2" w:semiHidden="0" w:uiPriority="0" w:unhideWhenUsed="0"/>
-    <w:lsdException w:name="Body Text 2" w:semiHidden="0" w:uiPriority="0" w:unhideWhenUsed="0"/>
-    <w:lsdException w:name="Body Text 3" w:semiHidden="0" w:uiPriority="0" w:unhideWhenUsed="0"/>
-    <w:lsdException w:name="Body Text Indent 2" w:semiHidden="0" w:uiPriority="0" w:unhideWhenUsed="0"/>
-    <w:lsdException w:name="Body Text Indent 3" w:semiHidden="0" w:uiPriority="0" w:unhideWhenUsed="0"/>
-    <w:lsdException w:name="Block Text" w:semiHidden="0" w:uiPriority="0" w:unhideWhenUsed="0"/>
-    <w:lsdException w:name="Hyperlink" w:semiHidden="0" w:uiPriority="0" w:unhideWhenUsed="0"/>
-    <w:lsdException w:name="FollowedHyperlink" w:semiHidden="0" w:uiPriority="0" w:unhideWhenUsed="0"/>
-    <w:lsdException w:name="Strong" w:semiHidden="0" w:uiPriority="0" w:unhideWhenUsed="0" w:qFormat="1"/>
-    <w:lsdException w:name="Emphasis" w:semiHidden="0" w:uiPriority="0" w:unhideWhenUsed="0" w:qFormat="1"/>
-    <w:lsdException w:name="Document Map" w:semiHidden="0" w:uiPriority="0" w:unhideWhenUsed="0"/>
-    <w:lsdException w:name="Plain Text" w:semiHidden="0" w:uiPriority="0" w:unhideWhenUsed="0"/>
-    <w:lsdException w:name="E-mail Signature" w:semiHidden="0" w:uiPriority="0" w:unhideWhenUsed="0"/>
-    <w:lsdException w:name="Normal (Web)" w:semiHidden="0" w:uiPriority="0" w:unhideWhenUsed="0" w:qFormat="1"/>
-    <w:lsdException w:name="HTML Acronym" w:semiHidden="0" w:uiPriority="0" w:unhideWhenUsed="0"/>
-    <w:lsdException w:name="HTML Address" w:semiHidden="0" w:uiPriority="0" w:unhideWhenUsed="0"/>
-    <w:lsdException w:name="HTML Cite" w:semiHidden="0" w:uiPriority="0" w:unhideWhenUsed="0"/>
-    <w:lsdException w:name="HTML Code" w:semiHidden="0" w:uiPriority="0" w:unhideWhenUsed="0"/>
-    <w:lsdException w:name="HTML Definition" w:semiHidden="0" w:uiPriority="0" w:unhideWhenUsed="0"/>
-    <w:lsdException w:name="HTML Keyboard" w:semiHidden="0" w:uiPriority="0" w:unhideWhenUsed="0"/>
-    <w:lsdException w:name="HTML Preformatted" w:semiHidden="0" w:uiPriority="0" w:unhideWhenUsed="0"/>
-    <w:lsdException w:name="HTML Sample" w:semiHidden="0" w:uiPriority="0" w:unhideWhenUsed="0"/>
-    <w:lsdException w:name="HTML Typewriter" w:semiHidden="0" w:uiPriority="0" w:unhideWhenUsed="0"/>
-    <w:lsdException w:name="HTML Variable" w:semiHidden="0" w:uiPriority="0" w:unhideWhenUsed="0"/>
-    <w:lsdException w:name="Normal Table" w:uiPriority="0" w:unhideWhenUsed="0" w:qFormat="1"/>
-    <w:lsdException w:name="annotation subject" w:semiHidden="0" w:uiPriority="0" w:unhideWhenUsed="0"/>
-    <w:lsdException w:name="Table Simple 1" w:semiHidden="0" w:uiPriority="0" w:unhideWhenUsed="0"/>
-    <w:lsdException w:name="Table Simple 2" w:semiHidden="0" w:uiPriority="0" w:unhideWhenUsed="0"/>
-    <w:lsdException w:name="Table Simple 3" w:semiHidden="0" w:uiPriority="0" w:unhideWhenUsed="0"/>
-    <w:lsdException w:name="Table Classic 1" w:semiHidden="0" w:uiPriority="0" w:unhideWhenUsed="0"/>
-    <w:lsdException w:name="Table Classic 2" w:semiHidden="0" w:uiPriority="0" w:unhideWhenUsed="0"/>
-    <w:lsdException w:name="Table Classic 3" w:semiHidden="0" w:uiPriority="0" w:unhideWhenUsed="0"/>
-    <w:lsdException w:name="Table Classic 4" w:semiHidden="0" w:uiPriority="0" w:unhideWhenUsed="0"/>
-    <w:lsdException w:name="Table Colorful 1" w:semiHidden="0" w:uiPriority="0" w:unhideWhenUsed="0"/>
-    <w:lsdException w:name="Table Colorful 2" w:semiHidden="0" w:uiPriority="0" w:unhideWhenUsed="0"/>
-    <w:lsdException w:name="Table Colorful 3" w:semiHidden="0" w:uiPriority="0" w:unhideWhenUsed="0"/>
-    <w:lsdException w:name="Table Columns 1" w:semiHidden="0" w:uiPriority="0" w:unhideWhenUsed="0"/>
-    <w:lsdException w:name="Table Columns 2" w:semiHidden="0" w:uiPriority="0" w:unhideWhenUsed="0"/>
-    <w:lsdException w:name="Table Columns 3" w:semiHidden="0" w:uiPriority="0" w:unhideWhenUsed="0"/>
-    <w:lsdException w:name="Table Columns 4" w:semiHidden="0" w:uiPriority="0" w:unhideWhenUsed="0"/>
-    <w:lsdException w:name="Table Columns 5" w:semiHidden="0" w:uiPriority="0" w:unhideWhenUsed="0"/>
-    <w:lsdException w:name="Table Grid 1" w:semiHidden="0" w:uiPriority="0" w:unhideWhenUsed="0"/>
-    <w:lsdException w:name="Table Grid 2" w:semiHidden="0" w:uiPriority="0" w:unhideWhenUsed="0"/>
-    <w:lsdException w:name="Table Grid 3" w:semiHidden="0" w:uiPriority="0" w:unhideWhenUsed="0"/>
-    <w:lsdException w:name="Table Grid 4" w:semiHidden="0" w:uiPriority="0" w:unhideWhenUsed="0"/>
-    <w:lsdException w:name="Table Grid 5" w:semiHidden="0" w:uiPriority="0" w:unhideWhenUsed="0"/>
-    <w:lsdException w:name="Table Grid 6" w:semiHidden="0" w:uiPriority="0" w:unhideWhenUsed="0"/>
-    <w:lsdException w:name="Table Grid 7" w:semiHidden="0" w:uiPriority="0" w:unhideWhenUsed="0"/>
-    <w:lsdException w:name="Table Grid 8" w:semiHidden="0" w:uiPriority="0" w:unhideWhenUsed="0"/>
-    <w:lsdException w:name="Table List 1" w:semiHidden="0" w:uiPriority="0" w:unhideWhenUsed="0"/>
-    <w:lsdException w:name="Table List 2" w:semiHidden="0" w:uiPriority="0" w:unhideWhenUsed="0"/>
-    <w:lsdException w:name="Table List 3" w:semiHidden="0" w:uiPriority="0" w:unhideWhenUsed="0"/>
-    <w:lsdException w:name="Table List 4" w:semiHidden="0" w:uiPriority="0" w:unhideWhenUsed="0"/>
-    <w:lsdException w:name="Table List 5" w:semiHidden="0" w:uiPriority="0" w:unhideWhenUsed="0"/>
-    <w:lsdException w:name="Table List 6" w:semiHidden="0" w:uiPriority="0" w:unhideWhenUsed="0"/>
-    <w:lsdException w:name="Table List 7" w:semiHidden="0" w:uiPriority="0" w:unhideWhenUsed="0"/>
-    <w:lsdException w:name="Table List 8" w:semiHidden="0" w:uiPriority="0" w:unhideWhenUsed="0"/>
-    <w:lsdException w:name="Table 3D effects 1" w:semiHidden="0" w:uiPriority="0" w:unhideWhenUsed="0"/>
-    <w:lsdException w:name="Table 3D effects 2" w:semiHidden="0" w:uiPriority="0" w:unhideWhenUsed="0"/>
-    <w:lsdException w:name="Table 3D effects 3" w:semiHidden="0" w:uiPriority="0" w:unhideWhenUsed="0"/>
-    <w:lsdException w:name="Table Contemporary" w:semiHidden="0" w:uiPriority="0" w:unhideWhenUsed="0"/>
-    <w:lsdException w:name="Table Elegant" w:semiHidden="0" w:uiPriority="0" w:unhideWhenUsed="0"/>
-    <w:lsdException w:name="Table Professional" w:semiHidden="0" w:uiPriority="0" w:unhideWhenUsed="0"/>
-    <w:lsdException w:name="Table Subtle 1" w:semiHidden="0" w:uiPriority="0" w:unhideWhenUsed="0"/>
-    <w:lsdException w:name="Table Subtle 2" w:semiHidden="0" w:uiPriority="0" w:unhideWhenUsed="0"/>
-    <w:lsdException w:name="Table Web 1" w:semiHidden="0" w:uiPriority="0" w:unhideWhenUsed="0"/>
-    <w:lsdException w:name="Table Web 2" w:semiHidden="0" w:uiPriority="0" w:unhideWhenUsed="0"/>
-    <w:lsdException w:name="Table Web 3" w:semiHidden="0" w:uiPriority="0" w:unhideWhenUsed="0"/>
-    <w:lsdException w:name="Balloon Text" w:semiHidden="0" w:uiPriority="0" w:unhideWhenUsed="0"/>
-    <w:lsdException w:name="Table Grid" w:semiHidden="0" w:uiPriority="0" w:unhideWhenUsed="0" w:qFormat="1"/>
-    <w:lsdException w:name="Table Theme" w:semiHidden="0" w:uiPriority="0" w:unhideWhenUsed="0"/>
-    <w:lsdException w:name="Light Shading" w:semiHidden="0" w:uiPriority="60" w:unhideWhenUsed="0"/>
-    <w:lsdException w:name="Light List" w:semiHidden="0" w:uiPriority="61" w:unhideWhenUsed="0"/>
-    <w:lsdException w:name="Light Grid" w:semiHidden="0" w:uiPriority="62" w:unhideWhenUsed="0"/>
-    <w:lsdException w:name="Medium Shading 1" w:semiHidden="0" w:uiPriority="63" w:unhideWhenUsed="0"/>
-    <w:lsdException w:name="Medium Shading 2" w:semiHidden="0" w:uiPriority="64" w:unhideWhenUsed="0"/>
-    <w:lsdException w:name="Medium List 1" w:semiHidden="0" w:uiPriority="65" w:unhideWhenUsed="0"/>
-    <w:lsdException w:name="Medium List 2" w:semiHidden="0" w:uiPriority="66" w:unhideWhenUsed="0"/>
-    <w:lsdException w:name="Medium Grid 1" w:semiHidden="0" w:uiPriority="67" w:unhideWhenUsed="0"/>
-    <w:lsdException w:name="Medium Grid 2" w:semiHidden="0" w:uiPriority="68" w:unhideWhenUsed="0"/>
-    <w:lsdException w:name="Medium Grid 3" w:semiHidden="0" w:uiPriority="69" w:unhideWhenUsed="0"/>
-    <w:lsdException w:name="Dark List" w:semiHidden="0" w:uiPriority="70" w:unhideWhenUsed="0"/>
-    <w:lsdException w:name="Colorful Shading" w:semiHidden="0" w:uiPriority="71" w:unhideWhenUsed="0"/>
-    <w:lsdException w:name="Colorful List" w:semiHidden="0" w:uiPriority="72" w:unhideWhenUsed="0"/>
-    <w:lsdException w:name="Colorful Grid" w:semiHidden="0" w:uiPriority="73" w:unhideWhenUsed="0"/>
-    <w:lsdException w:name="Light Shading Accent 1" w:semiHidden="0" w:uiPriority="60" w:unhideWhenUsed="0"/>
-    <w:lsdException w:name="Light List Accent 1" w:semiHidden="0" w:uiPriority="61" w:unhideWhenUsed="0"/>
-    <w:lsdException w:name="Light Grid Accent 1" w:semiHidden="0" w:uiPriority="62" w:unhideWhenUsed="0"/>
-    <w:lsdException w:name="Medium Shading 1 Accent 1" w:semiHidden="0" w:uiPriority="63" w:unhideWhenUsed="0"/>
-    <w:lsdException w:name="Medium Shading 2 Accent 1" w:semiHidden="0" w:uiPriority="64" w:unhideWhenUsed="0"/>
-    <w:lsdException w:name="Medium List 1 Accent 1" w:semiHidden="0" w:uiPriority="65" w:unhideWhenUsed="0"/>
-    <w:lsdException w:name="Medium List 2 Accent 1" w:semiHidden="0" w:uiPriority="66" w:unhideWhenUsed="0"/>
-    <w:lsdException w:name="Medium Grid 1 Accent 1" w:semiHidden="0" w:uiPriority="67" w:unhideWhenUsed="0"/>
-    <w:lsdException w:name="Medium Grid 2 Accent 1" w:semiHidden="0" w:uiPriority="68" w:unhideWhenUsed="0"/>
-    <w:lsdException w:name="Medium Grid 3 Accent 1" w:semiHidden="0" w:uiPriority="69" w:unhideWhenUsed="0"/>
-    <w:lsdException w:name="Dark List Accent 1" w:semiHidden="0" w:uiPriority="70" w:unhideWhenUsed="0"/>
-    <w:lsdException w:name="Colorful Shading Accent 1" w:semiHidden="0" w:uiPriority="71" w:unhideWhenUsed="0"/>
-    <w:lsdException w:name="Colorful List Accent 1" w:semiHidden="0" w:uiPriority="72" w:unhideWhenUsed="0"/>
-    <w:lsdException w:name="Colorful Grid Accent 1" w:semiHidden="0" w:uiPriority="73" w:unhideWhenUsed="0"/>
-    <w:lsdException w:name="Light Shading Accent 2" w:semiHidden="0" w:uiPriority="60" w:unhideWhenUsed="0"/>
-    <w:lsdException w:name="Light List Accent 2" w:semiHidden="0" w:uiPriority="61" w:unhideWhenUsed="0"/>
-    <w:lsdException w:name="Light Grid Accent 2" w:semiHidden="0" w:uiPriority="62" w:unhideWhenUsed="0"/>
-    <w:lsdException w:name="Medium Shading 1 Accent 2" w:semiHidden="0" w:uiPriority="63" w:unhideWhenUsed="0"/>
-    <w:lsdException w:name="Medium Shading 2 Accent 2" w:semiHidden="0" w:uiPriority="64" w:unhideWhenUsed="0"/>
-    <w:lsdException w:name="Medium List 1 Accent 2" w:semiHidden="0" w:uiPriority="65" w:unhideWhenUsed="0"/>
-    <w:lsdException w:name="Medium List 2 Accent 2" w:semiHidden="0" w:uiPriority="66" w:unhideWhenUsed="0"/>
-    <w:lsdException w:name="Medium Grid 1 Accent 2" w:semiHidden="0" w:uiPriority="67" w:unhideWhenUsed="0"/>
-    <w:lsdException w:name="Medium Grid 2 Accent 2" w:semiHidden="0" w:uiPriority="68" w:unhideWhenUsed="0"/>
-    <w:lsdException w:name="Medium Grid 3 Accent 2" w:semiHidden="0" w:uiPriority="69" w:unhideWhenUsed="0"/>
-    <w:lsdException w:name="Dark List Accent 2" w:semiHidden="0" w:uiPriority="70" w:unhideWhenUsed="0"/>
-    <w:lsdException w:name="Colorful Shading Accent 2" w:semiHidden="0" w:uiPriority="71" w:unhideWhenUsed="0"/>
-    <w:lsdException w:name="Colorful List Accent 2" w:semiHidden="0" w:uiPriority="72" w:unhideWhenUsed="0"/>
-    <w:lsdException w:name="Colorful Grid Accent 2" w:semiHidden="0" w:uiPriority="73" w:unhideWhenUsed="0"/>
-    <w:lsdException w:name="Light Shading Accent 3" w:semiHidden="0" w:uiPriority="60" w:unhideWhenUsed="0"/>
-    <w:lsdException w:name="Light List Accent 3" w:semiHidden="0" w:uiPriority="61" w:unhideWhenUsed="0"/>
-    <w:lsdException w:name="Light Grid Accent 3" w:semiHidden="0" w:uiPriority="62" w:unhideWhenUsed="0"/>
-    <w:lsdException w:name="Medium Shading 1 Accent 3" w:semiHidden="0" w:uiPriority="63" w:unhideWhenUsed="0"/>
-    <w:lsdException w:name="Medium Shading 2 Accent 3" w:semiHidden="0" w:uiPriority="64" w:unhideWhenUsed="0"/>
-    <w:lsdException w:name="Medium List 1 Accent 3" w:semiHidden="0" w:uiPriority="65" w:unhideWhenUsed="0"/>
-    <w:lsdException w:name="Medium List 2 Accent 3" w:semiHidden="0" w:uiPriority="66" w:unhideWhenUsed="0"/>
-    <w:lsdException w:name="Medium Grid 1 Accent 3" w:semiHidden="0" w:uiPriority="67" w:unhideWhenUsed="0"/>
-    <w:lsdException w:name="Medium Grid 2 Accent 3" w:semiHidden="0" w:uiPriority="68" w:unhideWhenUsed="0"/>
-    <w:lsdException w:name="Medium Grid 3 Accent 3" w:semiHidden="0" w:uiPriority="69" w:unhideWhenUsed="0"/>
-    <w:lsdException w:name="Dark List Accent 3" w:semiHidden="0" w:uiPriority="70" w:unhideWhenUsed="0"/>
-    <w:lsdException w:name="Colorful Shading Accent 3" w:semiHidden="0" w:uiPriority="71" w:unhideWhenUsed="0"/>
-    <w:lsdException w:name="Colorful List Accent 3" w:semiHidden="0" w:uiPriority="72" w:unhideWhenUsed="0"/>
-    <w:lsdException w:name="Colorful Grid Accent 3" w:semiHidden="0" w:uiPriority="73" w:unhideWhenUsed="0"/>
-    <w:lsdException w:name="Light Shading Accent 4" w:semiHidden="0" w:uiPriority="60" w:unhideWhenUsed="0"/>
-    <w:lsdException w:name="Light List Accent 4" w:semiHidden="0" w:uiPriority="61" w:unhideWhenUsed="0"/>
-    <w:lsdException w:name="Light Grid Accent 4" w:semiHidden="0" w:uiPriority="62" w:unhideWhenUsed="0"/>
-    <w:lsdException w:name="Medium Shading 1 Accent 4" w:semiHidden="0" w:uiPriority="63" w:unhideWhenUsed="0"/>
-    <w:lsdException w:name="Medium Shading 2 Accent 4" w:semiHidden="0" w:uiPriority="64" w:unhideWhenUsed="0"/>
-    <w:lsdException w:name="Medium List 1 Accent 4" w:semiHidden="0" w:uiPriority="65" w:unhideWhenUsed="0"/>
-    <w:lsdException w:name="Medium List 2 Accent 4" w:semiHidden="0" w:uiPriority="66" w:unhideWhenUsed="0"/>
-    <w:lsdException w:name="Medium Grid 1 Accent 4" w:semiHidden="0" w:uiPriority="67" w:unhideWhenUsed="0"/>
-    <w:lsdException w:name="Medium Grid 2 Accent 4" w:semiHidden="0" w:uiPriority="68" w:unhideWhenUsed="0"/>
-    <w:lsdException w:name="Medium Grid 3 Accent 4" w:semiHidden="0" w:uiPriority="69" w:unhideWhenUsed="0"/>
-    <w:lsdException w:name="Dark List Accent 4" w:semiHidden="0" w:uiPriority="70" w:unhideWhenUsed="0"/>
-    <w:lsdException w:name="Colorful Shading Accent 4" w:semiHidden="0" w:uiPriority="71" w:unhideWhenUsed="0"/>
-    <w:lsdException w:name="Colorful List Accent 4" w:semiHidden="0" w:uiPriority="72" w:unhideWhenUsed="0"/>
-    <w:lsdException w:name="Colorful Grid Accent 4" w:semiHidden="0" w:uiPriority="73" w:unhideWhenUsed="0"/>
-    <w:lsdException w:name="Light Shading Accent 5" w:semiHidden="0" w:uiPriority="60" w:unhideWhenUsed="0"/>
-    <w:lsdException w:name="Light List Accent 5" w:semiHidden="0" w:uiPriority="61" w:unhideWhenUsed="0"/>
-    <w:lsdException w:name="Light Grid Accent 5" w:semiHidden="0" w:uiPriority="62" w:unhideWhenUsed="0"/>
-    <w:lsdException w:name="Medium Shading 1 Accent 5" w:semiHidden="0" w:uiPriority="63" w:unhideWhenUsed="0"/>
-    <w:lsdException w:name="Medium Shading 2 Accent 5" w:semiHidden="0" w:uiPriority="64" w:unhideWhenUsed="0"/>
-    <w:lsdException w:name="Medium List 1 Accent 5" w:semiHidden="0" w:uiPriority="65" w:unhideWhenUsed="0"/>
-    <w:lsdException w:name="Medium List 2 Accent 5" w:semiHidden="0" w:uiPriority="66" w:unhideWhenUsed="0"/>
-    <w:lsdException w:name="Medium Grid 1 Accent 5" w:semiHidden="0" w:uiPriority="67" w:unhideWhenUsed="0"/>
-    <w:lsdException w:name="Medium Grid 2 Accent 5" w:semiHidden="0" w:uiPriority="68" w:unhideWhenUsed="0"/>
-    <w:lsdException w:name="Medium Grid 3 Accent 5" w:semiHidden="0" w:uiPriority="69" w:unhideWhenUsed="0"/>
-    <w:lsdException w:name="Dark List Accent 5" w:semiHidden="0" w:uiPriority="70" w:unhideWhenUsed="0"/>
-    <w:lsdException w:name="Colorful Shading Accent 5" w:semiHidden="0" w:uiPriority="71" w:unhideWhenUsed="0"/>
-    <w:lsdException w:name="Colorful List Accent 5" w:semiHidden="0" w:uiPriority="72" w:unhideWhenUsed="0"/>
-    <w:lsdException w:name="Colorful Grid Accent 5" w:semiHidden="0" w:uiPriority="73" w:unhideWhenUsed="0"/>
-    <w:lsdException w:name="Light Shading Accent 6" w:semiHidden="0" w:uiPriority="60" w:unhideWhenUsed="0"/>
-    <w:lsdException w:name="Light List Accent 6" w:semiHidden="0" w:uiPriority="61" w:unhideWhenUsed="0"/>
-    <w:lsdException w:name="Light Grid Accent 6" w:semiHidden="0" w:uiPriority="62" w:unhideWhenUsed="0"/>
-    <w:lsdException w:name="Medium Shading 1 Accent 6" w:semiHidden="0" w:uiPriority="63" w:unhideWhenUsed="0"/>
-    <w:lsdException w:name="Medium Shading 2 Accent 6" w:semiHidden="0" w:uiPriority="64" w:unhideWhenUsed="0"/>
-    <w:lsdException w:name="Medium List 1 Accent 6" w:semiHidden="0" w:uiPriority="65" w:unhideWhenUsed="0"/>
-    <w:lsdException w:name="Medium List 2 Accent 6" w:semiHidden="0" w:uiPriority="66" w:unhideWhenUsed="0"/>
-    <w:lsdException w:name="Medium Grid 1 Accent 6" w:semiHidden="0" w:uiPriority="67" w:unhideWhenUsed="0"/>
-    <w:lsdException w:name="Medium Grid 2 Accent 6" w:semiHidden="0" w:uiPriority="68" w:unhideWhenUsed="0"/>
-    <w:lsdException w:name="Medium Grid 3 Accent 6" w:semiHidden="0" w:uiPriority="69" w:unhideWhenUsed="0"/>
-    <w:lsdException w:name="Dark List Accent 6" w:semiHidden="0" w:uiPriority="70" w:unhideWhenUsed="0"/>
-    <w:lsdException w:name="Colorful Shading Accent 6" w:semiHidden="0" w:uiPriority="71" w:unhideWhenUsed="0"/>
-    <w:lsdException w:name="Colorful List Accent 6" w:semiHidden="0" w:uiPriority="72" w:unhideWhenUsed="0"/>
-    <w:lsdException w:name="Colorful Grid Accent 6" w:semiHidden="0" w:uiPriority="73" w:unhideWhenUsed="0"/>
+  <w:latentStyles w:count="260" w:defQFormat="0" w:defUnhideWhenUsed="1" w:defSemiHidden="1" w:defUIPriority="99" w:defLockedState="0">
+    <w:lsdException w:qFormat="1" w:unhideWhenUsed="0" w:uiPriority="0" w:semiHidden="0" w:name="Normal"/>
+    <w:lsdException w:qFormat="1" w:unhideWhenUsed="0" w:uiPriority="0" w:semiHidden="0" w:name="heading 1"/>
+    <w:lsdException w:qFormat="1" w:uiPriority="0" w:semiHidden="0" w:name="heading 2"/>
+    <w:lsdException w:qFormat="1" w:uiPriority="0" w:name="heading 3"/>
+    <w:lsdException w:qFormat="1" w:uiPriority="0" w:semiHidden="0" w:name="heading 4"/>
+    <w:lsdException w:qFormat="1" w:uiPriority="0" w:name="heading 5"/>
+    <w:lsdException w:qFormat="1" w:uiPriority="0" w:name="heading 6"/>
+    <w:lsdException w:qFormat="1" w:uiPriority="0" w:name="heading 7"/>
+    <w:lsdException w:qFormat="1" w:uiPriority="0" w:name="heading 8"/>
+    <w:lsdException w:qFormat="1" w:uiPriority="0" w:name="heading 9"/>
+    <w:lsdException w:unhideWhenUsed="0" w:uiPriority="0" w:semiHidden="0" w:name="index 1"/>
+    <w:lsdException w:unhideWhenUsed="0" w:uiPriority="0" w:semiHidden="0" w:name="index 2"/>
+    <w:lsdException w:unhideWhenUsed="0" w:uiPriority="0" w:semiHidden="0" w:name="index 3"/>
+    <w:lsdException w:unhideWhenUsed="0" w:uiPriority="0" w:semiHidden="0" w:name="index 4"/>
+    <w:lsdException w:unhideWhenUsed="0" w:uiPriority="0" w:semiHidden="0" w:name="index 5"/>
+    <w:lsdException w:unhideWhenUsed="0" w:uiPriority="0" w:semiHidden="0" w:name="index 6"/>
+    <w:lsdException w:unhideWhenUsed="0" w:uiPriority="0" w:semiHidden="0" w:name="index 7"/>
+    <w:lsdException w:unhideWhenUsed="0" w:uiPriority="0" w:semiHidden="0" w:name="index 8"/>
+    <w:lsdException w:unhideWhenUsed="0" w:uiPriority="0" w:semiHidden="0" w:name="index 9"/>
+    <w:lsdException w:qFormat="1" w:unhideWhenUsed="0" w:uiPriority="0" w:semiHidden="0" w:name="toc 1"/>
+    <w:lsdException w:qFormat="1" w:unhideWhenUsed="0" w:uiPriority="0" w:semiHidden="0" w:name="toc 2"/>
+    <w:lsdException w:qFormat="1" w:unhideWhenUsed="0" w:uiPriority="0" w:semiHidden="0" w:name="toc 3"/>
+    <w:lsdException w:unhideWhenUsed="0" w:uiPriority="0" w:semiHidden="0" w:name="toc 4"/>
+    <w:lsdException w:unhideWhenUsed="0" w:uiPriority="0" w:semiHidden="0" w:name="toc 5"/>
+    <w:lsdException w:unhideWhenUsed="0" w:uiPriority="0" w:semiHidden="0" w:name="toc 6"/>
+    <w:lsdException w:unhideWhenUsed="0" w:uiPriority="0" w:semiHidden="0" w:name="toc 7"/>
+    <w:lsdException w:unhideWhenUsed="0" w:uiPriority="0" w:semiHidden="0" w:name="toc 8"/>
+    <w:lsdException w:unhideWhenUsed="0" w:uiPriority="0" w:semiHidden="0" w:name="toc 9"/>
+    <w:lsdException w:unhideWhenUsed="0" w:uiPriority="0" w:semiHidden="0" w:name="Normal Indent"/>
+    <w:lsdException w:unhideWhenUsed="0" w:uiPriority="0" w:semiHidden="0" w:name="footnote text"/>
+    <w:lsdException w:qFormat="1" w:unhideWhenUsed="0" w:uiPriority="0" w:semiHidden="0" w:name="annotation text"/>
+    <w:lsdException w:qFormat="1" w:unhideWhenUsed="0" w:uiPriority="0" w:semiHidden="0" w:name="header"/>
+    <w:lsdException w:qFormat="1" w:unhideWhenUsed="0" w:uiPriority="0" w:semiHidden="0" w:name="footer"/>
+    <w:lsdException w:unhideWhenUsed="0" w:uiPriority="0" w:semiHidden="0" w:name="index heading"/>
+    <w:lsdException w:qFormat="1" w:uiPriority="0" w:name="caption"/>
+    <w:lsdException w:unhideWhenUsed="0" w:uiPriority="0" w:semiHidden="0" w:name="table of figures"/>
+    <w:lsdException w:unhideWhenUsed="0" w:uiPriority="0" w:semiHidden="0" w:name="envelope address"/>
+    <w:lsdException w:unhideWhenUsed="0" w:uiPriority="0" w:semiHidden="0" w:name="envelope return"/>
+    <w:lsdException w:unhideWhenUsed="0" w:uiPriority="0" w:semiHidden="0" w:name="footnote reference"/>
+    <w:lsdException w:unhideWhenUsed="0" w:uiPriority="0" w:semiHidden="0" w:name="annotation reference"/>
+    <w:lsdException w:unhideWhenUsed="0" w:uiPriority="0" w:semiHidden="0" w:name="line number"/>
+    <w:lsdException w:unhideWhenUsed="0" w:uiPriority="0" w:semiHidden="0" w:name="page number"/>
+    <w:lsdException w:unhideWhenUsed="0" w:uiPriority="0" w:semiHidden="0" w:name="endnote reference"/>
+    <w:lsdException w:unhideWhenUsed="0" w:uiPriority="0" w:semiHidden="0" w:name="endnote text"/>
+    <w:lsdException w:unhideWhenUsed="0" w:uiPriority="0" w:semiHidden="0" w:name="table of authorities"/>
+    <w:lsdException w:unhideWhenUsed="0" w:uiPriority="0" w:semiHidden="0" w:name="macro"/>
+    <w:lsdException w:unhideWhenUsed="0" w:uiPriority="0" w:semiHidden="0" w:name="toa heading"/>
+    <w:lsdException w:unhideWhenUsed="0" w:uiPriority="0" w:semiHidden="0" w:name="List"/>
+    <w:lsdException w:unhideWhenUsed="0" w:uiPriority="0" w:semiHidden="0" w:name="List Bullet"/>
+    <w:lsdException w:unhideWhenUsed="0" w:uiPriority="0" w:semiHidden="0" w:name="List Number"/>
+    <w:lsdException w:unhideWhenUsed="0" w:uiPriority="0" w:semiHidden="0" w:name="List 2"/>
+    <w:lsdException w:unhideWhenUsed="0" w:uiPriority="0" w:semiHidden="0" w:name="List 3"/>
+    <w:lsdException w:unhideWhenUsed="0" w:uiPriority="0" w:semiHidden="0" w:name="List 4"/>
+    <w:lsdException w:unhideWhenUsed="0" w:uiPriority="0" w:semiHidden="0" w:name="List 5"/>
+    <w:lsdException w:unhideWhenUsed="0" w:uiPriority="0" w:semiHidden="0" w:name="List Bullet 2"/>
+    <w:lsdException w:unhideWhenUsed="0" w:uiPriority="0" w:semiHidden="0" w:name="List Bullet 3"/>
+    <w:lsdException w:unhideWhenUsed="0" w:uiPriority="0" w:semiHidden="0" w:name="List Bullet 4"/>
+    <w:lsdException w:unhideWhenUsed="0" w:uiPriority="0" w:semiHidden="0" w:name="List Bullet 5"/>
+    <w:lsdException w:unhideWhenUsed="0" w:uiPriority="0" w:semiHidden="0" w:name="List Number 2"/>
+    <w:lsdException w:unhideWhenUsed="0" w:uiPriority="0" w:semiHidden="0" w:name="List Number 3"/>
+    <w:lsdException w:unhideWhenUsed="0" w:uiPriority="0" w:semiHidden="0" w:name="List Number 4"/>
+    <w:lsdException w:unhideWhenUsed="0" w:uiPriority="0" w:semiHidden="0" w:name="List Number 5"/>
+    <w:lsdException w:qFormat="1" w:unhideWhenUsed="0" w:uiPriority="0" w:semiHidden="0" w:name="Title"/>
+    <w:lsdException w:unhideWhenUsed="0" w:uiPriority="0" w:semiHidden="0" w:name="Closing"/>
+    <w:lsdException w:unhideWhenUsed="0" w:uiPriority="0" w:semiHidden="0" w:name="Signature"/>
+    <w:lsdException w:qFormat="1" w:unhideWhenUsed="0" w:uiPriority="0" w:name="Default Paragraph Font"/>
+    <w:lsdException w:qFormat="1" w:unhideWhenUsed="0" w:uiPriority="0" w:name="Body Text"/>
+    <w:lsdException w:unhideWhenUsed="0" w:uiPriority="0" w:semiHidden="0" w:name="Body Text Indent"/>
+    <w:lsdException w:unhideWhenUsed="0" w:uiPriority="0" w:semiHidden="0" w:name="List Continue"/>
+    <w:lsdException w:unhideWhenUsed="0" w:uiPriority="0" w:semiHidden="0" w:name="List Continue 2"/>
+    <w:lsdException w:unhideWhenUsed="0" w:uiPriority="0" w:semiHidden="0" w:name="List Continue 3"/>
+    <w:lsdException w:unhideWhenUsed="0" w:uiPriority="0" w:semiHidden="0" w:name="List Continue 4"/>
+    <w:lsdException w:unhideWhenUsed="0" w:uiPriority="0" w:semiHidden="0" w:name="List Continue 5"/>
+    <w:lsdException w:unhideWhenUsed="0" w:uiPriority="0" w:semiHidden="0" w:name="Message Header"/>
+    <w:lsdException w:qFormat="1" w:unhideWhenUsed="0" w:uiPriority="0" w:semiHidden="0" w:name="Subtitle"/>
+    <w:lsdException w:unhideWhenUsed="0" w:uiPriority="0" w:semiHidden="0" w:name="Salutation"/>
+    <w:lsdException w:unhideWhenUsed="0" w:uiPriority="0" w:semiHidden="0" w:name="Date"/>
+    <w:lsdException w:unhideWhenUsed="0" w:uiPriority="0" w:semiHidden="0" w:name="Body Text First Indent"/>
+    <w:lsdException w:unhideWhenUsed="0" w:uiPriority="0" w:semiHidden="0" w:name="Body Text First Indent 2"/>
+    <w:lsdException w:uiPriority="99" w:name="Note Heading"/>
+    <w:lsdException w:unhideWhenUsed="0" w:uiPriority="0" w:semiHidden="0" w:name="Body Text 2"/>
+    <w:lsdException w:unhideWhenUsed="0" w:uiPriority="0" w:semiHidden="0" w:name="Body Text 3"/>
+    <w:lsdException w:unhideWhenUsed="0" w:uiPriority="0" w:semiHidden="0" w:name="Body Text Indent 2"/>
+    <w:lsdException w:unhideWhenUsed="0" w:uiPriority="0" w:semiHidden="0" w:name="Body Text Indent 3"/>
+    <w:lsdException w:unhideWhenUsed="0" w:uiPriority="0" w:semiHidden="0" w:name="Block Text"/>
+    <w:lsdException w:unhideWhenUsed="0" w:uiPriority="0" w:semiHidden="0" w:name="Hyperlink"/>
+    <w:lsdException w:unhideWhenUsed="0" w:uiPriority="0" w:semiHidden="0" w:name="FollowedHyperlink"/>
+    <w:lsdException w:qFormat="1" w:unhideWhenUsed="0" w:uiPriority="0" w:semiHidden="0" w:name="Strong"/>
+    <w:lsdException w:qFormat="1" w:unhideWhenUsed="0" w:uiPriority="0" w:semiHidden="0" w:name="Emphasis"/>
+    <w:lsdException w:unhideWhenUsed="0" w:uiPriority="0" w:semiHidden="0" w:name="Document Map"/>
+    <w:lsdException w:unhideWhenUsed="0" w:uiPriority="0" w:semiHidden="0" w:name="Plain Text"/>
+    <w:lsdException w:unhideWhenUsed="0" w:uiPriority="0" w:semiHidden="0" w:name="E-mail Signature"/>
+    <w:lsdException w:qFormat="1" w:unhideWhenUsed="0" w:uiPriority="0" w:semiHidden="0" w:name="Normal (Web)"/>
+    <w:lsdException w:unhideWhenUsed="0" w:uiPriority="0" w:semiHidden="0" w:name="HTML Acronym"/>
+    <w:lsdException w:unhideWhenUsed="0" w:uiPriority="0" w:semiHidden="0" w:name="HTML Address"/>
+    <w:lsdException w:unhideWhenUsed="0" w:uiPriority="0" w:semiHidden="0" w:name="HTML Cite"/>
+    <w:lsdException w:unhideWhenUsed="0" w:uiPriority="0" w:semiHidden="0" w:name="HTML Code"/>
+    <w:lsdException w:unhideWhenUsed="0" w:uiPriority="0" w:semiHidden="0" w:name="HTML Definition"/>
+    <w:lsdException w:unhideWhenUsed="0" w:uiPriority="0" w:semiHidden="0" w:name="HTML Keyboard"/>
+    <w:lsdException w:unhideWhenUsed="0" w:uiPriority="0" w:semiHidden="0" w:name="HTML Preformatted"/>
+    <w:lsdException w:unhideWhenUsed="0" w:uiPriority="0" w:semiHidden="0" w:name="HTML Sample"/>
+    <w:lsdException w:unhideWhenUsed="0" w:uiPriority="0" w:semiHidden="0" w:name="HTML Typewriter"/>
+    <w:lsdException w:unhideWhenUsed="0" w:uiPriority="0" w:semiHidden="0" w:name="HTML Variable"/>
+    <w:lsdException w:qFormat="1" w:unhideWhenUsed="0" w:uiPriority="0" w:name="Normal Table"/>
+    <w:lsdException w:unhideWhenUsed="0" w:uiPriority="0" w:semiHidden="0" w:name="annotation subject"/>
+    <w:lsdException w:unhideWhenUsed="0" w:uiPriority="0" w:semiHidden="0" w:name="Table Simple 1"/>
+    <w:lsdException w:unhideWhenUsed="0" w:uiPriority="0" w:semiHidden="0" w:name="Table Simple 2"/>
+    <w:lsdException w:unhideWhenUsed="0" w:uiPriority="0" w:semiHidden="0" w:name="Table Simple 3"/>
+    <w:lsdException w:unhideWhenUsed="0" w:uiPriority="0" w:semiHidden="0" w:name="Table Classic 1"/>
+    <w:lsdException w:unhideWhenUsed="0" w:uiPriority="0" w:semiHidden="0" w:name="Table Classic 2"/>
+    <w:lsdException w:unhideWhenUsed="0" w:uiPriority="0" w:semiHidden="0" w:name="Table Classic 3"/>
+    <w:lsdException w:unhideWhenUsed="0" w:uiPriority="0" w:semiHidden="0" w:name="Table Classic 4"/>
+    <w:lsdException w:unhideWhenUsed="0" w:uiPriority="0" w:semiHidden="0" w:name="Table Colorful 1"/>
+    <w:lsdException w:unhideWhenUsed="0" w:uiPriority="0" w:semiHidden="0" w:name="Table Colorful 2"/>
+    <w:lsdException w:unhideWhenUsed="0" w:uiPriority="0" w:semiHidden="0" w:name="Table Colorful 3"/>
+    <w:lsdException w:unhideWhenUsed="0" w:uiPriority="0" w:semiHidden="0" w:name="Table Columns 1"/>
+    <w:lsdException w:unhideWhenUsed="0" w:uiPriority="0" w:semiHidden="0" w:name="Table Columns 2"/>
+    <w:lsdException w:unhideWhenUsed="0" w:uiPriority="0" w:semiHidden="0" w:name="Table Columns 3"/>
+    <w:lsdException w:unhideWhenUsed="0" w:uiPriority="0" w:semiHidden="0" w:name="Table Columns 4"/>
+    <w:lsdException w:unhideWhenUsed="0" w:uiPriority="0" w:semiHidden="0" w:name="Table Columns 5"/>
+    <w:lsdException w:unhideWhenUsed="0" w:uiPriority="0" w:semiHidden="0" w:name="Table Grid 1"/>
+    <w:lsdException w:unhideWhenUsed="0" w:uiPriority="0" w:semiHidden="0" w:name="Table Grid 2"/>
+    <w:lsdException w:unhideWhenUsed="0" w:uiPriority="0" w:semiHidden="0" w:name="Table Grid 3"/>
+    <w:lsdException w:unhideWhenUsed="0" w:uiPriority="0" w:semiHidden="0" w:name="Table Grid 4"/>
+    <w:lsdException w:unhideWhenUsed="0" w:uiPriority="0" w:semiHidden="0" w:name="Table Grid 5"/>
+    <w:lsdException w:unhideWhenUsed="0" w:uiPriority="0" w:semiHidden="0" w:name="Table Grid 6"/>
+    <w:lsdException w:unhideWhenUsed="0" w:uiPriority="0" w:semiHidden="0" w:name="Table Grid 7"/>
+    <w:lsdException w:unhideWhenUsed="0" w:uiPriority="0" w:semiHidden="0" w:name="Table Grid 8"/>
+    <w:lsdException w:unhideWhenUsed="0" w:uiPriority="0" w:semiHidden="0" w:name="Table List 1"/>
+    <w:lsdException w:unhideWhenUsed="0" w:uiPriority="0" w:semiHidden="0" w:name="Table List 2"/>
+    <w:lsdException w:unhideWhenUsed="0" w:uiPriority="0" w:semiHidden="0" w:name="Table List 3"/>
+    <w:lsdException w:unhideWhenUsed="0" w:uiPriority="0" w:semiHidden="0" w:name="Table List 4"/>
+    <w:lsdException w:unhideWhenUsed="0" w:uiPriority="0" w:semiHidden="0" w:name="Table List 5"/>
+    <w:lsdException w:unhideWhenUsed="0" w:uiPriority="0" w:semiHidden="0" w:name="Table List 6"/>
+    <w:lsdException w:unhideWhenUsed="0" w:uiPriority="0" w:semiHidden="0" w:name="Table List 7"/>
+    <w:lsdException w:unhideWhenUsed="0" w:uiPriority="0" w:semiHidden="0" w:name="Table List 8"/>
+    <w:lsdException w:unhideWhenUsed="0" w:uiPriority="0" w:semiHidden="0" w:name="Table 3D effects 1"/>
+    <w:lsdException w:unhideWhenUsed="0" w:uiPriority="0" w:semiHidden="0" w:name="Table 3D effects 2"/>
+    <w:lsdException w:unhideWhenUsed="0" w:uiPriority="0" w:semiHidden="0" w:name="Table 3D effects 3"/>
+    <w:lsdException w:unhideWhenUsed="0" w:uiPriority="0" w:semiHidden="0" w:name="Table Contemporary"/>
+    <w:lsdException w:unhideWhenUsed="0" w:uiPriority="0" w:semiHidden="0" w:name="Table Elegant"/>
+    <w:lsdException w:unhideWhenUsed="0" w:uiPriority="0" w:semiHidden="0" w:name="Table Professional"/>
+    <w:lsdException w:unhideWhenUsed="0" w:uiPriority="0" w:semiHidden="0" w:name="Table Subtle 1"/>
+    <w:lsdException w:unhideWhenUsed="0" w:uiPriority="0" w:semiHidden="0" w:name="Table Subtle 2"/>
+    <w:lsdException w:unhideWhenUsed="0" w:uiPriority="0" w:semiHidden="0" w:name="Table Web 1"/>
+    <w:lsdException w:unhideWhenUsed="0" w:uiPriority="0" w:semiHidden="0" w:name="Table Web 2"/>
+    <w:lsdException w:unhideWhenUsed="0" w:uiPriority="0" w:semiHidden="0" w:name="Table Web 3"/>
+    <w:lsdException w:unhideWhenUsed="0" w:uiPriority="0" w:semiHidden="0" w:name="Balloon Text"/>
+    <w:lsdException w:qFormat="1" w:unhideWhenUsed="0" w:uiPriority="0" w:semiHidden="0" w:name="Table Grid"/>
+    <w:lsdException w:unhideWhenUsed="0" w:uiPriority="0" w:semiHidden="0" w:name="Table Theme"/>
+    <w:lsdException w:unhideWhenUsed="0" w:uiPriority="60" w:semiHidden="0" w:name="Light Shading"/>
+    <w:lsdException w:unhideWhenUsed="0" w:uiPriority="61" w:semiHidden="0" w:name="Light List"/>
+    <w:lsdException w:unhideWhenUsed="0" w:uiPriority="62" w:semiHidden="0" w:name="Light Grid"/>
+    <w:lsdException w:unhideWhenUsed="0" w:uiPriority="63" w:semiHidden="0" w:name="Medium Shading 1"/>
+    <w:lsdException w:unhideWhenUsed="0" w:uiPriority="64" w:semiHidden="0" w:name="Medium Shading 2"/>
+    <w:lsdException w:unhideWhenUsed="0" w:uiPriority="65" w:semiHidden="0" w:name="Medium List 1"/>
+    <w:lsdException w:unhideWhenUsed="0" w:uiPriority="66" w:semiHidden="0" w:name="Medium List 2"/>
+    <w:lsdException w:unhideWhenUsed="0" w:uiPriority="67" w:semiHidden="0" w:name="Medium Grid 1"/>
+    <w:lsdException w:unhideWhenUsed="0" w:uiPriority="68" w:semiHidden="0" w:name="Medium Grid 2"/>
+    <w:lsdException w:unhideWhenUsed="0" w:uiPriority="69" w:semiHidden="0" w:name="Medium Grid 3"/>
+    <w:lsdException w:unhideWhenUsed="0" w:uiPriority="70" w:semiHidden="0" w:name="Dark List"/>
+    <w:lsdException w:unhideWhenUsed="0" w:uiPriority="71" w:semiHidden="0" w:name="Colorful Shading"/>
+    <w:lsdException w:unhideWhenUsed="0" w:uiPriority="72" w:semiHidden="0" w:name="Colorful List"/>
+    <w:lsdException w:unhideWhenUsed="0" w:uiPriority="73" w:semiHidden="0" w:name="Colorful Grid"/>
+    <w:lsdException w:unhideWhenUsed="0" w:uiPriority="60" w:semiHidden="0" w:name="Light Shading Accent 1"/>
+    <w:lsdException w:unhideWhenUsed="0" w:uiPriority="61" w:semiHidden="0" w:name="Light List Accent 1"/>
+    <w:lsdException w:unhideWhenUsed="0" w:uiPriority="62" w:semiHidden="0" w:name="Light Grid Accent 1"/>
+    <w:lsdException w:unhideWhenUsed="0" w:uiPriority="63" w:semiHidden="0" w:name="Medium Shading 1 Accent 1"/>
+    <w:lsdException w:unhideWhenUsed="0" w:uiPriority="64" w:semiHidden="0" w:name="Medium Shading 2 Accent 1"/>
+    <w:lsdException w:unhideWhenUsed="0" w:uiPriority="65" w:semiHidden="0" w:name="Medium List 1 Accent 1"/>
+    <w:lsdException w:unhideWhenUsed="0" w:uiPriority="66" w:semiHidden="0" w:name="Medium List 2 Accent 1"/>
+    <w:lsdException w:unhideWhenUsed="0" w:uiPriority="67" w:semiHidden="0" w:name="Medium Grid 1 Accent 1"/>
+    <w:lsdException w:unhideWhenUsed="0" w:uiPriority="68" w:semiHidden="0" w:name="Medium Grid 2 Accent 1"/>
+    <w:lsdException w:unhideWhenUsed="0" w:uiPriority="69" w:semiHidden="0" w:name="Medium Grid 3 Accent 1"/>
+    <w:lsdException w:unhideWhenUsed="0" w:uiPriority="70" w:semiHidden="0" w:name="Dark List Accent 1"/>
+    <w:lsdException w:unhideWhenUsed="0" w:uiPriority="71" w:semiHidden="0" w:name="Colorful Shading Accent 1"/>
+    <w:lsdException w:unhideWhenUsed="0" w:uiPriority="72" w:semiHidden="0" w:name="Colorful List Accent 1"/>
+    <w:lsdException w:unhideWhenUsed="0" w:uiPriority="73" w:semiHidden="0" w:name="Colorful Grid Accent 1"/>
+    <w:lsdException w:unhideWhenUsed="0" w:uiPriority="60" w:semiHidden="0" w:name="Light Shading Accent 2"/>
+    <w:lsdException w:unhideWhenUsed="0" w:uiPriority="61" w:semiHidden="0" w:name="Light List Accent 2"/>
+    <w:lsdException w:unhideWhenUsed="0" w:uiPriority="62" w:semiHidden="0" w:name="Light Grid Accent 2"/>
+    <w:lsdException w:unhideWhenUsed="0" w:uiPriority="63" w:semiHidden="0" w:name="Medium Shading 1 Accent 2"/>
+    <w:lsdException w:unhideWhenUsed="0" w:uiPriority="64" w:semiHidden="0" w:name="Medium Shading 2 Accent 2"/>
+    <w:lsdException w:unhideWhenUsed="0" w:uiPriority="65" w:semiHidden="0" w:name="Medium List 1 Accent 2"/>
+    <w:lsdException w:unhideWhenUsed="0" w:uiPriority="66" w:semiHidden="0" w:name="Medium List 2 Accent 2"/>
+    <w:lsdException w:unhideWhenUsed="0" w:uiPriority="67" w:semiHidden="0" w:name="Medium Grid 1 Accent 2"/>
+    <w:lsdException w:unhideWhenUsed="0" w:uiPriority="68" w:semiHidden="0" w:name="Medium Grid 2 Accent 2"/>
+    <w:lsdException w:unhideWhenUsed="0" w:uiPriority="69" w:semiHidden="0" w:name="Medium Grid 3 Accent 2"/>
+    <w:lsdException w:unhideWhenUsed="0" w:uiPriority="70" w:semiHidden="0" w:name="Dark List Accent 2"/>
+    <w:lsdException w:unhideWhenUsed="0" w:uiPriority="71" w:semiHidden="0" w:name="Colorful Shading Accent 2"/>
+    <w:lsdException w:unhideWhenUsed="0" w:uiPriority="72" w:semiHidden="0" w:name="Colorful List Accent 2"/>
+    <w:lsdException w:unhideWhenUsed="0" w:uiPriority="73" w:semiHidden="0" w:name="Colorful Grid Accent 2"/>
+    <w:lsdException w:unhideWhenUsed="0" w:uiPriority="60" w:semiHidden="0" w:name="Light Shading Accent 3"/>
+    <w:lsdException w:unhideWhenUsed="0" w:uiPriority="61" w:semiHidden="0" w:name="Light List Accent 3"/>
+    <w:lsdException w:unhideWhenUsed="0" w:uiPriority="62" w:semiHidden="0" w:name="Light Grid Accent 3"/>
+    <w:lsdException w:unhideWhenUsed="0" w:uiPriority="63" w:semiHidden="0" w:name="Medium Shading 1 Accent 3"/>
+    <w:lsdException w:unhideWhenUsed="0" w:uiPriority="64" w:semiHidden="0" w:name="Medium Shading 2 Accent 3"/>
+    <w:lsdException w:unhideWhenUsed="0" w:uiPriority="65" w:semiHidden="0" w:name="Medium List 1 Accent 3"/>
+    <w:lsdException w:unhideWhenUsed="0" w:uiPriority="66" w:semiHidden="0" w:name="Medium List 2 Accent 3"/>
+    <w:lsdException w:unhideWhenUsed="0" w:uiPriority="67" w:semiHidden="0" w:name="Medium Grid 1 Accent 3"/>
+    <w:lsdException w:unhideWhenUsed="0" w:uiPriority="68" w:semiHidden="0" w:name="Medium Grid 2 Accent 3"/>
+    <w:lsdException w:unhideWhenUsed="0" w:uiPriority="69" w:semiHidden="0" w:name="Medium Grid 3 Accent 3"/>
+    <w:lsdException w:unhideWhenUsed="0" w:uiPriority="70" w:semiHidden="0" w:name="Dark List Accent 3"/>
+    <w:lsdException w:unhideWhenUsed="0" w:uiPriority="71" w:semiHidden="0" w:name="Colorful Shading Accent 3"/>
+    <w:lsdException w:unhideWhenUsed="0" w:uiPriority="72" w:semiHidden="0" w:name="Colorful List Accent 3"/>
+    <w:lsdException w:unhideWhenUsed="0" w:uiPriority="73" w:semiHidden="0" w:name="Colorful Grid Accent 3"/>
+    <w:lsdException w:unhideWhenUsed="0" w:uiPriority="60" w:semiHidden="0" w:name="Light Shading Accent 4"/>
+    <w:lsdException w:unhideWhenUsed="0" w:uiPriority="61" w:semiHidden="0" w:name="Light List Accent 4"/>
+    <w:lsdException w:unhideWhenUsed="0" w:uiPriority="62" w:semiHidden="0" w:name="Light Grid Accent 4"/>
+    <w:lsdException w:unhideWhenUsed="0" w:uiPriority="63" w:semiHidden="0" w:name="Medium Shading 1 Accent 4"/>
+    <w:lsdException w:unhideWhenUsed="0" w:uiPriority="64" w:semiHidden="0" w:name="Medium Shading 2 Accent 4"/>
+    <w:lsdException w:unhideWhenUsed="0" w:uiPriority="65" w:semiHidden="0" w:name="Medium List 1 Accent 4"/>
+    <w:lsdException w:unhideWhenUsed="0" w:uiPriority="66" w:semiHidden="0" w:name="Medium List 2 Accent 4"/>
+    <w:lsdException w:unhideWhenUsed="0" w:uiPriority="67" w:semiHidden="0" w:name="Medium Grid 1 Accent 4"/>
+    <w:lsdException w:unhideWhenUsed="0" w:uiPriority="68" w:semiHidden="0" w:name="Medium Grid 2 Accent 4"/>
+    <w:lsdException w:unhideWhenUsed="0" w:uiPriority="69" w:semiHidden="0" w:name="Medium Grid 3 Accent 4"/>
+    <w:lsdException w:unhideWhenUsed="0" w:uiPriority="70" w:semiHidden="0" w:name="Dark List Accent 4"/>
+    <w:lsdException w:unhideWhenUsed="0" w:uiPriority="71" w:semiHidden="0" w:name="Colorful Shading Accent 4"/>
+    <w:lsdException w:unhideWhenUsed="0" w:uiPriority="72" w:semiHidden="0" w:name="Colorful List Accent 4"/>
+    <w:lsdException w:unhideWhenUsed="0" w:uiPriority="73" w:semiHidden="0" w:name="Colorful Grid Accent 4"/>
+    <w:lsdException w:unhideWhenUsed="0" w:uiPriority="60" w:semiHidden="0" w:name="Light Shading Accent 5"/>
+    <w:lsdException w:unhideWhenUsed="0" w:uiPriority="61" w:semiHidden="0" w:name="Light List Accent 5"/>
+    <w:lsdException w:unhideWhenUsed="0" w:uiPriority="62" w:semiHidden="0" w:name="Light Grid Accent 5"/>
+    <w:lsdException w:unhideWhenUsed="0" w:uiPriority="63" w:semiHidden="0" w:name="Medium Shading 1 Accent 5"/>
+    <w:lsdException w:unhideWhenUsed="0" w:uiPriority="64" w:semiHidden="0" w:name="Medium Shading 2 Accent 5"/>
+    <w:lsdException w:unhideWhenUsed="0" w:uiPriority="65" w:semiHidden="0" w:name="Medium List 1 Accent 5"/>
+    <w:lsdException w:unhideWhenUsed="0" w:uiPriority="66" w:semiHidden="0" w:name="Medium List 2 Accent 5"/>
+    <w:lsdException w:unhideWhenUsed="0" w:uiPriority="67" w:semiHidden="0" w:name="Medium Grid 1 Accent 5"/>
+    <w:lsdException w:unhideWhenUsed="0" w:uiPriority="68" w:semiHidden="0" w:name="Medium Grid 2 Accent 5"/>
+    <w:lsdException w:unhideWhenUsed="0" w:uiPriority="69" w:semiHidden="0" w:name="Medium Grid 3 Accent 5"/>
+    <w:lsdException w:unhideWhenUsed="0" w:uiPriority="70" w:semiHidden="0" w:name="Dark List Accent 5"/>
+    <w:lsdException w:unhideWhenUsed="0" w:uiPriority="71" w:semiHidden="0" w:name="Colorful Shading Accent 5"/>
+    <w:lsdException w:unhideWhenUsed="0" w:uiPriority="72" w:semiHidden="0" w:name="Colorful List Accent 5"/>
+    <w:lsdException w:unhideWhenUsed="0" w:uiPriority="73" w:semiHidden="0" w:name="Colorful Grid Accent 5"/>
+    <w:lsdException w:unhideWhenUsed="0" w:uiPriority="60" w:semiHidden="0" w:name="Light Shading Accent 6"/>
+    <w:lsdException w:unhideWhenUsed="0" w:uiPriority="61" w:semiHidden="0" w:name="Light List Accent 6"/>
+    <w:lsdException w:unhideWhenUsed="0" w:uiPriority="62" w:semiHidden="0" w:name="Light Grid Accent 6"/>
+    <w:lsdException w:unhideWhenUsed="0" w:uiPriority="63" w:semiHidden="0" w:name="Medium Shading 1 Accent 6"/>
+    <w:lsdException w:unhideWhenUsed="0" w:uiPriority="64" w:semiHidden="0" w:name="Medium Shading 2 Accent 6"/>
+    <w:lsdException w:unhideWhenUsed="0" w:uiPriority="65" w:semiHidden="0" w:name="Medium List 1 Accent 6"/>
+    <w:lsdException w:unhideWhenUsed="0" w:uiPriority="66" w:semiHidden="0" w:name="Medium List 2 Accent 6"/>
+    <w:lsdException w:unhideWhenUsed="0" w:uiPriority="67" w:semiHidden="0" w:name="Medium Grid 1 Accent 6"/>
+    <w:lsdException w:unhideWhenUsed="0" w:uiPriority="68" w:semiHidden="0" w:name="Medium Grid 2 Accent 6"/>
+    <w:lsdException w:unhideWhenUsed="0" w:uiPriority="69" w:semiHidden="0" w:name="Medium Grid 3 Accent 6"/>
+    <w:lsdException w:unhideWhenUsed="0" w:uiPriority="70" w:semiHidden="0" w:name="Dark List Accent 6"/>
+    <w:lsdException w:unhideWhenUsed="0" w:uiPriority="71" w:semiHidden="0" w:name="Colorful Shading Accent 6"/>
+    <w:lsdException w:unhideWhenUsed="0" w:uiPriority="72" w:semiHidden="0" w:name="Colorful List Accent 6"/>
+    <w:lsdException w:unhideWhenUsed="0" w:uiPriority="73" w:semiHidden="0" w:name="Colorful Grid Accent 6"/>
   </w:latentStyles>
-  <w:style w:type="paragraph" w:default="1" w:styleId="Normal">
+  <w:style w:type="paragraph" w:default="1" w:styleId="1">
     <w:name w:val="Normal"/>
     <w:qFormat/>
+    <w:uiPriority w:val="0"/>
     <w:pPr>
       <w:kinsoku w:val="0"/>
       <w:autoSpaceDE w:val="0"/>
@@ -11499,7 +11624,7 @@
       <w:textAlignment w:val="baseline"/>
     </w:pPr>
     <w:rPr>
-      <w:rFonts w:ascii="Arial" w:eastAsia="宋体" w:hAnsi="Arial" w:cs="Arial"/>
+      <w:rFonts w:ascii="Arial" w:hAnsi="Arial" w:eastAsia="宋体" w:cs="Arial"/>
       <w:snapToGrid w:val="0"/>
       <w:color w:val="000000"/>
       <w:kern w:val="0"/>
@@ -11508,11 +11633,12 @@
       <w:lang w:val="en-US" w:eastAsia="en-US" w:bidi="ar-SA"/>
     </w:rPr>
   </w:style>
-  <w:style w:type="paragraph" w:styleId="Heading1">
+  <w:style w:type="paragraph" w:styleId="2">
     <w:name w:val="heading 1"/>
-    <w:basedOn w:val="Normal"/>
-    <w:next w:val="Normal"/>
+    <w:basedOn w:val="1"/>
+    <w:next w:val="1"/>
     <w:qFormat/>
+    <w:uiPriority w:val="0"/>
     <w:pPr>
       <w:keepNext/>
       <w:keepLines/>
@@ -11530,12 +11656,13 @@
       <w:sz w:val="44"/>
     </w:rPr>
   </w:style>
-  <w:style w:type="paragraph" w:styleId="Heading2">
+  <w:style w:type="paragraph" w:styleId="3">
     <w:name w:val="heading 2"/>
-    <w:basedOn w:val="Normal"/>
-    <w:next w:val="Normal"/>
+    <w:basedOn w:val="1"/>
+    <w:next w:val="1"/>
     <w:unhideWhenUsed/>
     <w:qFormat/>
+    <w:uiPriority w:val="0"/>
     <w:pPr>
       <w:keepNext/>
       <w:keepLines/>
@@ -11548,18 +11675,19 @@
       <w:outlineLvl w:val="1"/>
     </w:pPr>
     <w:rPr>
-      <w:rFonts w:ascii="Arial" w:eastAsia="黑体" w:hAnsi="Arial"/>
+      <w:rFonts w:ascii="Arial" w:hAnsi="Arial" w:eastAsia="黑体"/>
       <w:b/>
       <w:sz w:val="32"/>
     </w:rPr>
   </w:style>
-  <w:style w:type="paragraph" w:styleId="Heading3">
+  <w:style w:type="paragraph" w:styleId="4">
     <w:name w:val="heading 3"/>
-    <w:basedOn w:val="Normal"/>
-    <w:next w:val="Normal"/>
+    <w:basedOn w:val="1"/>
+    <w:next w:val="1"/>
     <w:semiHidden/>
     <w:unhideWhenUsed/>
     <w:qFormat/>
+    <w:uiPriority w:val="0"/>
     <w:pPr>
       <w:keepNext/>
       <w:keepLines/>
@@ -11576,12 +11704,13 @@
       <w:sz w:val="32"/>
     </w:rPr>
   </w:style>
-  <w:style w:type="paragraph" w:styleId="Heading4">
+  <w:style w:type="paragraph" w:styleId="5">
     <w:name w:val="heading 4"/>
-    <w:basedOn w:val="Normal"/>
-    <w:next w:val="Normal"/>
+    <w:basedOn w:val="1"/>
+    <w:next w:val="1"/>
     <w:unhideWhenUsed/>
     <w:qFormat/>
+    <w:uiPriority w:val="0"/>
     <w:pPr>
       <w:keepNext/>
       <w:keepLines/>
@@ -11594,18 +11723,19 @@
       <w:outlineLvl w:val="3"/>
     </w:pPr>
     <w:rPr>
-      <w:rFonts w:ascii="Arial" w:eastAsia="黑体" w:hAnsi="Arial"/>
+      <w:rFonts w:ascii="Arial" w:hAnsi="Arial" w:eastAsia="黑体"/>
       <w:b/>
       <w:sz w:val="28"/>
     </w:rPr>
   </w:style>
-  <w:style w:type="paragraph" w:styleId="Heading5">
+  <w:style w:type="paragraph" w:styleId="6">
     <w:name w:val="heading 5"/>
-    <w:basedOn w:val="Normal"/>
-    <w:next w:val="Normal"/>
+    <w:basedOn w:val="1"/>
+    <w:next w:val="1"/>
     <w:semiHidden/>
     <w:unhideWhenUsed/>
     <w:qFormat/>
+    <w:uiPriority w:val="0"/>
     <w:pPr>
       <w:keepNext/>
       <w:keepLines/>
@@ -11622,13 +11752,14 @@
       <w:sz w:val="28"/>
     </w:rPr>
   </w:style>
-  <w:style w:type="paragraph" w:styleId="Heading6">
+  <w:style w:type="paragraph" w:styleId="7">
     <w:name w:val="heading 6"/>
-    <w:basedOn w:val="Normal"/>
-    <w:next w:val="Normal"/>
+    <w:basedOn w:val="1"/>
+    <w:next w:val="1"/>
     <w:semiHidden/>
     <w:unhideWhenUsed/>
     <w:qFormat/>
+    <w:uiPriority w:val="0"/>
     <w:pPr>
       <w:keepNext/>
       <w:keepLines/>
@@ -11641,18 +11772,19 @@
       <w:outlineLvl w:val="5"/>
     </w:pPr>
     <w:rPr>
-      <w:rFonts w:ascii="Arial" w:eastAsia="黑体" w:hAnsi="Arial"/>
+      <w:rFonts w:ascii="Arial" w:hAnsi="Arial" w:eastAsia="黑体"/>
       <w:b/>
       <w:sz w:val="24"/>
     </w:rPr>
   </w:style>
-  <w:style w:type="paragraph" w:styleId="Heading7">
+  <w:style w:type="paragraph" w:styleId="8">
     <w:name w:val="heading 7"/>
-    <w:basedOn w:val="Normal"/>
-    <w:next w:val="Normal"/>
+    <w:basedOn w:val="1"/>
+    <w:next w:val="1"/>
     <w:semiHidden/>
     <w:unhideWhenUsed/>
     <w:qFormat/>
+    <w:uiPriority w:val="0"/>
     <w:pPr>
       <w:keepNext/>
       <w:keepLines/>
@@ -11669,13 +11801,14 @@
       <w:sz w:val="24"/>
     </w:rPr>
   </w:style>
-  <w:style w:type="paragraph" w:styleId="Heading8">
+  <w:style w:type="paragraph" w:styleId="9">
     <w:name w:val="heading 8"/>
-    <w:basedOn w:val="Normal"/>
-    <w:next w:val="Normal"/>
+    <w:basedOn w:val="1"/>
+    <w:next w:val="1"/>
     <w:semiHidden/>
     <w:unhideWhenUsed/>
     <w:qFormat/>
+    <w:uiPriority w:val="0"/>
     <w:pPr>
       <w:keepNext/>
       <w:keepLines/>
@@ -11688,17 +11821,18 @@
       <w:outlineLvl w:val="7"/>
     </w:pPr>
     <w:rPr>
-      <w:rFonts w:ascii="Arial" w:eastAsia="黑体" w:hAnsi="Arial"/>
+      <w:rFonts w:ascii="Arial" w:hAnsi="Arial" w:eastAsia="黑体"/>
       <w:sz w:val="24"/>
     </w:rPr>
   </w:style>
-  <w:style w:type="paragraph" w:styleId="Heading9">
+  <w:style w:type="paragraph" w:styleId="10">
     <w:name w:val="heading 9"/>
-    <w:basedOn w:val="Normal"/>
-    <w:next w:val="Normal"/>
+    <w:basedOn w:val="1"/>
+    <w:next w:val="1"/>
     <w:semiHidden/>
     <w:unhideWhenUsed/>
     <w:qFormat/>
+    <w:uiPriority w:val="0"/>
     <w:pPr>
       <w:keepNext/>
       <w:keepLines/>
@@ -11711,19 +11845,21 @@
       <w:outlineLvl w:val="8"/>
     </w:pPr>
     <w:rPr>
-      <w:rFonts w:ascii="Arial" w:eastAsia="黑体" w:hAnsi="Arial"/>
+      <w:rFonts w:ascii="Arial" w:hAnsi="Arial" w:eastAsia="黑体"/>
       <w:sz w:val="21"/>
     </w:rPr>
   </w:style>
-  <w:style w:type="character" w:default="1" w:styleId="DefaultParagraphFont">
+  <w:style w:type="character" w:default="1" w:styleId="22">
     <w:name w:val="Default Paragraph Font"/>
     <w:semiHidden/>
     <w:qFormat/>
+    <w:uiPriority w:val="0"/>
   </w:style>
-  <w:style w:type="table" w:default="1" w:styleId="TableNormal">
+  <w:style w:type="table" w:default="1" w:styleId="20">
     <w:name w:val="Normal Table"/>
     <w:semiHidden/>
     <w:qFormat/>
+    <w:uiPriority w:val="0"/>
     <w:tblPr>
       <w:tblCellMar>
         <w:top w:w="0" w:type="dxa"/>
@@ -11733,39 +11869,43 @@
       </w:tblCellMar>
     </w:tblPr>
   </w:style>
-  <w:style w:type="paragraph" w:styleId="CommentText">
+  <w:style w:type="paragraph" w:styleId="11">
     <w:name w:val="annotation text"/>
-    <w:basedOn w:val="Normal"/>
+    <w:basedOn w:val="1"/>
     <w:qFormat/>
+    <w:uiPriority w:val="0"/>
     <w:pPr>
       <w:jc w:val="left"/>
     </w:pPr>
   </w:style>
-  <w:style w:type="paragraph" w:styleId="BodyText">
+  <w:style w:type="paragraph" w:styleId="12">
     <w:name w:val="Body Text"/>
-    <w:basedOn w:val="Normal"/>
+    <w:basedOn w:val="1"/>
     <w:semiHidden/>
     <w:qFormat/>
+    <w:uiPriority w:val="0"/>
     <w:rPr>
-      <w:rFonts w:ascii="Arial" w:eastAsia="Arial" w:hAnsi="Arial" w:cs="Arial"/>
+      <w:rFonts w:ascii="Arial" w:hAnsi="Arial" w:eastAsia="Arial" w:cs="Arial"/>
       <w:sz w:val="21"/>
       <w:szCs w:val="21"/>
       <w:lang w:val="en-US" w:eastAsia="en-US" w:bidi="ar-SA"/>
     </w:rPr>
   </w:style>
-  <w:style w:type="paragraph" w:styleId="TOC3">
+  <w:style w:type="paragraph" w:styleId="13">
     <w:name w:val="toc 3"/>
-    <w:basedOn w:val="Normal"/>
-    <w:next w:val="Normal"/>
+    <w:basedOn w:val="1"/>
+    <w:next w:val="1"/>
     <w:qFormat/>
+    <w:uiPriority w:val="0"/>
     <w:pPr>
       <w:ind w:left="840" w:leftChars="400"/>
     </w:pPr>
   </w:style>
-  <w:style w:type="paragraph" w:styleId="Footer">
+  <w:style w:type="paragraph" w:styleId="14">
     <w:name w:val="footer"/>
-    <w:basedOn w:val="Normal"/>
+    <w:basedOn w:val="1"/>
     <w:qFormat/>
+    <w:uiPriority w:val="0"/>
     <w:pPr>
       <w:tabs>
         <w:tab w:val="center" w:pos="4153"/>
@@ -11778,16 +11918,17 @@
       <w:sz w:val="18"/>
     </w:rPr>
   </w:style>
-  <w:style w:type="paragraph" w:styleId="Header">
+  <w:style w:type="paragraph" w:styleId="15">
     <w:name w:val="header"/>
-    <w:basedOn w:val="Normal"/>
+    <w:basedOn w:val="1"/>
     <w:qFormat/>
+    <w:uiPriority w:val="0"/>
     <w:pPr>
       <w:pBdr>
-        <w:top w:val="nil"/>
-        <w:left w:val="nil"/>
-        <w:bottom w:val="nil"/>
-        <w:right w:val="nil"/>
+        <w:top w:val="none" w:color="auto" w:sz="0" w:space="0"/>
+        <w:left w:val="none" w:color="auto" w:sz="0" w:space="0"/>
+        <w:bottom w:val="none" w:color="auto" w:sz="0" w:space="0"/>
+        <w:right w:val="none" w:color="auto" w:sz="0" w:space="0"/>
       </w:pBdr>
       <w:tabs>
         <w:tab w:val="center" w:pos="4153"/>
@@ -11802,37 +11943,41 @@
       <w:sz w:val="18"/>
     </w:rPr>
   </w:style>
-  <w:style w:type="paragraph" w:styleId="TOC1">
+  <w:style w:type="paragraph" w:styleId="16">
     <w:name w:val="toc 1"/>
-    <w:basedOn w:val="Normal"/>
-    <w:next w:val="Normal"/>
+    <w:basedOn w:val="1"/>
+    <w:next w:val="1"/>
     <w:qFormat/>
+    <w:uiPriority w:val="0"/>
     <w:rPr>
-      <w:rFonts w:ascii="Arial" w:eastAsia="Microsoft JhengHei" w:hAnsi="Arial"/>
+      <w:rFonts w:ascii="Arial" w:hAnsi="Arial" w:eastAsia="Microsoft JhengHei"/>
       <w:sz w:val="24"/>
     </w:rPr>
   </w:style>
-  <w:style w:type="paragraph" w:styleId="TOC2">
+  <w:style w:type="paragraph" w:styleId="17">
     <w:name w:val="toc 2"/>
-    <w:basedOn w:val="Normal"/>
-    <w:next w:val="Normal"/>
+    <w:basedOn w:val="1"/>
+    <w:next w:val="1"/>
     <w:qFormat/>
+    <w:uiPriority w:val="0"/>
     <w:pPr>
       <w:ind w:left="420" w:leftChars="200"/>
     </w:pPr>
   </w:style>
-  <w:style w:type="paragraph" w:styleId="NormalWeb">
+  <w:style w:type="paragraph" w:styleId="18">
     <w:name w:val="Normal (Web)"/>
-    <w:basedOn w:val="Normal"/>
+    <w:basedOn w:val="1"/>
     <w:qFormat/>
+    <w:uiPriority w:val="0"/>
     <w:rPr>
       <w:sz w:val="24"/>
     </w:rPr>
   </w:style>
-  <w:style w:type="paragraph" w:styleId="Title">
+  <w:style w:type="paragraph" w:styleId="19">
     <w:name w:val="Title"/>
-    <w:basedOn w:val="Normal"/>
+    <w:basedOn w:val="1"/>
     <w:qFormat/>
+    <w:uiPriority w:val="0"/>
     <w:pPr>
       <w:spacing w:before="240" w:beforeLines="0" w:beforeAutospacing="0" w:after="60" w:afterLines="0" w:afterAutospacing="0"/>
       <w:jc w:val="center"/>
@@ -11844,38 +11989,41 @@
       <w:sz w:val="32"/>
     </w:rPr>
   </w:style>
-  <w:style w:type="table" w:styleId="TableGrid">
+  <w:style w:type="table" w:styleId="21">
     <w:name w:val="Table Grid"/>
-    <w:basedOn w:val="TableNormal"/>
+    <w:basedOn w:val="20"/>
     <w:qFormat/>
+    <w:uiPriority w:val="0"/>
     <w:pPr>
       <w:widowControl w:val="0"/>
       <w:jc w:val="both"/>
     </w:pPr>
     <w:tblPr>
       <w:tblBorders>
-        <w:top w:val="single" w:sz="4" w:space="0" w:color="auto"/>
-        <w:left w:val="single" w:sz="4" w:space="0" w:color="auto"/>
-        <w:bottom w:val="single" w:sz="4" w:space="0" w:color="auto"/>
-        <w:right w:val="single" w:sz="4" w:space="0" w:color="auto"/>
-        <w:insideH w:val="single" w:sz="4" w:space="0" w:color="auto"/>
-        <w:insideV w:val="single" w:sz="4" w:space="0" w:color="auto"/>
+        <w:top w:val="single" w:color="auto" w:sz="4" w:space="0"/>
+        <w:left w:val="single" w:color="auto" w:sz="4" w:space="0"/>
+        <w:bottom w:val="single" w:color="auto" w:sz="4" w:space="0"/>
+        <w:right w:val="single" w:color="auto" w:sz="4" w:space="0"/>
+        <w:insideH w:val="single" w:color="auto" w:sz="4" w:space="0"/>
+        <w:insideV w:val="single" w:color="auto" w:sz="4" w:space="0"/>
       </w:tblBorders>
     </w:tblPr>
   </w:style>
-  <w:style w:type="character" w:styleId="Strong">
+  <w:style w:type="character" w:styleId="23">
     <w:name w:val="Strong"/>
-    <w:basedOn w:val="DefaultParagraphFont"/>
+    <w:basedOn w:val="22"/>
     <w:qFormat/>
+    <w:uiPriority w:val="0"/>
     <w:rPr>
       <w:b/>
     </w:rPr>
   </w:style>
-  <w:style w:type="table" w:customStyle="1" w:styleId="TableNormal0">
+  <w:style w:type="table" w:customStyle="1" w:styleId="24">
     <w:name w:val="Table Normal_0"/>
     <w:semiHidden/>
     <w:unhideWhenUsed/>
     <w:qFormat/>
+    <w:uiPriority w:val="0"/>
     <w:tblPr>
       <w:tblCellMar>
         <w:top w:w="0" w:type="dxa"/>
@@ -11885,81 +12033,87 @@
       </w:tblCellMar>
     </w:tblPr>
   </w:style>
-  <w:style w:type="paragraph" w:customStyle="1" w:styleId="TableText">
+  <w:style w:type="paragraph" w:customStyle="1" w:styleId="25">
     <w:name w:val="Table Text"/>
-    <w:basedOn w:val="Normal"/>
+    <w:basedOn w:val="1"/>
     <w:semiHidden/>
     <w:qFormat/>
+    <w:uiPriority w:val="0"/>
     <w:rPr>
-      <w:rFonts w:ascii="宋体" w:eastAsia="宋体" w:hAnsi="宋体" w:cs="宋体"/>
+      <w:rFonts w:ascii="宋体" w:hAnsi="宋体" w:eastAsia="宋体" w:cs="宋体"/>
       <w:sz w:val="21"/>
       <w:szCs w:val="21"/>
       <w:lang w:val="en-US" w:eastAsia="en-US" w:bidi="ar-SA"/>
     </w:rPr>
   </w:style>
-  <w:style w:type="paragraph" w:customStyle="1" w:styleId="1">
+  <w:style w:type="paragraph" w:customStyle="1" w:styleId="26">
     <w:name w:val="柴_标题1"/>
-    <w:basedOn w:val="Heading1"/>
-    <w:next w:val="a"/>
-    <w:link w:val="1Char"/>
+    <w:basedOn w:val="2"/>
+    <w:next w:val="27"/>
+    <w:link w:val="38"/>
     <w:qFormat/>
+    <w:uiPriority w:val="0"/>
     <w:pPr>
       <w:spacing w:before="100" w:after="90" w:line="360" w:lineRule="auto"/>
     </w:pPr>
     <w:rPr>
-      <w:rFonts w:ascii="Arial" w:eastAsia="宋体" w:hAnsi="Arial"/>
+      <w:rFonts w:ascii="Arial" w:hAnsi="Arial" w:eastAsia="宋体"/>
       <w:sz w:val="32"/>
     </w:rPr>
   </w:style>
-  <w:style w:type="paragraph" w:customStyle="1" w:styleId="a">
+  <w:style w:type="paragraph" w:customStyle="1" w:styleId="27">
     <w:name w:val="柴_正文"/>
-    <w:basedOn w:val="BodyText"/>
-    <w:link w:val="Char"/>
+    <w:basedOn w:val="12"/>
+    <w:link w:val="41"/>
     <w:qFormat/>
+    <w:uiPriority w:val="0"/>
     <w:pPr>
       <w:spacing w:line="360" w:lineRule="auto"/>
       <w:ind w:firstLine="470" w:firstLineChars="200"/>
     </w:pPr>
     <w:rPr>
-      <w:rFonts w:ascii="Arial" w:eastAsia="宋体" w:hAnsi="Arial"/>
+      <w:rFonts w:ascii="Arial" w:hAnsi="Arial" w:eastAsia="宋体"/>
       <w:sz w:val="24"/>
       <w:lang w:eastAsia="zh-CN"/>
     </w:rPr>
   </w:style>
-  <w:style w:type="paragraph" w:customStyle="1" w:styleId="2">
+  <w:style w:type="paragraph" w:customStyle="1" w:styleId="28">
     <w:name w:val="柴_标题2"/>
-    <w:basedOn w:val="Heading2"/>
-    <w:next w:val="a"/>
+    <w:basedOn w:val="3"/>
+    <w:next w:val="27"/>
     <w:qFormat/>
+    <w:uiPriority w:val="0"/>
     <w:pPr>
       <w:spacing w:line="360" w:lineRule="auto"/>
     </w:pPr>
     <w:rPr>
-      <w:rFonts w:ascii="Arial" w:eastAsia="宋体" w:hAnsi="Arial"/>
+      <w:rFonts w:ascii="Arial" w:hAnsi="Arial" w:eastAsia="宋体"/>
       <w:sz w:val="28"/>
     </w:rPr>
   </w:style>
-  <w:style w:type="paragraph" w:customStyle="1" w:styleId="3">
+  <w:style w:type="paragraph" w:customStyle="1" w:styleId="29">
     <w:name w:val="柴_标题3"/>
-    <w:basedOn w:val="Heading3"/>
-    <w:next w:val="a"/>
+    <w:basedOn w:val="4"/>
+    <w:next w:val="27"/>
     <w:qFormat/>
+    <w:uiPriority w:val="0"/>
     <w:pPr>
       <w:spacing w:line="360" w:lineRule="auto"/>
       <w:ind w:left="0" w:firstLine="472" w:firstLineChars="200"/>
     </w:pPr>
     <w:rPr>
-      <w:rFonts w:ascii="宋体" w:eastAsia="宋体" w:hAnsi="宋体" w:cs="宋体"/>
+      <w:rFonts w:ascii="宋体" w:hAnsi="宋体" w:eastAsia="宋体" w:cs="宋体"/>
       <w:spacing w:val="-2"/>
       <w:sz w:val="24"/>
       <w:szCs w:val="24"/>
     </w:rPr>
   </w:style>
-  <w:style w:type="paragraph" w:customStyle="1" w:styleId="a0">
+  <w:style w:type="paragraph" w:customStyle="1" w:styleId="30">
     <w:name w:val="柴_目录"/>
-    <w:basedOn w:val="Normal"/>
-    <w:next w:val="BodyText"/>
+    <w:basedOn w:val="1"/>
+    <w:next w:val="12"/>
     <w:qFormat/>
+    <w:uiPriority w:val="0"/>
     <w:pPr>
       <w:tabs>
         <w:tab w:val="right" w:leader="dot" w:pos="8442"/>
@@ -11967,89 +12121,96 @@
       <w:ind w:left="0" w:leftChars="0"/>
     </w:pPr>
     <w:rPr>
-      <w:rFonts w:ascii="Arial" w:eastAsia="Microsoft JhengHei" w:hAnsi="Arial"/>
+      <w:rFonts w:ascii="Arial" w:hAnsi="Arial" w:eastAsia="Microsoft JhengHei"/>
       <w:sz w:val="24"/>
     </w:rPr>
   </w:style>
-  <w:style w:type="paragraph" w:customStyle="1" w:styleId="a1">
+  <w:style w:type="paragraph" w:customStyle="1" w:styleId="31">
     <w:name w:val="柴_公司名"/>
-    <w:basedOn w:val="Title"/>
+    <w:basedOn w:val="19"/>
     <w:qFormat/>
+    <w:uiPriority w:val="0"/>
     <w:pPr>
       <w:spacing w:after="600" w:afterLines="600"/>
     </w:pPr>
     <w:rPr>
-      <w:rFonts w:ascii="宋体" w:eastAsia="宋体" w:hAnsi="宋体" w:cs="宋体" w:hint="eastAsia"/>
+      <w:rFonts w:hint="eastAsia" w:ascii="宋体" w:hAnsi="宋体" w:eastAsia="宋体" w:cs="宋体"/>
       <w:bCs/>
       <w:spacing w:val="-6"/>
       <w:sz w:val="52"/>
       <w:szCs w:val="52"/>
     </w:rPr>
   </w:style>
-  <w:style w:type="paragraph" w:customStyle="1" w:styleId="a2">
+  <w:style w:type="paragraph" w:customStyle="1" w:styleId="32">
     <w:name w:val="柴_文档名"/>
-    <w:basedOn w:val="Title"/>
+    <w:basedOn w:val="19"/>
     <w:qFormat/>
+    <w:uiPriority w:val="0"/>
     <w:pPr>
       <w:spacing w:after="900" w:afterLines="900"/>
     </w:pPr>
     <w:rPr>
-      <w:rFonts w:ascii="黑体" w:eastAsia="黑体" w:hAnsi="黑体" w:cs="黑体"/>
+      <w:rFonts w:ascii="黑体" w:hAnsi="黑体" w:eastAsia="黑体" w:cs="黑体"/>
       <w:bCs/>
       <w:spacing w:val="-7"/>
       <w:sz w:val="52"/>
       <w:szCs w:val="52"/>
     </w:rPr>
   </w:style>
-  <w:style w:type="paragraph" w:customStyle="1" w:styleId="WPSOffice1">
+  <w:style w:type="paragraph" w:customStyle="1" w:styleId="33">
     <w:name w:val="WPSOffice手动目录 1"/>
     <w:qFormat/>
+    <w:uiPriority w:val="0"/>
     <w:pPr>
       <w:ind w:leftChars="0"/>
     </w:pPr>
     <w:rPr>
-      <w:rFonts w:ascii="Times New Roman" w:eastAsia="宋体" w:hAnsi="Times New Roman" w:cs="Times New Roman"/>
+      <w:rFonts w:ascii="Times New Roman" w:hAnsi="Times New Roman" w:eastAsia="宋体" w:cs="Times New Roman"/>
       <w:sz w:val="20"/>
       <w:szCs w:val="20"/>
     </w:rPr>
   </w:style>
-  <w:style w:type="paragraph" w:customStyle="1" w:styleId="WPSOffice2">
+  <w:style w:type="paragraph" w:customStyle="1" w:styleId="34">
     <w:name w:val="WPSOffice手动目录 2"/>
     <w:qFormat/>
+    <w:uiPriority w:val="0"/>
     <w:pPr>
       <w:ind w:leftChars="200"/>
     </w:pPr>
     <w:rPr>
-      <w:rFonts w:ascii="Times New Roman" w:eastAsia="宋体" w:hAnsi="Times New Roman" w:cs="Times New Roman"/>
+      <w:rFonts w:ascii="Times New Roman" w:hAnsi="Times New Roman" w:eastAsia="宋体" w:cs="Times New Roman"/>
       <w:sz w:val="20"/>
       <w:szCs w:val="20"/>
     </w:rPr>
   </w:style>
-  <w:style w:type="paragraph" w:customStyle="1" w:styleId="WPSOffice3">
+  <w:style w:type="paragraph" w:customStyle="1" w:styleId="35">
     <w:name w:val="WPSOffice手动目录 3"/>
     <w:qFormat/>
+    <w:uiPriority w:val="0"/>
     <w:pPr>
       <w:ind w:leftChars="400"/>
     </w:pPr>
     <w:rPr>
-      <w:rFonts w:ascii="Times New Roman" w:eastAsia="宋体" w:hAnsi="Times New Roman" w:cs="Times New Roman"/>
+      <w:rFonts w:ascii="Times New Roman" w:hAnsi="Times New Roman" w:eastAsia="宋体" w:cs="Times New Roman"/>
       <w:sz w:val="20"/>
       <w:szCs w:val="20"/>
     </w:rPr>
   </w:style>
-  <w:style w:type="paragraph" w:customStyle="1" w:styleId="Compact">
+  <w:style w:type="paragraph" w:customStyle="1" w:styleId="36">
     <w:name w:val="Compact"/>
-    <w:basedOn w:val="BodyText"/>
+    <w:basedOn w:val="12"/>
     <w:qFormat/>
+    <w:uiPriority w:val="0"/>
     <w:pPr>
       <w:spacing w:before="36" w:after="36"/>
     </w:pPr>
   </w:style>
-  <w:style w:type="table" w:customStyle="1" w:styleId="Table">
+  <w:style w:type="table" w:customStyle="1" w:styleId="37">
     <w:name w:val="Table"/>
     <w:semiHidden/>
     <w:unhideWhenUsed/>
     <w:qFormat/>
+    <w:uiPriority w:val="0"/>
     <w:tblPr>
       <w:tblCellMar>
         <w:top w:w="0" w:type="dxa"/>
@@ -12061,26 +12222,28 @@
     <w:tblStylePr w:type="firstRow">
       <w:tcPr>
         <w:tcBorders>
-          <w:bottom w:val="single" w:sz="0" w:space="0" w:color="auto"/>
+          <w:bottom w:val="single" w:color="auto" w:sz="0" w:space="0"/>
         </w:tcBorders>
         <w:vAlign w:val="bottom"/>
       </w:tcPr>
     </w:tblStylePr>
   </w:style>
-  <w:style w:type="character" w:customStyle="1" w:styleId="1Char">
+  <w:style w:type="character" w:customStyle="1" w:styleId="38">
     <w:name w:val="柴_标题1 Char"/>
-    <w:link w:val="1"/>
+    <w:link w:val="26"/>
     <w:qFormat/>
+    <w:uiPriority w:val="0"/>
     <w:rPr>
-      <w:rFonts w:ascii="Arial" w:eastAsia="宋体" w:hAnsi="Arial"/>
+      <w:rFonts w:ascii="Arial" w:hAnsi="Arial" w:eastAsia="宋体"/>
       <w:sz w:val="32"/>
     </w:rPr>
   </w:style>
-  <w:style w:type="paragraph" w:customStyle="1" w:styleId="a3">
+  <w:style w:type="paragraph" w:customStyle="1" w:styleId="39">
     <w:name w:val="柴_正文_无缩进"/>
-    <w:basedOn w:val="Normal"/>
-    <w:link w:val="Char0"/>
+    <w:basedOn w:val="1"/>
+    <w:link w:val="42"/>
     <w:qFormat/>
+    <w:uiPriority w:val="0"/>
     <w:pPr>
       <w:ind w:firstLine="0" w:firstLineChars="0"/>
     </w:pPr>
@@ -12090,37 +12253,40 @@
       <w:lang w:eastAsia="zh-CN"/>
     </w:rPr>
   </w:style>
-  <w:style w:type="paragraph" w:customStyle="1" w:styleId="4">
+  <w:style w:type="paragraph" w:customStyle="1" w:styleId="40">
     <w:name w:val="柴_标题4"/>
-    <w:basedOn w:val="Heading4"/>
-    <w:next w:val="Normal"/>
+    <w:basedOn w:val="5"/>
+    <w:next w:val="1"/>
     <w:qFormat/>
+    <w:uiPriority w:val="0"/>
     <w:pPr>
       <w:widowControl w:val="0"/>
       <w:spacing w:before="160" w:line="360" w:lineRule="auto"/>
-      <w:ind w:left="981" w:hanging="862" w:leftChars="300"/>
+      <w:ind w:left="981" w:leftChars="300" w:hanging="862"/>
     </w:pPr>
     <w:rPr>
-      <w:rFonts w:ascii="Calibri" w:eastAsia="宋体" w:hAnsi="Calibri" w:cs="宋体" w:hint="eastAsia"/>
+      <w:rFonts w:hint="eastAsia" w:ascii="Calibri" w:hAnsi="Calibri" w:eastAsia="宋体" w:cs="宋体"/>
       <w:sz w:val="24"/>
       <w:szCs w:val="24"/>
       <w:lang w:eastAsia="zh-CN" w:bidi="zh-CN"/>
     </w:rPr>
   </w:style>
-  <w:style w:type="character" w:customStyle="1" w:styleId="Char">
+  <w:style w:type="character" w:customStyle="1" w:styleId="41">
     <w:name w:val="柴_正文 Char"/>
-    <w:link w:val="a"/>
+    <w:link w:val="27"/>
     <w:qFormat/>
+    <w:uiPriority w:val="0"/>
     <w:rPr>
-      <w:rFonts w:ascii="Arial" w:eastAsia="宋体" w:hAnsi="Arial"/>
+      <w:rFonts w:ascii="Arial" w:hAnsi="Arial" w:eastAsia="宋体"/>
       <w:sz w:val="24"/>
       <w:lang w:eastAsia="zh-CN"/>
     </w:rPr>
   </w:style>
-  <w:style w:type="character" w:customStyle="1" w:styleId="Char0">
+  <w:style w:type="character" w:customStyle="1" w:styleId="42">
     <w:name w:val="柴_正文_无缩进 Char"/>
-    <w:link w:val="a3"/>
+    <w:link w:val="39"/>
     <w:qFormat/>
+    <w:uiPriority w:val="0"/>
     <w:rPr>
       <w:rFonts w:ascii="Arial" w:hAnsi="Arial"/>
       <w:sz w:val="24"/>
